--- a/8.资源管理/1.流程制度规范类文件/HXDL-ITSS-0805 最终软件库管理制度.docx
+++ b/8.资源管理/1.流程制度规范类文件/HXDL-ITSS-0805 最终软件库管理制度.docx
@@ -1,11 +1,10 @@
 
 <file path=word/document.xml><?xml version="1.0" encoding="utf-8"?>
-<w:document xmlns:wpc="http://schemas.microsoft.com/office/word/2010/wordprocessingCanvas" xmlns:mc="http://schemas.openxmlformats.org/markup-compatibility/2006" xmlns:o="urn:schemas-microsoft-com:office:office" xmlns:r="http://schemas.openxmlformats.org/officeDocument/2006/relationships" xmlns:m="http://schemas.openxmlformats.org/officeDocument/2006/math" xmlns:v="urn:schemas-microsoft-com:vml" xmlns:wp14="http://schemas.microsoft.com/office/word/2010/wordprocessingDrawing" xmlns:wp="http://schemas.openxmlformats.org/drawingml/2006/wordprocessingDrawing" xmlns:w10="urn:schemas-microsoft-com:office:word" xmlns:w="http://schemas.openxmlformats.org/wordprocessingml/2006/main" xmlns:w14="http://schemas.microsoft.com/office/word/2010/wordml" xmlns:w15="http://schemas.microsoft.com/office/word/2012/wordml" xmlns:wne="http://schemas.microsoft.com/office/word/2006/wordml" xmlns:wpg="http://schemas.microsoft.com/office/word/2010/wordprocessingGroup" xmlns:wpi="http://schemas.microsoft.com/office/word/2010/wordprocessingInk" xmlns:wps="http://schemas.microsoft.com/office/word/2010/wordprocessingShape" mc:Ignorable="w14 w15 wp14">
-  <!-- Generated by Aspose.Words for .NET 13.3.0.1 -->
+<w:document xmlns:wpc="http://schemas.microsoft.com/office/word/2010/wordprocessingCanvas" xmlns:mc="http://schemas.openxmlformats.org/markup-compatibility/2006" xmlns:o="urn:schemas-microsoft-com:office:office" xmlns:r="http://schemas.openxmlformats.org/officeDocument/2006/relationships" xmlns:m="http://schemas.openxmlformats.org/officeDocument/2006/math" xmlns:v="urn:schemas-microsoft-com:vml" xmlns:wp14="http://schemas.microsoft.com/office/word/2010/wordprocessingDrawing" xmlns:wp="http://schemas.openxmlformats.org/drawingml/2006/wordprocessingDrawing" xmlns:w="http://schemas.openxmlformats.org/wordprocessingml/2006/main" xmlns:w14="http://schemas.microsoft.com/office/word/2010/wordml" xmlns:w10="urn:schemas-microsoft-com:office:word" xmlns:w15="http://schemas.microsoft.com/office/word/2012/wordml" xmlns:wpg="http://schemas.microsoft.com/office/word/2010/wordprocessingGroup" xmlns:wpi="http://schemas.microsoft.com/office/word/2010/wordprocessingInk" xmlns:wne="http://schemas.microsoft.com/office/word/2006/wordml" xmlns:wps="http://schemas.microsoft.com/office/word/2010/wordprocessingShape" xmlns:wpsCustomData="http://www.wps.cn/officeDocument/2013/wpsCustomData" mc:Ignorable="w14 w15 wp14">
   <w:body>
     <w:p>
       <w:pPr>
-        <w:pStyle w:val="a"/>
+        <w:pStyle w:val="25"/>
         <w:keepNext w:val="0"/>
         <w:keepLines w:val="0"/>
         <w:pageBreakBefore w:val="0"/>
@@ -19,7 +18,7 @@
         <w:bidi w:val="0"/>
         <w:adjustRightInd w:val="0"/>
         <w:snapToGrid w:val="0"/>
-        <w:ind w:left="0" w:right="0" w:firstLine="0" w:leftChars="0" w:rightChars="0" w:firstLineChars="0"/>
+        <w:ind w:left="0" w:leftChars="0" w:right="0" w:rightChars="0" w:firstLine="0" w:firstLineChars="0"/>
         <w:jc w:val="center"/>
         <w:textAlignment w:val="baseline"/>
         <w:rPr>
@@ -27,11 +26,10 @@
           <w:lang w:val="en-US" w:eastAsia="zh-CN"/>
         </w:rPr>
       </w:pPr>
-      <w:bookmarkStart w:id="0" w:name="_Toc24625"/>
-      <w:bookmarkStart w:id="1" w:name="_GoBack"/>
+      <w:bookmarkStart w:id="0" w:name="_Toc20517"/>
       <w:r>
         <w:drawing>
-          <wp:anchor distT="0" distB="0" distL="114300" distR="114300" simplePos="0" relativeHeight="251658240" behindDoc="1" locked="0" layoutInCell="1" allowOverlap="1">
+          <wp:anchor distT="0" distB="0" distL="114300" distR="114300" simplePos="0" relativeHeight="251659264" behindDoc="1" locked="0" layoutInCell="1" allowOverlap="1">
             <wp:simplePos x="0" y="0"/>
             <wp:positionH relativeFrom="column">
               <wp:posOffset>-1186815</wp:posOffset>
@@ -56,7 +54,7 @@
                     </pic:cNvPicPr>
                   </pic:nvPicPr>
                   <pic:blipFill>
-                    <a:blip xmlns:r="http://schemas.openxmlformats.org/officeDocument/2006/relationships" r:embed="rId4"/>
+                    <a:blip r:embed="rId6"/>
                     <a:stretch>
                       <a:fillRect/>
                     </a:stretch>
@@ -80,7 +78,6 @@
           </wp:anchor>
         </w:drawing>
       </w:r>
-      <w:bookmarkEnd w:id="1"/>
       <w:r>
         <w:rPr>
           <w:rFonts w:hint="eastAsia"/>
@@ -92,7 +89,7 @@
     </w:p>
     <w:p>
       <w:pPr>
-        <w:pStyle w:val="a0"/>
+        <w:pStyle w:val="26"/>
         <w:keepNext w:val="0"/>
         <w:keepLines w:val="0"/>
         <w:pageBreakBefore w:val="0"/>
@@ -107,7 +104,7 @@
         <w:adjustRightInd w:val="0"/>
         <w:snapToGrid w:val="0"/>
         <w:spacing w:before="0" w:after="0" w:afterLines="0"/>
-        <w:ind w:left="0" w:right="0" w:firstLine="0" w:leftChars="0" w:rightChars="0" w:firstLineChars="0"/>
+        <w:ind w:left="0" w:leftChars="0" w:right="0" w:rightChars="0" w:firstLine="0" w:firstLineChars="0"/>
         <w:jc w:val="center"/>
         <w:textAlignment w:val="baseline"/>
         <w:rPr>
@@ -115,7 +112,7 @@
           <w:lang w:val="en-US" w:eastAsia="zh-CN"/>
         </w:rPr>
       </w:pPr>
-      <w:bookmarkStart w:id="2" w:name="_Toc14144"/>
+      <w:bookmarkStart w:id="1" w:name="_Toc29916"/>
       <w:r>
         <w:rPr>
           <w:rFonts w:hint="eastAsia"/>
@@ -123,11 +120,11 @@
         </w:rPr>
         <w:t>最终软件库管理制度</w:t>
       </w:r>
-      <w:bookmarkEnd w:id="2"/>
+      <w:bookmarkEnd w:id="1"/>
     </w:p>
     <w:p>
       <w:pPr>
-        <w:pStyle w:val="a0"/>
+        <w:pStyle w:val="26"/>
         <w:keepNext w:val="0"/>
         <w:keepLines w:val="0"/>
         <w:pageBreakBefore w:val="0"/>
@@ -142,7 +139,7 @@
         <w:adjustRightInd w:val="0"/>
         <w:snapToGrid w:val="0"/>
         <w:spacing w:before="0" w:after="0" w:afterLines="0"/>
-        <w:ind w:left="0" w:right="0" w:firstLine="0" w:leftChars="0" w:rightChars="0" w:firstLineChars="0"/>
+        <w:ind w:left="0" w:leftChars="0" w:right="0" w:rightChars="0" w:firstLine="0" w:firstLineChars="0"/>
         <w:jc w:val="center"/>
         <w:textAlignment w:val="baseline"/>
         <w:rPr>
@@ -150,7 +147,7 @@
           <w:lang w:val="en-US" w:eastAsia="zh-CN"/>
         </w:rPr>
       </w:pPr>
-      <w:bookmarkStart w:id="3" w:name="_Toc29424"/>
+      <w:bookmarkStart w:id="2" w:name="_Toc9073"/>
       <w:r>
         <w:rPr>
           <w:rFonts w:hint="eastAsia"/>
@@ -158,7 +155,7 @@
         </w:rPr>
         <w:t>（HXDL-ITSS-0805）</w:t>
       </w:r>
-      <w:bookmarkEnd w:id="3"/>
+      <w:bookmarkEnd w:id="2"/>
     </w:p>
     <w:p>
       <w:pPr>
@@ -175,7 +172,7 @@
         <w:bidi w:val="0"/>
         <w:adjustRightInd w:val="0"/>
         <w:snapToGrid w:val="0"/>
-        <w:ind w:left="0" w:right="0" w:firstLine="0" w:leftChars="0" w:rightChars="0" w:firstLineChars="0"/>
+        <w:ind w:left="0" w:leftChars="0" w:right="0" w:rightChars="0" w:firstLine="0" w:firstLineChars="0"/>
         <w:jc w:val="center"/>
         <w:textAlignment w:val="baseline"/>
         <w:rPr>
@@ -186,17 +183,18 @@
     </w:p>
     <w:tbl>
       <w:tblPr>
-        <w:tblStyle w:val="TableGrid"/>
+        <w:tblStyle w:val="21"/>
         <w:tblW w:w="0" w:type="auto"/>
         <w:jc w:val="center"/>
         <w:tblBorders>
-          <w:top w:val="nil"/>
-          <w:left w:val="nil"/>
-          <w:bottom w:val="nil"/>
-          <w:right w:val="nil"/>
-          <w:insideH w:val="nil"/>
-          <w:insideV w:val="nil"/>
+          <w:top w:val="none" w:color="auto" w:sz="0" w:space="0"/>
+          <w:left w:val="none" w:color="auto" w:sz="0" w:space="0"/>
+          <w:bottom w:val="none" w:color="auto" w:sz="0" w:space="0"/>
+          <w:right w:val="none" w:color="auto" w:sz="0" w:space="0"/>
+          <w:insideH w:val="none" w:color="auto" w:sz="0" w:space="0"/>
+          <w:insideV w:val="none" w:color="auto" w:sz="0" w:space="0"/>
         </w:tblBorders>
+        <w:tblLayout w:type="autofit"/>
         <w:tblCellMar>
           <w:top w:w="0" w:type="dxa"/>
           <w:left w:w="108" w:type="dxa"/>
@@ -210,15 +208,13 @@
       </w:tblGrid>
       <w:tr>
         <w:tblPrEx>
-          <w:tblW w:w="0" w:type="auto"/>
-          <w:jc w:val="center"/>
           <w:tblBorders>
-            <w:top w:val="nil"/>
-            <w:left w:val="nil"/>
-            <w:bottom w:val="nil"/>
-            <w:right w:val="nil"/>
-            <w:insideH w:val="nil"/>
-            <w:insideV w:val="nil"/>
+            <w:top w:val="none" w:color="auto" w:sz="0" w:space="0"/>
+            <w:left w:val="none" w:color="auto" w:sz="0" w:space="0"/>
+            <w:bottom w:val="none" w:color="auto" w:sz="0" w:space="0"/>
+            <w:right w:val="none" w:color="auto" w:sz="0" w:space="0"/>
+            <w:insideH w:val="none" w:color="auto" w:sz="0" w:space="0"/>
+            <w:insideV w:val="none" w:color="auto" w:sz="0" w:space="0"/>
           </w:tblBorders>
           <w:tblCellMar>
             <w:top w:w="0" w:type="dxa"/>
@@ -228,7 +224,7 @@
           </w:tblCellMar>
         </w:tblPrEx>
         <w:trPr>
-          <w:trHeight w:val="810"/>
+          <w:trHeight w:val="810" w:hRule="atLeast"/>
           <w:jc w:val="center"/>
         </w:trPr>
         <w:tc>
@@ -250,7 +246,7 @@
               <w:bidi w:val="0"/>
               <w:adjustRightInd w:val="0"/>
               <w:snapToGrid w:val="0"/>
-              <w:ind w:left="0" w:right="0" w:firstLine="0" w:leftChars="0" w:rightChars="0" w:firstLineChars="0"/>
+              <w:ind w:left="0" w:leftChars="0" w:right="0" w:rightChars="0" w:firstLine="0" w:firstLineChars="0"/>
               <w:jc w:val="left"/>
               <w:textAlignment w:val="baseline"/>
               <w:rPr>
@@ -269,7 +265,7 @@
             </w:r>
             <w:r>
               <w:rPr>
-                <w:rFonts w:asciiTheme="minorAscii" w:eastAsiaTheme="minorEastAsia" w:hAnsiTheme="minorAscii" w:hint="default"/>
+                <w:rFonts w:hint="default" w:asciiTheme="minorAscii" w:hAnsiTheme="minorAscii" w:eastAsiaTheme="minorEastAsia"/>
                 <w:spacing w:val="227"/>
                 <w:sz w:val="21"/>
                 <w:vertAlign w:val="baseline"/>
@@ -307,7 +303,7 @@
               <w:bidi w:val="0"/>
               <w:adjustRightInd w:val="0"/>
               <w:snapToGrid w:val="0"/>
-              <w:ind w:left="0" w:right="0" w:firstLine="0" w:leftChars="0" w:rightChars="0" w:firstLineChars="0"/>
+              <w:ind w:left="0" w:leftChars="0" w:right="0" w:rightChars="0" w:firstLine="0" w:firstLineChars="0"/>
               <w:jc w:val="right"/>
               <w:textAlignment w:val="baseline"/>
               <w:rPr>
@@ -326,7 +322,7 @@
             </w:r>
             <w:r>
               <w:rPr>
-                <w:rFonts w:asciiTheme="minorAscii" w:eastAsiaTheme="minorEastAsia" w:hAnsiTheme="minorAscii" w:hint="eastAsia"/>
+                <w:rFonts w:hint="eastAsia" w:asciiTheme="minorAscii" w:hAnsiTheme="minorAscii" w:eastAsiaTheme="minorEastAsia"/>
                 <w:spacing w:val="227"/>
                 <w:sz w:val="21"/>
                 <w:vertAlign w:val="baseline"/>
@@ -348,8 +344,14 @@
       </w:tr>
       <w:tr>
         <w:tblPrEx>
-          <w:tblW w:w="0" w:type="auto"/>
-          <w:jc w:val="center"/>
+          <w:tblBorders>
+            <w:top w:val="none" w:color="auto" w:sz="0" w:space="0"/>
+            <w:left w:val="none" w:color="auto" w:sz="0" w:space="0"/>
+            <w:bottom w:val="none" w:color="auto" w:sz="0" w:space="0"/>
+            <w:right w:val="none" w:color="auto" w:sz="0" w:space="0"/>
+            <w:insideH w:val="none" w:color="auto" w:sz="0" w:space="0"/>
+            <w:insideV w:val="none" w:color="auto" w:sz="0" w:space="0"/>
+          </w:tblBorders>
           <w:tblCellMar>
             <w:top w:w="0" w:type="dxa"/>
             <w:left w:w="108" w:type="dxa"/>
@@ -358,7 +360,7 @@
           </w:tblCellMar>
         </w:tblPrEx>
         <w:trPr>
-          <w:trHeight w:val="810"/>
+          <w:trHeight w:val="810" w:hRule="atLeast"/>
           <w:jc w:val="center"/>
         </w:trPr>
         <w:tc>
@@ -381,11 +383,11 @@
               <w:bidi w:val="0"/>
               <w:adjustRightInd w:val="0"/>
               <w:snapToGrid w:val="0"/>
-              <w:ind w:left="0" w:right="0" w:firstLine="0" w:leftChars="0" w:rightChars="0" w:firstLineChars="0"/>
+              <w:ind w:left="0" w:leftChars="0" w:right="0" w:rightChars="0" w:firstLine="0" w:firstLineChars="0"/>
               <w:jc w:val="left"/>
               <w:textAlignment w:val="baseline"/>
               <w:rPr>
-                <w:rFonts w:ascii="Arial" w:eastAsia="Arial" w:hAnsi="Arial" w:cs="Arial" w:hint="eastAsia"/>
+                <w:rFonts w:hint="eastAsia" w:ascii="Arial" w:hAnsi="Arial" w:eastAsia="Arial" w:cs="Arial"/>
                 <w:snapToGrid w:val="0"/>
                 <w:color w:val="000000"/>
                 <w:kern w:val="0"/>
@@ -405,7 +407,7 @@
             </w:r>
             <w:r>
               <w:rPr>
-                <w:rFonts w:asciiTheme="minorAscii" w:eastAsiaTheme="minorEastAsia" w:hAnsiTheme="minorAscii" w:hint="default"/>
+                <w:rFonts w:hint="default" w:asciiTheme="minorAscii" w:hAnsiTheme="minorAscii" w:eastAsiaTheme="minorEastAsia"/>
                 <w:spacing w:val="227"/>
                 <w:sz w:val="21"/>
                 <w:vertAlign w:val="baseline"/>
@@ -444,11 +446,11 @@
               <w:bidi w:val="0"/>
               <w:adjustRightInd w:val="0"/>
               <w:snapToGrid w:val="0"/>
-              <w:ind w:left="0" w:right="0" w:firstLine="0" w:leftChars="0" w:rightChars="0" w:firstLineChars="0"/>
+              <w:ind w:left="0" w:leftChars="0" w:right="0" w:rightChars="0" w:firstLine="0" w:firstLineChars="0"/>
               <w:jc w:val="right"/>
               <w:textAlignment w:val="baseline"/>
               <w:rPr>
-                <w:rFonts w:ascii="Arial" w:eastAsia="Arial" w:hAnsi="Arial" w:cs="Arial" w:hint="eastAsia"/>
+                <w:rFonts w:hint="eastAsia" w:ascii="Arial" w:hAnsi="Arial" w:eastAsia="Arial" w:cs="Arial"/>
                 <w:snapToGrid w:val="0"/>
                 <w:color w:val="000000"/>
                 <w:kern w:val="0"/>
@@ -468,7 +470,7 @@
             </w:r>
             <w:r>
               <w:rPr>
-                <w:rFonts w:asciiTheme="minorAscii" w:eastAsiaTheme="minorEastAsia" w:hAnsiTheme="minorAscii" w:hint="eastAsia"/>
+                <w:rFonts w:hint="eastAsia" w:asciiTheme="minorAscii" w:hAnsiTheme="minorAscii" w:eastAsiaTheme="minorEastAsia"/>
                 <w:spacing w:val="227"/>
                 <w:sz w:val="21"/>
                 <w:vertAlign w:val="baseline"/>
@@ -490,8 +492,14 @@
       </w:tr>
       <w:tr>
         <w:tblPrEx>
-          <w:tblW w:w="0" w:type="auto"/>
-          <w:jc w:val="center"/>
+          <w:tblBorders>
+            <w:top w:val="none" w:color="auto" w:sz="0" w:space="0"/>
+            <w:left w:val="none" w:color="auto" w:sz="0" w:space="0"/>
+            <w:bottom w:val="none" w:color="auto" w:sz="0" w:space="0"/>
+            <w:right w:val="none" w:color="auto" w:sz="0" w:space="0"/>
+            <w:insideH w:val="none" w:color="auto" w:sz="0" w:space="0"/>
+            <w:insideV w:val="none" w:color="auto" w:sz="0" w:space="0"/>
+          </w:tblBorders>
           <w:tblCellMar>
             <w:top w:w="0" w:type="dxa"/>
             <w:left w:w="108" w:type="dxa"/>
@@ -500,7 +508,7 @@
           </w:tblCellMar>
         </w:tblPrEx>
         <w:trPr>
-          <w:trHeight w:val="635"/>
+          <w:trHeight w:val="635" w:hRule="atLeast"/>
           <w:jc w:val="center"/>
         </w:trPr>
         <w:tc>
@@ -522,7 +530,7 @@
               <w:bidi w:val="0"/>
               <w:adjustRightInd w:val="0"/>
               <w:snapToGrid w:val="0"/>
-              <w:ind w:left="0" w:right="0" w:firstLine="0" w:leftChars="0" w:rightChars="0" w:firstLineChars="0"/>
+              <w:ind w:left="0" w:leftChars="0" w:right="0" w:rightChars="0" w:firstLine="0" w:firstLineChars="0"/>
               <w:jc w:val="left"/>
               <w:textAlignment w:val="baseline"/>
               <w:rPr>
@@ -541,7 +549,7 @@
             </w:r>
             <w:r>
               <w:rPr>
-                <w:rFonts w:asciiTheme="minorAscii" w:eastAsiaTheme="minorEastAsia" w:hAnsiTheme="minorAscii" w:hint="eastAsia"/>
+                <w:rFonts w:hint="eastAsia" w:asciiTheme="minorAscii" w:hAnsiTheme="minorAscii" w:eastAsiaTheme="minorEastAsia"/>
                 <w:spacing w:val="227"/>
                 <w:sz w:val="21"/>
                 <w:vertAlign w:val="baseline"/>
@@ -578,7 +586,7 @@
               <w:bidi w:val="0"/>
               <w:adjustRightInd w:val="0"/>
               <w:snapToGrid w:val="0"/>
-              <w:ind w:left="0" w:right="0" w:firstLine="0" w:leftChars="0" w:rightChars="0" w:firstLineChars="0"/>
+              <w:ind w:left="0" w:leftChars="0" w:right="0" w:rightChars="0" w:firstLine="0" w:firstLineChars="0"/>
               <w:jc w:val="right"/>
               <w:textAlignment w:val="baseline"/>
               <w:rPr>
@@ -597,7 +605,7 @@
             </w:r>
             <w:r>
               <w:rPr>
-                <w:rFonts w:asciiTheme="minorAscii" w:eastAsiaTheme="minorEastAsia" w:hAnsiTheme="minorAscii" w:hint="eastAsia"/>
+                <w:rFonts w:hint="eastAsia" w:asciiTheme="minorAscii" w:hAnsiTheme="minorAscii" w:eastAsiaTheme="minorEastAsia"/>
                 <w:spacing w:val="227"/>
                 <w:sz w:val="21"/>
                 <w:vertAlign w:val="baseline"/>
@@ -667,15 +675,15 @@
         <w:textAlignment w:val="baseline"/>
         <w:outlineLvl w:val="0"/>
         <w:rPr>
-          <w:rFonts w:ascii="宋体" w:eastAsia="宋体" w:hAnsi="宋体" w:cs="宋体"/>
+          <w:rFonts w:ascii="宋体" w:hAnsi="宋体" w:eastAsia="宋体" w:cs="宋体"/>
           <w:sz w:val="30"/>
           <w:szCs w:val="30"/>
         </w:rPr>
       </w:pPr>
-      <w:bookmarkStart w:id="4" w:name="_Toc25336"/>
+      <w:bookmarkStart w:id="3" w:name="_Toc24632"/>
       <w:r>
         <w:rPr>
-          <w:rFonts w:ascii="宋体" w:eastAsia="宋体" w:hAnsi="宋体" w:cs="宋体"/>
+          <w:rFonts w:ascii="宋体" w:hAnsi="宋体" w:eastAsia="宋体" w:cs="宋体"/>
           <w:b/>
           <w:bCs/>
           <w:spacing w:val="-4"/>
@@ -684,20 +692,20 @@
         </w:rPr>
         <w:t>文件编制和变更履历</w:t>
       </w:r>
-      <w:bookmarkEnd w:id="4"/>
+      <w:bookmarkEnd w:id="3"/>
     </w:p>
     <w:tbl>
       <w:tblPr>
-        <w:tblStyle w:val="TableNormal00"/>
+        <w:tblStyle w:val="43"/>
         <w:tblW w:w="9005" w:type="dxa"/>
         <w:tblInd w:w="34" w:type="dxa"/>
         <w:tblBorders>
-          <w:top w:val="single" w:sz="6" w:space="0" w:color="000000"/>
-          <w:left w:val="single" w:sz="6" w:space="0" w:color="000000"/>
-          <w:bottom w:val="single" w:sz="6" w:space="0" w:color="000000"/>
-          <w:right w:val="single" w:sz="6" w:space="0" w:color="000000"/>
-          <w:insideH w:val="single" w:sz="6" w:space="0" w:color="000000"/>
-          <w:insideV w:val="single" w:sz="6" w:space="0" w:color="000000"/>
+          <w:top w:val="single" w:color="000000" w:sz="6" w:space="0"/>
+          <w:left w:val="single" w:color="000000" w:sz="6" w:space="0"/>
+          <w:bottom w:val="single" w:color="000000" w:sz="6" w:space="0"/>
+          <w:right w:val="single" w:color="000000" w:sz="6" w:space="0"/>
+          <w:insideH w:val="single" w:color="000000" w:sz="6" w:space="0"/>
+          <w:insideV w:val="single" w:color="000000" w:sz="6" w:space="0"/>
         </w:tblBorders>
         <w:tblLayout w:type="fixed"/>
         <w:tblCellMar>
@@ -719,17 +727,14 @@
       </w:tblGrid>
       <w:tr>
         <w:tblPrEx>
-          <w:tblW w:w="9005" w:type="dxa"/>
-          <w:tblInd w:w="34" w:type="dxa"/>
           <w:tblBorders>
-            <w:top w:val="single" w:sz="6" w:space="0" w:color="000000"/>
-            <w:left w:val="single" w:sz="6" w:space="0" w:color="000000"/>
-            <w:bottom w:val="single" w:sz="6" w:space="0" w:color="000000"/>
-            <w:right w:val="single" w:sz="6" w:space="0" w:color="000000"/>
-            <w:insideH w:val="single" w:sz="6" w:space="0" w:color="000000"/>
-            <w:insideV w:val="single" w:sz="6" w:space="0" w:color="000000"/>
+            <w:top w:val="single" w:color="000000" w:sz="6" w:space="0"/>
+            <w:left w:val="single" w:color="000000" w:sz="6" w:space="0"/>
+            <w:bottom w:val="single" w:color="000000" w:sz="6" w:space="0"/>
+            <w:right w:val="single" w:color="000000" w:sz="6" w:space="0"/>
+            <w:insideH w:val="single" w:color="000000" w:sz="6" w:space="0"/>
+            <w:insideV w:val="single" w:color="000000" w:sz="6" w:space="0"/>
           </w:tblBorders>
-          <w:tblLayout w:type="fixed"/>
           <w:tblCellMar>
             <w:top w:w="0" w:type="dxa"/>
             <w:left w:w="0" w:type="dxa"/>
@@ -738,15 +743,15 @@
           </w:tblCellMar>
         </w:tblPrEx>
         <w:trPr>
-          <w:trHeight w:val="489"/>
+          <w:trHeight w:val="489" w:hRule="atLeast"/>
         </w:trPr>
         <w:tc>
           <w:tcPr>
             <w:tcW w:w="845" w:type="dxa"/>
             <w:vMerge w:val="restart"/>
             <w:tcBorders>
-              <w:top w:val="single" w:sz="10" w:space="0" w:color="000000"/>
-              <w:left w:val="single" w:sz="10" w:space="0" w:color="000000"/>
+              <w:top w:val="single" w:color="000000" w:sz="10" w:space="0"/>
+              <w:left w:val="single" w:color="000000" w:sz="10" w:space="0"/>
               <w:bottom w:val="nil"/>
             </w:tcBorders>
             <w:shd w:val="clear" w:color="auto" w:fill="D9D9D9"/>
@@ -793,14 +798,14 @@
               <w:ind w:left="172"/>
               <w:textAlignment w:val="baseline"/>
               <w:rPr>
-                <w:rFonts w:ascii="宋体" w:eastAsia="宋体" w:hAnsi="宋体" w:cs="宋体"/>
+                <w:rFonts w:ascii="宋体" w:hAnsi="宋体" w:eastAsia="宋体" w:cs="宋体"/>
                 <w:sz w:val="24"/>
                 <w:szCs w:val="24"/>
               </w:rPr>
             </w:pPr>
             <w:r>
               <w:rPr>
-                <w:rFonts w:ascii="宋体" w:eastAsia="宋体" w:hAnsi="宋体" w:cs="宋体"/>
+                <w:rFonts w:ascii="宋体" w:hAnsi="宋体" w:eastAsia="宋体" w:cs="宋体"/>
                 <w:b/>
                 <w:bCs/>
                 <w:spacing w:val="-5"/>
@@ -816,7 +821,7 @@
             <w:tcW w:w="2155" w:type="dxa"/>
             <w:gridSpan w:val="2"/>
             <w:tcBorders>
-              <w:top w:val="single" w:sz="10" w:space="0" w:color="000000"/>
+              <w:top w:val="single" w:color="000000" w:sz="10" w:space="0"/>
             </w:tcBorders>
             <w:shd w:val="clear" w:color="auto" w:fill="D9D9D9"/>
           </w:tcPr>
@@ -839,14 +844,14 @@
               <w:ind w:left="528"/>
               <w:textAlignment w:val="baseline"/>
               <w:rPr>
-                <w:rFonts w:ascii="宋体" w:eastAsia="宋体" w:hAnsi="宋体" w:cs="宋体"/>
+                <w:rFonts w:ascii="宋体" w:hAnsi="宋体" w:eastAsia="宋体" w:cs="宋体"/>
                 <w:sz w:val="24"/>
                 <w:szCs w:val="24"/>
               </w:rPr>
             </w:pPr>
             <w:r>
               <w:rPr>
-                <w:rFonts w:ascii="宋体" w:eastAsia="宋体" w:hAnsi="宋体" w:cs="宋体"/>
+                <w:rFonts w:ascii="宋体" w:hAnsi="宋体" w:eastAsia="宋体" w:cs="宋体"/>
                 <w:b/>
                 <w:bCs/>
                 <w:spacing w:val="-4"/>
@@ -862,7 +867,7 @@
             <w:tcW w:w="2334" w:type="dxa"/>
             <w:gridSpan w:val="2"/>
             <w:tcBorders>
-              <w:top w:val="single" w:sz="10" w:space="0" w:color="000000"/>
+              <w:top w:val="single" w:color="000000" w:sz="10" w:space="0"/>
             </w:tcBorders>
             <w:shd w:val="clear" w:color="auto" w:fill="D9D9D9"/>
           </w:tcPr>
@@ -885,14 +890,14 @@
               <w:ind w:left="927"/>
               <w:textAlignment w:val="baseline"/>
               <w:rPr>
-                <w:rFonts w:ascii="宋体" w:eastAsia="宋体" w:hAnsi="宋体" w:cs="宋体"/>
+                <w:rFonts w:ascii="宋体" w:hAnsi="宋体" w:eastAsia="宋体" w:cs="宋体"/>
                 <w:sz w:val="24"/>
                 <w:szCs w:val="24"/>
               </w:rPr>
             </w:pPr>
             <w:r>
               <w:rPr>
-                <w:rFonts w:ascii="宋体" w:eastAsia="宋体" w:hAnsi="宋体" w:cs="宋体"/>
+                <w:rFonts w:ascii="宋体" w:hAnsi="宋体" w:eastAsia="宋体" w:cs="宋体"/>
                 <w:b/>
                 <w:bCs/>
                 <w:spacing w:val="-6"/>
@@ -908,7 +913,7 @@
             <w:tcW w:w="2288" w:type="dxa"/>
             <w:gridSpan w:val="2"/>
             <w:tcBorders>
-              <w:top w:val="single" w:sz="10" w:space="0" w:color="000000"/>
+              <w:top w:val="single" w:color="000000" w:sz="10" w:space="0"/>
             </w:tcBorders>
             <w:shd w:val="clear" w:color="auto" w:fill="D9D9D9"/>
           </w:tcPr>
@@ -931,14 +936,14 @@
               <w:ind w:left="911"/>
               <w:textAlignment w:val="baseline"/>
               <w:rPr>
-                <w:rFonts w:ascii="宋体" w:eastAsia="宋体" w:hAnsi="宋体" w:cs="宋体"/>
+                <w:rFonts w:ascii="宋体" w:hAnsi="宋体" w:eastAsia="宋体" w:cs="宋体"/>
                 <w:sz w:val="24"/>
                 <w:szCs w:val="24"/>
               </w:rPr>
             </w:pPr>
             <w:r>
               <w:rPr>
-                <w:rFonts w:ascii="宋体" w:eastAsia="宋体" w:hAnsi="宋体" w:cs="宋体"/>
+                <w:rFonts w:ascii="宋体" w:hAnsi="宋体" w:eastAsia="宋体" w:cs="宋体"/>
                 <w:b/>
                 <w:bCs/>
                 <w:spacing w:val="-6"/>
@@ -954,9 +959,9 @@
             <w:tcW w:w="1383" w:type="dxa"/>
             <w:vMerge w:val="restart"/>
             <w:tcBorders>
-              <w:top w:val="single" w:sz="10" w:space="0" w:color="000000"/>
+              <w:top w:val="single" w:color="000000" w:sz="10" w:space="0"/>
               <w:bottom w:val="nil"/>
-              <w:right w:val="single" w:sz="10" w:space="0" w:color="000000"/>
+              <w:right w:val="single" w:color="000000" w:sz="10" w:space="0"/>
             </w:tcBorders>
             <w:shd w:val="clear" w:color="auto" w:fill="D9D9D9"/>
           </w:tcPr>
@@ -1002,14 +1007,14 @@
               <w:ind w:left="217"/>
               <w:textAlignment w:val="baseline"/>
               <w:rPr>
-                <w:rFonts w:ascii="宋体" w:eastAsia="宋体" w:hAnsi="宋体" w:cs="宋体"/>
+                <w:rFonts w:ascii="宋体" w:hAnsi="宋体" w:eastAsia="宋体" w:cs="宋体"/>
                 <w:sz w:val="24"/>
                 <w:szCs w:val="24"/>
               </w:rPr>
             </w:pPr>
             <w:r>
               <w:rPr>
-                <w:rFonts w:ascii="宋体" w:eastAsia="宋体" w:hAnsi="宋体" w:cs="宋体"/>
+                <w:rFonts w:ascii="宋体" w:hAnsi="宋体" w:eastAsia="宋体" w:cs="宋体"/>
                 <w:b/>
                 <w:bCs/>
                 <w:spacing w:val="-5"/>
@@ -1023,9 +1028,14 @@
       </w:tr>
       <w:tr>
         <w:tblPrEx>
-          <w:tblW w:w="9005" w:type="dxa"/>
-          <w:tblInd w:w="34" w:type="dxa"/>
-          <w:tblLayout w:type="fixed"/>
+          <w:tblBorders>
+            <w:top w:val="single" w:color="000000" w:sz="6" w:space="0"/>
+            <w:left w:val="single" w:color="000000" w:sz="6" w:space="0"/>
+            <w:bottom w:val="single" w:color="000000" w:sz="6" w:space="0"/>
+            <w:right w:val="single" w:color="000000" w:sz="6" w:space="0"/>
+            <w:insideH w:val="single" w:color="000000" w:sz="6" w:space="0"/>
+            <w:insideV w:val="single" w:color="000000" w:sz="6" w:space="0"/>
+          </w:tblBorders>
           <w:tblCellMar>
             <w:top w:w="0" w:type="dxa"/>
             <w:left w:w="0" w:type="dxa"/>
@@ -1034,15 +1044,15 @@
           </w:tblCellMar>
         </w:tblPrEx>
         <w:trPr>
-          <w:trHeight w:val="479"/>
+          <w:trHeight w:val="479" w:hRule="atLeast"/>
         </w:trPr>
         <w:tc>
           <w:tcPr>
             <w:tcW w:w="845" w:type="dxa"/>
-            <w:vMerge/>
+            <w:vMerge w:val="continue"/>
             <w:tcBorders>
               <w:top w:val="nil"/>
-              <w:left w:val="single" w:sz="10" w:space="0" w:color="000000"/>
+              <w:left w:val="single" w:color="000000" w:sz="10" w:space="0"/>
             </w:tcBorders>
           </w:tcPr>
           <w:p>
@@ -1092,14 +1102,14 @@
               <w:ind w:left="191"/>
               <w:textAlignment w:val="baseline"/>
               <w:rPr>
-                <w:rFonts w:ascii="宋体" w:eastAsia="宋体" w:hAnsi="宋体" w:cs="宋体"/>
+                <w:rFonts w:ascii="宋体" w:hAnsi="宋体" w:eastAsia="宋体" w:cs="宋体"/>
                 <w:sz w:val="24"/>
                 <w:szCs w:val="24"/>
               </w:rPr>
             </w:pPr>
             <w:r>
               <w:rPr>
-                <w:rFonts w:ascii="宋体" w:eastAsia="宋体" w:hAnsi="宋体" w:cs="宋体"/>
+                <w:rFonts w:ascii="宋体" w:hAnsi="宋体" w:eastAsia="宋体" w:cs="宋体"/>
                 <w:b/>
                 <w:bCs/>
                 <w:spacing w:val="-5"/>
@@ -1134,14 +1144,14 @@
               <w:ind w:left="430"/>
               <w:textAlignment w:val="baseline"/>
               <w:rPr>
-                <w:rFonts w:ascii="宋体" w:eastAsia="宋体" w:hAnsi="宋体" w:cs="宋体"/>
+                <w:rFonts w:ascii="宋体" w:hAnsi="宋体" w:eastAsia="宋体" w:cs="宋体"/>
                 <w:sz w:val="24"/>
                 <w:szCs w:val="24"/>
               </w:rPr>
             </w:pPr>
             <w:r>
               <w:rPr>
-                <w:rFonts w:ascii="宋体" w:eastAsia="宋体" w:hAnsi="宋体" w:cs="宋体"/>
+                <w:rFonts w:ascii="宋体" w:hAnsi="宋体" w:eastAsia="宋体" w:cs="宋体"/>
                 <w:b/>
                 <w:bCs/>
                 <w:spacing w:val="-15"/>
@@ -1176,14 +1186,14 @@
               <w:ind w:left="244"/>
               <w:textAlignment w:val="baseline"/>
               <w:rPr>
-                <w:rFonts w:ascii="宋体" w:eastAsia="宋体" w:hAnsi="宋体" w:cs="宋体"/>
+                <w:rFonts w:ascii="宋体" w:hAnsi="宋体" w:eastAsia="宋体" w:cs="宋体"/>
                 <w:sz w:val="24"/>
                 <w:szCs w:val="24"/>
               </w:rPr>
             </w:pPr>
             <w:r>
               <w:rPr>
-                <w:rFonts w:ascii="宋体" w:eastAsia="宋体" w:hAnsi="宋体" w:cs="宋体"/>
+                <w:rFonts w:ascii="宋体" w:hAnsi="宋体" w:eastAsia="宋体" w:cs="宋体"/>
                 <w:b/>
                 <w:bCs/>
                 <w:spacing w:val="-8"/>
@@ -1218,14 +1228,14 @@
               <w:ind w:left="487"/>
               <w:textAlignment w:val="baseline"/>
               <w:rPr>
-                <w:rFonts w:ascii="宋体" w:eastAsia="宋体" w:hAnsi="宋体" w:cs="宋体"/>
+                <w:rFonts w:ascii="宋体" w:hAnsi="宋体" w:eastAsia="宋体" w:cs="宋体"/>
                 <w:sz w:val="24"/>
                 <w:szCs w:val="24"/>
               </w:rPr>
             </w:pPr>
             <w:r>
               <w:rPr>
-                <w:rFonts w:ascii="宋体" w:eastAsia="宋体" w:hAnsi="宋体" w:cs="宋体"/>
+                <w:rFonts w:ascii="宋体" w:hAnsi="宋体" w:eastAsia="宋体" w:cs="宋体"/>
                 <w:b/>
                 <w:bCs/>
                 <w:spacing w:val="-15"/>
@@ -1260,14 +1270,14 @@
               <w:ind w:left="268"/>
               <w:textAlignment w:val="baseline"/>
               <w:rPr>
-                <w:rFonts w:ascii="宋体" w:eastAsia="宋体" w:hAnsi="宋体" w:cs="宋体"/>
+                <w:rFonts w:ascii="宋体" w:hAnsi="宋体" w:eastAsia="宋体" w:cs="宋体"/>
                 <w:sz w:val="24"/>
                 <w:szCs w:val="24"/>
               </w:rPr>
             </w:pPr>
             <w:r>
               <w:rPr>
-                <w:rFonts w:ascii="宋体" w:eastAsia="宋体" w:hAnsi="宋体" w:cs="宋体"/>
+                <w:rFonts w:ascii="宋体" w:hAnsi="宋体" w:eastAsia="宋体" w:cs="宋体"/>
                 <w:b/>
                 <w:bCs/>
                 <w:spacing w:val="-5"/>
@@ -1302,14 +1312,14 @@
               <w:ind w:left="441"/>
               <w:textAlignment w:val="baseline"/>
               <w:rPr>
-                <w:rFonts w:ascii="宋体" w:eastAsia="宋体" w:hAnsi="宋体" w:cs="宋体"/>
+                <w:rFonts w:ascii="宋体" w:hAnsi="宋体" w:eastAsia="宋体" w:cs="宋体"/>
                 <w:sz w:val="24"/>
                 <w:szCs w:val="24"/>
               </w:rPr>
             </w:pPr>
             <w:r>
               <w:rPr>
-                <w:rFonts w:ascii="宋体" w:eastAsia="宋体" w:hAnsi="宋体" w:cs="宋体"/>
+                <w:rFonts w:ascii="宋体" w:hAnsi="宋体" w:eastAsia="宋体" w:cs="宋体"/>
                 <w:b/>
                 <w:bCs/>
                 <w:spacing w:val="-15"/>
@@ -1323,10 +1333,10 @@
         <w:tc>
           <w:tcPr>
             <w:tcW w:w="1383" w:type="dxa"/>
-            <w:vMerge/>
+            <w:vMerge w:val="continue"/>
             <w:tcBorders>
               <w:top w:val="nil"/>
-              <w:right w:val="single" w:sz="10" w:space="0" w:color="000000"/>
+              <w:right w:val="single" w:color="000000" w:sz="10" w:space="0"/>
             </w:tcBorders>
           </w:tcPr>
           <w:p>
@@ -1355,9 +1365,14 @@
       </w:tr>
       <w:tr>
         <w:tblPrEx>
-          <w:tblW w:w="9005" w:type="dxa"/>
-          <w:tblInd w:w="34" w:type="dxa"/>
-          <w:tblLayout w:type="fixed"/>
+          <w:tblBorders>
+            <w:top w:val="single" w:color="000000" w:sz="6" w:space="0"/>
+            <w:left w:val="single" w:color="000000" w:sz="6" w:space="0"/>
+            <w:bottom w:val="single" w:color="000000" w:sz="6" w:space="0"/>
+            <w:right w:val="single" w:color="000000" w:sz="6" w:space="0"/>
+            <w:insideH w:val="single" w:color="000000" w:sz="6" w:space="0"/>
+            <w:insideV w:val="single" w:color="000000" w:sz="6" w:space="0"/>
+          </w:tblBorders>
           <w:tblCellMar>
             <w:top w:w="0" w:type="dxa"/>
             <w:left w:w="0" w:type="dxa"/>
@@ -1366,18 +1381,18 @@
           </w:tblCellMar>
         </w:tblPrEx>
         <w:trPr>
-          <w:trHeight w:val="651"/>
+          <w:trHeight w:val="651" w:hRule="atLeast"/>
         </w:trPr>
         <w:tc>
           <w:tcPr>
             <w:tcW w:w="845" w:type="dxa"/>
             <w:tcBorders>
-              <w:left w:val="single" w:sz="10" w:space="0" w:color="000000"/>
+              <w:left w:val="single" w:color="000000" w:sz="10" w:space="0"/>
             </w:tcBorders>
           </w:tcPr>
           <w:p>
             <w:pPr>
-              <w:pStyle w:val="TableText"/>
+              <w:pStyle w:val="28"/>
               <w:keepNext w:val="0"/>
               <w:keepLines w:val="0"/>
               <w:pageBreakBefore w:val="0"/>
@@ -1409,7 +1424,7 @@
           </w:tcPr>
           <w:p>
             <w:pPr>
-              <w:pStyle w:val="TableText"/>
+              <w:pStyle w:val="28"/>
               <w:keepNext w:val="0"/>
               <w:keepLines w:val="0"/>
               <w:pageBreakBefore w:val="0"/>
@@ -1441,7 +1456,7 @@
           </w:tcPr>
           <w:p>
             <w:pPr>
-              <w:pStyle w:val="TableText"/>
+              <w:pStyle w:val="28"/>
               <w:keepNext w:val="0"/>
               <w:keepLines w:val="0"/>
               <w:pageBreakBefore w:val="0"/>
@@ -1473,7 +1488,7 @@
           </w:tcPr>
           <w:p>
             <w:pPr>
-              <w:pStyle w:val="TableText"/>
+              <w:pStyle w:val="28"/>
               <w:keepNext w:val="0"/>
               <w:keepLines w:val="0"/>
               <w:pageBreakBefore w:val="0"/>
@@ -1505,7 +1520,7 @@
           </w:tcPr>
           <w:p>
             <w:pPr>
-              <w:pStyle w:val="TableText"/>
+              <w:pStyle w:val="28"/>
               <w:keepNext w:val="0"/>
               <w:keepLines w:val="0"/>
               <w:pageBreakBefore w:val="0"/>
@@ -1537,7 +1552,7 @@
           </w:tcPr>
           <w:p>
             <w:pPr>
-              <w:pStyle w:val="TableText"/>
+              <w:pStyle w:val="28"/>
               <w:keepNext w:val="0"/>
               <w:keepLines w:val="0"/>
               <w:pageBreakBefore w:val="0"/>
@@ -1569,7 +1584,7 @@
           </w:tcPr>
           <w:p>
             <w:pPr>
-              <w:pStyle w:val="TableText"/>
+              <w:pStyle w:val="28"/>
               <w:keepNext w:val="0"/>
               <w:keepLines w:val="0"/>
               <w:pageBreakBefore w:val="0"/>
@@ -1599,12 +1614,12 @@
           <w:tcPr>
             <w:tcW w:w="1383" w:type="dxa"/>
             <w:tcBorders>
-              <w:right w:val="single" w:sz="10" w:space="0" w:color="000000"/>
+              <w:right w:val="single" w:color="000000" w:sz="10" w:space="0"/>
             </w:tcBorders>
           </w:tcPr>
           <w:p>
             <w:pPr>
-              <w:pStyle w:val="TableText"/>
+              <w:pStyle w:val="28"/>
               <w:keepNext w:val="0"/>
               <w:keepLines w:val="0"/>
               <w:pageBreakBefore w:val="0"/>
@@ -1633,9 +1648,14 @@
       </w:tr>
       <w:tr>
         <w:tblPrEx>
-          <w:tblW w:w="9005" w:type="dxa"/>
-          <w:tblInd w:w="34" w:type="dxa"/>
-          <w:tblLayout w:type="fixed"/>
+          <w:tblBorders>
+            <w:top w:val="single" w:color="000000" w:sz="6" w:space="0"/>
+            <w:left w:val="single" w:color="000000" w:sz="6" w:space="0"/>
+            <w:bottom w:val="single" w:color="000000" w:sz="6" w:space="0"/>
+            <w:right w:val="single" w:color="000000" w:sz="6" w:space="0"/>
+            <w:insideH w:val="single" w:color="000000" w:sz="6" w:space="0"/>
+            <w:insideV w:val="single" w:color="000000" w:sz="6" w:space="0"/>
+          </w:tblBorders>
           <w:tblCellMar>
             <w:top w:w="0" w:type="dxa"/>
             <w:left w:w="0" w:type="dxa"/>
@@ -1644,18 +1664,18 @@
           </w:tblCellMar>
         </w:tblPrEx>
         <w:trPr>
-          <w:trHeight w:val="485"/>
+          <w:trHeight w:val="485" w:hRule="atLeast"/>
         </w:trPr>
         <w:tc>
           <w:tcPr>
             <w:tcW w:w="845" w:type="dxa"/>
             <w:tcBorders>
-              <w:left w:val="single" w:sz="10" w:space="0" w:color="000000"/>
+              <w:left w:val="single" w:color="000000" w:sz="10" w:space="0"/>
             </w:tcBorders>
           </w:tcPr>
           <w:p>
             <w:pPr>
-              <w:pStyle w:val="TableText"/>
+              <w:pStyle w:val="28"/>
               <w:keepNext w:val="0"/>
               <w:keepLines w:val="0"/>
               <w:pageBreakBefore w:val="0"/>
@@ -1681,7 +1701,7 @@
           </w:tcPr>
           <w:p>
             <w:pPr>
-              <w:pStyle w:val="TableText"/>
+              <w:pStyle w:val="28"/>
               <w:keepNext w:val="0"/>
               <w:keepLines w:val="0"/>
               <w:pageBreakBefore w:val="0"/>
@@ -1707,7 +1727,7 @@
           </w:tcPr>
           <w:p>
             <w:pPr>
-              <w:pStyle w:val="TableText"/>
+              <w:pStyle w:val="28"/>
               <w:keepNext w:val="0"/>
               <w:keepLines w:val="0"/>
               <w:pageBreakBefore w:val="0"/>
@@ -1733,7 +1753,7 @@
           </w:tcPr>
           <w:p>
             <w:pPr>
-              <w:pStyle w:val="TableText"/>
+              <w:pStyle w:val="28"/>
               <w:keepNext w:val="0"/>
               <w:keepLines w:val="0"/>
               <w:pageBreakBefore w:val="0"/>
@@ -1759,7 +1779,7 @@
           </w:tcPr>
           <w:p>
             <w:pPr>
-              <w:pStyle w:val="TableText"/>
+              <w:pStyle w:val="28"/>
               <w:keepNext w:val="0"/>
               <w:keepLines w:val="0"/>
               <w:pageBreakBefore w:val="0"/>
@@ -1785,7 +1805,7 @@
           </w:tcPr>
           <w:p>
             <w:pPr>
-              <w:pStyle w:val="TableText"/>
+              <w:pStyle w:val="28"/>
               <w:keepNext w:val="0"/>
               <w:keepLines w:val="0"/>
               <w:pageBreakBefore w:val="0"/>
@@ -1811,7 +1831,7 @@
           </w:tcPr>
           <w:p>
             <w:pPr>
-              <w:pStyle w:val="TableText"/>
+              <w:pStyle w:val="28"/>
               <w:keepNext w:val="0"/>
               <w:keepLines w:val="0"/>
               <w:pageBreakBefore w:val="0"/>
@@ -1835,12 +1855,12 @@
           <w:tcPr>
             <w:tcW w:w="1383" w:type="dxa"/>
             <w:tcBorders>
-              <w:right w:val="single" w:sz="10" w:space="0" w:color="000000"/>
+              <w:right w:val="single" w:color="000000" w:sz="10" w:space="0"/>
             </w:tcBorders>
           </w:tcPr>
           <w:p>
             <w:pPr>
-              <w:pStyle w:val="TableText"/>
+              <w:pStyle w:val="28"/>
               <w:keepNext w:val="0"/>
               <w:keepLines w:val="0"/>
               <w:pageBreakBefore w:val="0"/>
@@ -1863,9 +1883,14 @@
       </w:tr>
       <w:tr>
         <w:tblPrEx>
-          <w:tblW w:w="9005" w:type="dxa"/>
-          <w:tblInd w:w="34" w:type="dxa"/>
-          <w:tblLayout w:type="fixed"/>
+          <w:tblBorders>
+            <w:top w:val="single" w:color="000000" w:sz="6" w:space="0"/>
+            <w:left w:val="single" w:color="000000" w:sz="6" w:space="0"/>
+            <w:bottom w:val="single" w:color="000000" w:sz="6" w:space="0"/>
+            <w:right w:val="single" w:color="000000" w:sz="6" w:space="0"/>
+            <w:insideH w:val="single" w:color="000000" w:sz="6" w:space="0"/>
+            <w:insideV w:val="single" w:color="000000" w:sz="6" w:space="0"/>
+          </w:tblBorders>
           <w:tblCellMar>
             <w:top w:w="0" w:type="dxa"/>
             <w:left w:w="0" w:type="dxa"/>
@@ -1874,19 +1899,19 @@
           </w:tblCellMar>
         </w:tblPrEx>
         <w:trPr>
-          <w:trHeight w:val="503"/>
+          <w:trHeight w:val="503" w:hRule="atLeast"/>
         </w:trPr>
         <w:tc>
           <w:tcPr>
             <w:tcW w:w="845" w:type="dxa"/>
             <w:tcBorders>
-              <w:left w:val="single" w:sz="10" w:space="0" w:color="000000"/>
-              <w:bottom w:val="single" w:sz="10" w:space="0" w:color="000000"/>
+              <w:left w:val="single" w:color="000000" w:sz="10" w:space="0"/>
+              <w:bottom w:val="single" w:color="000000" w:sz="10" w:space="0"/>
             </w:tcBorders>
           </w:tcPr>
           <w:p>
             <w:pPr>
-              <w:pStyle w:val="TableText"/>
+              <w:pStyle w:val="28"/>
               <w:keepNext w:val="0"/>
               <w:keepLines w:val="0"/>
               <w:pageBreakBefore w:val="0"/>
@@ -1910,12 +1935,12 @@
           <w:tcPr>
             <w:tcW w:w="881" w:type="dxa"/>
             <w:tcBorders>
-              <w:bottom w:val="single" w:sz="10" w:space="0" w:color="000000"/>
+              <w:bottom w:val="single" w:color="000000" w:sz="10" w:space="0"/>
             </w:tcBorders>
           </w:tcPr>
           <w:p>
             <w:pPr>
-              <w:pStyle w:val="TableText"/>
+              <w:pStyle w:val="28"/>
               <w:keepNext w:val="0"/>
               <w:keepLines w:val="0"/>
               <w:pageBreakBefore w:val="0"/>
@@ -1939,12 +1964,12 @@
           <w:tcPr>
             <w:tcW w:w="1274" w:type="dxa"/>
             <w:tcBorders>
-              <w:bottom w:val="single" w:sz="10" w:space="0" w:color="000000"/>
+              <w:bottom w:val="single" w:color="000000" w:sz="10" w:space="0"/>
             </w:tcBorders>
           </w:tcPr>
           <w:p>
             <w:pPr>
-              <w:pStyle w:val="TableText"/>
+              <w:pStyle w:val="28"/>
               <w:keepNext w:val="0"/>
               <w:keepLines w:val="0"/>
               <w:pageBreakBefore w:val="0"/>
@@ -1968,12 +1993,12 @@
           <w:tcPr>
             <w:tcW w:w="957" w:type="dxa"/>
             <w:tcBorders>
-              <w:bottom w:val="single" w:sz="10" w:space="0" w:color="000000"/>
+              <w:bottom w:val="single" w:color="000000" w:sz="10" w:space="0"/>
             </w:tcBorders>
           </w:tcPr>
           <w:p>
             <w:pPr>
-              <w:pStyle w:val="TableText"/>
+              <w:pStyle w:val="28"/>
               <w:keepNext w:val="0"/>
               <w:keepLines w:val="0"/>
               <w:pageBreakBefore w:val="0"/>
@@ -1997,12 +2022,12 @@
           <w:tcPr>
             <w:tcW w:w="1377" w:type="dxa"/>
             <w:tcBorders>
-              <w:bottom w:val="single" w:sz="10" w:space="0" w:color="000000"/>
+              <w:bottom w:val="single" w:color="000000" w:sz="10" w:space="0"/>
             </w:tcBorders>
           </w:tcPr>
           <w:p>
             <w:pPr>
-              <w:pStyle w:val="TableText"/>
+              <w:pStyle w:val="28"/>
               <w:keepNext w:val="0"/>
               <w:keepLines w:val="0"/>
               <w:pageBreakBefore w:val="0"/>
@@ -2026,12 +2051,12 @@
           <w:tcPr>
             <w:tcW w:w="1017" w:type="dxa"/>
             <w:tcBorders>
-              <w:bottom w:val="single" w:sz="10" w:space="0" w:color="000000"/>
+              <w:bottom w:val="single" w:color="000000" w:sz="10" w:space="0"/>
             </w:tcBorders>
           </w:tcPr>
           <w:p>
             <w:pPr>
-              <w:pStyle w:val="TableText"/>
+              <w:pStyle w:val="28"/>
               <w:keepNext w:val="0"/>
               <w:keepLines w:val="0"/>
               <w:pageBreakBefore w:val="0"/>
@@ -2055,12 +2080,12 @@
           <w:tcPr>
             <w:tcW w:w="1271" w:type="dxa"/>
             <w:tcBorders>
-              <w:bottom w:val="single" w:sz="10" w:space="0" w:color="000000"/>
+              <w:bottom w:val="single" w:color="000000" w:sz="10" w:space="0"/>
             </w:tcBorders>
           </w:tcPr>
           <w:p>
             <w:pPr>
-              <w:pStyle w:val="TableText"/>
+              <w:pStyle w:val="28"/>
               <w:keepNext w:val="0"/>
               <w:keepLines w:val="0"/>
               <w:pageBreakBefore w:val="0"/>
@@ -2084,13 +2109,13 @@
           <w:tcPr>
             <w:tcW w:w="1383" w:type="dxa"/>
             <w:tcBorders>
-              <w:bottom w:val="single" w:sz="10" w:space="0" w:color="000000"/>
-              <w:right w:val="single" w:sz="10" w:space="0" w:color="000000"/>
+              <w:bottom w:val="single" w:color="000000" w:sz="10" w:space="0"/>
+              <w:right w:val="single" w:color="000000" w:sz="10" w:space="0"/>
             </w:tcBorders>
           </w:tcPr>
           <w:p>
             <w:pPr>
-              <w:pStyle w:val="TableText"/>
+              <w:pStyle w:val="28"/>
               <w:keepNext w:val="0"/>
               <w:keepLines w:val="0"/>
               <w:pageBreakBefore w:val="0"/>
@@ -2144,7 +2169,7 @@
     <w:sdt>
       <w:sdtPr>
         <w:rPr>
-          <w:rFonts w:ascii="宋体" w:eastAsia="宋体" w:hAnsi="宋体" w:cs="Arial"/>
+          <w:rFonts w:ascii="宋体" w:hAnsi="宋体" w:eastAsia="宋体" w:cs="Arial"/>
           <w:snapToGrid w:val="0"/>
           <w:color w:val="000000"/>
           <w:kern w:val="0"/>
@@ -2160,7 +2185,7 @@
       </w:sdtPr>
       <w:sdtEndPr>
         <w:rPr>
-          <w:rFonts w:ascii="宋体" w:eastAsia="宋体" w:hAnsi="宋体" w:cs="Arial"/>
+          <w:rFonts w:ascii="宋体" w:hAnsi="宋体" w:eastAsia="宋体" w:cs="Arial"/>
           <w:snapToGrid w:val="0"/>
           <w:color w:val="000000"/>
           <w:kern w:val="0"/>
@@ -2173,13 +2198,13 @@
         <w:p>
           <w:pPr>
             <w:spacing w:before="0" w:beforeLines="0" w:after="0" w:afterLines="0" w:line="240" w:lineRule="auto"/>
-            <w:ind w:left="0" w:right="0" w:firstLine="0" w:leftChars="0" w:rightChars="0" w:firstLineChars="0"/>
+            <w:ind w:left="0" w:leftChars="0" w:right="0" w:rightChars="0" w:firstLine="0" w:firstLineChars="0"/>
             <w:jc w:val="center"/>
           </w:pPr>
-          <w:bookmarkStart w:id="5" w:name="heading_2"/>
+          <w:bookmarkStart w:id="4" w:name="heading_2"/>
           <w:r>
             <w:rPr>
-              <w:rFonts w:ascii="宋体" w:eastAsia="宋体" w:hAnsi="宋体"/>
+              <w:rFonts w:ascii="宋体" w:hAnsi="宋体" w:eastAsia="宋体"/>
               <w:sz w:val="21"/>
             </w:rPr>
             <w:t>目录</w:t>
@@ -2187,11 +2212,13 @@
         </w:p>
         <w:p>
           <w:pPr>
-            <w:pStyle w:val="TOC1"/>
+            <w:pStyle w:val="16"/>
             <w:tabs>
               <w:tab w:val="right" w:leader="dot" w:pos="8306"/>
             </w:tabs>
           </w:pPr>
+          <w:bookmarkStart w:id="38" w:name="_GoBack"/>
+          <w:bookmarkEnd w:id="38"/>
           <w:r>
             <w:fldChar w:fldCharType="begin"/>
           </w:r>
@@ -2205,7 +2232,7 @@
             <w:fldChar w:fldCharType="begin"/>
           </w:r>
           <w:r>
-            <w:instrText xml:space="preserve"> HYPERLINK \l _Toc24625 </w:instrText>
+            <w:instrText xml:space="preserve"> HYPERLINK \l _Toc20517 </w:instrText>
           </w:r>
           <w:r>
             <w:fldChar w:fldCharType="separate"/>
@@ -2224,7 +2251,7 @@
             <w:fldChar w:fldCharType="begin"/>
           </w:r>
           <w:r>
-            <w:instrText xml:space="preserve"> PAGEREF _Toc24625 \h </w:instrText>
+            <w:instrText xml:space="preserve"> PAGEREF _Toc20517 \h </w:instrText>
           </w:r>
           <w:r>
             <w:fldChar w:fldCharType="separate"/>
@@ -2241,7 +2268,7 @@
         </w:p>
         <w:p>
           <w:pPr>
-            <w:pStyle w:val="TOC1"/>
+            <w:pStyle w:val="16"/>
             <w:tabs>
               <w:tab w:val="right" w:leader="dot" w:pos="8306"/>
             </w:tabs>
@@ -2250,7 +2277,7 @@
             <w:fldChar w:fldCharType="begin"/>
           </w:r>
           <w:r>
-            <w:instrText xml:space="preserve"> HYPERLINK \l _Toc14144 </w:instrText>
+            <w:instrText xml:space="preserve"> HYPERLINK \l _Toc29916 </w:instrText>
           </w:r>
           <w:r>
             <w:fldChar w:fldCharType="separate"/>
@@ -2269,7 +2296,7 @@
             <w:fldChar w:fldCharType="begin"/>
           </w:r>
           <w:r>
-            <w:instrText xml:space="preserve"> PAGEREF _Toc14144 \h </w:instrText>
+            <w:instrText xml:space="preserve"> PAGEREF _Toc29916 \h </w:instrText>
           </w:r>
           <w:r>
             <w:fldChar w:fldCharType="separate"/>
@@ -2286,7 +2313,7 @@
         </w:p>
         <w:p>
           <w:pPr>
-            <w:pStyle w:val="TOC1"/>
+            <w:pStyle w:val="16"/>
             <w:tabs>
               <w:tab w:val="right" w:leader="dot" w:pos="8306"/>
             </w:tabs>
@@ -2295,7 +2322,7 @@
             <w:fldChar w:fldCharType="begin"/>
           </w:r>
           <w:r>
-            <w:instrText xml:space="preserve"> HYPERLINK \l _Toc29424 </w:instrText>
+            <w:instrText xml:space="preserve"> HYPERLINK \l _Toc9073 </w:instrText>
           </w:r>
           <w:r>
             <w:fldChar w:fldCharType="separate"/>
@@ -2314,7 +2341,7 @@
             <w:fldChar w:fldCharType="begin"/>
           </w:r>
           <w:r>
-            <w:instrText xml:space="preserve"> PAGEREF _Toc29424 \h </w:instrText>
+            <w:instrText xml:space="preserve"> PAGEREF _Toc9073 \h </w:instrText>
           </w:r>
           <w:r>
             <w:fldChar w:fldCharType="separate"/>
@@ -2331,7 +2358,7 @@
         </w:p>
         <w:p>
           <w:pPr>
-            <w:pStyle w:val="TOC1"/>
+            <w:pStyle w:val="16"/>
             <w:tabs>
               <w:tab w:val="right" w:leader="dot" w:pos="8306"/>
             </w:tabs>
@@ -2340,14 +2367,14 @@
             <w:fldChar w:fldCharType="begin"/>
           </w:r>
           <w:r>
-            <w:instrText xml:space="preserve"> HYPERLINK \l _Toc25336 </w:instrText>
+            <w:instrText xml:space="preserve"> HYPERLINK \l _Toc24632 </w:instrText>
           </w:r>
           <w:r>
             <w:fldChar w:fldCharType="separate"/>
           </w:r>
           <w:r>
             <w:rPr>
-              <w:rFonts w:ascii="宋体" w:eastAsia="宋体" w:hAnsi="宋体" w:cs="宋体"/>
+              <w:rFonts w:ascii="宋体" w:hAnsi="宋体" w:eastAsia="宋体" w:cs="宋体"/>
               <w:bCs/>
               <w:spacing w:val="-4"/>
               <w:szCs w:val="30"/>
@@ -2361,7 +2388,7 @@
             <w:fldChar w:fldCharType="begin"/>
           </w:r>
           <w:r>
-            <w:instrText xml:space="preserve"> PAGEREF _Toc25336 \h </w:instrText>
+            <w:instrText xml:space="preserve"> PAGEREF _Toc24632 \h </w:instrText>
           </w:r>
           <w:r>
             <w:fldChar w:fldCharType="separate"/>
@@ -2378,7 +2405,7 @@
         </w:p>
         <w:p>
           <w:pPr>
-            <w:pStyle w:val="TOC1"/>
+            <w:pStyle w:val="16"/>
             <w:tabs>
               <w:tab w:val="right" w:leader="dot" w:pos="8306"/>
             </w:tabs>
@@ -2387,7 +2414,7 @@
             <w:fldChar w:fldCharType="begin"/>
           </w:r>
           <w:r>
-            <w:instrText xml:space="preserve"> HYPERLINK \l _Toc14474 </w:instrText>
+            <w:instrText xml:space="preserve"> HYPERLINK \l _Toc13370 </w:instrText>
           </w:r>
           <w:r>
             <w:fldChar w:fldCharType="separate"/>
@@ -2408,7 +2435,7 @@
             <w:fldChar w:fldCharType="begin"/>
           </w:r>
           <w:r>
-            <w:instrText xml:space="preserve"> PAGEREF _Toc14474 \h </w:instrText>
+            <w:instrText xml:space="preserve"> PAGEREF _Toc13370 \h </w:instrText>
           </w:r>
           <w:r>
             <w:fldChar w:fldCharType="separate"/>
@@ -2425,7 +2452,7 @@
         </w:p>
         <w:p>
           <w:pPr>
-            <w:pStyle w:val="TOC1"/>
+            <w:pStyle w:val="16"/>
             <w:tabs>
               <w:tab w:val="right" w:leader="dot" w:pos="8306"/>
             </w:tabs>
@@ -2434,7 +2461,7 @@
             <w:fldChar w:fldCharType="begin"/>
           </w:r>
           <w:r>
-            <w:instrText xml:space="preserve"> HYPERLINK \l _Toc23044 </w:instrText>
+            <w:instrText xml:space="preserve"> HYPERLINK \l _Toc11615 </w:instrText>
           </w:r>
           <w:r>
             <w:fldChar w:fldCharType="separate"/>
@@ -2455,7 +2482,7 @@
             <w:fldChar w:fldCharType="begin"/>
           </w:r>
           <w:r>
-            <w:instrText xml:space="preserve"> PAGEREF _Toc23044 \h </w:instrText>
+            <w:instrText xml:space="preserve"> PAGEREF _Toc11615 \h </w:instrText>
           </w:r>
           <w:r>
             <w:fldChar w:fldCharType="separate"/>
@@ -2472,7 +2499,7 @@
         </w:p>
         <w:p>
           <w:pPr>
-            <w:pStyle w:val="TOC1"/>
+            <w:pStyle w:val="16"/>
             <w:tabs>
               <w:tab w:val="right" w:leader="dot" w:pos="8306"/>
             </w:tabs>
@@ -2481,7 +2508,7 @@
             <w:fldChar w:fldCharType="begin"/>
           </w:r>
           <w:r>
-            <w:instrText xml:space="preserve"> HYPERLINK \l _Toc5497 </w:instrText>
+            <w:instrText xml:space="preserve"> HYPERLINK \l _Toc26082 </w:instrText>
           </w:r>
           <w:r>
             <w:fldChar w:fldCharType="separate"/>
@@ -2502,7 +2529,7 @@
             <w:fldChar w:fldCharType="begin"/>
           </w:r>
           <w:r>
-            <w:instrText xml:space="preserve"> PAGEREF _Toc5497 \h </w:instrText>
+            <w:instrText xml:space="preserve"> PAGEREF _Toc26082 \h </w:instrText>
           </w:r>
           <w:r>
             <w:fldChar w:fldCharType="separate"/>
@@ -2519,7 +2546,7 @@
         </w:p>
         <w:p>
           <w:pPr>
-            <w:pStyle w:val="TOC1"/>
+            <w:pStyle w:val="16"/>
             <w:tabs>
               <w:tab w:val="right" w:leader="dot" w:pos="8306"/>
             </w:tabs>
@@ -2528,7 +2555,7 @@
             <w:fldChar w:fldCharType="begin"/>
           </w:r>
           <w:r>
-            <w:instrText xml:space="preserve"> HYPERLINK \l _Toc12318 </w:instrText>
+            <w:instrText xml:space="preserve"> HYPERLINK \l _Toc1589 </w:instrText>
           </w:r>
           <w:r>
             <w:fldChar w:fldCharType="separate"/>
@@ -2549,7 +2576,7 @@
             <w:fldChar w:fldCharType="begin"/>
           </w:r>
           <w:r>
-            <w:instrText xml:space="preserve"> PAGEREF _Toc12318 \h </w:instrText>
+            <w:instrText xml:space="preserve"> PAGEREF _Toc1589 \h </w:instrText>
           </w:r>
           <w:r>
             <w:fldChar w:fldCharType="separate"/>
@@ -2566,7 +2593,7 @@
         </w:p>
         <w:p>
           <w:pPr>
-            <w:pStyle w:val="TOC1"/>
+            <w:pStyle w:val="16"/>
             <w:tabs>
               <w:tab w:val="right" w:leader="dot" w:pos="8306"/>
             </w:tabs>
@@ -2575,7 +2602,7 @@
             <w:fldChar w:fldCharType="begin"/>
           </w:r>
           <w:r>
-            <w:instrText xml:space="preserve"> HYPERLINK \l _Toc13071 </w:instrText>
+            <w:instrText xml:space="preserve"> HYPERLINK \l _Toc26265 </w:instrText>
           </w:r>
           <w:r>
             <w:fldChar w:fldCharType="separate"/>
@@ -2596,7 +2623,7 @@
             <w:fldChar w:fldCharType="begin"/>
           </w:r>
           <w:r>
-            <w:instrText xml:space="preserve"> PAGEREF _Toc13071 \h </w:instrText>
+            <w:instrText xml:space="preserve"> PAGEREF _Toc26265 \h </w:instrText>
           </w:r>
           <w:r>
             <w:fldChar w:fldCharType="separate"/>
@@ -2613,7 +2640,7 @@
         </w:p>
         <w:p>
           <w:pPr>
-            <w:pStyle w:val="TOC1"/>
+            <w:pStyle w:val="16"/>
             <w:tabs>
               <w:tab w:val="right" w:leader="dot" w:pos="8306"/>
             </w:tabs>
@@ -2622,7 +2649,7 @@
             <w:fldChar w:fldCharType="begin"/>
           </w:r>
           <w:r>
-            <w:instrText xml:space="preserve"> HYPERLINK \l _Toc17360 </w:instrText>
+            <w:instrText xml:space="preserve"> HYPERLINK \l _Toc25729 </w:instrText>
           </w:r>
           <w:r>
             <w:fldChar w:fldCharType="separate"/>
@@ -2643,7 +2670,7 @@
             <w:fldChar w:fldCharType="begin"/>
           </w:r>
           <w:r>
-            <w:instrText xml:space="preserve"> PAGEREF _Toc17360 \h </w:instrText>
+            <w:instrText xml:space="preserve"> PAGEREF _Toc25729 \h </w:instrText>
           </w:r>
           <w:r>
             <w:fldChar w:fldCharType="separate"/>
@@ -2660,7 +2687,7 @@
         </w:p>
         <w:p>
           <w:pPr>
-            <w:pStyle w:val="TOC2"/>
+            <w:pStyle w:val="17"/>
             <w:tabs>
               <w:tab w:val="right" w:leader="dot" w:pos="8306"/>
             </w:tabs>
@@ -2669,7 +2696,7 @@
             <w:fldChar w:fldCharType="begin"/>
           </w:r>
           <w:r>
-            <w:instrText xml:space="preserve"> HYPERLINK \l _Toc20033 </w:instrText>
+            <w:instrText xml:space="preserve"> HYPERLINK \l _Toc9216 </w:instrText>
           </w:r>
           <w:r>
             <w:fldChar w:fldCharType="separate"/>
@@ -2690,7 +2717,7 @@
             <w:fldChar w:fldCharType="begin"/>
           </w:r>
           <w:r>
-            <w:instrText xml:space="preserve"> PAGEREF _Toc20033 \h </w:instrText>
+            <w:instrText xml:space="preserve"> PAGEREF _Toc9216 \h </w:instrText>
           </w:r>
           <w:r>
             <w:fldChar w:fldCharType="separate"/>
@@ -2707,7 +2734,7 @@
         </w:p>
         <w:p>
           <w:pPr>
-            <w:pStyle w:val="TOC2"/>
+            <w:pStyle w:val="17"/>
             <w:tabs>
               <w:tab w:val="right" w:leader="dot" w:pos="8306"/>
             </w:tabs>
@@ -2716,7 +2743,7 @@
             <w:fldChar w:fldCharType="begin"/>
           </w:r>
           <w:r>
-            <w:instrText xml:space="preserve"> HYPERLINK \l _Toc7295 </w:instrText>
+            <w:instrText xml:space="preserve"> HYPERLINK \l _Toc13965 </w:instrText>
           </w:r>
           <w:r>
             <w:fldChar w:fldCharType="separate"/>
@@ -2737,7 +2764,7 @@
             <w:fldChar w:fldCharType="begin"/>
           </w:r>
           <w:r>
-            <w:instrText xml:space="preserve"> PAGEREF _Toc7295 \h </w:instrText>
+            <w:instrText xml:space="preserve"> PAGEREF _Toc13965 \h </w:instrText>
           </w:r>
           <w:r>
             <w:fldChar w:fldCharType="separate"/>
@@ -2754,7 +2781,7 @@
         </w:p>
         <w:p>
           <w:pPr>
-            <w:pStyle w:val="TOC2"/>
+            <w:pStyle w:val="17"/>
             <w:tabs>
               <w:tab w:val="right" w:leader="dot" w:pos="8306"/>
             </w:tabs>
@@ -2763,7 +2790,7 @@
             <w:fldChar w:fldCharType="begin"/>
           </w:r>
           <w:r>
-            <w:instrText xml:space="preserve"> HYPERLINK \l _Toc15876 </w:instrText>
+            <w:instrText xml:space="preserve"> HYPERLINK \l _Toc21945 </w:instrText>
           </w:r>
           <w:r>
             <w:fldChar w:fldCharType="separate"/>
@@ -2784,7 +2811,7 @@
             <w:fldChar w:fldCharType="begin"/>
           </w:r>
           <w:r>
-            <w:instrText xml:space="preserve"> PAGEREF _Toc15876 \h </w:instrText>
+            <w:instrText xml:space="preserve"> PAGEREF _Toc21945 \h </w:instrText>
           </w:r>
           <w:r>
             <w:fldChar w:fldCharType="separate"/>
@@ -2801,7 +2828,7 @@
         </w:p>
         <w:p>
           <w:pPr>
-            <w:pStyle w:val="TOC1"/>
+            <w:pStyle w:val="16"/>
             <w:tabs>
               <w:tab w:val="right" w:leader="dot" w:pos="8306"/>
             </w:tabs>
@@ -2810,7 +2837,7 @@
             <w:fldChar w:fldCharType="begin"/>
           </w:r>
           <w:r>
-            <w:instrText xml:space="preserve"> HYPERLINK \l _Toc30186 </w:instrText>
+            <w:instrText xml:space="preserve"> HYPERLINK \l _Toc21998 </w:instrText>
           </w:r>
           <w:r>
             <w:fldChar w:fldCharType="separate"/>
@@ -2831,7 +2858,7 @@
             <w:fldChar w:fldCharType="begin"/>
           </w:r>
           <w:r>
-            <w:instrText xml:space="preserve"> PAGEREF _Toc30186 \h </w:instrText>
+            <w:instrText xml:space="preserve"> PAGEREF _Toc21998 \h </w:instrText>
           </w:r>
           <w:r>
             <w:fldChar w:fldCharType="separate"/>
@@ -2848,7 +2875,7 @@
         </w:p>
         <w:p>
           <w:pPr>
-            <w:pStyle w:val="TOC2"/>
+            <w:pStyle w:val="17"/>
             <w:tabs>
               <w:tab w:val="right" w:leader="dot" w:pos="8306"/>
             </w:tabs>
@@ -2857,7 +2884,7 @@
             <w:fldChar w:fldCharType="begin"/>
           </w:r>
           <w:r>
-            <w:instrText xml:space="preserve"> HYPERLINK \l _Toc30025 </w:instrText>
+            <w:instrText xml:space="preserve"> HYPERLINK \l _Toc21911 </w:instrText>
           </w:r>
           <w:r>
             <w:fldChar w:fldCharType="separate"/>
@@ -2878,7 +2905,7 @@
             <w:fldChar w:fldCharType="begin"/>
           </w:r>
           <w:r>
-            <w:instrText xml:space="preserve"> PAGEREF _Toc30025 \h </w:instrText>
+            <w:instrText xml:space="preserve"> PAGEREF _Toc21911 \h </w:instrText>
           </w:r>
           <w:r>
             <w:fldChar w:fldCharType="separate"/>
@@ -2895,7 +2922,7 @@
         </w:p>
         <w:p>
           <w:pPr>
-            <w:pStyle w:val="TOC2"/>
+            <w:pStyle w:val="17"/>
             <w:tabs>
               <w:tab w:val="right" w:leader="dot" w:pos="8306"/>
             </w:tabs>
@@ -2904,7 +2931,7 @@
             <w:fldChar w:fldCharType="begin"/>
           </w:r>
           <w:r>
-            <w:instrText xml:space="preserve"> HYPERLINK \l _Toc19621 </w:instrText>
+            <w:instrText xml:space="preserve"> HYPERLINK \l _Toc18800 </w:instrText>
           </w:r>
           <w:r>
             <w:fldChar w:fldCharType="separate"/>
@@ -2925,7 +2952,7 @@
             <w:fldChar w:fldCharType="begin"/>
           </w:r>
           <w:r>
-            <w:instrText xml:space="preserve"> PAGEREF _Toc19621 \h </w:instrText>
+            <w:instrText xml:space="preserve"> PAGEREF _Toc18800 \h </w:instrText>
           </w:r>
           <w:r>
             <w:fldChar w:fldCharType="separate"/>
@@ -2942,7 +2969,7 @@
         </w:p>
         <w:p>
           <w:pPr>
-            <w:pStyle w:val="TOC1"/>
+            <w:pStyle w:val="16"/>
             <w:tabs>
               <w:tab w:val="right" w:leader="dot" w:pos="8306"/>
             </w:tabs>
@@ -2951,7 +2978,7 @@
             <w:fldChar w:fldCharType="begin"/>
           </w:r>
           <w:r>
-            <w:instrText xml:space="preserve"> HYPERLINK \l _Toc9753 </w:instrText>
+            <w:instrText xml:space="preserve"> HYPERLINK \l _Toc31321 </w:instrText>
           </w:r>
           <w:r>
             <w:fldChar w:fldCharType="separate"/>
@@ -2972,7 +2999,7 @@
             <w:fldChar w:fldCharType="begin"/>
           </w:r>
           <w:r>
-            <w:instrText xml:space="preserve"> PAGEREF _Toc9753 \h </w:instrText>
+            <w:instrText xml:space="preserve"> PAGEREF _Toc31321 \h </w:instrText>
           </w:r>
           <w:r>
             <w:fldChar w:fldCharType="separate"/>
@@ -2989,7 +3016,7 @@
         </w:p>
         <w:p>
           <w:pPr>
-            <w:pStyle w:val="TOC1"/>
+            <w:pStyle w:val="16"/>
             <w:tabs>
               <w:tab w:val="right" w:leader="dot" w:pos="8306"/>
             </w:tabs>
@@ -2998,7 +3025,7 @@
             <w:fldChar w:fldCharType="begin"/>
           </w:r>
           <w:r>
-            <w:instrText xml:space="preserve"> HYPERLINK \l _Toc6991 </w:instrText>
+            <w:instrText xml:space="preserve"> HYPERLINK \l _Toc21366 </w:instrText>
           </w:r>
           <w:r>
             <w:fldChar w:fldCharType="separate"/>
@@ -3019,7 +3046,7 @@
             <w:fldChar w:fldCharType="begin"/>
           </w:r>
           <w:r>
-            <w:instrText xml:space="preserve"> PAGEREF _Toc6991 \h </w:instrText>
+            <w:instrText xml:space="preserve"> PAGEREF _Toc21366 \h </w:instrText>
           </w:r>
           <w:r>
             <w:fldChar w:fldCharType="separate"/>
@@ -3036,7 +3063,7 @@
         </w:p>
         <w:p>
           <w:pPr>
-            <w:pStyle w:val="TOC1"/>
+            <w:pStyle w:val="16"/>
             <w:tabs>
               <w:tab w:val="right" w:leader="dot" w:pos="8306"/>
             </w:tabs>
@@ -3045,7 +3072,7 @@
             <w:fldChar w:fldCharType="begin"/>
           </w:r>
           <w:r>
-            <w:instrText xml:space="preserve"> HYPERLINK \l _Toc5737 </w:instrText>
+            <w:instrText xml:space="preserve"> HYPERLINK \l _Toc4357 </w:instrText>
           </w:r>
           <w:r>
             <w:fldChar w:fldCharType="separate"/>
@@ -3066,7 +3093,7 @@
             <w:fldChar w:fldCharType="begin"/>
           </w:r>
           <w:r>
-            <w:instrText xml:space="preserve"> PAGEREF _Toc5737 \h </w:instrText>
+            <w:instrText xml:space="preserve"> PAGEREF _Toc4357 \h </w:instrText>
           </w:r>
           <w:r>
             <w:fldChar w:fldCharType="separate"/>
@@ -3083,7 +3110,7 @@
         </w:p>
         <w:p>
           <w:pPr>
-            <w:pStyle w:val="TOC1"/>
+            <w:pStyle w:val="16"/>
             <w:tabs>
               <w:tab w:val="right" w:leader="dot" w:pos="8306"/>
             </w:tabs>
@@ -3092,7 +3119,7 @@
             <w:fldChar w:fldCharType="begin"/>
           </w:r>
           <w:r>
-            <w:instrText xml:space="preserve"> HYPERLINK \l _Toc13974 </w:instrText>
+            <w:instrText xml:space="preserve"> HYPERLINK \l _Toc6227 </w:instrText>
           </w:r>
           <w:r>
             <w:fldChar w:fldCharType="separate"/>
@@ -3113,7 +3140,7 @@
             <w:fldChar w:fldCharType="begin"/>
           </w:r>
           <w:r>
-            <w:instrText xml:space="preserve"> PAGEREF _Toc13974 \h </w:instrText>
+            <w:instrText xml:space="preserve"> PAGEREF _Toc6227 \h </w:instrText>
           </w:r>
           <w:r>
             <w:fldChar w:fldCharType="separate"/>
@@ -3130,7 +3157,7 @@
         </w:p>
         <w:p>
           <w:pPr>
-            <w:pStyle w:val="TOC1"/>
+            <w:pStyle w:val="16"/>
             <w:tabs>
               <w:tab w:val="right" w:leader="dot" w:pos="8306"/>
             </w:tabs>
@@ -3139,7 +3166,7 @@
             <w:fldChar w:fldCharType="begin"/>
           </w:r>
           <w:r>
-            <w:instrText xml:space="preserve"> HYPERLINK \l _Toc31890 </w:instrText>
+            <w:instrText xml:space="preserve"> HYPERLINK \l _Toc12902 </w:instrText>
           </w:r>
           <w:r>
             <w:fldChar w:fldCharType="separate"/>
@@ -3160,7 +3187,7 @@
             <w:fldChar w:fldCharType="begin"/>
           </w:r>
           <w:r>
-            <w:instrText xml:space="preserve"> PAGEREF _Toc31890 \h </w:instrText>
+            <w:instrText xml:space="preserve"> PAGEREF _Toc12902 \h </w:instrText>
           </w:r>
           <w:r>
             <w:fldChar w:fldCharType="separate"/>
@@ -3190,7 +3217,7 @@
     </w:p>
     <w:p>
       <w:pPr>
-        <w:pStyle w:val="1"/>
+        <w:pStyle w:val="29"/>
         <w:keepNext w:val="0"/>
         <w:keepLines w:val="0"/>
         <w:pageBreakBefore w:val="0"/>
@@ -3206,16 +3233,16 @@
         <w:snapToGrid w:val="0"/>
         <w:textAlignment w:val="baseline"/>
       </w:pPr>
-      <w:bookmarkStart w:id="6" w:name="_Toc14474"/>
+      <w:bookmarkStart w:id="5" w:name="_Toc13370"/>
       <w:r>
         <w:t>目的</w:t>
       </w:r>
+      <w:bookmarkEnd w:id="4"/>
       <w:bookmarkEnd w:id="5"/>
-      <w:bookmarkEnd w:id="6"/>
     </w:p>
     <w:p>
       <w:pPr>
-        <w:pStyle w:val="a1"/>
+        <w:pStyle w:val="30"/>
         <w:keepNext w:val="0"/>
         <w:keepLines w:val="0"/>
         <w:pageBreakBefore w:val="0"/>
@@ -3237,7 +3264,7 @@
     </w:p>
     <w:p>
       <w:pPr>
-        <w:pStyle w:val="a1"/>
+        <w:pStyle w:val="30"/>
         <w:keepNext w:val="0"/>
         <w:keepLines w:val="0"/>
         <w:pageBreakBefore w:val="0"/>
@@ -3259,7 +3286,7 @@
     </w:p>
     <w:p>
       <w:pPr>
-        <w:pStyle w:val="1"/>
+        <w:pStyle w:val="29"/>
         <w:keepNext w:val="0"/>
         <w:keepLines w:val="0"/>
         <w:pageBreakBefore w:val="0"/>
@@ -3275,17 +3302,17 @@
         <w:snapToGrid w:val="0"/>
         <w:textAlignment w:val="baseline"/>
       </w:pPr>
-      <w:bookmarkStart w:id="7" w:name="heading_3"/>
-      <w:bookmarkStart w:id="8" w:name="_Toc23044"/>
+      <w:bookmarkStart w:id="6" w:name="heading_3"/>
+      <w:bookmarkStart w:id="7" w:name="_Toc11615"/>
       <w:r>
         <w:t>适用范围</w:t>
       </w:r>
+      <w:bookmarkEnd w:id="6"/>
       <w:bookmarkEnd w:id="7"/>
-      <w:bookmarkEnd w:id="8"/>
     </w:p>
     <w:p>
       <w:pPr>
-        <w:pStyle w:val="a1"/>
+        <w:pStyle w:val="30"/>
         <w:keepNext w:val="0"/>
         <w:keepLines w:val="0"/>
         <w:pageBreakBefore w:val="0"/>
@@ -3307,7 +3334,7 @@
     </w:p>
     <w:p>
       <w:pPr>
-        <w:pStyle w:val="a1"/>
+        <w:pStyle w:val="30"/>
         <w:keepNext w:val="0"/>
         <w:keepLines w:val="0"/>
         <w:pageBreakBefore w:val="0"/>
@@ -3329,7 +3356,7 @@
     </w:p>
     <w:p>
       <w:pPr>
-        <w:pStyle w:val="1"/>
+        <w:pStyle w:val="29"/>
         <w:keepNext w:val="0"/>
         <w:keepLines w:val="0"/>
         <w:pageBreakBefore w:val="0"/>
@@ -3345,17 +3372,17 @@
         <w:snapToGrid w:val="0"/>
         <w:textAlignment w:val="baseline"/>
       </w:pPr>
-      <w:bookmarkStart w:id="9" w:name="heading_4"/>
-      <w:bookmarkStart w:id="10" w:name="_Toc5497"/>
+      <w:bookmarkStart w:id="8" w:name="heading_4"/>
+      <w:bookmarkStart w:id="9" w:name="_Toc26082"/>
       <w:r>
         <w:t>术语与定义</w:t>
       </w:r>
+      <w:bookmarkEnd w:id="8"/>
       <w:bookmarkEnd w:id="9"/>
-      <w:bookmarkEnd w:id="10"/>
     </w:p>
     <w:p>
       <w:pPr>
-        <w:pStyle w:val="a1"/>
+        <w:pStyle w:val="30"/>
         <w:keepNext w:val="0"/>
         <w:keepLines w:val="0"/>
         <w:pageBreakBefore w:val="0"/>
@@ -3377,7 +3404,7 @@
     </w:p>
     <w:p>
       <w:pPr>
-        <w:pStyle w:val="a1"/>
+        <w:pStyle w:val="30"/>
         <w:keepNext w:val="0"/>
         <w:keepLines w:val="0"/>
         <w:pageBreakBefore w:val="0"/>
@@ -3399,7 +3426,7 @@
     </w:p>
     <w:p>
       <w:pPr>
-        <w:pStyle w:val="a1"/>
+        <w:pStyle w:val="30"/>
         <w:keepNext w:val="0"/>
         <w:keepLines w:val="0"/>
         <w:pageBreakBefore w:val="0"/>
@@ -3421,7 +3448,7 @@
     </w:p>
     <w:p>
       <w:pPr>
-        <w:pStyle w:val="a1"/>
+        <w:pStyle w:val="30"/>
         <w:keepNext w:val="0"/>
         <w:keepLines w:val="0"/>
         <w:pageBreakBefore w:val="0"/>
@@ -3443,7 +3470,7 @@
     </w:p>
     <w:p>
       <w:pPr>
-        <w:pStyle w:val="a1"/>
+        <w:pStyle w:val="30"/>
         <w:keepNext w:val="0"/>
         <w:keepLines w:val="0"/>
         <w:pageBreakBefore w:val="0"/>
@@ -3465,7 +3492,7 @@
     </w:p>
     <w:p>
       <w:pPr>
-        <w:pStyle w:val="1"/>
+        <w:pStyle w:val="29"/>
         <w:keepNext w:val="0"/>
         <w:keepLines w:val="0"/>
         <w:pageBreakBefore w:val="0"/>
@@ -3481,26 +3508,26 @@
         <w:snapToGrid w:val="0"/>
         <w:textAlignment w:val="baseline"/>
       </w:pPr>
-      <w:bookmarkStart w:id="11" w:name="_Toc12318"/>
-      <w:bookmarkStart w:id="12" w:name="heading_5"/>
+      <w:bookmarkStart w:id="10" w:name="heading_5"/>
+      <w:bookmarkStart w:id="11" w:name="_Toc1589"/>
       <w:r>
         <w:t>角色与职责</w:t>
       </w:r>
+      <w:bookmarkEnd w:id="10"/>
       <w:bookmarkEnd w:id="11"/>
-      <w:bookmarkEnd w:id="12"/>
     </w:p>
     <w:tbl>
       <w:tblPr>
-        <w:tblStyle w:val="TableNormal"/>
+        <w:tblStyle w:val="20"/>
         <w:tblW w:w="0" w:type="auto"/>
         <w:tblInd w:w="0" w:type="dxa"/>
         <w:tblBorders>
-          <w:top w:val="single" w:sz="4" w:space="0" w:color="auto"/>
-          <w:left w:val="single" w:sz="4" w:space="0" w:color="auto"/>
-          <w:bottom w:val="single" w:sz="4" w:space="0" w:color="auto"/>
-          <w:right w:val="single" w:sz="4" w:space="0" w:color="auto"/>
-          <w:insideH w:val="single" w:sz="4" w:space="0" w:color="auto"/>
-          <w:insideV w:val="single" w:sz="4" w:space="0" w:color="auto"/>
+          <w:top w:val="single" w:color="auto" w:sz="4" w:space="0"/>
+          <w:left w:val="single" w:color="auto" w:sz="4" w:space="0"/>
+          <w:bottom w:val="single" w:color="auto" w:sz="4" w:space="0"/>
+          <w:right w:val="single" w:color="auto" w:sz="4" w:space="0"/>
+          <w:insideH w:val="single" w:color="auto" w:sz="4" w:space="0"/>
+          <w:insideV w:val="single" w:color="auto" w:sz="4" w:space="0"/>
         </w:tblBorders>
         <w:tblLayout w:type="fixed"/>
         <w:tblCellMar>
@@ -3518,17 +3545,14 @@
       </w:tblGrid>
       <w:tr>
         <w:tblPrEx>
-          <w:tblW w:w="0" w:type="auto"/>
-          <w:tblInd w:w="0" w:type="dxa"/>
           <w:tblBorders>
-            <w:top w:val="single" w:sz="4" w:space="0" w:color="auto"/>
-            <w:left w:val="single" w:sz="4" w:space="0" w:color="auto"/>
-            <w:bottom w:val="single" w:sz="4" w:space="0" w:color="auto"/>
-            <w:right w:val="single" w:sz="4" w:space="0" w:color="auto"/>
-            <w:insideH w:val="single" w:sz="4" w:space="0" w:color="auto"/>
-            <w:insideV w:val="single" w:sz="4" w:space="0" w:color="auto"/>
+            <w:top w:val="single" w:color="auto" w:sz="4" w:space="0"/>
+            <w:left w:val="single" w:color="auto" w:sz="4" w:space="0"/>
+            <w:bottom w:val="single" w:color="auto" w:sz="4" w:space="0"/>
+            <w:right w:val="single" w:color="auto" w:sz="4" w:space="0"/>
+            <w:insideH w:val="single" w:color="auto" w:sz="4" w:space="0"/>
+            <w:insideV w:val="single" w:color="auto" w:sz="4" w:space="0"/>
           </w:tblBorders>
-          <w:tblLayout w:type="fixed"/>
           <w:tblCellMar>
             <w:top w:w="0" w:type="dxa"/>
             <w:left w:w="10" w:type="dxa"/>
@@ -3603,7 +3627,7 @@
               <w:snapToGrid w:val="0"/>
               <w:textAlignment w:val="baseline"/>
               <w:rPr>
-                <w:rFonts w:eastAsia="宋体" w:hint="default"/>
+                <w:rFonts w:hint="default" w:eastAsia="宋体"/>
                 <w:sz w:val="21"/>
                 <w:szCs w:val="21"/>
                 <w:lang w:val="en-US" w:eastAsia="zh-CN"/>
@@ -3710,9 +3734,14 @@
       </w:tr>
       <w:tr>
         <w:tblPrEx>
-          <w:tblW w:w="0" w:type="auto"/>
-          <w:tblInd w:w="0" w:type="dxa"/>
-          <w:tblLayout w:type="fixed"/>
+          <w:tblBorders>
+            <w:top w:val="single" w:color="auto" w:sz="4" w:space="0"/>
+            <w:left w:val="single" w:color="auto" w:sz="4" w:space="0"/>
+            <w:bottom w:val="single" w:color="auto" w:sz="4" w:space="0"/>
+            <w:right w:val="single" w:color="auto" w:sz="4" w:space="0"/>
+            <w:insideH w:val="single" w:color="auto" w:sz="4" w:space="0"/>
+            <w:insideV w:val="single" w:color="auto" w:sz="4" w:space="0"/>
+          </w:tblBorders>
           <w:tblCellMar>
             <w:top w:w="0" w:type="dxa"/>
             <w:left w:w="10" w:type="dxa"/>
@@ -3747,7 +3776,7 @@
               <w:snapToGrid w:val="0"/>
               <w:textAlignment w:val="baseline"/>
               <w:rPr>
-                <w:rFonts w:eastAsia="宋体" w:hint="eastAsia"/>
+                <w:rFonts w:hint="eastAsia" w:eastAsia="宋体"/>
                 <w:sz w:val="21"/>
                 <w:szCs w:val="21"/>
                 <w:lang w:eastAsia="zh-CN"/>
@@ -4027,9 +4056,14 @@
       </w:tr>
       <w:tr>
         <w:tblPrEx>
-          <w:tblW w:w="0" w:type="auto"/>
-          <w:tblInd w:w="0" w:type="dxa"/>
-          <w:tblLayout w:type="fixed"/>
+          <w:tblBorders>
+            <w:top w:val="single" w:color="auto" w:sz="4" w:space="0"/>
+            <w:left w:val="single" w:color="auto" w:sz="4" w:space="0"/>
+            <w:bottom w:val="single" w:color="auto" w:sz="4" w:space="0"/>
+            <w:right w:val="single" w:color="auto" w:sz="4" w:space="0"/>
+            <w:insideH w:val="single" w:color="auto" w:sz="4" w:space="0"/>
+            <w:insideV w:val="single" w:color="auto" w:sz="4" w:space="0"/>
+          </w:tblBorders>
           <w:tblCellMar>
             <w:top w:w="0" w:type="dxa"/>
             <w:left w:w="10" w:type="dxa"/>
@@ -4104,7 +4138,7 @@
               <w:snapToGrid w:val="0"/>
               <w:textAlignment w:val="baseline"/>
               <w:rPr>
-                <w:rFonts w:eastAsia="宋体" w:hint="eastAsia"/>
+                <w:rFonts w:hint="eastAsia" w:eastAsia="宋体"/>
                 <w:sz w:val="21"/>
                 <w:szCs w:val="21"/>
                 <w:lang w:eastAsia="zh-CN"/>
@@ -4307,9 +4341,14 @@
       </w:tr>
       <w:tr>
         <w:tblPrEx>
-          <w:tblW w:w="0" w:type="auto"/>
-          <w:tblInd w:w="0" w:type="dxa"/>
-          <w:tblLayout w:type="fixed"/>
+          <w:tblBorders>
+            <w:top w:val="single" w:color="auto" w:sz="4" w:space="0"/>
+            <w:left w:val="single" w:color="auto" w:sz="4" w:space="0"/>
+            <w:bottom w:val="single" w:color="auto" w:sz="4" w:space="0"/>
+            <w:right w:val="single" w:color="auto" w:sz="4" w:space="0"/>
+            <w:insideH w:val="single" w:color="auto" w:sz="4" w:space="0"/>
+            <w:insideV w:val="single" w:color="auto" w:sz="4" w:space="0"/>
+          </w:tblBorders>
           <w:tblCellMar>
             <w:top w:w="0" w:type="dxa"/>
             <w:left w:w="10" w:type="dxa"/>
@@ -4384,7 +4423,7 @@
               <w:snapToGrid w:val="0"/>
               <w:textAlignment w:val="baseline"/>
               <w:rPr>
-                <w:rFonts w:eastAsia="宋体" w:hint="eastAsia"/>
+                <w:rFonts w:hint="eastAsia" w:eastAsia="宋体"/>
                 <w:sz w:val="21"/>
                 <w:szCs w:val="21"/>
                 <w:lang w:eastAsia="zh-CN"/>
@@ -4554,9 +4593,14 @@
       </w:tr>
       <w:tr>
         <w:tblPrEx>
-          <w:tblW w:w="0" w:type="auto"/>
-          <w:tblInd w:w="0" w:type="dxa"/>
-          <w:tblLayout w:type="fixed"/>
+          <w:tblBorders>
+            <w:top w:val="single" w:color="auto" w:sz="4" w:space="0"/>
+            <w:left w:val="single" w:color="auto" w:sz="4" w:space="0"/>
+            <w:bottom w:val="single" w:color="auto" w:sz="4" w:space="0"/>
+            <w:right w:val="single" w:color="auto" w:sz="4" w:space="0"/>
+            <w:insideH w:val="single" w:color="auto" w:sz="4" w:space="0"/>
+            <w:insideV w:val="single" w:color="auto" w:sz="4" w:space="0"/>
+          </w:tblBorders>
           <w:tblCellMar>
             <w:top w:w="0" w:type="dxa"/>
             <w:left w:w="10" w:type="dxa"/>
@@ -4631,7 +4675,7 @@
               <w:snapToGrid w:val="0"/>
               <w:textAlignment w:val="baseline"/>
               <w:rPr>
-                <w:rFonts w:eastAsia="宋体" w:hint="eastAsia"/>
+                <w:rFonts w:hint="eastAsia" w:eastAsia="宋体"/>
                 <w:sz w:val="21"/>
                 <w:szCs w:val="21"/>
                 <w:lang w:val="en-US" w:eastAsia="zh-CN"/>
@@ -4801,9 +4845,14 @@
       </w:tr>
       <w:tr>
         <w:tblPrEx>
-          <w:tblW w:w="0" w:type="auto"/>
-          <w:tblInd w:w="0" w:type="dxa"/>
-          <w:tblLayout w:type="fixed"/>
+          <w:tblBorders>
+            <w:top w:val="single" w:color="auto" w:sz="4" w:space="0"/>
+            <w:left w:val="single" w:color="auto" w:sz="4" w:space="0"/>
+            <w:bottom w:val="single" w:color="auto" w:sz="4" w:space="0"/>
+            <w:right w:val="single" w:color="auto" w:sz="4" w:space="0"/>
+            <w:insideH w:val="single" w:color="auto" w:sz="4" w:space="0"/>
+            <w:insideV w:val="single" w:color="auto" w:sz="4" w:space="0"/>
+          </w:tblBorders>
           <w:tblCellMar>
             <w:top w:w="0" w:type="dxa"/>
             <w:left w:w="10" w:type="dxa"/>
@@ -4878,7 +4927,7 @@
               <w:snapToGrid w:val="0"/>
               <w:textAlignment w:val="baseline"/>
               <w:rPr>
-                <w:rFonts w:eastAsia="宋体" w:hint="eastAsia"/>
+                <w:rFonts w:hint="eastAsia" w:eastAsia="宋体"/>
                 <w:sz w:val="21"/>
                 <w:szCs w:val="21"/>
                 <w:lang w:eastAsia="zh-CN"/>
@@ -5082,7 +5131,7 @@
     </w:tbl>
     <w:p>
       <w:pPr>
-        <w:pStyle w:val="1"/>
+        <w:pStyle w:val="29"/>
         <w:keepNext w:val="0"/>
         <w:keepLines w:val="0"/>
         <w:pageBreakBefore w:val="0"/>
@@ -5098,17 +5147,17 @@
         <w:snapToGrid w:val="0"/>
         <w:textAlignment w:val="baseline"/>
       </w:pPr>
-      <w:bookmarkStart w:id="13" w:name="_Toc13071"/>
-      <w:bookmarkStart w:id="14" w:name="heading_6"/>
+      <w:bookmarkStart w:id="12" w:name="heading_6"/>
+      <w:bookmarkStart w:id="13" w:name="_Toc26265"/>
       <w:r>
         <w:t>最终软件库的建设与维护</w:t>
       </w:r>
+      <w:bookmarkEnd w:id="12"/>
       <w:bookmarkEnd w:id="13"/>
-      <w:bookmarkEnd w:id="14"/>
     </w:p>
     <w:p>
       <w:pPr>
-        <w:pStyle w:val="a1"/>
+        <w:pStyle w:val="30"/>
         <w:keepNext w:val="0"/>
         <w:keepLines w:val="0"/>
         <w:pageBreakBefore w:val="0"/>
@@ -5137,7 +5186,7 @@
     </w:p>
     <w:p>
       <w:pPr>
-        <w:pStyle w:val="a1"/>
+        <w:pStyle w:val="30"/>
         <w:keepNext w:val="0"/>
         <w:keepLines w:val="0"/>
         <w:pageBreakBefore w:val="0"/>
@@ -5159,7 +5208,7 @@
     </w:p>
     <w:p>
       <w:pPr>
-        <w:pStyle w:val="a1"/>
+        <w:pStyle w:val="30"/>
         <w:keepNext w:val="0"/>
         <w:keepLines w:val="0"/>
         <w:pageBreakBefore w:val="0"/>
@@ -5179,7 +5228,7 @@
         <w:t>日常维护规范：</w:t>
       </w:r>
       <w:r>
-        <w:br/>
+        <w:br w:type="textWrapping"/>
       </w:r>
       <w:r>
         <w:t>每日对库体运行状态进行巡检，包括存储容量、服务器性能、网络连接等，确保库体正常运行；</w:t>
@@ -5187,7 +5236,7 @@
     </w:p>
     <w:p>
       <w:pPr>
-        <w:pStyle w:val="a1"/>
+        <w:pStyle w:val="30"/>
         <w:keepNext w:val="0"/>
         <w:keepLines w:val="0"/>
         <w:pageBreakBefore w:val="0"/>
@@ -5209,7 +5258,7 @@
     </w:p>
     <w:p>
       <w:pPr>
-        <w:pStyle w:val="a1"/>
+        <w:pStyle w:val="30"/>
         <w:keepNext w:val="0"/>
         <w:keepLines w:val="0"/>
         <w:pageBreakBefore w:val="0"/>
@@ -5231,7 +5280,7 @@
     </w:p>
     <w:p>
       <w:pPr>
-        <w:pStyle w:val="a1"/>
+        <w:pStyle w:val="30"/>
         <w:keepNext w:val="0"/>
         <w:keepLines w:val="0"/>
         <w:pageBreakBefore w:val="0"/>
@@ -5253,7 +5302,7 @@
     </w:p>
     <w:p>
       <w:pPr>
-        <w:pStyle w:val="1"/>
+        <w:pStyle w:val="29"/>
         <w:keepNext w:val="0"/>
         <w:keepLines w:val="0"/>
         <w:pageBreakBefore w:val="0"/>
@@ -5269,30 +5318,30 @@
         <w:snapToGrid w:val="0"/>
         <w:textAlignment w:val="baseline"/>
       </w:pPr>
-      <w:bookmarkStart w:id="15" w:name="heading_7"/>
-      <w:bookmarkStart w:id="16" w:name="_Toc17360"/>
+      <w:bookmarkStart w:id="14" w:name="heading_7"/>
+      <w:bookmarkStart w:id="15" w:name="_Toc25729"/>
       <w:r>
         <w:t>软件入库管理</w:t>
       </w:r>
+      <w:bookmarkEnd w:id="14"/>
       <w:bookmarkEnd w:id="15"/>
-      <w:bookmarkEnd w:id="16"/>
     </w:p>
     <w:p>
       <w:pPr>
-        <w:pStyle w:val="2"/>
+        <w:pStyle w:val="31"/>
         <w:bidi w:val="0"/>
       </w:pPr>
-      <w:bookmarkStart w:id="17" w:name="heading_8"/>
-      <w:bookmarkStart w:id="18" w:name="_Toc20033"/>
+      <w:bookmarkStart w:id="16" w:name="heading_8"/>
+      <w:bookmarkStart w:id="17" w:name="_Toc9216"/>
       <w:r>
         <w:t>入库条件</w:t>
       </w:r>
+      <w:bookmarkEnd w:id="16"/>
       <w:bookmarkEnd w:id="17"/>
-      <w:bookmarkEnd w:id="18"/>
     </w:p>
     <w:p>
       <w:pPr>
-        <w:pStyle w:val="a1"/>
+        <w:pStyle w:val="30"/>
         <w:keepNext w:val="0"/>
         <w:keepLines w:val="0"/>
         <w:pageBreakBefore w:val="0"/>
@@ -5314,7 +5363,7 @@
     </w:p>
     <w:p>
       <w:pPr>
-        <w:pStyle w:val="a1"/>
+        <w:pStyle w:val="30"/>
         <w:keepNext w:val="0"/>
         <w:keepLines w:val="0"/>
         <w:pageBreakBefore w:val="0"/>
@@ -5336,7 +5385,7 @@
     </w:p>
     <w:p>
       <w:pPr>
-        <w:pStyle w:val="a1"/>
+        <w:pStyle w:val="30"/>
         <w:keepNext w:val="0"/>
         <w:keepLines w:val="0"/>
         <w:pageBreakBefore w:val="0"/>
@@ -5358,7 +5407,7 @@
     </w:p>
     <w:p>
       <w:pPr>
-        <w:pStyle w:val="a1"/>
+        <w:pStyle w:val="30"/>
         <w:keepNext w:val="0"/>
         <w:keepLines w:val="0"/>
         <w:pageBreakBefore w:val="0"/>
@@ -5380,7 +5429,7 @@
     </w:p>
     <w:p>
       <w:pPr>
-        <w:pStyle w:val="a1"/>
+        <w:pStyle w:val="30"/>
         <w:keepNext w:val="0"/>
         <w:keepLines w:val="0"/>
         <w:pageBreakBefore w:val="0"/>
@@ -5402,20 +5451,20 @@
     </w:p>
     <w:p>
       <w:pPr>
-        <w:pStyle w:val="2"/>
+        <w:pStyle w:val="31"/>
         <w:bidi w:val="0"/>
       </w:pPr>
-      <w:bookmarkStart w:id="19" w:name="_Toc7295"/>
-      <w:bookmarkStart w:id="20" w:name="heading_9"/>
+      <w:bookmarkStart w:id="18" w:name="heading_9"/>
+      <w:bookmarkStart w:id="19" w:name="_Toc13965"/>
       <w:r>
         <w:t>入库流程</w:t>
       </w:r>
+      <w:bookmarkEnd w:id="18"/>
       <w:bookmarkEnd w:id="19"/>
-      <w:bookmarkEnd w:id="20"/>
     </w:p>
     <w:p>
       <w:pPr>
-        <w:pStyle w:val="a1"/>
+        <w:pStyle w:val="30"/>
         <w:keepNext w:val="0"/>
         <w:keepLines w:val="0"/>
         <w:pageBreakBefore w:val="0"/>
@@ -5437,7 +5486,7 @@
     </w:p>
     <w:p>
       <w:pPr>
-        <w:pStyle w:val="a1"/>
+        <w:pStyle w:val="30"/>
         <w:keepNext w:val="0"/>
         <w:keepLines w:val="0"/>
         <w:pageBreakBefore w:val="0"/>
@@ -5459,7 +5508,7 @@
     </w:p>
     <w:p>
       <w:pPr>
-        <w:pStyle w:val="a1"/>
+        <w:pStyle w:val="30"/>
         <w:keepNext w:val="0"/>
         <w:keepLines w:val="0"/>
         <w:pageBreakBefore w:val="0"/>
@@ -5481,7 +5530,7 @@
     </w:p>
     <w:p>
       <w:pPr>
-        <w:pStyle w:val="a1"/>
+        <w:pStyle w:val="30"/>
         <w:keepNext w:val="0"/>
         <w:keepLines w:val="0"/>
         <w:pageBreakBefore w:val="0"/>
@@ -5503,7 +5552,7 @@
     </w:p>
     <w:p>
       <w:pPr>
-        <w:pStyle w:val="a1"/>
+        <w:pStyle w:val="30"/>
         <w:keepNext w:val="0"/>
         <w:keepLines w:val="0"/>
         <w:pageBreakBefore w:val="0"/>
@@ -5535,20 +5584,20 @@
     </w:p>
     <w:p>
       <w:pPr>
-        <w:pStyle w:val="2"/>
+        <w:pStyle w:val="31"/>
         <w:bidi w:val="0"/>
       </w:pPr>
-      <w:bookmarkStart w:id="21" w:name="heading_10"/>
-      <w:bookmarkStart w:id="22" w:name="_Toc15876"/>
+      <w:bookmarkStart w:id="20" w:name="heading_10"/>
+      <w:bookmarkStart w:id="21" w:name="_Toc21945"/>
       <w:r>
         <w:t>入库检验</w:t>
       </w:r>
+      <w:bookmarkEnd w:id="20"/>
       <w:bookmarkEnd w:id="21"/>
-      <w:bookmarkEnd w:id="22"/>
     </w:p>
     <w:p>
       <w:pPr>
-        <w:pStyle w:val="a1"/>
+        <w:pStyle w:val="30"/>
         <w:keepNext w:val="0"/>
         <w:keepLines w:val="0"/>
         <w:pageBreakBefore w:val="0"/>
@@ -5570,16 +5619,16 @@
     </w:p>
     <w:tbl>
       <w:tblPr>
-        <w:tblStyle w:val="TableNormal"/>
+        <w:tblStyle w:val="20"/>
         <w:tblW w:w="0" w:type="auto"/>
         <w:tblInd w:w="0" w:type="dxa"/>
         <w:tblBorders>
-          <w:top w:val="single" w:sz="4" w:space="0" w:color="auto"/>
-          <w:left w:val="single" w:sz="4" w:space="0" w:color="auto"/>
-          <w:bottom w:val="single" w:sz="4" w:space="0" w:color="auto"/>
-          <w:right w:val="single" w:sz="4" w:space="0" w:color="auto"/>
-          <w:insideH w:val="single" w:sz="4" w:space="0" w:color="auto"/>
-          <w:insideV w:val="single" w:sz="4" w:space="0" w:color="auto"/>
+          <w:top w:val="single" w:color="auto" w:sz="4" w:space="0"/>
+          <w:left w:val="single" w:color="auto" w:sz="4" w:space="0"/>
+          <w:bottom w:val="single" w:color="auto" w:sz="4" w:space="0"/>
+          <w:right w:val="single" w:color="auto" w:sz="4" w:space="0"/>
+          <w:insideH w:val="single" w:color="auto" w:sz="4" w:space="0"/>
+          <w:insideV w:val="single" w:color="auto" w:sz="4" w:space="0"/>
         </w:tblBorders>
         <w:tblLayout w:type="fixed"/>
         <w:tblCellMar>
@@ -5597,17 +5646,14 @@
       </w:tblGrid>
       <w:tr>
         <w:tblPrEx>
-          <w:tblW w:w="0" w:type="auto"/>
-          <w:tblInd w:w="0" w:type="dxa"/>
           <w:tblBorders>
-            <w:top w:val="single" w:sz="4" w:space="0" w:color="auto"/>
-            <w:left w:val="single" w:sz="4" w:space="0" w:color="auto"/>
-            <w:bottom w:val="single" w:sz="4" w:space="0" w:color="auto"/>
-            <w:right w:val="single" w:sz="4" w:space="0" w:color="auto"/>
-            <w:insideH w:val="single" w:sz="4" w:space="0" w:color="auto"/>
-            <w:insideV w:val="single" w:sz="4" w:space="0" w:color="auto"/>
+            <w:top w:val="single" w:color="auto" w:sz="4" w:space="0"/>
+            <w:left w:val="single" w:color="auto" w:sz="4" w:space="0"/>
+            <w:bottom w:val="single" w:color="auto" w:sz="4" w:space="0"/>
+            <w:right w:val="single" w:color="auto" w:sz="4" w:space="0"/>
+            <w:insideH w:val="single" w:color="auto" w:sz="4" w:space="0"/>
+            <w:insideV w:val="single" w:color="auto" w:sz="4" w:space="0"/>
           </w:tblBorders>
-          <w:tblLayout w:type="fixed"/>
           <w:tblCellMar>
             <w:top w:w="0" w:type="dxa"/>
             <w:left w:w="10" w:type="dxa"/>
@@ -5627,7 +5673,7 @@
           </w:tcPr>
           <w:p>
             <w:pPr>
-              <w:pStyle w:val="a1"/>
+              <w:pStyle w:val="30"/>
               <w:keepNext w:val="0"/>
               <w:keepLines w:val="0"/>
               <w:pageBreakBefore w:val="0"/>
@@ -5660,7 +5706,7 @@
           </w:tcPr>
           <w:p>
             <w:pPr>
-              <w:pStyle w:val="a1"/>
+              <w:pStyle w:val="30"/>
               <w:keepNext w:val="0"/>
               <w:keepLines w:val="0"/>
               <w:pageBreakBefore w:val="0"/>
@@ -5693,7 +5739,7 @@
           </w:tcPr>
           <w:p>
             <w:pPr>
-              <w:pStyle w:val="a1"/>
+              <w:pStyle w:val="30"/>
               <w:keepNext w:val="0"/>
               <w:keepLines w:val="0"/>
               <w:pageBreakBefore w:val="0"/>
@@ -5726,23 +5772,23 @@
           </w:tcPr>
           <w:p>
             <w:pPr>
-              <w:pStyle w:val="a1"/>
-              <w:keepNext w:val="0"/>
-              <w:keepLines w:val="0"/>
-              <w:pageBreakBefore w:val="0"/>
-              <w:widowControl w:val="0"/>
-              <w:kinsoku w:val="0"/>
-              <w:wordWrap/>
-              <w:overflowPunct/>
-              <w:topLinePunct w:val="0"/>
-              <w:autoSpaceDE w:val="0"/>
-              <w:autoSpaceDN w:val="0"/>
-              <w:bidi w:val="0"/>
-              <w:adjustRightInd w:val="0"/>
-              <w:snapToGrid w:val="0"/>
-              <w:textAlignment w:val="baseline"/>
-              <w:rPr>
-                <w:rFonts w:eastAsia="宋体" w:hint="default"/>
+              <w:pStyle w:val="30"/>
+              <w:keepNext w:val="0"/>
+              <w:keepLines w:val="0"/>
+              <w:pageBreakBefore w:val="0"/>
+              <w:widowControl w:val="0"/>
+              <w:kinsoku w:val="0"/>
+              <w:wordWrap/>
+              <w:overflowPunct/>
+              <w:topLinePunct w:val="0"/>
+              <w:autoSpaceDE w:val="0"/>
+              <w:autoSpaceDN w:val="0"/>
+              <w:bidi w:val="0"/>
+              <w:adjustRightInd w:val="0"/>
+              <w:snapToGrid w:val="0"/>
+              <w:textAlignment w:val="baseline"/>
+              <w:rPr>
+                <w:rFonts w:hint="default" w:eastAsia="宋体"/>
                 <w:lang w:val="en-US" w:eastAsia="zh-CN"/>
               </w:rPr>
             </w:pPr>
@@ -5758,9 +5804,14 @@
       </w:tr>
       <w:tr>
         <w:tblPrEx>
-          <w:tblW w:w="0" w:type="auto"/>
-          <w:tblInd w:w="0" w:type="dxa"/>
-          <w:tblLayout w:type="fixed"/>
+          <w:tblBorders>
+            <w:top w:val="single" w:color="auto" w:sz="4" w:space="0"/>
+            <w:left w:val="single" w:color="auto" w:sz="4" w:space="0"/>
+            <w:bottom w:val="single" w:color="auto" w:sz="4" w:space="0"/>
+            <w:right w:val="single" w:color="auto" w:sz="4" w:space="0"/>
+            <w:insideH w:val="single" w:color="auto" w:sz="4" w:space="0"/>
+            <w:insideV w:val="single" w:color="auto" w:sz="4" w:space="0"/>
+          </w:tblBorders>
           <w:tblCellMar>
             <w:top w:w="0" w:type="dxa"/>
             <w:left w:w="10" w:type="dxa"/>
@@ -5780,7 +5831,7 @@
           </w:tcPr>
           <w:p>
             <w:pPr>
-              <w:pStyle w:val="a1"/>
+              <w:pStyle w:val="30"/>
               <w:keepNext w:val="0"/>
               <w:keepLines w:val="0"/>
               <w:pageBreakBefore w:val="0"/>
@@ -5813,21 +5864,21 @@
           </w:tcPr>
           <w:p>
             <w:pPr>
-              <w:pStyle w:val="a1"/>
-              <w:keepNext w:val="0"/>
-              <w:keepLines w:val="0"/>
-              <w:pageBreakBefore w:val="0"/>
-              <w:widowControl w:val="0"/>
-              <w:kinsoku w:val="0"/>
-              <w:wordWrap/>
-              <w:overflowPunct/>
-              <w:topLinePunct w:val="0"/>
-              <w:autoSpaceDE w:val="0"/>
-              <w:autoSpaceDN w:val="0"/>
-              <w:bidi w:val="0"/>
-              <w:adjustRightInd w:val="0"/>
-              <w:snapToGrid w:val="0"/>
-              <w:ind w:left="0" w:firstLine="0" w:leftChars="0" w:firstLineChars="0"/>
+              <w:pStyle w:val="30"/>
+              <w:keepNext w:val="0"/>
+              <w:keepLines w:val="0"/>
+              <w:pageBreakBefore w:val="0"/>
+              <w:widowControl w:val="0"/>
+              <w:kinsoku w:val="0"/>
+              <w:wordWrap/>
+              <w:overflowPunct/>
+              <w:topLinePunct w:val="0"/>
+              <w:autoSpaceDE w:val="0"/>
+              <w:autoSpaceDN w:val="0"/>
+              <w:bidi w:val="0"/>
+              <w:adjustRightInd w:val="0"/>
+              <w:snapToGrid w:val="0"/>
+              <w:ind w:left="0" w:leftChars="0" w:firstLine="0" w:firstLineChars="0"/>
               <w:textAlignment w:val="baseline"/>
             </w:pPr>
             <w:r>
@@ -5847,21 +5898,21 @@
           </w:tcPr>
           <w:p>
             <w:pPr>
-              <w:pStyle w:val="a1"/>
-              <w:keepNext w:val="0"/>
-              <w:keepLines w:val="0"/>
-              <w:pageBreakBefore w:val="0"/>
-              <w:widowControl w:val="0"/>
-              <w:kinsoku w:val="0"/>
-              <w:wordWrap/>
-              <w:overflowPunct/>
-              <w:topLinePunct w:val="0"/>
-              <w:autoSpaceDE w:val="0"/>
-              <w:autoSpaceDN w:val="0"/>
-              <w:bidi w:val="0"/>
-              <w:adjustRightInd w:val="0"/>
-              <w:snapToGrid w:val="0"/>
-              <w:ind w:left="0" w:firstLine="0" w:leftChars="0" w:firstLineChars="0"/>
+              <w:pStyle w:val="30"/>
+              <w:keepNext w:val="0"/>
+              <w:keepLines w:val="0"/>
+              <w:pageBreakBefore w:val="0"/>
+              <w:widowControl w:val="0"/>
+              <w:kinsoku w:val="0"/>
+              <w:wordWrap/>
+              <w:overflowPunct/>
+              <w:topLinePunct w:val="0"/>
+              <w:autoSpaceDE w:val="0"/>
+              <w:autoSpaceDN w:val="0"/>
+              <w:bidi w:val="0"/>
+              <w:adjustRightInd w:val="0"/>
+              <w:snapToGrid w:val="0"/>
+              <w:ind w:left="0" w:leftChars="0" w:firstLine="0" w:firstLineChars="0"/>
               <w:textAlignment w:val="baseline"/>
             </w:pPr>
             <w:r>
@@ -5881,23 +5932,23 @@
           </w:tcPr>
           <w:p>
             <w:pPr>
-              <w:pStyle w:val="a1"/>
-              <w:keepNext w:val="0"/>
-              <w:keepLines w:val="0"/>
-              <w:pageBreakBefore w:val="0"/>
-              <w:widowControl w:val="0"/>
-              <w:kinsoku w:val="0"/>
-              <w:wordWrap/>
-              <w:overflowPunct/>
-              <w:topLinePunct w:val="0"/>
-              <w:autoSpaceDE w:val="0"/>
-              <w:autoSpaceDN w:val="0"/>
-              <w:bidi w:val="0"/>
-              <w:adjustRightInd w:val="0"/>
-              <w:snapToGrid w:val="0"/>
-              <w:textAlignment w:val="baseline"/>
-              <w:rPr>
-                <w:rFonts w:eastAsia="宋体" w:hint="eastAsia"/>
+              <w:pStyle w:val="30"/>
+              <w:keepNext w:val="0"/>
+              <w:keepLines w:val="0"/>
+              <w:pageBreakBefore w:val="0"/>
+              <w:widowControl w:val="0"/>
+              <w:kinsoku w:val="0"/>
+              <w:wordWrap/>
+              <w:overflowPunct/>
+              <w:topLinePunct w:val="0"/>
+              <w:autoSpaceDE w:val="0"/>
+              <w:autoSpaceDN w:val="0"/>
+              <w:bidi w:val="0"/>
+              <w:adjustRightInd w:val="0"/>
+              <w:snapToGrid w:val="0"/>
+              <w:textAlignment w:val="baseline"/>
+              <w:rPr>
+                <w:rFonts w:hint="eastAsia" w:eastAsia="宋体"/>
                 <w:lang w:eastAsia="zh-CN"/>
               </w:rPr>
             </w:pPr>
@@ -5913,9 +5964,14 @@
       </w:tr>
       <w:tr>
         <w:tblPrEx>
-          <w:tblW w:w="0" w:type="auto"/>
-          <w:tblInd w:w="0" w:type="dxa"/>
-          <w:tblLayout w:type="fixed"/>
+          <w:tblBorders>
+            <w:top w:val="single" w:color="auto" w:sz="4" w:space="0"/>
+            <w:left w:val="single" w:color="auto" w:sz="4" w:space="0"/>
+            <w:bottom w:val="single" w:color="auto" w:sz="4" w:space="0"/>
+            <w:right w:val="single" w:color="auto" w:sz="4" w:space="0"/>
+            <w:insideH w:val="single" w:color="auto" w:sz="4" w:space="0"/>
+            <w:insideV w:val="single" w:color="auto" w:sz="4" w:space="0"/>
+          </w:tblBorders>
           <w:tblCellMar>
             <w:top w:w="0" w:type="dxa"/>
             <w:left w:w="10" w:type="dxa"/>
@@ -5935,7 +5991,7 @@
           </w:tcPr>
           <w:p>
             <w:pPr>
-              <w:pStyle w:val="a1"/>
+              <w:pStyle w:val="30"/>
               <w:keepNext w:val="0"/>
               <w:keepLines w:val="0"/>
               <w:pageBreakBefore w:val="0"/>
@@ -5968,21 +6024,21 @@
           </w:tcPr>
           <w:p>
             <w:pPr>
-              <w:pStyle w:val="a1"/>
-              <w:keepNext w:val="0"/>
-              <w:keepLines w:val="0"/>
-              <w:pageBreakBefore w:val="0"/>
-              <w:widowControl w:val="0"/>
-              <w:kinsoku w:val="0"/>
-              <w:wordWrap/>
-              <w:overflowPunct/>
-              <w:topLinePunct w:val="0"/>
-              <w:autoSpaceDE w:val="0"/>
-              <w:autoSpaceDN w:val="0"/>
-              <w:bidi w:val="0"/>
-              <w:adjustRightInd w:val="0"/>
-              <w:snapToGrid w:val="0"/>
-              <w:ind w:left="0" w:firstLine="0" w:leftChars="0" w:firstLineChars="0"/>
+              <w:pStyle w:val="30"/>
+              <w:keepNext w:val="0"/>
+              <w:keepLines w:val="0"/>
+              <w:pageBreakBefore w:val="0"/>
+              <w:widowControl w:val="0"/>
+              <w:kinsoku w:val="0"/>
+              <w:wordWrap/>
+              <w:overflowPunct/>
+              <w:topLinePunct w:val="0"/>
+              <w:autoSpaceDE w:val="0"/>
+              <w:autoSpaceDN w:val="0"/>
+              <w:bidi w:val="0"/>
+              <w:adjustRightInd w:val="0"/>
+              <w:snapToGrid w:val="0"/>
+              <w:ind w:left="0" w:leftChars="0" w:firstLine="0" w:firstLineChars="0"/>
               <w:textAlignment w:val="baseline"/>
             </w:pPr>
             <w:r>
@@ -6002,21 +6058,21 @@
           </w:tcPr>
           <w:p>
             <w:pPr>
-              <w:pStyle w:val="a1"/>
-              <w:keepNext w:val="0"/>
-              <w:keepLines w:val="0"/>
-              <w:pageBreakBefore w:val="0"/>
-              <w:widowControl w:val="0"/>
-              <w:kinsoku w:val="0"/>
-              <w:wordWrap/>
-              <w:overflowPunct/>
-              <w:topLinePunct w:val="0"/>
-              <w:autoSpaceDE w:val="0"/>
-              <w:autoSpaceDN w:val="0"/>
-              <w:bidi w:val="0"/>
-              <w:adjustRightInd w:val="0"/>
-              <w:snapToGrid w:val="0"/>
-              <w:ind w:left="0" w:firstLine="0" w:leftChars="0" w:firstLineChars="0"/>
+              <w:pStyle w:val="30"/>
+              <w:keepNext w:val="0"/>
+              <w:keepLines w:val="0"/>
+              <w:pageBreakBefore w:val="0"/>
+              <w:widowControl w:val="0"/>
+              <w:kinsoku w:val="0"/>
+              <w:wordWrap/>
+              <w:overflowPunct/>
+              <w:topLinePunct w:val="0"/>
+              <w:autoSpaceDE w:val="0"/>
+              <w:autoSpaceDN w:val="0"/>
+              <w:bidi w:val="0"/>
+              <w:adjustRightInd w:val="0"/>
+              <w:snapToGrid w:val="0"/>
+              <w:ind w:left="0" w:leftChars="0" w:firstLine="0" w:firstLineChars="0"/>
               <w:textAlignment w:val="baseline"/>
             </w:pPr>
             <w:r>
@@ -6036,23 +6092,23 @@
           </w:tcPr>
           <w:p>
             <w:pPr>
-              <w:pStyle w:val="a1"/>
-              <w:keepNext w:val="0"/>
-              <w:keepLines w:val="0"/>
-              <w:pageBreakBefore w:val="0"/>
-              <w:widowControl w:val="0"/>
-              <w:kinsoku w:val="0"/>
-              <w:wordWrap/>
-              <w:overflowPunct/>
-              <w:topLinePunct w:val="0"/>
-              <w:autoSpaceDE w:val="0"/>
-              <w:autoSpaceDN w:val="0"/>
-              <w:bidi w:val="0"/>
-              <w:adjustRightInd w:val="0"/>
-              <w:snapToGrid w:val="0"/>
-              <w:textAlignment w:val="baseline"/>
-              <w:rPr>
-                <w:rFonts w:eastAsia="宋体" w:hint="default"/>
+              <w:pStyle w:val="30"/>
+              <w:keepNext w:val="0"/>
+              <w:keepLines w:val="0"/>
+              <w:pageBreakBefore w:val="0"/>
+              <w:widowControl w:val="0"/>
+              <w:kinsoku w:val="0"/>
+              <w:wordWrap/>
+              <w:overflowPunct/>
+              <w:topLinePunct w:val="0"/>
+              <w:autoSpaceDE w:val="0"/>
+              <w:autoSpaceDN w:val="0"/>
+              <w:bidi w:val="0"/>
+              <w:adjustRightInd w:val="0"/>
+              <w:snapToGrid w:val="0"/>
+              <w:textAlignment w:val="baseline"/>
+              <w:rPr>
+                <w:rFonts w:hint="default" w:eastAsia="宋体"/>
                 <w:lang w:val="en-US" w:eastAsia="zh-CN"/>
               </w:rPr>
             </w:pPr>
@@ -6068,9 +6124,14 @@
       </w:tr>
       <w:tr>
         <w:tblPrEx>
-          <w:tblW w:w="0" w:type="auto"/>
-          <w:tblInd w:w="0" w:type="dxa"/>
-          <w:tblLayout w:type="fixed"/>
+          <w:tblBorders>
+            <w:top w:val="single" w:color="auto" w:sz="4" w:space="0"/>
+            <w:left w:val="single" w:color="auto" w:sz="4" w:space="0"/>
+            <w:bottom w:val="single" w:color="auto" w:sz="4" w:space="0"/>
+            <w:right w:val="single" w:color="auto" w:sz="4" w:space="0"/>
+            <w:insideH w:val="single" w:color="auto" w:sz="4" w:space="0"/>
+            <w:insideV w:val="single" w:color="auto" w:sz="4" w:space="0"/>
+          </w:tblBorders>
           <w:tblCellMar>
             <w:top w:w="0" w:type="dxa"/>
             <w:left w:w="10" w:type="dxa"/>
@@ -6090,7 +6151,7 @@
           </w:tcPr>
           <w:p>
             <w:pPr>
-              <w:pStyle w:val="a1"/>
+              <w:pStyle w:val="30"/>
               <w:keepNext w:val="0"/>
               <w:keepLines w:val="0"/>
               <w:pageBreakBefore w:val="0"/>
@@ -6123,21 +6184,21 @@
           </w:tcPr>
           <w:p>
             <w:pPr>
-              <w:pStyle w:val="a1"/>
-              <w:keepNext w:val="0"/>
-              <w:keepLines w:val="0"/>
-              <w:pageBreakBefore w:val="0"/>
-              <w:widowControl w:val="0"/>
-              <w:kinsoku w:val="0"/>
-              <w:wordWrap/>
-              <w:overflowPunct/>
-              <w:topLinePunct w:val="0"/>
-              <w:autoSpaceDE w:val="0"/>
-              <w:autoSpaceDN w:val="0"/>
-              <w:bidi w:val="0"/>
-              <w:adjustRightInd w:val="0"/>
-              <w:snapToGrid w:val="0"/>
-              <w:ind w:left="0" w:firstLine="0" w:leftChars="0" w:firstLineChars="0"/>
+              <w:pStyle w:val="30"/>
+              <w:keepNext w:val="0"/>
+              <w:keepLines w:val="0"/>
+              <w:pageBreakBefore w:val="0"/>
+              <w:widowControl w:val="0"/>
+              <w:kinsoku w:val="0"/>
+              <w:wordWrap/>
+              <w:overflowPunct/>
+              <w:topLinePunct w:val="0"/>
+              <w:autoSpaceDE w:val="0"/>
+              <w:autoSpaceDN w:val="0"/>
+              <w:bidi w:val="0"/>
+              <w:adjustRightInd w:val="0"/>
+              <w:snapToGrid w:val="0"/>
+              <w:ind w:left="0" w:leftChars="0" w:firstLine="0" w:firstLineChars="0"/>
               <w:textAlignment w:val="baseline"/>
             </w:pPr>
             <w:r>
@@ -6157,21 +6218,21 @@
           </w:tcPr>
           <w:p>
             <w:pPr>
-              <w:pStyle w:val="a1"/>
-              <w:keepNext w:val="0"/>
-              <w:keepLines w:val="0"/>
-              <w:pageBreakBefore w:val="0"/>
-              <w:widowControl w:val="0"/>
-              <w:kinsoku w:val="0"/>
-              <w:wordWrap/>
-              <w:overflowPunct/>
-              <w:topLinePunct w:val="0"/>
-              <w:autoSpaceDE w:val="0"/>
-              <w:autoSpaceDN w:val="0"/>
-              <w:bidi w:val="0"/>
-              <w:adjustRightInd w:val="0"/>
-              <w:snapToGrid w:val="0"/>
-              <w:ind w:left="0" w:firstLine="0" w:leftChars="0" w:firstLineChars="0"/>
+              <w:pStyle w:val="30"/>
+              <w:keepNext w:val="0"/>
+              <w:keepLines w:val="0"/>
+              <w:pageBreakBefore w:val="0"/>
+              <w:widowControl w:val="0"/>
+              <w:kinsoku w:val="0"/>
+              <w:wordWrap/>
+              <w:overflowPunct/>
+              <w:topLinePunct w:val="0"/>
+              <w:autoSpaceDE w:val="0"/>
+              <w:autoSpaceDN w:val="0"/>
+              <w:bidi w:val="0"/>
+              <w:adjustRightInd w:val="0"/>
+              <w:snapToGrid w:val="0"/>
+              <w:ind w:left="0" w:leftChars="0" w:firstLine="0" w:firstLineChars="0"/>
               <w:textAlignment w:val="baseline"/>
             </w:pPr>
             <w:r>
@@ -6191,23 +6252,23 @@
           </w:tcPr>
           <w:p>
             <w:pPr>
-              <w:pStyle w:val="a1"/>
-              <w:keepNext w:val="0"/>
-              <w:keepLines w:val="0"/>
-              <w:pageBreakBefore w:val="0"/>
-              <w:widowControl w:val="0"/>
-              <w:kinsoku w:val="0"/>
-              <w:wordWrap/>
-              <w:overflowPunct/>
-              <w:topLinePunct w:val="0"/>
-              <w:autoSpaceDE w:val="0"/>
-              <w:autoSpaceDN w:val="0"/>
-              <w:bidi w:val="0"/>
-              <w:adjustRightInd w:val="0"/>
-              <w:snapToGrid w:val="0"/>
-              <w:textAlignment w:val="baseline"/>
-              <w:rPr>
-                <w:rFonts w:eastAsia="宋体" w:hint="eastAsia"/>
+              <w:pStyle w:val="30"/>
+              <w:keepNext w:val="0"/>
+              <w:keepLines w:val="0"/>
+              <w:pageBreakBefore w:val="0"/>
+              <w:widowControl w:val="0"/>
+              <w:kinsoku w:val="0"/>
+              <w:wordWrap/>
+              <w:overflowPunct/>
+              <w:topLinePunct w:val="0"/>
+              <w:autoSpaceDE w:val="0"/>
+              <w:autoSpaceDN w:val="0"/>
+              <w:bidi w:val="0"/>
+              <w:adjustRightInd w:val="0"/>
+              <w:snapToGrid w:val="0"/>
+              <w:textAlignment w:val="baseline"/>
+              <w:rPr>
+                <w:rFonts w:hint="eastAsia" w:eastAsia="宋体"/>
                 <w:lang w:eastAsia="zh-CN"/>
               </w:rPr>
             </w:pPr>
@@ -6223,9 +6284,14 @@
       </w:tr>
       <w:tr>
         <w:tblPrEx>
-          <w:tblW w:w="0" w:type="auto"/>
-          <w:tblInd w:w="0" w:type="dxa"/>
-          <w:tblLayout w:type="fixed"/>
+          <w:tblBorders>
+            <w:top w:val="single" w:color="auto" w:sz="4" w:space="0"/>
+            <w:left w:val="single" w:color="auto" w:sz="4" w:space="0"/>
+            <w:bottom w:val="single" w:color="auto" w:sz="4" w:space="0"/>
+            <w:right w:val="single" w:color="auto" w:sz="4" w:space="0"/>
+            <w:insideH w:val="single" w:color="auto" w:sz="4" w:space="0"/>
+            <w:insideV w:val="single" w:color="auto" w:sz="4" w:space="0"/>
+          </w:tblBorders>
           <w:tblCellMar>
             <w:top w:w="0" w:type="dxa"/>
             <w:left w:w="10" w:type="dxa"/>
@@ -6245,7 +6311,7 @@
           </w:tcPr>
           <w:p>
             <w:pPr>
-              <w:pStyle w:val="a1"/>
+              <w:pStyle w:val="30"/>
               <w:keepNext w:val="0"/>
               <w:keepLines w:val="0"/>
               <w:pageBreakBefore w:val="0"/>
@@ -6278,21 +6344,21 @@
           </w:tcPr>
           <w:p>
             <w:pPr>
-              <w:pStyle w:val="a1"/>
-              <w:keepNext w:val="0"/>
-              <w:keepLines w:val="0"/>
-              <w:pageBreakBefore w:val="0"/>
-              <w:widowControl w:val="0"/>
-              <w:kinsoku w:val="0"/>
-              <w:wordWrap/>
-              <w:overflowPunct/>
-              <w:topLinePunct w:val="0"/>
-              <w:autoSpaceDE w:val="0"/>
-              <w:autoSpaceDN w:val="0"/>
-              <w:bidi w:val="0"/>
-              <w:adjustRightInd w:val="0"/>
-              <w:snapToGrid w:val="0"/>
-              <w:ind w:left="0" w:firstLine="0" w:leftChars="0" w:firstLineChars="0"/>
+              <w:pStyle w:val="30"/>
+              <w:keepNext w:val="0"/>
+              <w:keepLines w:val="0"/>
+              <w:pageBreakBefore w:val="0"/>
+              <w:widowControl w:val="0"/>
+              <w:kinsoku w:val="0"/>
+              <w:wordWrap/>
+              <w:overflowPunct/>
+              <w:topLinePunct w:val="0"/>
+              <w:autoSpaceDE w:val="0"/>
+              <w:autoSpaceDN w:val="0"/>
+              <w:bidi w:val="0"/>
+              <w:adjustRightInd w:val="0"/>
+              <w:snapToGrid w:val="0"/>
+              <w:ind w:left="0" w:leftChars="0" w:firstLine="0" w:firstLineChars="0"/>
               <w:textAlignment w:val="baseline"/>
             </w:pPr>
             <w:r>
@@ -6312,21 +6378,21 @@
           </w:tcPr>
           <w:p>
             <w:pPr>
-              <w:pStyle w:val="a1"/>
-              <w:keepNext w:val="0"/>
-              <w:keepLines w:val="0"/>
-              <w:pageBreakBefore w:val="0"/>
-              <w:widowControl w:val="0"/>
-              <w:kinsoku w:val="0"/>
-              <w:wordWrap/>
-              <w:overflowPunct/>
-              <w:topLinePunct w:val="0"/>
-              <w:autoSpaceDE w:val="0"/>
-              <w:autoSpaceDN w:val="0"/>
-              <w:bidi w:val="0"/>
-              <w:adjustRightInd w:val="0"/>
-              <w:snapToGrid w:val="0"/>
-              <w:ind w:left="0" w:firstLine="0" w:leftChars="0" w:firstLineChars="0"/>
+              <w:pStyle w:val="30"/>
+              <w:keepNext w:val="0"/>
+              <w:keepLines w:val="0"/>
+              <w:pageBreakBefore w:val="0"/>
+              <w:widowControl w:val="0"/>
+              <w:kinsoku w:val="0"/>
+              <w:wordWrap/>
+              <w:overflowPunct/>
+              <w:topLinePunct w:val="0"/>
+              <w:autoSpaceDE w:val="0"/>
+              <w:autoSpaceDN w:val="0"/>
+              <w:bidi w:val="0"/>
+              <w:adjustRightInd w:val="0"/>
+              <w:snapToGrid w:val="0"/>
+              <w:ind w:left="0" w:leftChars="0" w:firstLine="0" w:firstLineChars="0"/>
               <w:textAlignment w:val="baseline"/>
             </w:pPr>
             <w:r>
@@ -6346,23 +6412,23 @@
           </w:tcPr>
           <w:p>
             <w:pPr>
-              <w:pStyle w:val="a1"/>
-              <w:keepNext w:val="0"/>
-              <w:keepLines w:val="0"/>
-              <w:pageBreakBefore w:val="0"/>
-              <w:widowControl w:val="0"/>
-              <w:kinsoku w:val="0"/>
-              <w:wordWrap/>
-              <w:overflowPunct/>
-              <w:topLinePunct w:val="0"/>
-              <w:autoSpaceDE w:val="0"/>
-              <w:autoSpaceDN w:val="0"/>
-              <w:bidi w:val="0"/>
-              <w:adjustRightInd w:val="0"/>
-              <w:snapToGrid w:val="0"/>
-              <w:textAlignment w:val="baseline"/>
-              <w:rPr>
-                <w:rFonts w:eastAsia="宋体" w:hint="eastAsia"/>
+              <w:pStyle w:val="30"/>
+              <w:keepNext w:val="0"/>
+              <w:keepLines w:val="0"/>
+              <w:pageBreakBefore w:val="0"/>
+              <w:widowControl w:val="0"/>
+              <w:kinsoku w:val="0"/>
+              <w:wordWrap/>
+              <w:overflowPunct/>
+              <w:topLinePunct w:val="0"/>
+              <w:autoSpaceDE w:val="0"/>
+              <w:autoSpaceDN w:val="0"/>
+              <w:bidi w:val="0"/>
+              <w:adjustRightInd w:val="0"/>
+              <w:snapToGrid w:val="0"/>
+              <w:textAlignment w:val="baseline"/>
+              <w:rPr>
+                <w:rFonts w:hint="eastAsia" w:eastAsia="宋体"/>
                 <w:lang w:eastAsia="zh-CN"/>
               </w:rPr>
             </w:pPr>
@@ -6379,7 +6445,7 @@
     </w:tbl>
     <w:p>
       <w:pPr>
-        <w:pStyle w:val="a1"/>
+        <w:pStyle w:val="30"/>
         <w:keepNext w:val="0"/>
         <w:keepLines w:val="0"/>
         <w:pageBreakBefore w:val="0"/>
@@ -6401,7 +6467,7 @@
     </w:p>
     <w:p>
       <w:pPr>
-        <w:pStyle w:val="1"/>
+        <w:pStyle w:val="29"/>
         <w:keepNext w:val="0"/>
         <w:keepLines w:val="0"/>
         <w:pageBreakBefore w:val="0"/>
@@ -6417,30 +6483,30 @@
         <w:snapToGrid w:val="0"/>
         <w:textAlignment w:val="baseline"/>
       </w:pPr>
-      <w:bookmarkStart w:id="23" w:name="_Toc30186"/>
-      <w:bookmarkStart w:id="24" w:name="heading_11"/>
+      <w:bookmarkStart w:id="22" w:name="heading_11"/>
+      <w:bookmarkStart w:id="23" w:name="_Toc21998"/>
       <w:r>
         <w:t>软件出库管理</w:t>
       </w:r>
+      <w:bookmarkEnd w:id="22"/>
       <w:bookmarkEnd w:id="23"/>
-      <w:bookmarkEnd w:id="24"/>
     </w:p>
     <w:p>
       <w:pPr>
-        <w:pStyle w:val="2"/>
+        <w:pStyle w:val="31"/>
         <w:bidi w:val="0"/>
       </w:pPr>
-      <w:bookmarkStart w:id="25" w:name="heading_12"/>
-      <w:bookmarkStart w:id="26" w:name="_Toc30025"/>
+      <w:bookmarkStart w:id="24" w:name="heading_12"/>
+      <w:bookmarkStart w:id="25" w:name="_Toc21911"/>
       <w:r>
         <w:t>出库条件</w:t>
       </w:r>
+      <w:bookmarkEnd w:id="24"/>
       <w:bookmarkEnd w:id="25"/>
-      <w:bookmarkEnd w:id="26"/>
     </w:p>
     <w:p>
       <w:pPr>
-        <w:pStyle w:val="a1"/>
+        <w:pStyle w:val="30"/>
         <w:keepNext w:val="0"/>
         <w:keepLines w:val="0"/>
         <w:pageBreakBefore w:val="0"/>
@@ -6462,7 +6528,7 @@
     </w:p>
     <w:p>
       <w:pPr>
-        <w:pStyle w:val="a1"/>
+        <w:pStyle w:val="30"/>
         <w:keepNext w:val="0"/>
         <w:keepLines w:val="0"/>
         <w:pageBreakBefore w:val="0"/>
@@ -6484,7 +6550,7 @@
     </w:p>
     <w:p>
       <w:pPr>
-        <w:pStyle w:val="a1"/>
+        <w:pStyle w:val="30"/>
         <w:keepNext w:val="0"/>
         <w:keepLines w:val="0"/>
         <w:pageBreakBefore w:val="0"/>
@@ -6506,7 +6572,7 @@
     </w:p>
     <w:p>
       <w:pPr>
-        <w:pStyle w:val="a1"/>
+        <w:pStyle w:val="30"/>
         <w:keepNext w:val="0"/>
         <w:keepLines w:val="0"/>
         <w:pageBreakBefore w:val="0"/>
@@ -6528,7 +6594,7 @@
     </w:p>
     <w:p>
       <w:pPr>
-        <w:pStyle w:val="a1"/>
+        <w:pStyle w:val="30"/>
         <w:keepNext w:val="0"/>
         <w:keepLines w:val="0"/>
         <w:pageBreakBefore w:val="0"/>
@@ -6550,20 +6616,20 @@
     </w:p>
     <w:p>
       <w:pPr>
-        <w:pStyle w:val="2"/>
+        <w:pStyle w:val="31"/>
         <w:bidi w:val="0"/>
       </w:pPr>
-      <w:bookmarkStart w:id="27" w:name="_Toc19621"/>
-      <w:bookmarkStart w:id="28" w:name="heading_13"/>
+      <w:bookmarkStart w:id="26" w:name="heading_13"/>
+      <w:bookmarkStart w:id="27" w:name="_Toc18800"/>
       <w:r>
         <w:t>出库流程</w:t>
       </w:r>
+      <w:bookmarkEnd w:id="26"/>
       <w:bookmarkEnd w:id="27"/>
-      <w:bookmarkEnd w:id="28"/>
     </w:p>
     <w:p>
       <w:pPr>
-        <w:pStyle w:val="a1"/>
+        <w:pStyle w:val="30"/>
         <w:keepNext w:val="0"/>
         <w:keepLines w:val="0"/>
         <w:pageBreakBefore w:val="0"/>
@@ -6595,7 +6661,7 @@
     </w:p>
     <w:p>
       <w:pPr>
-        <w:pStyle w:val="a1"/>
+        <w:pStyle w:val="30"/>
         <w:keepNext w:val="0"/>
         <w:keepLines w:val="0"/>
         <w:pageBreakBefore w:val="0"/>
@@ -6627,7 +6693,7 @@
     </w:p>
     <w:p>
       <w:pPr>
-        <w:pStyle w:val="a1"/>
+        <w:pStyle w:val="30"/>
         <w:keepNext w:val="0"/>
         <w:keepLines w:val="0"/>
         <w:pageBreakBefore w:val="0"/>
@@ -6659,7 +6725,7 @@
     </w:p>
     <w:p>
       <w:pPr>
-        <w:pStyle w:val="a1"/>
+        <w:pStyle w:val="30"/>
         <w:keepNext w:val="0"/>
         <w:keepLines w:val="0"/>
         <w:pageBreakBefore w:val="0"/>
@@ -6691,7 +6757,7 @@
     </w:p>
     <w:p>
       <w:pPr>
-        <w:pStyle w:val="a1"/>
+        <w:pStyle w:val="30"/>
         <w:keepNext w:val="0"/>
         <w:keepLines w:val="0"/>
         <w:pageBreakBefore w:val="0"/>
@@ -6733,7 +6799,7 @@
     </w:p>
     <w:p>
       <w:pPr>
-        <w:pStyle w:val="1"/>
+        <w:pStyle w:val="29"/>
         <w:keepNext w:val="0"/>
         <w:keepLines w:val="0"/>
         <w:pageBreakBefore w:val="0"/>
@@ -6749,17 +6815,17 @@
         <w:snapToGrid w:val="0"/>
         <w:textAlignment w:val="baseline"/>
       </w:pPr>
-      <w:bookmarkStart w:id="29" w:name="heading_14"/>
-      <w:bookmarkStart w:id="30" w:name="_Toc9753"/>
+      <w:bookmarkStart w:id="28" w:name="heading_14"/>
+      <w:bookmarkStart w:id="29" w:name="_Toc31321"/>
       <w:r>
         <w:t>软件版本管理</w:t>
       </w:r>
+      <w:bookmarkEnd w:id="28"/>
       <w:bookmarkEnd w:id="29"/>
-      <w:bookmarkEnd w:id="30"/>
     </w:p>
     <w:p>
       <w:pPr>
-        <w:pStyle w:val="a1"/>
+        <w:pStyle w:val="30"/>
         <w:keepNext w:val="0"/>
         <w:keepLines w:val="0"/>
         <w:pageBreakBefore w:val="0"/>
@@ -6781,7 +6847,7 @@
     </w:p>
     <w:p>
       <w:pPr>
-        <w:pStyle w:val="a1"/>
+        <w:pStyle w:val="30"/>
         <w:keepNext w:val="0"/>
         <w:keepLines w:val="0"/>
         <w:pageBreakBefore w:val="0"/>
@@ -6801,7 +6867,7 @@
         <w:t>版本控制要求：</w:t>
       </w:r>
       <w:r>
-        <w:br/>
+        <w:br w:type="textWrapping"/>
       </w:r>
       <w:r>
         <w:t>新版本软件入库前，需与DSL中现有版本进行比对，确认无重复后再执行入库流程，并对旧版本进行保留或归档处理；</w:t>
@@ -6809,7 +6875,7 @@
     </w:p>
     <w:p>
       <w:pPr>
-        <w:pStyle w:val="a1"/>
+        <w:pStyle w:val="30"/>
         <w:keepNext w:val="0"/>
         <w:keepLines w:val="0"/>
         <w:pageBreakBefore w:val="0"/>
@@ -6831,7 +6897,7 @@
     </w:p>
     <w:p>
       <w:pPr>
-        <w:pStyle w:val="a1"/>
+        <w:pStyle w:val="30"/>
         <w:keepNext w:val="0"/>
         <w:keepLines w:val="0"/>
         <w:pageBreakBefore w:val="0"/>
@@ -6853,7 +6919,7 @@
     </w:p>
     <w:p>
       <w:pPr>
-        <w:pStyle w:val="a1"/>
+        <w:pStyle w:val="30"/>
         <w:keepNext w:val="0"/>
         <w:keepLines w:val="0"/>
         <w:pageBreakBefore w:val="0"/>
@@ -6875,7 +6941,7 @@
     </w:p>
     <w:p>
       <w:pPr>
-        <w:pStyle w:val="1"/>
+        <w:pStyle w:val="29"/>
         <w:keepNext w:val="0"/>
         <w:keepLines w:val="0"/>
         <w:pageBreakBefore w:val="0"/>
@@ -6891,17 +6957,17 @@
         <w:snapToGrid w:val="0"/>
         <w:textAlignment w:val="baseline"/>
       </w:pPr>
-      <w:bookmarkStart w:id="31" w:name="heading_15"/>
-      <w:bookmarkStart w:id="32" w:name="_Toc6991"/>
+      <w:bookmarkStart w:id="30" w:name="heading_15"/>
+      <w:bookmarkStart w:id="31" w:name="_Toc21366"/>
       <w:r>
         <w:t>安全与保密管理</w:t>
       </w:r>
+      <w:bookmarkEnd w:id="30"/>
       <w:bookmarkEnd w:id="31"/>
-      <w:bookmarkEnd w:id="32"/>
     </w:p>
     <w:p>
       <w:pPr>
-        <w:pStyle w:val="a1"/>
+        <w:pStyle w:val="30"/>
         <w:keepNext w:val="0"/>
         <w:keepLines w:val="0"/>
         <w:pageBreakBefore w:val="0"/>
@@ -6933,7 +6999,7 @@
     </w:p>
     <w:p>
       <w:pPr>
-        <w:pStyle w:val="a1"/>
+        <w:pStyle w:val="30"/>
         <w:keepNext w:val="0"/>
         <w:keepLines w:val="0"/>
         <w:pageBreakBefore w:val="0"/>
@@ -6955,7 +7021,7 @@
     </w:p>
     <w:p>
       <w:pPr>
-        <w:pStyle w:val="a1"/>
+        <w:pStyle w:val="30"/>
         <w:keepNext w:val="0"/>
         <w:keepLines w:val="0"/>
         <w:pageBreakBefore w:val="0"/>
@@ -6977,7 +7043,7 @@
     </w:p>
     <w:p>
       <w:pPr>
-        <w:pStyle w:val="a1"/>
+        <w:pStyle w:val="30"/>
         <w:keepNext w:val="0"/>
         <w:keepLines w:val="0"/>
         <w:pageBreakBefore w:val="0"/>
@@ -7009,7 +7075,7 @@
     </w:p>
     <w:p>
       <w:pPr>
-        <w:pStyle w:val="1"/>
+        <w:pStyle w:val="29"/>
         <w:keepNext w:val="0"/>
         <w:keepLines w:val="0"/>
         <w:pageBreakBefore w:val="0"/>
@@ -7025,17 +7091,17 @@
         <w:snapToGrid w:val="0"/>
         <w:textAlignment w:val="baseline"/>
       </w:pPr>
-      <w:bookmarkStart w:id="33" w:name="heading_16"/>
-      <w:bookmarkStart w:id="34" w:name="_Toc5737"/>
+      <w:bookmarkStart w:id="32" w:name="heading_16"/>
+      <w:bookmarkStart w:id="33" w:name="_Toc4357"/>
       <w:r>
         <w:t>审计与监督</w:t>
       </w:r>
+      <w:bookmarkEnd w:id="32"/>
       <w:bookmarkEnd w:id="33"/>
-      <w:bookmarkEnd w:id="34"/>
     </w:p>
     <w:p>
       <w:pPr>
-        <w:pStyle w:val="a1"/>
+        <w:pStyle w:val="30"/>
         <w:keepNext w:val="0"/>
         <w:keepLines w:val="0"/>
         <w:pageBreakBefore w:val="0"/>
@@ -7057,7 +7123,7 @@
     </w:p>
     <w:p>
       <w:pPr>
-        <w:pStyle w:val="a1"/>
+        <w:pStyle w:val="30"/>
         <w:keepNext w:val="0"/>
         <w:keepLines w:val="0"/>
         <w:pageBreakBefore w:val="0"/>
@@ -7079,7 +7145,7 @@
     </w:p>
     <w:p>
       <w:pPr>
-        <w:pStyle w:val="a1"/>
+        <w:pStyle w:val="30"/>
         <w:keepNext w:val="0"/>
         <w:keepLines w:val="0"/>
         <w:pageBreakBefore w:val="0"/>
@@ -7100,14 +7166,14 @@
       </w:r>
     </w:p>
     <w:p>
-      <w:bookmarkStart w:id="35" w:name="heading_17"/>
+      <w:bookmarkStart w:id="34" w:name="heading_17"/>
       <w:r>
         <w:br w:type="page"/>
       </w:r>
     </w:p>
     <w:p>
       <w:pPr>
-        <w:pStyle w:val="1"/>
+        <w:pStyle w:val="29"/>
         <w:keepNext w:val="0"/>
         <w:keepLines w:val="0"/>
         <w:pageBreakBefore w:val="0"/>
@@ -7123,25 +7189,25 @@
         <w:snapToGrid w:val="0"/>
         <w:textAlignment w:val="baseline"/>
       </w:pPr>
-      <w:bookmarkStart w:id="36" w:name="_Toc13974"/>
+      <w:bookmarkStart w:id="35" w:name="_Toc6227"/>
       <w:r>
         <w:t>KPI指标</w:t>
       </w:r>
+      <w:bookmarkEnd w:id="34"/>
       <w:bookmarkEnd w:id="35"/>
-      <w:bookmarkEnd w:id="36"/>
     </w:p>
     <w:tbl>
       <w:tblPr>
-        <w:tblStyle w:val="TableNormal"/>
+        <w:tblStyle w:val="20"/>
         <w:tblW w:w="0" w:type="auto"/>
         <w:tblInd w:w="0" w:type="dxa"/>
         <w:tblBorders>
-          <w:top w:val="single" w:sz="4" w:space="0" w:color="auto"/>
-          <w:left w:val="single" w:sz="4" w:space="0" w:color="auto"/>
-          <w:bottom w:val="single" w:sz="4" w:space="0" w:color="auto"/>
-          <w:right w:val="single" w:sz="4" w:space="0" w:color="auto"/>
-          <w:insideH w:val="single" w:sz="4" w:space="0" w:color="auto"/>
-          <w:insideV w:val="single" w:sz="4" w:space="0" w:color="auto"/>
+          <w:top w:val="single" w:color="auto" w:sz="4" w:space="0"/>
+          <w:left w:val="single" w:color="auto" w:sz="4" w:space="0"/>
+          <w:bottom w:val="single" w:color="auto" w:sz="4" w:space="0"/>
+          <w:right w:val="single" w:color="auto" w:sz="4" w:space="0"/>
+          <w:insideH w:val="single" w:color="auto" w:sz="4" w:space="0"/>
+          <w:insideV w:val="single" w:color="auto" w:sz="4" w:space="0"/>
         </w:tblBorders>
         <w:tblLayout w:type="fixed"/>
         <w:tblCellMar>
@@ -7159,17 +7225,14 @@
       </w:tblGrid>
       <w:tr>
         <w:tblPrEx>
-          <w:tblW w:w="0" w:type="auto"/>
-          <w:tblInd w:w="0" w:type="dxa"/>
           <w:tblBorders>
-            <w:top w:val="single" w:sz="4" w:space="0" w:color="auto"/>
-            <w:left w:val="single" w:sz="4" w:space="0" w:color="auto"/>
-            <w:bottom w:val="single" w:sz="4" w:space="0" w:color="auto"/>
-            <w:right w:val="single" w:sz="4" w:space="0" w:color="auto"/>
-            <w:insideH w:val="single" w:sz="4" w:space="0" w:color="auto"/>
-            <w:insideV w:val="single" w:sz="4" w:space="0" w:color="auto"/>
+            <w:top w:val="single" w:color="auto" w:sz="4" w:space="0"/>
+            <w:left w:val="single" w:color="auto" w:sz="4" w:space="0"/>
+            <w:bottom w:val="single" w:color="auto" w:sz="4" w:space="0"/>
+            <w:right w:val="single" w:color="auto" w:sz="4" w:space="0"/>
+            <w:insideH w:val="single" w:color="auto" w:sz="4" w:space="0"/>
+            <w:insideV w:val="single" w:color="auto" w:sz="4" w:space="0"/>
           </w:tblBorders>
-          <w:tblLayout w:type="fixed"/>
           <w:tblCellMar>
             <w:top w:w="0" w:type="dxa"/>
             <w:left w:w="10" w:type="dxa"/>
@@ -7244,9 +7307,14 @@
       </w:tr>
       <w:tr>
         <w:tblPrEx>
-          <w:tblW w:w="0" w:type="auto"/>
-          <w:tblInd w:w="0" w:type="dxa"/>
-          <w:tblLayout w:type="fixed"/>
+          <w:tblBorders>
+            <w:top w:val="single" w:color="auto" w:sz="4" w:space="0"/>
+            <w:left w:val="single" w:color="auto" w:sz="4" w:space="0"/>
+            <w:bottom w:val="single" w:color="auto" w:sz="4" w:space="0"/>
+            <w:right w:val="single" w:color="auto" w:sz="4" w:space="0"/>
+            <w:insideH w:val="single" w:color="auto" w:sz="4" w:space="0"/>
+            <w:insideV w:val="single" w:color="auto" w:sz="4" w:space="0"/>
+          </w:tblBorders>
           <w:tblCellMar>
             <w:top w:w="0" w:type="dxa"/>
             <w:left w:w="10" w:type="dxa"/>
@@ -7322,7 +7390,7 @@
     </w:tbl>
     <w:p>
       <w:pPr>
-        <w:pStyle w:val="1"/>
+        <w:pStyle w:val="29"/>
         <w:keepNext w:val="0"/>
         <w:keepLines w:val="0"/>
         <w:pageBreakBefore w:val="0"/>
@@ -7338,17 +7406,17 @@
         <w:snapToGrid w:val="0"/>
         <w:textAlignment w:val="baseline"/>
       </w:pPr>
-      <w:bookmarkStart w:id="37" w:name="_Toc31890"/>
-      <w:bookmarkStart w:id="38" w:name="heading_18"/>
+      <w:bookmarkStart w:id="36" w:name="heading_18"/>
+      <w:bookmarkStart w:id="37" w:name="_Toc12902"/>
       <w:r>
         <w:t>相关记录</w:t>
       </w:r>
+      <w:bookmarkEnd w:id="36"/>
       <w:bookmarkEnd w:id="37"/>
-      <w:bookmarkEnd w:id="38"/>
     </w:p>
     <w:p>
       <w:pPr>
-        <w:pStyle w:val="a1"/>
+        <w:pStyle w:val="30"/>
         <w:keepNext w:val="0"/>
         <w:keepLines w:val="0"/>
         <w:pageBreakBefore w:val="0"/>
@@ -7370,7 +7438,7 @@
     </w:p>
     <w:p>
       <w:pPr>
-        <w:pStyle w:val="a1"/>
+        <w:pStyle w:val="30"/>
         <w:keepNext w:val="0"/>
         <w:keepLines w:val="0"/>
         <w:pageBreakBefore w:val="0"/>
@@ -7392,7 +7460,7 @@
     </w:p>
     <w:p>
       <w:pPr>
-        <w:pStyle w:val="a1"/>
+        <w:pStyle w:val="30"/>
         <w:keepNext w:val="0"/>
         <w:keepLines w:val="0"/>
         <w:pageBreakBefore w:val="0"/>
@@ -7414,7 +7482,7 @@
     </w:p>
     <w:p>
       <w:pPr>
-        <w:pStyle w:val="a1"/>
+        <w:pStyle w:val="30"/>
         <w:keepNext w:val="0"/>
         <w:keepLines w:val="0"/>
         <w:pageBreakBefore w:val="0"/>
@@ -7436,7 +7504,7 @@
     </w:p>
     <w:p>
       <w:pPr>
-        <w:pStyle w:val="a1"/>
+        <w:pStyle w:val="30"/>
         <w:keepNext w:val="0"/>
         <w:keepLines w:val="0"/>
         <w:pageBreakBefore w:val="0"/>
@@ -7458,7 +7526,7 @@
     </w:p>
     <w:p>
       <w:pPr>
-        <w:pStyle w:val="a1"/>
+        <w:pStyle w:val="30"/>
         <w:keepNext w:val="0"/>
         <w:keepLines w:val="0"/>
         <w:pageBreakBefore w:val="0"/>
@@ -7480,7 +7548,7 @@
     </w:p>
     <w:p>
       <w:pPr>
-        <w:pStyle w:val="a1"/>
+        <w:pStyle w:val="30"/>
         <w:keepNext w:val="0"/>
         <w:keepLines w:val="0"/>
         <w:pageBreakBefore w:val="0"/>
@@ -7502,7 +7570,7 @@
     </w:p>
     <w:p>
       <w:pPr>
-        <w:pStyle w:val="a1"/>
+        <w:pStyle w:val="30"/>
         <w:keepNext w:val="0"/>
         <w:keepLines w:val="0"/>
         <w:pageBreakBefore w:val="0"/>
@@ -7524,7 +7592,7 @@
     </w:p>
     <w:p>
       <w:pPr>
-        <w:pStyle w:val="a1"/>
+        <w:pStyle w:val="30"/>
         <w:keepNext w:val="0"/>
         <w:keepLines w:val="0"/>
         <w:pageBreakBefore w:val="0"/>
@@ -7548,20 +7616,70 @@
     <w:sectPr>
       <w:pgSz w:w="11906" w:h="16838"/>
       <w:pgMar w:top="1440" w:right="1800" w:bottom="1440" w:left="1800" w:header="851" w:footer="992" w:gutter="0"/>
-      <w:cols w:num="1" w:space="425"/>
+      <w:cols w:space="425" w:num="1"/>
       <w:docGrid w:type="lines" w:linePitch="312" w:charSpace="0"/>
     </w:sectPr>
   </w:body>
 </w:document>
 </file>
 
+<file path=word/endnotes.xml><?xml version="1.0" encoding="utf-8"?>
+<w:endnotes xmlns:wpc="http://schemas.microsoft.com/office/word/2010/wordprocessingCanvas" xmlns:mc="http://schemas.openxmlformats.org/markup-compatibility/2006" xmlns:o="urn:schemas-microsoft-com:office:office" xmlns:r="http://schemas.openxmlformats.org/officeDocument/2006/relationships" xmlns:m="http://schemas.openxmlformats.org/officeDocument/2006/math" xmlns:v="urn:schemas-microsoft-com:vml" xmlns:wp14="http://schemas.microsoft.com/office/word/2010/wordprocessingDrawing" xmlns:wp="http://schemas.openxmlformats.org/drawingml/2006/wordprocessingDrawing" xmlns:w="http://schemas.openxmlformats.org/wordprocessingml/2006/main" xmlns:w14="http://schemas.microsoft.com/office/word/2010/wordml" xmlns:w15="http://schemas.microsoft.com/office/word/2012/wordml" xmlns:w10="urn:schemas-microsoft-com:office:word" xmlns:wpg="http://schemas.microsoft.com/office/word/2010/wordprocessingGroup" xmlns:wpi="http://schemas.microsoft.com/office/word/2010/wordprocessingInk" xmlns:wne="http://schemas.microsoft.com/office/word/2006/wordml" xmlns:wps="http://schemas.microsoft.com/office/word/2010/wordprocessingShape" xmlns:wpsCustomData="http://www.wps.cn/officeDocument/2013/wpsCustomData" mc:Ignorable="w14 w15 wp14">
+  <w:endnote w:type="separator" w:id="0">
+    <w:p>
+      <w:pPr>
+        <w:spacing w:line="240" w:lineRule="auto"/>
+      </w:pPr>
+      <w:r>
+        <w:separator/>
+      </w:r>
+    </w:p>
+  </w:endnote>
+  <w:endnote w:type="continuationSeparator" w:id="1">
+    <w:p>
+      <w:pPr>
+        <w:spacing w:line="240" w:lineRule="auto"/>
+      </w:pPr>
+      <w:r>
+        <w:continuationSeparator/>
+      </w:r>
+    </w:p>
+  </w:endnote>
+</w:endnotes>
+</file>
+
+<file path=word/footnotes.xml><?xml version="1.0" encoding="utf-8"?>
+<w:footnotes xmlns:wpc="http://schemas.microsoft.com/office/word/2010/wordprocessingCanvas" xmlns:mc="http://schemas.openxmlformats.org/markup-compatibility/2006" xmlns:o="urn:schemas-microsoft-com:office:office" xmlns:r="http://schemas.openxmlformats.org/officeDocument/2006/relationships" xmlns:m="http://schemas.openxmlformats.org/officeDocument/2006/math" xmlns:v="urn:schemas-microsoft-com:vml" xmlns:wp14="http://schemas.microsoft.com/office/word/2010/wordprocessingDrawing" xmlns:wp="http://schemas.openxmlformats.org/drawingml/2006/wordprocessingDrawing" xmlns:w="http://schemas.openxmlformats.org/wordprocessingml/2006/main" xmlns:w14="http://schemas.microsoft.com/office/word/2010/wordml" xmlns:w15="http://schemas.microsoft.com/office/word/2012/wordml" xmlns:w10="urn:schemas-microsoft-com:office:word" xmlns:wpg="http://schemas.microsoft.com/office/word/2010/wordprocessingGroup" xmlns:wpi="http://schemas.microsoft.com/office/word/2010/wordprocessingInk" xmlns:wne="http://schemas.microsoft.com/office/word/2006/wordml" xmlns:wps="http://schemas.microsoft.com/office/word/2010/wordprocessingShape" xmlns:wpsCustomData="http://www.wps.cn/officeDocument/2013/wpsCustomData" mc:Ignorable="w14 w15 wp14">
+  <w:footnote w:type="separator" w:id="0">
+    <w:p>
+      <w:pPr>
+        <w:spacing w:line="360" w:lineRule="auto"/>
+      </w:pPr>
+      <w:r>
+        <w:separator/>
+      </w:r>
+    </w:p>
+  </w:footnote>
+  <w:footnote w:type="continuationSeparator" w:id="1">
+    <w:p>
+      <w:pPr>
+        <w:spacing w:line="360" w:lineRule="auto"/>
+      </w:pPr>
+      <w:r>
+        <w:continuationSeparator/>
+      </w:r>
+    </w:p>
+  </w:footnote>
+</w:footnotes>
+</file>
+
 <file path=word/numbering.xml><?xml version="1.0" encoding="utf-8"?>
-<w:numbering xmlns:wpc="http://schemas.microsoft.com/office/word/2010/wordprocessingCanvas" xmlns:mc="http://schemas.openxmlformats.org/markup-compatibility/2006" xmlns:o="urn:schemas-microsoft-com:office:office" xmlns:r="http://schemas.openxmlformats.org/officeDocument/2006/relationships" xmlns:m="http://schemas.openxmlformats.org/officeDocument/2006/math" xmlns:v="urn:schemas-microsoft-com:vml" xmlns:wp14="http://schemas.microsoft.com/office/word/2010/wordprocessingDrawing" xmlns:wp="http://schemas.openxmlformats.org/drawingml/2006/wordprocessingDrawing" xmlns:w10="urn:schemas-microsoft-com:office:word" xmlns:w="http://schemas.openxmlformats.org/wordprocessingml/2006/main" xmlns:w14="http://schemas.microsoft.com/office/word/2010/wordml" xmlns:w15="http://schemas.microsoft.com/office/word/2012/wordml" xmlns:wne="http://schemas.microsoft.com/office/word/2006/wordml" xmlns:wpg="http://schemas.microsoft.com/office/word/2010/wordprocessingGroup" xmlns:wpi="http://schemas.microsoft.com/office/word/2010/wordprocessingInk" xmlns:wps="http://schemas.microsoft.com/office/word/2010/wordprocessingShape" mc:Ignorable="w14 w15 wp14">
+<w:numbering xmlns:wpc="http://schemas.microsoft.com/office/word/2010/wordprocessingCanvas" xmlns:mc="http://schemas.openxmlformats.org/markup-compatibility/2006" xmlns:o="urn:schemas-microsoft-com:office:office" xmlns:r="http://schemas.openxmlformats.org/officeDocument/2006/relationships" xmlns:m="http://schemas.openxmlformats.org/officeDocument/2006/math" xmlns:v="urn:schemas-microsoft-com:vml" xmlns:wp14="http://schemas.microsoft.com/office/word/2010/wordprocessingDrawing" xmlns:wp="http://schemas.openxmlformats.org/drawingml/2006/wordprocessingDrawing" xmlns:w10="urn:schemas-microsoft-com:office:word" xmlns:w="http://schemas.openxmlformats.org/wordprocessingml/2006/main" xmlns:w14="http://schemas.microsoft.com/office/word/2010/wordml" xmlns:wpg="http://schemas.microsoft.com/office/word/2010/wordprocessingGroup" xmlns:wpi="http://schemas.microsoft.com/office/word/2010/wordprocessingInk" xmlns:wne="http://schemas.microsoft.com/office/word/2006/wordml" xmlns:wps="http://schemas.microsoft.com/office/word/2010/wordprocessingShape" xmlns:wpsCustomData="http://www.wps.cn/officeDocument/2013/wpsCustomData" mc:Ignorable="w14 wp14">
   <w:abstractNum w:abstractNumId="0">
     <w:nsid w:val="863B1FDB"/>
     <w:multiLevelType w:val="singleLevel"/>
     <w:tmpl w:val="863B1FDB"/>
-    <w:lvl w:ilvl="0">
+    <w:lvl w:ilvl="0" w:tentative="0">
       <w:start w:val="1"/>
       <w:numFmt w:val="decimal"/>
       <w:suff w:val="space"/>
@@ -7573,7 +7691,7 @@
     <w:nsid w:val="8932D194"/>
     <w:multiLevelType w:val="singleLevel"/>
     <w:tmpl w:val="8932D194"/>
-    <w:lvl w:ilvl="0">
+    <w:lvl w:ilvl="0" w:tentative="0">
       <w:start w:val="1"/>
       <w:numFmt w:val="decimal"/>
       <w:suff w:val="space"/>
@@ -7585,10 +7703,10 @@
     <w:nsid w:val="8E964DCE"/>
     <w:multiLevelType w:val="multilevel"/>
     <w:tmpl w:val="8E964DCE"/>
-    <w:lvl w:ilvl="0">
+    <w:lvl w:ilvl="0" w:tentative="0">
       <w:start w:val="1"/>
       <w:numFmt w:val="decimal"/>
-      <w:pStyle w:val="Heading1"/>
+      <w:pStyle w:val="2"/>
       <w:lvlText w:val="%1."/>
       <w:lvlJc w:val="left"/>
       <w:pPr>
@@ -7598,10 +7716,10 @@
         <w:rFonts w:hint="default"/>
       </w:rPr>
     </w:lvl>
-    <w:lvl w:ilvl="1">
+    <w:lvl w:ilvl="1" w:tentative="0">
       <w:start w:val="1"/>
       <w:numFmt w:val="decimal"/>
-      <w:pStyle w:val="Heading2"/>
+      <w:pStyle w:val="3"/>
       <w:lvlText w:val="%1.%2."/>
       <w:lvlJc w:val="left"/>
       <w:pPr>
@@ -7611,10 +7729,10 @@
         <w:rFonts w:hint="default"/>
       </w:rPr>
     </w:lvl>
-    <w:lvl w:ilvl="2">
+    <w:lvl w:ilvl="2" w:tentative="0">
       <w:start w:val="1"/>
       <w:numFmt w:val="decimal"/>
-      <w:pStyle w:val="Heading3"/>
+      <w:pStyle w:val="4"/>
       <w:lvlText w:val="%1.%2.%3."/>
       <w:lvlJc w:val="left"/>
       <w:pPr>
@@ -7624,10 +7742,10 @@
         <w:rFonts w:hint="default"/>
       </w:rPr>
     </w:lvl>
-    <w:lvl w:ilvl="3">
+    <w:lvl w:ilvl="3" w:tentative="0">
       <w:start w:val="1"/>
       <w:numFmt w:val="decimal"/>
-      <w:pStyle w:val="Heading4"/>
+      <w:pStyle w:val="5"/>
       <w:lvlText w:val="%1.%2.%3.%4."/>
       <w:lvlJc w:val="left"/>
       <w:pPr>
@@ -7637,10 +7755,10 @@
         <w:rFonts w:hint="default"/>
       </w:rPr>
     </w:lvl>
-    <w:lvl w:ilvl="4">
+    <w:lvl w:ilvl="4" w:tentative="0">
       <w:start w:val="1"/>
       <w:numFmt w:val="decimal"/>
-      <w:pStyle w:val="Heading5"/>
+      <w:pStyle w:val="6"/>
       <w:lvlText w:val="%1.%2.%3.%4.%5."/>
       <w:lvlJc w:val="left"/>
       <w:pPr>
@@ -7650,10 +7768,10 @@
         <w:rFonts w:hint="default"/>
       </w:rPr>
     </w:lvl>
-    <w:lvl w:ilvl="5">
+    <w:lvl w:ilvl="5" w:tentative="0">
       <w:start w:val="1"/>
       <w:numFmt w:val="decimal"/>
-      <w:pStyle w:val="Heading6"/>
+      <w:pStyle w:val="7"/>
       <w:lvlText w:val="%1.%2.%3.%4.%5.%6."/>
       <w:lvlJc w:val="left"/>
       <w:pPr>
@@ -7663,10 +7781,10 @@
         <w:rFonts w:hint="default"/>
       </w:rPr>
     </w:lvl>
-    <w:lvl w:ilvl="6">
+    <w:lvl w:ilvl="6" w:tentative="0">
       <w:start w:val="1"/>
       <w:numFmt w:val="decimal"/>
-      <w:pStyle w:val="Heading7"/>
+      <w:pStyle w:val="8"/>
       <w:lvlText w:val="%1.%2.%3.%4.%5.%6.%7."/>
       <w:lvlJc w:val="left"/>
       <w:pPr>
@@ -7676,10 +7794,10 @@
         <w:rFonts w:hint="default"/>
       </w:rPr>
     </w:lvl>
-    <w:lvl w:ilvl="7">
+    <w:lvl w:ilvl="7" w:tentative="0">
       <w:start w:val="1"/>
       <w:numFmt w:val="decimal"/>
-      <w:pStyle w:val="Heading8"/>
+      <w:pStyle w:val="9"/>
       <w:lvlText w:val="%1.%2.%3.%4.%5.%6.%7.%8."/>
       <w:lvlJc w:val="left"/>
       <w:pPr>
@@ -7689,10 +7807,10 @@
         <w:rFonts w:hint="default"/>
       </w:rPr>
     </w:lvl>
-    <w:lvl w:ilvl="8">
+    <w:lvl w:ilvl="8" w:tentative="0">
       <w:start w:val="1"/>
       <w:numFmt w:val="decimal"/>
-      <w:pStyle w:val="Heading9"/>
+      <w:pStyle w:val="10"/>
       <w:lvlText w:val="%1.%2.%3.%4.%5.%6.%7.%8.%9."/>
       <w:lvlJc w:val="left"/>
       <w:pPr>
@@ -7707,7 +7825,7 @@
     <w:nsid w:val="BC3BD460"/>
     <w:multiLevelType w:val="singleLevel"/>
     <w:tmpl w:val="BC3BD460"/>
-    <w:lvl w:ilvl="0">
+    <w:lvl w:ilvl="0" w:tentative="0">
       <w:start w:val="1"/>
       <w:numFmt w:val="decimal"/>
       <w:suff w:val="space"/>
@@ -7719,7 +7837,7 @@
     <w:nsid w:val="07FA9F52"/>
     <w:multiLevelType w:val="singleLevel"/>
     <w:tmpl w:val="07FA9F52"/>
-    <w:lvl w:ilvl="0">
+    <w:lvl w:ilvl="0" w:tentative="0">
       <w:start w:val="1"/>
       <w:numFmt w:val="decimal"/>
       <w:suff w:val="space"/>
@@ -7731,7 +7849,7 @@
     <w:nsid w:val="0EB7A5CA"/>
     <w:multiLevelType w:val="singleLevel"/>
     <w:tmpl w:val="0EB7A5CA"/>
-    <w:lvl w:ilvl="0">
+    <w:lvl w:ilvl="0" w:tentative="0">
       <w:start w:val="1"/>
       <w:numFmt w:val="decimal"/>
       <w:suff w:val="space"/>
@@ -7761,267 +7879,269 @@
 </file>
 
 <file path=word/styles.xml><?xml version="1.0" encoding="utf-8"?>
-<w:styles xmlns:mc="http://schemas.openxmlformats.org/markup-compatibility/2006" xmlns:r="http://schemas.openxmlformats.org/officeDocument/2006/relationships" xmlns:w="http://schemas.openxmlformats.org/wordprocessingml/2006/main" xmlns:w14="http://schemas.microsoft.com/office/word/2010/wordml" xmlns:w15="http://schemas.microsoft.com/office/word/2012/wordml" mc:Ignorable="w14 w15">
+<w:styles xmlns:mc="http://schemas.openxmlformats.org/markup-compatibility/2006" xmlns:o="urn:schemas-microsoft-com:office:office" xmlns:r="http://schemas.openxmlformats.org/officeDocument/2006/relationships" xmlns:m="http://schemas.openxmlformats.org/officeDocument/2006/math" xmlns:v="urn:schemas-microsoft-com:vml" xmlns:w="http://schemas.openxmlformats.org/wordprocessingml/2006/main" xmlns:w14="http://schemas.microsoft.com/office/word/2010/wordml" xmlns:w10="urn:schemas-microsoft-com:office:word" xmlns:sl="http://schemas.openxmlformats.org/schemaLibrary/2006/main" xmlns:wpsCustomData="http://www.wps.cn/officeDocument/2013/wpsCustomData" mc:Ignorable="w14">
   <w:docDefaults>
     <w:rPrDefault>
       <w:rPr>
-        <w:rFonts w:ascii="Times New Roman" w:eastAsia="宋体" w:hAnsi="Times New Roman" w:cs="Times New Roman"/>
+        <w:rFonts w:ascii="Times New Roman" w:hAnsi="Times New Roman" w:eastAsia="宋体" w:cs="Times New Roman"/>
       </w:rPr>
     </w:rPrDefault>
     <w:pPrDefault/>
   </w:docDefaults>
-  <w:latentStyles w:defLockedState="0" w:defUIPriority="99" w:defSemiHidden="1" w:defUnhideWhenUsed="1" w:defQFormat="0" w:count="260">
-    <w:lsdException w:name="Normal" w:semiHidden="0" w:uiPriority="0" w:unhideWhenUsed="0" w:qFormat="1"/>
-    <w:lsdException w:name="heading 1" w:semiHidden="0" w:uiPriority="0" w:unhideWhenUsed="0" w:qFormat="1"/>
-    <w:lsdException w:name="heading 2" w:semiHidden="0" w:uiPriority="0" w:qFormat="1"/>
-    <w:lsdException w:name="heading 3" w:uiPriority="0" w:qFormat="1"/>
-    <w:lsdException w:name="heading 4" w:semiHidden="0" w:uiPriority="0" w:qFormat="1"/>
-    <w:lsdException w:name="heading 5" w:uiPriority="0" w:qFormat="1"/>
-    <w:lsdException w:name="heading 6" w:uiPriority="0" w:qFormat="1"/>
-    <w:lsdException w:name="heading 7" w:uiPriority="0" w:qFormat="1"/>
-    <w:lsdException w:name="heading 8" w:uiPriority="0" w:qFormat="1"/>
-    <w:lsdException w:name="heading 9" w:uiPriority="0" w:qFormat="1"/>
-    <w:lsdException w:name="index 1" w:semiHidden="0" w:uiPriority="0" w:unhideWhenUsed="0"/>
-    <w:lsdException w:name="index 2" w:semiHidden="0" w:uiPriority="0" w:unhideWhenUsed="0"/>
-    <w:lsdException w:name="index 3" w:semiHidden="0" w:uiPriority="0" w:unhideWhenUsed="0"/>
-    <w:lsdException w:name="index 4" w:semiHidden="0" w:uiPriority="0" w:unhideWhenUsed="0"/>
-    <w:lsdException w:name="index 5" w:semiHidden="0" w:uiPriority="0" w:unhideWhenUsed="0"/>
-    <w:lsdException w:name="index 6" w:semiHidden="0" w:uiPriority="0" w:unhideWhenUsed="0"/>
-    <w:lsdException w:name="index 7" w:semiHidden="0" w:uiPriority="0" w:unhideWhenUsed="0"/>
-    <w:lsdException w:name="index 8" w:semiHidden="0" w:uiPriority="0" w:unhideWhenUsed="0"/>
-    <w:lsdException w:name="index 9" w:semiHidden="0" w:uiPriority="0" w:unhideWhenUsed="0"/>
-    <w:lsdException w:name="toc 1" w:semiHidden="0" w:uiPriority="0" w:unhideWhenUsed="0" w:qFormat="1"/>
-    <w:lsdException w:name="toc 2" w:semiHidden="0" w:uiPriority="0" w:unhideWhenUsed="0" w:qFormat="1"/>
-    <w:lsdException w:name="toc 3" w:semiHidden="0" w:uiPriority="0" w:unhideWhenUsed="0" w:qFormat="1"/>
-    <w:lsdException w:name="toc 4" w:semiHidden="0" w:uiPriority="0" w:unhideWhenUsed="0"/>
-    <w:lsdException w:name="toc 5" w:semiHidden="0" w:uiPriority="0" w:unhideWhenUsed="0"/>
-    <w:lsdException w:name="toc 6" w:semiHidden="0" w:uiPriority="0" w:unhideWhenUsed="0"/>
-    <w:lsdException w:name="toc 7" w:semiHidden="0" w:uiPriority="0" w:unhideWhenUsed="0"/>
-    <w:lsdException w:name="toc 8" w:semiHidden="0" w:uiPriority="0" w:unhideWhenUsed="0"/>
-    <w:lsdException w:name="toc 9" w:semiHidden="0" w:uiPriority="0" w:unhideWhenUsed="0"/>
-    <w:lsdException w:name="Normal Indent" w:semiHidden="0" w:uiPriority="0" w:unhideWhenUsed="0"/>
-    <w:lsdException w:name="footnote text" w:semiHidden="0" w:uiPriority="0" w:unhideWhenUsed="0"/>
-    <w:lsdException w:name="annotation text" w:semiHidden="0" w:uiPriority="0" w:unhideWhenUsed="0" w:qFormat="1"/>
-    <w:lsdException w:name="header" w:semiHidden="0" w:uiPriority="0" w:unhideWhenUsed="0" w:qFormat="1"/>
-    <w:lsdException w:name="footer" w:semiHidden="0" w:uiPriority="0" w:unhideWhenUsed="0" w:qFormat="1"/>
-    <w:lsdException w:name="index heading" w:semiHidden="0" w:uiPriority="0" w:unhideWhenUsed="0"/>
-    <w:lsdException w:name="caption" w:uiPriority="0" w:qFormat="1"/>
-    <w:lsdException w:name="table of figures" w:semiHidden="0" w:uiPriority="0" w:unhideWhenUsed="0"/>
-    <w:lsdException w:name="envelope address" w:semiHidden="0" w:uiPriority="0" w:unhideWhenUsed="0"/>
-    <w:lsdException w:name="envelope return" w:semiHidden="0" w:uiPriority="0" w:unhideWhenUsed="0"/>
-    <w:lsdException w:name="footnote reference" w:semiHidden="0" w:uiPriority="0" w:unhideWhenUsed="0"/>
-    <w:lsdException w:name="annotation reference" w:semiHidden="0" w:uiPriority="0" w:unhideWhenUsed="0"/>
-    <w:lsdException w:name="line number" w:semiHidden="0" w:uiPriority="0" w:unhideWhenUsed="0"/>
-    <w:lsdException w:name="page number" w:semiHidden="0" w:uiPriority="0" w:unhideWhenUsed="0"/>
-    <w:lsdException w:name="endnote reference" w:semiHidden="0" w:uiPriority="0" w:unhideWhenUsed="0"/>
-    <w:lsdException w:name="endnote text" w:semiHidden="0" w:uiPriority="0" w:unhideWhenUsed="0"/>
-    <w:lsdException w:name="table of authorities" w:semiHidden="0" w:uiPriority="0" w:unhideWhenUsed="0"/>
-    <w:lsdException w:name="macro" w:semiHidden="0" w:uiPriority="0" w:unhideWhenUsed="0"/>
-    <w:lsdException w:name="toa heading" w:semiHidden="0" w:uiPriority="0" w:unhideWhenUsed="0"/>
-    <w:lsdException w:name="List" w:semiHidden="0" w:uiPriority="0" w:unhideWhenUsed="0"/>
-    <w:lsdException w:name="List Bullet" w:semiHidden="0" w:uiPriority="0" w:unhideWhenUsed="0"/>
-    <w:lsdException w:name="List Number" w:semiHidden="0" w:uiPriority="0" w:unhideWhenUsed="0"/>
-    <w:lsdException w:name="List 2" w:semiHidden="0" w:uiPriority="0" w:unhideWhenUsed="0"/>
-    <w:lsdException w:name="List 3" w:semiHidden="0" w:uiPriority="0" w:unhideWhenUsed="0"/>
-    <w:lsdException w:name="List 4" w:semiHidden="0" w:uiPriority="0" w:unhideWhenUsed="0"/>
-    <w:lsdException w:name="List 5" w:semiHidden="0" w:uiPriority="0" w:unhideWhenUsed="0"/>
-    <w:lsdException w:name="List Bullet 2" w:semiHidden="0" w:uiPriority="0" w:unhideWhenUsed="0"/>
-    <w:lsdException w:name="List Bullet 3" w:semiHidden="0" w:uiPriority="0" w:unhideWhenUsed="0"/>
-    <w:lsdException w:name="List Bullet 4" w:semiHidden="0" w:uiPriority="0" w:unhideWhenUsed="0"/>
-    <w:lsdException w:name="List Bullet 5" w:semiHidden="0" w:uiPriority="0" w:unhideWhenUsed="0"/>
-    <w:lsdException w:name="List Number 2" w:semiHidden="0" w:uiPriority="0" w:unhideWhenUsed="0"/>
-    <w:lsdException w:name="List Number 3" w:semiHidden="0" w:uiPriority="0" w:unhideWhenUsed="0"/>
-    <w:lsdException w:name="List Number 4" w:semiHidden="0" w:uiPriority="0" w:unhideWhenUsed="0"/>
-    <w:lsdException w:name="List Number 5" w:semiHidden="0" w:uiPriority="0" w:unhideWhenUsed="0"/>
-    <w:lsdException w:name="Title" w:semiHidden="0" w:uiPriority="0" w:unhideWhenUsed="0" w:qFormat="1"/>
-    <w:lsdException w:name="Closing" w:semiHidden="0" w:uiPriority="0" w:unhideWhenUsed="0"/>
-    <w:lsdException w:name="Signature" w:semiHidden="0" w:uiPriority="0" w:unhideWhenUsed="0"/>
-    <w:lsdException w:name="Default Paragraph Font" w:uiPriority="0" w:unhideWhenUsed="0" w:qFormat="1"/>
-    <w:lsdException w:name="Body Text" w:uiPriority="0" w:unhideWhenUsed="0" w:qFormat="1"/>
-    <w:lsdException w:name="Body Text Indent" w:semiHidden="0" w:uiPriority="0" w:unhideWhenUsed="0"/>
-    <w:lsdException w:name="List Continue" w:semiHidden="0" w:uiPriority="0" w:unhideWhenUsed="0"/>
-    <w:lsdException w:name="List Continue 2" w:semiHidden="0" w:uiPriority="0" w:unhideWhenUsed="0"/>
-    <w:lsdException w:name="List Continue 3" w:semiHidden="0" w:uiPriority="0" w:unhideWhenUsed="0"/>
-    <w:lsdException w:name="List Continue 4" w:semiHidden="0" w:uiPriority="0" w:unhideWhenUsed="0"/>
-    <w:lsdException w:name="List Continue 5" w:semiHidden="0" w:uiPriority="0" w:unhideWhenUsed="0"/>
-    <w:lsdException w:name="Message Header" w:semiHidden="0" w:uiPriority="0" w:unhideWhenUsed="0"/>
-    <w:lsdException w:name="Subtitle" w:semiHidden="0" w:uiPriority="0" w:unhideWhenUsed="0" w:qFormat="1"/>
-    <w:lsdException w:name="Salutation" w:semiHidden="0" w:uiPriority="0" w:unhideWhenUsed="0"/>
-    <w:lsdException w:name="Date" w:semiHidden="0" w:uiPriority="0" w:unhideWhenUsed="0"/>
-    <w:lsdException w:name="Body Text First Indent" w:semiHidden="0" w:uiPriority="0" w:unhideWhenUsed="0"/>
-    <w:lsdException w:name="Body Text First Indent 2" w:semiHidden="0" w:uiPriority="0" w:unhideWhenUsed="0"/>
-    <w:lsdException w:name="Body Text 2" w:semiHidden="0" w:uiPriority="0" w:unhideWhenUsed="0"/>
-    <w:lsdException w:name="Body Text 3" w:semiHidden="0" w:uiPriority="0" w:unhideWhenUsed="0"/>
-    <w:lsdException w:name="Body Text Indent 2" w:semiHidden="0" w:uiPriority="0" w:unhideWhenUsed="0"/>
-    <w:lsdException w:name="Body Text Indent 3" w:semiHidden="0" w:uiPriority="0" w:unhideWhenUsed="0"/>
-    <w:lsdException w:name="Block Text" w:semiHidden="0" w:uiPriority="0" w:unhideWhenUsed="0"/>
-    <w:lsdException w:name="Hyperlink" w:semiHidden="0" w:uiPriority="0" w:unhideWhenUsed="0"/>
-    <w:lsdException w:name="FollowedHyperlink" w:semiHidden="0" w:uiPriority="0" w:unhideWhenUsed="0"/>
-    <w:lsdException w:name="Strong" w:semiHidden="0" w:uiPriority="0" w:unhideWhenUsed="0" w:qFormat="1"/>
-    <w:lsdException w:name="Emphasis" w:semiHidden="0" w:uiPriority="0" w:unhideWhenUsed="0" w:qFormat="1"/>
-    <w:lsdException w:name="Document Map" w:semiHidden="0" w:uiPriority="0" w:unhideWhenUsed="0"/>
-    <w:lsdException w:name="Plain Text" w:semiHidden="0" w:uiPriority="0" w:unhideWhenUsed="0"/>
-    <w:lsdException w:name="E-mail Signature" w:semiHidden="0" w:uiPriority="0" w:unhideWhenUsed="0"/>
-    <w:lsdException w:name="Normal (Web)" w:semiHidden="0" w:uiPriority="0" w:unhideWhenUsed="0" w:qFormat="1"/>
-    <w:lsdException w:name="HTML Acronym" w:semiHidden="0" w:uiPriority="0" w:unhideWhenUsed="0"/>
-    <w:lsdException w:name="HTML Address" w:semiHidden="0" w:uiPriority="0" w:unhideWhenUsed="0"/>
-    <w:lsdException w:name="HTML Cite" w:semiHidden="0" w:uiPriority="0" w:unhideWhenUsed="0"/>
-    <w:lsdException w:name="HTML Code" w:semiHidden="0" w:uiPriority="0" w:unhideWhenUsed="0"/>
-    <w:lsdException w:name="HTML Definition" w:semiHidden="0" w:uiPriority="0" w:unhideWhenUsed="0"/>
-    <w:lsdException w:name="HTML Keyboard" w:semiHidden="0" w:uiPriority="0" w:unhideWhenUsed="0"/>
-    <w:lsdException w:name="HTML Preformatted" w:semiHidden="0" w:uiPriority="0" w:unhideWhenUsed="0"/>
-    <w:lsdException w:name="HTML Sample" w:semiHidden="0" w:uiPriority="0" w:unhideWhenUsed="0"/>
-    <w:lsdException w:name="HTML Typewriter" w:semiHidden="0" w:uiPriority="0" w:unhideWhenUsed="0"/>
-    <w:lsdException w:name="HTML Variable" w:semiHidden="0" w:uiPriority="0" w:unhideWhenUsed="0"/>
-    <w:lsdException w:name="Normal Table" w:uiPriority="0" w:unhideWhenUsed="0" w:qFormat="1"/>
-    <w:lsdException w:name="annotation subject" w:semiHidden="0" w:uiPriority="0" w:unhideWhenUsed="0"/>
-    <w:lsdException w:name="Table Simple 1" w:semiHidden="0" w:uiPriority="0" w:unhideWhenUsed="0"/>
-    <w:lsdException w:name="Table Simple 2" w:semiHidden="0" w:uiPriority="0" w:unhideWhenUsed="0"/>
-    <w:lsdException w:name="Table Simple 3" w:semiHidden="0" w:uiPriority="0" w:unhideWhenUsed="0"/>
-    <w:lsdException w:name="Table Classic 1" w:semiHidden="0" w:uiPriority="0" w:unhideWhenUsed="0"/>
-    <w:lsdException w:name="Table Classic 2" w:semiHidden="0" w:uiPriority="0" w:unhideWhenUsed="0"/>
-    <w:lsdException w:name="Table Classic 3" w:semiHidden="0" w:uiPriority="0" w:unhideWhenUsed="0"/>
-    <w:lsdException w:name="Table Classic 4" w:semiHidden="0" w:uiPriority="0" w:unhideWhenUsed="0"/>
-    <w:lsdException w:name="Table Colorful 1" w:semiHidden="0" w:uiPriority="0" w:unhideWhenUsed="0"/>
-    <w:lsdException w:name="Table Colorful 2" w:semiHidden="0" w:uiPriority="0" w:unhideWhenUsed="0"/>
-    <w:lsdException w:name="Table Colorful 3" w:semiHidden="0" w:uiPriority="0" w:unhideWhenUsed="0"/>
-    <w:lsdException w:name="Table Columns 1" w:semiHidden="0" w:uiPriority="0" w:unhideWhenUsed="0"/>
-    <w:lsdException w:name="Table Columns 2" w:semiHidden="0" w:uiPriority="0" w:unhideWhenUsed="0"/>
-    <w:lsdException w:name="Table Columns 3" w:semiHidden="0" w:uiPriority="0" w:unhideWhenUsed="0"/>
-    <w:lsdException w:name="Table Columns 4" w:semiHidden="0" w:uiPriority="0" w:unhideWhenUsed="0"/>
-    <w:lsdException w:name="Table Columns 5" w:semiHidden="0" w:uiPriority="0" w:unhideWhenUsed="0"/>
-    <w:lsdException w:name="Table Grid 1" w:semiHidden="0" w:uiPriority="0" w:unhideWhenUsed="0"/>
-    <w:lsdException w:name="Table Grid 2" w:semiHidden="0" w:uiPriority="0" w:unhideWhenUsed="0"/>
-    <w:lsdException w:name="Table Grid 3" w:semiHidden="0" w:uiPriority="0" w:unhideWhenUsed="0"/>
-    <w:lsdException w:name="Table Grid 4" w:semiHidden="0" w:uiPriority="0" w:unhideWhenUsed="0"/>
-    <w:lsdException w:name="Table Grid 5" w:semiHidden="0" w:uiPriority="0" w:unhideWhenUsed="0"/>
-    <w:lsdException w:name="Table Grid 6" w:semiHidden="0" w:uiPriority="0" w:unhideWhenUsed="0"/>
-    <w:lsdException w:name="Table Grid 7" w:semiHidden="0" w:uiPriority="0" w:unhideWhenUsed="0"/>
-    <w:lsdException w:name="Table Grid 8" w:semiHidden="0" w:uiPriority="0" w:unhideWhenUsed="0"/>
-    <w:lsdException w:name="Table List 1" w:semiHidden="0" w:uiPriority="0" w:unhideWhenUsed="0"/>
-    <w:lsdException w:name="Table List 2" w:semiHidden="0" w:uiPriority="0" w:unhideWhenUsed="0"/>
-    <w:lsdException w:name="Table List 3" w:semiHidden="0" w:uiPriority="0" w:unhideWhenUsed="0"/>
-    <w:lsdException w:name="Table List 4" w:semiHidden="0" w:uiPriority="0" w:unhideWhenUsed="0"/>
-    <w:lsdException w:name="Table List 5" w:semiHidden="0" w:uiPriority="0" w:unhideWhenUsed="0"/>
-    <w:lsdException w:name="Table List 6" w:semiHidden="0" w:uiPriority="0" w:unhideWhenUsed="0"/>
-    <w:lsdException w:name="Table List 7" w:semiHidden="0" w:uiPriority="0" w:unhideWhenUsed="0"/>
-    <w:lsdException w:name="Table List 8" w:semiHidden="0" w:uiPriority="0" w:unhideWhenUsed="0"/>
-    <w:lsdException w:name="Table 3D effects 1" w:semiHidden="0" w:uiPriority="0" w:unhideWhenUsed="0"/>
-    <w:lsdException w:name="Table 3D effects 2" w:semiHidden="0" w:uiPriority="0" w:unhideWhenUsed="0"/>
-    <w:lsdException w:name="Table 3D effects 3" w:semiHidden="0" w:uiPriority="0" w:unhideWhenUsed="0"/>
-    <w:lsdException w:name="Table Contemporary" w:semiHidden="0" w:uiPriority="0" w:unhideWhenUsed="0"/>
-    <w:lsdException w:name="Table Elegant" w:semiHidden="0" w:uiPriority="0" w:unhideWhenUsed="0"/>
-    <w:lsdException w:name="Table Professional" w:semiHidden="0" w:uiPriority="0" w:unhideWhenUsed="0"/>
-    <w:lsdException w:name="Table Subtle 1" w:semiHidden="0" w:uiPriority="0" w:unhideWhenUsed="0"/>
-    <w:lsdException w:name="Table Subtle 2" w:semiHidden="0" w:uiPriority="0" w:unhideWhenUsed="0"/>
-    <w:lsdException w:name="Table Web 1" w:semiHidden="0" w:uiPriority="0" w:unhideWhenUsed="0"/>
-    <w:lsdException w:name="Table Web 2" w:semiHidden="0" w:uiPriority="0" w:unhideWhenUsed="0"/>
-    <w:lsdException w:name="Table Web 3" w:semiHidden="0" w:uiPriority="0" w:unhideWhenUsed="0"/>
-    <w:lsdException w:name="Balloon Text" w:semiHidden="0" w:uiPriority="0" w:unhideWhenUsed="0"/>
-    <w:lsdException w:name="Table Grid" w:semiHidden="0" w:uiPriority="0" w:unhideWhenUsed="0" w:qFormat="1"/>
-    <w:lsdException w:name="Table Theme" w:semiHidden="0" w:uiPriority="0" w:unhideWhenUsed="0"/>
-    <w:lsdException w:name="Light Shading" w:semiHidden="0" w:uiPriority="60" w:unhideWhenUsed="0"/>
-    <w:lsdException w:name="Light List" w:semiHidden="0" w:uiPriority="61" w:unhideWhenUsed="0"/>
-    <w:lsdException w:name="Light Grid" w:semiHidden="0" w:uiPriority="62" w:unhideWhenUsed="0"/>
-    <w:lsdException w:name="Medium Shading 1" w:semiHidden="0" w:uiPriority="63" w:unhideWhenUsed="0"/>
-    <w:lsdException w:name="Medium Shading 2" w:semiHidden="0" w:uiPriority="64" w:unhideWhenUsed="0"/>
-    <w:lsdException w:name="Medium List 1" w:semiHidden="0" w:uiPriority="65" w:unhideWhenUsed="0"/>
-    <w:lsdException w:name="Medium List 2" w:semiHidden="0" w:uiPriority="66" w:unhideWhenUsed="0"/>
-    <w:lsdException w:name="Medium Grid 1" w:semiHidden="0" w:uiPriority="67" w:unhideWhenUsed="0"/>
-    <w:lsdException w:name="Medium Grid 2" w:semiHidden="0" w:uiPriority="68" w:unhideWhenUsed="0"/>
-    <w:lsdException w:name="Medium Grid 3" w:semiHidden="0" w:uiPriority="69" w:unhideWhenUsed="0"/>
-    <w:lsdException w:name="Dark List" w:semiHidden="0" w:uiPriority="70" w:unhideWhenUsed="0"/>
-    <w:lsdException w:name="Colorful Shading" w:semiHidden="0" w:uiPriority="71" w:unhideWhenUsed="0"/>
-    <w:lsdException w:name="Colorful List" w:semiHidden="0" w:uiPriority="72" w:unhideWhenUsed="0"/>
-    <w:lsdException w:name="Colorful Grid" w:semiHidden="0" w:uiPriority="73" w:unhideWhenUsed="0"/>
-    <w:lsdException w:name="Light Shading Accent 1" w:semiHidden="0" w:uiPriority="60" w:unhideWhenUsed="0"/>
-    <w:lsdException w:name="Light List Accent 1" w:semiHidden="0" w:uiPriority="61" w:unhideWhenUsed="0"/>
-    <w:lsdException w:name="Light Grid Accent 1" w:semiHidden="0" w:uiPriority="62" w:unhideWhenUsed="0"/>
-    <w:lsdException w:name="Medium Shading 1 Accent 1" w:semiHidden="0" w:uiPriority="63" w:unhideWhenUsed="0"/>
-    <w:lsdException w:name="Medium Shading 2 Accent 1" w:semiHidden="0" w:uiPriority="64" w:unhideWhenUsed="0"/>
-    <w:lsdException w:name="Medium List 1 Accent 1" w:semiHidden="0" w:uiPriority="65" w:unhideWhenUsed="0"/>
-    <w:lsdException w:name="Medium List 2 Accent 1" w:semiHidden="0" w:uiPriority="66" w:unhideWhenUsed="0"/>
-    <w:lsdException w:name="Medium Grid 1 Accent 1" w:semiHidden="0" w:uiPriority="67" w:unhideWhenUsed="0"/>
-    <w:lsdException w:name="Medium Grid 2 Accent 1" w:semiHidden="0" w:uiPriority="68" w:unhideWhenUsed="0"/>
-    <w:lsdException w:name="Medium Grid 3 Accent 1" w:semiHidden="0" w:uiPriority="69" w:unhideWhenUsed="0"/>
-    <w:lsdException w:name="Dark List Accent 1" w:semiHidden="0" w:uiPriority="70" w:unhideWhenUsed="0"/>
-    <w:lsdException w:name="Colorful Shading Accent 1" w:semiHidden="0" w:uiPriority="71" w:unhideWhenUsed="0"/>
-    <w:lsdException w:name="Colorful List Accent 1" w:semiHidden="0" w:uiPriority="72" w:unhideWhenUsed="0"/>
-    <w:lsdException w:name="Colorful Grid Accent 1" w:semiHidden="0" w:uiPriority="73" w:unhideWhenUsed="0"/>
-    <w:lsdException w:name="Light Shading Accent 2" w:semiHidden="0" w:uiPriority="60" w:unhideWhenUsed="0"/>
-    <w:lsdException w:name="Light List Accent 2" w:semiHidden="0" w:uiPriority="61" w:unhideWhenUsed="0"/>
-    <w:lsdException w:name="Light Grid Accent 2" w:semiHidden="0" w:uiPriority="62" w:unhideWhenUsed="0"/>
-    <w:lsdException w:name="Medium Shading 1 Accent 2" w:semiHidden="0" w:uiPriority="63" w:unhideWhenUsed="0"/>
-    <w:lsdException w:name="Medium Shading 2 Accent 2" w:semiHidden="0" w:uiPriority="64" w:unhideWhenUsed="0"/>
-    <w:lsdException w:name="Medium List 1 Accent 2" w:semiHidden="0" w:uiPriority="65" w:unhideWhenUsed="0"/>
-    <w:lsdException w:name="Medium List 2 Accent 2" w:semiHidden="0" w:uiPriority="66" w:unhideWhenUsed="0"/>
-    <w:lsdException w:name="Medium Grid 1 Accent 2" w:semiHidden="0" w:uiPriority="67" w:unhideWhenUsed="0"/>
-    <w:lsdException w:name="Medium Grid 2 Accent 2" w:semiHidden="0" w:uiPriority="68" w:unhideWhenUsed="0"/>
-    <w:lsdException w:name="Medium Grid 3 Accent 2" w:semiHidden="0" w:uiPriority="69" w:unhideWhenUsed="0"/>
-    <w:lsdException w:name="Dark List Accent 2" w:semiHidden="0" w:uiPriority="70" w:unhideWhenUsed="0"/>
-    <w:lsdException w:name="Colorful Shading Accent 2" w:semiHidden="0" w:uiPriority="71" w:unhideWhenUsed="0"/>
-    <w:lsdException w:name="Colorful List Accent 2" w:semiHidden="0" w:uiPriority="72" w:unhideWhenUsed="0"/>
-    <w:lsdException w:name="Colorful Grid Accent 2" w:semiHidden="0" w:uiPriority="73" w:unhideWhenUsed="0"/>
-    <w:lsdException w:name="Light Shading Accent 3" w:semiHidden="0" w:uiPriority="60" w:unhideWhenUsed="0"/>
-    <w:lsdException w:name="Light List Accent 3" w:semiHidden="0" w:uiPriority="61" w:unhideWhenUsed="0"/>
-    <w:lsdException w:name="Light Grid Accent 3" w:semiHidden="0" w:uiPriority="62" w:unhideWhenUsed="0"/>
-    <w:lsdException w:name="Medium Shading 1 Accent 3" w:semiHidden="0" w:uiPriority="63" w:unhideWhenUsed="0"/>
-    <w:lsdException w:name="Medium Shading 2 Accent 3" w:semiHidden="0" w:uiPriority="64" w:unhideWhenUsed="0"/>
-    <w:lsdException w:name="Medium List 1 Accent 3" w:semiHidden="0" w:uiPriority="65" w:unhideWhenUsed="0"/>
-    <w:lsdException w:name="Medium List 2 Accent 3" w:semiHidden="0" w:uiPriority="66" w:unhideWhenUsed="0"/>
-    <w:lsdException w:name="Medium Grid 1 Accent 3" w:semiHidden="0" w:uiPriority="67" w:unhideWhenUsed="0"/>
-    <w:lsdException w:name="Medium Grid 2 Accent 3" w:semiHidden="0" w:uiPriority="68" w:unhideWhenUsed="0"/>
-    <w:lsdException w:name="Medium Grid 3 Accent 3" w:semiHidden="0" w:uiPriority="69" w:unhideWhenUsed="0"/>
-    <w:lsdException w:name="Dark List Accent 3" w:semiHidden="0" w:uiPriority="70" w:unhideWhenUsed="0"/>
-    <w:lsdException w:name="Colorful Shading Accent 3" w:semiHidden="0" w:uiPriority="71" w:unhideWhenUsed="0"/>
-    <w:lsdException w:name="Colorful List Accent 3" w:semiHidden="0" w:uiPriority="72" w:unhideWhenUsed="0"/>
-    <w:lsdException w:name="Colorful Grid Accent 3" w:semiHidden="0" w:uiPriority="73" w:unhideWhenUsed="0"/>
-    <w:lsdException w:name="Light Shading Accent 4" w:semiHidden="0" w:uiPriority="60" w:unhideWhenUsed="0"/>
-    <w:lsdException w:name="Light List Accent 4" w:semiHidden="0" w:uiPriority="61" w:unhideWhenUsed="0"/>
-    <w:lsdException w:name="Light Grid Accent 4" w:semiHidden="0" w:uiPriority="62" w:unhideWhenUsed="0"/>
-    <w:lsdException w:name="Medium Shading 1 Accent 4" w:semiHidden="0" w:uiPriority="63" w:unhideWhenUsed="0"/>
-    <w:lsdException w:name="Medium Shading 2 Accent 4" w:semiHidden="0" w:uiPriority="64" w:unhideWhenUsed="0"/>
-    <w:lsdException w:name="Medium List 1 Accent 4" w:semiHidden="0" w:uiPriority="65" w:unhideWhenUsed="0"/>
-    <w:lsdException w:name="Medium List 2 Accent 4" w:semiHidden="0" w:uiPriority="66" w:unhideWhenUsed="0"/>
-    <w:lsdException w:name="Medium Grid 1 Accent 4" w:semiHidden="0" w:uiPriority="67" w:unhideWhenUsed="0"/>
-    <w:lsdException w:name="Medium Grid 2 Accent 4" w:semiHidden="0" w:uiPriority="68" w:unhideWhenUsed="0"/>
-    <w:lsdException w:name="Medium Grid 3 Accent 4" w:semiHidden="0" w:uiPriority="69" w:unhideWhenUsed="0"/>
-    <w:lsdException w:name="Dark List Accent 4" w:semiHidden="0" w:uiPriority="70" w:unhideWhenUsed="0"/>
-    <w:lsdException w:name="Colorful Shading Accent 4" w:semiHidden="0" w:uiPriority="71" w:unhideWhenUsed="0"/>
-    <w:lsdException w:name="Colorful List Accent 4" w:semiHidden="0" w:uiPriority="72" w:unhideWhenUsed="0"/>
-    <w:lsdException w:name="Colorful Grid Accent 4" w:semiHidden="0" w:uiPriority="73" w:unhideWhenUsed="0"/>
-    <w:lsdException w:name="Light Shading Accent 5" w:semiHidden="0" w:uiPriority="60" w:unhideWhenUsed="0"/>
-    <w:lsdException w:name="Light List Accent 5" w:semiHidden="0" w:uiPriority="61" w:unhideWhenUsed="0"/>
-    <w:lsdException w:name="Light Grid Accent 5" w:semiHidden="0" w:uiPriority="62" w:unhideWhenUsed="0"/>
-    <w:lsdException w:name="Medium Shading 1 Accent 5" w:semiHidden="0" w:uiPriority="63" w:unhideWhenUsed="0"/>
-    <w:lsdException w:name="Medium Shading 2 Accent 5" w:semiHidden="0" w:uiPriority="64" w:unhideWhenUsed="0"/>
-    <w:lsdException w:name="Medium List 1 Accent 5" w:semiHidden="0" w:uiPriority="65" w:unhideWhenUsed="0"/>
-    <w:lsdException w:name="Medium List 2 Accent 5" w:semiHidden="0" w:uiPriority="66" w:unhideWhenUsed="0"/>
-    <w:lsdException w:name="Medium Grid 1 Accent 5" w:semiHidden="0" w:uiPriority="67" w:unhideWhenUsed="0"/>
-    <w:lsdException w:name="Medium Grid 2 Accent 5" w:semiHidden="0" w:uiPriority="68" w:unhideWhenUsed="0"/>
-    <w:lsdException w:name="Medium Grid 3 Accent 5" w:semiHidden="0" w:uiPriority="69" w:unhideWhenUsed="0"/>
-    <w:lsdException w:name="Dark List Accent 5" w:semiHidden="0" w:uiPriority="70" w:unhideWhenUsed="0"/>
-    <w:lsdException w:name="Colorful Shading Accent 5" w:semiHidden="0" w:uiPriority="71" w:unhideWhenUsed="0"/>
-    <w:lsdException w:name="Colorful List Accent 5" w:semiHidden="0" w:uiPriority="72" w:unhideWhenUsed="0"/>
-    <w:lsdException w:name="Colorful Grid Accent 5" w:semiHidden="0" w:uiPriority="73" w:unhideWhenUsed="0"/>
-    <w:lsdException w:name="Light Shading Accent 6" w:semiHidden="0" w:uiPriority="60" w:unhideWhenUsed="0"/>
-    <w:lsdException w:name="Light List Accent 6" w:semiHidden="0" w:uiPriority="61" w:unhideWhenUsed="0"/>
-    <w:lsdException w:name="Light Grid Accent 6" w:semiHidden="0" w:uiPriority="62" w:unhideWhenUsed="0"/>
-    <w:lsdException w:name="Medium Shading 1 Accent 6" w:semiHidden="0" w:uiPriority="63" w:unhideWhenUsed="0"/>
-    <w:lsdException w:name="Medium Shading 2 Accent 6" w:semiHidden="0" w:uiPriority="64" w:unhideWhenUsed="0"/>
-    <w:lsdException w:name="Medium List 1 Accent 6" w:semiHidden="0" w:uiPriority="65" w:unhideWhenUsed="0"/>
-    <w:lsdException w:name="Medium List 2 Accent 6" w:semiHidden="0" w:uiPriority="66" w:unhideWhenUsed="0"/>
-    <w:lsdException w:name="Medium Grid 1 Accent 6" w:semiHidden="0" w:uiPriority="67" w:unhideWhenUsed="0"/>
-    <w:lsdException w:name="Medium Grid 2 Accent 6" w:semiHidden="0" w:uiPriority="68" w:unhideWhenUsed="0"/>
-    <w:lsdException w:name="Medium Grid 3 Accent 6" w:semiHidden="0" w:uiPriority="69" w:unhideWhenUsed="0"/>
-    <w:lsdException w:name="Dark List Accent 6" w:semiHidden="0" w:uiPriority="70" w:unhideWhenUsed="0"/>
-    <w:lsdException w:name="Colorful Shading Accent 6" w:semiHidden="0" w:uiPriority="71" w:unhideWhenUsed="0"/>
-    <w:lsdException w:name="Colorful List Accent 6" w:semiHidden="0" w:uiPriority="72" w:unhideWhenUsed="0"/>
-    <w:lsdException w:name="Colorful Grid Accent 6" w:semiHidden="0" w:uiPriority="73" w:unhideWhenUsed="0"/>
+  <w:latentStyles w:count="260" w:defQFormat="0" w:defUnhideWhenUsed="1" w:defSemiHidden="1" w:defUIPriority="99" w:defLockedState="0">
+    <w:lsdException w:qFormat="1" w:unhideWhenUsed="0" w:uiPriority="0" w:semiHidden="0" w:name="Normal"/>
+    <w:lsdException w:qFormat="1" w:unhideWhenUsed="0" w:uiPriority="0" w:semiHidden="0" w:name="heading 1"/>
+    <w:lsdException w:qFormat="1" w:uiPriority="0" w:semiHidden="0" w:name="heading 2"/>
+    <w:lsdException w:qFormat="1" w:uiPriority="0" w:name="heading 3"/>
+    <w:lsdException w:qFormat="1" w:uiPriority="0" w:semiHidden="0" w:name="heading 4"/>
+    <w:lsdException w:qFormat="1" w:uiPriority="0" w:name="heading 5"/>
+    <w:lsdException w:qFormat="1" w:uiPriority="0" w:name="heading 6"/>
+    <w:lsdException w:qFormat="1" w:uiPriority="0" w:name="heading 7"/>
+    <w:lsdException w:qFormat="1" w:uiPriority="0" w:name="heading 8"/>
+    <w:lsdException w:qFormat="1" w:uiPriority="0" w:name="heading 9"/>
+    <w:lsdException w:unhideWhenUsed="0" w:uiPriority="0" w:semiHidden="0" w:name="index 1"/>
+    <w:lsdException w:unhideWhenUsed="0" w:uiPriority="0" w:semiHidden="0" w:name="index 2"/>
+    <w:lsdException w:unhideWhenUsed="0" w:uiPriority="0" w:semiHidden="0" w:name="index 3"/>
+    <w:lsdException w:unhideWhenUsed="0" w:uiPriority="0" w:semiHidden="0" w:name="index 4"/>
+    <w:lsdException w:unhideWhenUsed="0" w:uiPriority="0" w:semiHidden="0" w:name="index 5"/>
+    <w:lsdException w:unhideWhenUsed="0" w:uiPriority="0" w:semiHidden="0" w:name="index 6"/>
+    <w:lsdException w:unhideWhenUsed="0" w:uiPriority="0" w:semiHidden="0" w:name="index 7"/>
+    <w:lsdException w:unhideWhenUsed="0" w:uiPriority="0" w:semiHidden="0" w:name="index 8"/>
+    <w:lsdException w:unhideWhenUsed="0" w:uiPriority="0" w:semiHidden="0" w:name="index 9"/>
+    <w:lsdException w:qFormat="1" w:unhideWhenUsed="0" w:uiPriority="0" w:semiHidden="0" w:name="toc 1"/>
+    <w:lsdException w:qFormat="1" w:unhideWhenUsed="0" w:uiPriority="0" w:semiHidden="0" w:name="toc 2"/>
+    <w:lsdException w:qFormat="1" w:unhideWhenUsed="0" w:uiPriority="0" w:semiHidden="0" w:name="toc 3"/>
+    <w:lsdException w:unhideWhenUsed="0" w:uiPriority="0" w:semiHidden="0" w:name="toc 4"/>
+    <w:lsdException w:unhideWhenUsed="0" w:uiPriority="0" w:semiHidden="0" w:name="toc 5"/>
+    <w:lsdException w:unhideWhenUsed="0" w:uiPriority="0" w:semiHidden="0" w:name="toc 6"/>
+    <w:lsdException w:unhideWhenUsed="0" w:uiPriority="0" w:semiHidden="0" w:name="toc 7"/>
+    <w:lsdException w:unhideWhenUsed="0" w:uiPriority="0" w:semiHidden="0" w:name="toc 8"/>
+    <w:lsdException w:unhideWhenUsed="0" w:uiPriority="0" w:semiHidden="0" w:name="toc 9"/>
+    <w:lsdException w:unhideWhenUsed="0" w:uiPriority="0" w:semiHidden="0" w:name="Normal Indent"/>
+    <w:lsdException w:unhideWhenUsed="0" w:uiPriority="0" w:semiHidden="0" w:name="footnote text"/>
+    <w:lsdException w:qFormat="1" w:unhideWhenUsed="0" w:uiPriority="0" w:semiHidden="0" w:name="annotation text"/>
+    <w:lsdException w:qFormat="1" w:unhideWhenUsed="0" w:uiPriority="0" w:semiHidden="0" w:name="header"/>
+    <w:lsdException w:qFormat="1" w:unhideWhenUsed="0" w:uiPriority="0" w:semiHidden="0" w:name="footer"/>
+    <w:lsdException w:unhideWhenUsed="0" w:uiPriority="0" w:semiHidden="0" w:name="index heading"/>
+    <w:lsdException w:qFormat="1" w:uiPriority="0" w:name="caption"/>
+    <w:lsdException w:unhideWhenUsed="0" w:uiPriority="0" w:semiHidden="0" w:name="table of figures"/>
+    <w:lsdException w:unhideWhenUsed="0" w:uiPriority="0" w:semiHidden="0" w:name="envelope address"/>
+    <w:lsdException w:unhideWhenUsed="0" w:uiPriority="0" w:semiHidden="0" w:name="envelope return"/>
+    <w:lsdException w:unhideWhenUsed="0" w:uiPriority="0" w:semiHidden="0" w:name="footnote reference"/>
+    <w:lsdException w:unhideWhenUsed="0" w:uiPriority="0" w:semiHidden="0" w:name="annotation reference"/>
+    <w:lsdException w:unhideWhenUsed="0" w:uiPriority="0" w:semiHidden="0" w:name="line number"/>
+    <w:lsdException w:unhideWhenUsed="0" w:uiPriority="0" w:semiHidden="0" w:name="page number"/>
+    <w:lsdException w:unhideWhenUsed="0" w:uiPriority="0" w:semiHidden="0" w:name="endnote reference"/>
+    <w:lsdException w:unhideWhenUsed="0" w:uiPriority="0" w:semiHidden="0" w:name="endnote text"/>
+    <w:lsdException w:unhideWhenUsed="0" w:uiPriority="0" w:semiHidden="0" w:name="table of authorities"/>
+    <w:lsdException w:unhideWhenUsed="0" w:uiPriority="0" w:semiHidden="0" w:name="macro"/>
+    <w:lsdException w:unhideWhenUsed="0" w:uiPriority="0" w:semiHidden="0" w:name="toa heading"/>
+    <w:lsdException w:unhideWhenUsed="0" w:uiPriority="0" w:semiHidden="0" w:name="List"/>
+    <w:lsdException w:unhideWhenUsed="0" w:uiPriority="0" w:semiHidden="0" w:name="List Bullet"/>
+    <w:lsdException w:unhideWhenUsed="0" w:uiPriority="0" w:semiHidden="0" w:name="List Number"/>
+    <w:lsdException w:unhideWhenUsed="0" w:uiPriority="0" w:semiHidden="0" w:name="List 2"/>
+    <w:lsdException w:unhideWhenUsed="0" w:uiPriority="0" w:semiHidden="0" w:name="List 3"/>
+    <w:lsdException w:unhideWhenUsed="0" w:uiPriority="0" w:semiHidden="0" w:name="List 4"/>
+    <w:lsdException w:unhideWhenUsed="0" w:uiPriority="0" w:semiHidden="0" w:name="List 5"/>
+    <w:lsdException w:unhideWhenUsed="0" w:uiPriority="0" w:semiHidden="0" w:name="List Bullet 2"/>
+    <w:lsdException w:unhideWhenUsed="0" w:uiPriority="0" w:semiHidden="0" w:name="List Bullet 3"/>
+    <w:lsdException w:unhideWhenUsed="0" w:uiPriority="0" w:semiHidden="0" w:name="List Bullet 4"/>
+    <w:lsdException w:unhideWhenUsed="0" w:uiPriority="0" w:semiHidden="0" w:name="List Bullet 5"/>
+    <w:lsdException w:unhideWhenUsed="0" w:uiPriority="0" w:semiHidden="0" w:name="List Number 2"/>
+    <w:lsdException w:unhideWhenUsed="0" w:uiPriority="0" w:semiHidden="0" w:name="List Number 3"/>
+    <w:lsdException w:unhideWhenUsed="0" w:uiPriority="0" w:semiHidden="0" w:name="List Number 4"/>
+    <w:lsdException w:unhideWhenUsed="0" w:uiPriority="0" w:semiHidden="0" w:name="List Number 5"/>
+    <w:lsdException w:qFormat="1" w:unhideWhenUsed="0" w:uiPriority="0" w:semiHidden="0" w:name="Title"/>
+    <w:lsdException w:unhideWhenUsed="0" w:uiPriority="0" w:semiHidden="0" w:name="Closing"/>
+    <w:lsdException w:unhideWhenUsed="0" w:uiPriority="0" w:semiHidden="0" w:name="Signature"/>
+    <w:lsdException w:qFormat="1" w:unhideWhenUsed="0" w:uiPriority="0" w:name="Default Paragraph Font"/>
+    <w:lsdException w:qFormat="1" w:unhideWhenUsed="0" w:uiPriority="0" w:name="Body Text"/>
+    <w:lsdException w:unhideWhenUsed="0" w:uiPriority="0" w:semiHidden="0" w:name="Body Text Indent"/>
+    <w:lsdException w:unhideWhenUsed="0" w:uiPriority="0" w:semiHidden="0" w:name="List Continue"/>
+    <w:lsdException w:unhideWhenUsed="0" w:uiPriority="0" w:semiHidden="0" w:name="List Continue 2"/>
+    <w:lsdException w:unhideWhenUsed="0" w:uiPriority="0" w:semiHidden="0" w:name="List Continue 3"/>
+    <w:lsdException w:unhideWhenUsed="0" w:uiPriority="0" w:semiHidden="0" w:name="List Continue 4"/>
+    <w:lsdException w:unhideWhenUsed="0" w:uiPriority="0" w:semiHidden="0" w:name="List Continue 5"/>
+    <w:lsdException w:unhideWhenUsed="0" w:uiPriority="0" w:semiHidden="0" w:name="Message Header"/>
+    <w:lsdException w:qFormat="1" w:unhideWhenUsed="0" w:uiPriority="0" w:semiHidden="0" w:name="Subtitle"/>
+    <w:lsdException w:unhideWhenUsed="0" w:uiPriority="0" w:semiHidden="0" w:name="Salutation"/>
+    <w:lsdException w:unhideWhenUsed="0" w:uiPriority="0" w:semiHidden="0" w:name="Date"/>
+    <w:lsdException w:unhideWhenUsed="0" w:uiPriority="0" w:semiHidden="0" w:name="Body Text First Indent"/>
+    <w:lsdException w:unhideWhenUsed="0" w:uiPriority="0" w:semiHidden="0" w:name="Body Text First Indent 2"/>
+    <w:lsdException w:uiPriority="99" w:name="Note Heading"/>
+    <w:lsdException w:unhideWhenUsed="0" w:uiPriority="0" w:semiHidden="0" w:name="Body Text 2"/>
+    <w:lsdException w:unhideWhenUsed="0" w:uiPriority="0" w:semiHidden="0" w:name="Body Text 3"/>
+    <w:lsdException w:unhideWhenUsed="0" w:uiPriority="0" w:semiHidden="0" w:name="Body Text Indent 2"/>
+    <w:lsdException w:unhideWhenUsed="0" w:uiPriority="0" w:semiHidden="0" w:name="Body Text Indent 3"/>
+    <w:lsdException w:unhideWhenUsed="0" w:uiPriority="0" w:semiHidden="0" w:name="Block Text"/>
+    <w:lsdException w:unhideWhenUsed="0" w:uiPriority="0" w:semiHidden="0" w:name="Hyperlink"/>
+    <w:lsdException w:unhideWhenUsed="0" w:uiPriority="0" w:semiHidden="0" w:name="FollowedHyperlink"/>
+    <w:lsdException w:qFormat="1" w:unhideWhenUsed="0" w:uiPriority="0" w:semiHidden="0" w:name="Strong"/>
+    <w:lsdException w:qFormat="1" w:unhideWhenUsed="0" w:uiPriority="0" w:semiHidden="0" w:name="Emphasis"/>
+    <w:lsdException w:unhideWhenUsed="0" w:uiPriority="0" w:semiHidden="0" w:name="Document Map"/>
+    <w:lsdException w:unhideWhenUsed="0" w:uiPriority="0" w:semiHidden="0" w:name="Plain Text"/>
+    <w:lsdException w:unhideWhenUsed="0" w:uiPriority="0" w:semiHidden="0" w:name="E-mail Signature"/>
+    <w:lsdException w:qFormat="1" w:unhideWhenUsed="0" w:uiPriority="0" w:semiHidden="0" w:name="Normal (Web)"/>
+    <w:lsdException w:unhideWhenUsed="0" w:uiPriority="0" w:semiHidden="0" w:name="HTML Acronym"/>
+    <w:lsdException w:unhideWhenUsed="0" w:uiPriority="0" w:semiHidden="0" w:name="HTML Address"/>
+    <w:lsdException w:unhideWhenUsed="0" w:uiPriority="0" w:semiHidden="0" w:name="HTML Cite"/>
+    <w:lsdException w:unhideWhenUsed="0" w:uiPriority="0" w:semiHidden="0" w:name="HTML Code"/>
+    <w:lsdException w:unhideWhenUsed="0" w:uiPriority="0" w:semiHidden="0" w:name="HTML Definition"/>
+    <w:lsdException w:unhideWhenUsed="0" w:uiPriority="0" w:semiHidden="0" w:name="HTML Keyboard"/>
+    <w:lsdException w:unhideWhenUsed="0" w:uiPriority="0" w:semiHidden="0" w:name="HTML Preformatted"/>
+    <w:lsdException w:unhideWhenUsed="0" w:uiPriority="0" w:semiHidden="0" w:name="HTML Sample"/>
+    <w:lsdException w:unhideWhenUsed="0" w:uiPriority="0" w:semiHidden="0" w:name="HTML Typewriter"/>
+    <w:lsdException w:unhideWhenUsed="0" w:uiPriority="0" w:semiHidden="0" w:name="HTML Variable"/>
+    <w:lsdException w:qFormat="1" w:unhideWhenUsed="0" w:uiPriority="0" w:name="Normal Table"/>
+    <w:lsdException w:unhideWhenUsed="0" w:uiPriority="0" w:semiHidden="0" w:name="annotation subject"/>
+    <w:lsdException w:unhideWhenUsed="0" w:uiPriority="0" w:semiHidden="0" w:name="Table Simple 1"/>
+    <w:lsdException w:unhideWhenUsed="0" w:uiPriority="0" w:semiHidden="0" w:name="Table Simple 2"/>
+    <w:lsdException w:unhideWhenUsed="0" w:uiPriority="0" w:semiHidden="0" w:name="Table Simple 3"/>
+    <w:lsdException w:unhideWhenUsed="0" w:uiPriority="0" w:semiHidden="0" w:name="Table Classic 1"/>
+    <w:lsdException w:unhideWhenUsed="0" w:uiPriority="0" w:semiHidden="0" w:name="Table Classic 2"/>
+    <w:lsdException w:unhideWhenUsed="0" w:uiPriority="0" w:semiHidden="0" w:name="Table Classic 3"/>
+    <w:lsdException w:unhideWhenUsed="0" w:uiPriority="0" w:semiHidden="0" w:name="Table Classic 4"/>
+    <w:lsdException w:unhideWhenUsed="0" w:uiPriority="0" w:semiHidden="0" w:name="Table Colorful 1"/>
+    <w:lsdException w:unhideWhenUsed="0" w:uiPriority="0" w:semiHidden="0" w:name="Table Colorful 2"/>
+    <w:lsdException w:unhideWhenUsed="0" w:uiPriority="0" w:semiHidden="0" w:name="Table Colorful 3"/>
+    <w:lsdException w:unhideWhenUsed="0" w:uiPriority="0" w:semiHidden="0" w:name="Table Columns 1"/>
+    <w:lsdException w:unhideWhenUsed="0" w:uiPriority="0" w:semiHidden="0" w:name="Table Columns 2"/>
+    <w:lsdException w:unhideWhenUsed="0" w:uiPriority="0" w:semiHidden="0" w:name="Table Columns 3"/>
+    <w:lsdException w:unhideWhenUsed="0" w:uiPriority="0" w:semiHidden="0" w:name="Table Columns 4"/>
+    <w:lsdException w:unhideWhenUsed="0" w:uiPriority="0" w:semiHidden="0" w:name="Table Columns 5"/>
+    <w:lsdException w:unhideWhenUsed="0" w:uiPriority="0" w:semiHidden="0" w:name="Table Grid 1"/>
+    <w:lsdException w:unhideWhenUsed="0" w:uiPriority="0" w:semiHidden="0" w:name="Table Grid 2"/>
+    <w:lsdException w:unhideWhenUsed="0" w:uiPriority="0" w:semiHidden="0" w:name="Table Grid 3"/>
+    <w:lsdException w:unhideWhenUsed="0" w:uiPriority="0" w:semiHidden="0" w:name="Table Grid 4"/>
+    <w:lsdException w:unhideWhenUsed="0" w:uiPriority="0" w:semiHidden="0" w:name="Table Grid 5"/>
+    <w:lsdException w:unhideWhenUsed="0" w:uiPriority="0" w:semiHidden="0" w:name="Table Grid 6"/>
+    <w:lsdException w:unhideWhenUsed="0" w:uiPriority="0" w:semiHidden="0" w:name="Table Grid 7"/>
+    <w:lsdException w:unhideWhenUsed="0" w:uiPriority="0" w:semiHidden="0" w:name="Table Grid 8"/>
+    <w:lsdException w:unhideWhenUsed="0" w:uiPriority="0" w:semiHidden="0" w:name="Table List 1"/>
+    <w:lsdException w:unhideWhenUsed="0" w:uiPriority="0" w:semiHidden="0" w:name="Table List 2"/>
+    <w:lsdException w:unhideWhenUsed="0" w:uiPriority="0" w:semiHidden="0" w:name="Table List 3"/>
+    <w:lsdException w:unhideWhenUsed="0" w:uiPriority="0" w:semiHidden="0" w:name="Table List 4"/>
+    <w:lsdException w:unhideWhenUsed="0" w:uiPriority="0" w:semiHidden="0" w:name="Table List 5"/>
+    <w:lsdException w:unhideWhenUsed="0" w:uiPriority="0" w:semiHidden="0" w:name="Table List 6"/>
+    <w:lsdException w:unhideWhenUsed="0" w:uiPriority="0" w:semiHidden="0" w:name="Table List 7"/>
+    <w:lsdException w:unhideWhenUsed="0" w:uiPriority="0" w:semiHidden="0" w:name="Table List 8"/>
+    <w:lsdException w:unhideWhenUsed="0" w:uiPriority="0" w:semiHidden="0" w:name="Table 3D effects 1"/>
+    <w:lsdException w:unhideWhenUsed="0" w:uiPriority="0" w:semiHidden="0" w:name="Table 3D effects 2"/>
+    <w:lsdException w:unhideWhenUsed="0" w:uiPriority="0" w:semiHidden="0" w:name="Table 3D effects 3"/>
+    <w:lsdException w:unhideWhenUsed="0" w:uiPriority="0" w:semiHidden="0" w:name="Table Contemporary"/>
+    <w:lsdException w:unhideWhenUsed="0" w:uiPriority="0" w:semiHidden="0" w:name="Table Elegant"/>
+    <w:lsdException w:unhideWhenUsed="0" w:uiPriority="0" w:semiHidden="0" w:name="Table Professional"/>
+    <w:lsdException w:unhideWhenUsed="0" w:uiPriority="0" w:semiHidden="0" w:name="Table Subtle 1"/>
+    <w:lsdException w:unhideWhenUsed="0" w:uiPriority="0" w:semiHidden="0" w:name="Table Subtle 2"/>
+    <w:lsdException w:unhideWhenUsed="0" w:uiPriority="0" w:semiHidden="0" w:name="Table Web 1"/>
+    <w:lsdException w:unhideWhenUsed="0" w:uiPriority="0" w:semiHidden="0" w:name="Table Web 2"/>
+    <w:lsdException w:unhideWhenUsed="0" w:uiPriority="0" w:semiHidden="0" w:name="Table Web 3"/>
+    <w:lsdException w:unhideWhenUsed="0" w:uiPriority="0" w:semiHidden="0" w:name="Balloon Text"/>
+    <w:lsdException w:qFormat="1" w:unhideWhenUsed="0" w:uiPriority="0" w:semiHidden="0" w:name="Table Grid"/>
+    <w:lsdException w:unhideWhenUsed="0" w:uiPriority="0" w:semiHidden="0" w:name="Table Theme"/>
+    <w:lsdException w:unhideWhenUsed="0" w:uiPriority="60" w:semiHidden="0" w:name="Light Shading"/>
+    <w:lsdException w:unhideWhenUsed="0" w:uiPriority="61" w:semiHidden="0" w:name="Light List"/>
+    <w:lsdException w:unhideWhenUsed="0" w:uiPriority="62" w:semiHidden="0" w:name="Light Grid"/>
+    <w:lsdException w:unhideWhenUsed="0" w:uiPriority="63" w:semiHidden="0" w:name="Medium Shading 1"/>
+    <w:lsdException w:unhideWhenUsed="0" w:uiPriority="64" w:semiHidden="0" w:name="Medium Shading 2"/>
+    <w:lsdException w:unhideWhenUsed="0" w:uiPriority="65" w:semiHidden="0" w:name="Medium List 1"/>
+    <w:lsdException w:unhideWhenUsed="0" w:uiPriority="66" w:semiHidden="0" w:name="Medium List 2"/>
+    <w:lsdException w:unhideWhenUsed="0" w:uiPriority="67" w:semiHidden="0" w:name="Medium Grid 1"/>
+    <w:lsdException w:unhideWhenUsed="0" w:uiPriority="68" w:semiHidden="0" w:name="Medium Grid 2"/>
+    <w:lsdException w:unhideWhenUsed="0" w:uiPriority="69" w:semiHidden="0" w:name="Medium Grid 3"/>
+    <w:lsdException w:unhideWhenUsed="0" w:uiPriority="70" w:semiHidden="0" w:name="Dark List"/>
+    <w:lsdException w:unhideWhenUsed="0" w:uiPriority="71" w:semiHidden="0" w:name="Colorful Shading"/>
+    <w:lsdException w:unhideWhenUsed="0" w:uiPriority="72" w:semiHidden="0" w:name="Colorful List"/>
+    <w:lsdException w:unhideWhenUsed="0" w:uiPriority="73" w:semiHidden="0" w:name="Colorful Grid"/>
+    <w:lsdException w:unhideWhenUsed="0" w:uiPriority="60" w:semiHidden="0" w:name="Light Shading Accent 1"/>
+    <w:lsdException w:unhideWhenUsed="0" w:uiPriority="61" w:semiHidden="0" w:name="Light List Accent 1"/>
+    <w:lsdException w:unhideWhenUsed="0" w:uiPriority="62" w:semiHidden="0" w:name="Light Grid Accent 1"/>
+    <w:lsdException w:unhideWhenUsed="0" w:uiPriority="63" w:semiHidden="0" w:name="Medium Shading 1 Accent 1"/>
+    <w:lsdException w:unhideWhenUsed="0" w:uiPriority="64" w:semiHidden="0" w:name="Medium Shading 2 Accent 1"/>
+    <w:lsdException w:unhideWhenUsed="0" w:uiPriority="65" w:semiHidden="0" w:name="Medium List 1 Accent 1"/>
+    <w:lsdException w:unhideWhenUsed="0" w:uiPriority="66" w:semiHidden="0" w:name="Medium List 2 Accent 1"/>
+    <w:lsdException w:unhideWhenUsed="0" w:uiPriority="67" w:semiHidden="0" w:name="Medium Grid 1 Accent 1"/>
+    <w:lsdException w:unhideWhenUsed="0" w:uiPriority="68" w:semiHidden="0" w:name="Medium Grid 2 Accent 1"/>
+    <w:lsdException w:unhideWhenUsed="0" w:uiPriority="69" w:semiHidden="0" w:name="Medium Grid 3 Accent 1"/>
+    <w:lsdException w:unhideWhenUsed="0" w:uiPriority="70" w:semiHidden="0" w:name="Dark List Accent 1"/>
+    <w:lsdException w:unhideWhenUsed="0" w:uiPriority="71" w:semiHidden="0" w:name="Colorful Shading Accent 1"/>
+    <w:lsdException w:unhideWhenUsed="0" w:uiPriority="72" w:semiHidden="0" w:name="Colorful List Accent 1"/>
+    <w:lsdException w:unhideWhenUsed="0" w:uiPriority="73" w:semiHidden="0" w:name="Colorful Grid Accent 1"/>
+    <w:lsdException w:unhideWhenUsed="0" w:uiPriority="60" w:semiHidden="0" w:name="Light Shading Accent 2"/>
+    <w:lsdException w:unhideWhenUsed="0" w:uiPriority="61" w:semiHidden="0" w:name="Light List Accent 2"/>
+    <w:lsdException w:unhideWhenUsed="0" w:uiPriority="62" w:semiHidden="0" w:name="Light Grid Accent 2"/>
+    <w:lsdException w:unhideWhenUsed="0" w:uiPriority="63" w:semiHidden="0" w:name="Medium Shading 1 Accent 2"/>
+    <w:lsdException w:unhideWhenUsed="0" w:uiPriority="64" w:semiHidden="0" w:name="Medium Shading 2 Accent 2"/>
+    <w:lsdException w:unhideWhenUsed="0" w:uiPriority="65" w:semiHidden="0" w:name="Medium List 1 Accent 2"/>
+    <w:lsdException w:unhideWhenUsed="0" w:uiPriority="66" w:semiHidden="0" w:name="Medium List 2 Accent 2"/>
+    <w:lsdException w:unhideWhenUsed="0" w:uiPriority="67" w:semiHidden="0" w:name="Medium Grid 1 Accent 2"/>
+    <w:lsdException w:unhideWhenUsed="0" w:uiPriority="68" w:semiHidden="0" w:name="Medium Grid 2 Accent 2"/>
+    <w:lsdException w:unhideWhenUsed="0" w:uiPriority="69" w:semiHidden="0" w:name="Medium Grid 3 Accent 2"/>
+    <w:lsdException w:unhideWhenUsed="0" w:uiPriority="70" w:semiHidden="0" w:name="Dark List Accent 2"/>
+    <w:lsdException w:unhideWhenUsed="0" w:uiPriority="71" w:semiHidden="0" w:name="Colorful Shading Accent 2"/>
+    <w:lsdException w:unhideWhenUsed="0" w:uiPriority="72" w:semiHidden="0" w:name="Colorful List Accent 2"/>
+    <w:lsdException w:unhideWhenUsed="0" w:uiPriority="73" w:semiHidden="0" w:name="Colorful Grid Accent 2"/>
+    <w:lsdException w:unhideWhenUsed="0" w:uiPriority="60" w:semiHidden="0" w:name="Light Shading Accent 3"/>
+    <w:lsdException w:unhideWhenUsed="0" w:uiPriority="61" w:semiHidden="0" w:name="Light List Accent 3"/>
+    <w:lsdException w:unhideWhenUsed="0" w:uiPriority="62" w:semiHidden="0" w:name="Light Grid Accent 3"/>
+    <w:lsdException w:unhideWhenUsed="0" w:uiPriority="63" w:semiHidden="0" w:name="Medium Shading 1 Accent 3"/>
+    <w:lsdException w:unhideWhenUsed="0" w:uiPriority="64" w:semiHidden="0" w:name="Medium Shading 2 Accent 3"/>
+    <w:lsdException w:unhideWhenUsed="0" w:uiPriority="65" w:semiHidden="0" w:name="Medium List 1 Accent 3"/>
+    <w:lsdException w:unhideWhenUsed="0" w:uiPriority="66" w:semiHidden="0" w:name="Medium List 2 Accent 3"/>
+    <w:lsdException w:unhideWhenUsed="0" w:uiPriority="67" w:semiHidden="0" w:name="Medium Grid 1 Accent 3"/>
+    <w:lsdException w:unhideWhenUsed="0" w:uiPriority="68" w:semiHidden="0" w:name="Medium Grid 2 Accent 3"/>
+    <w:lsdException w:unhideWhenUsed="0" w:uiPriority="69" w:semiHidden="0" w:name="Medium Grid 3 Accent 3"/>
+    <w:lsdException w:unhideWhenUsed="0" w:uiPriority="70" w:semiHidden="0" w:name="Dark List Accent 3"/>
+    <w:lsdException w:unhideWhenUsed="0" w:uiPriority="71" w:semiHidden="0" w:name="Colorful Shading Accent 3"/>
+    <w:lsdException w:unhideWhenUsed="0" w:uiPriority="72" w:semiHidden="0" w:name="Colorful List Accent 3"/>
+    <w:lsdException w:unhideWhenUsed="0" w:uiPriority="73" w:semiHidden="0" w:name="Colorful Grid Accent 3"/>
+    <w:lsdException w:unhideWhenUsed="0" w:uiPriority="60" w:semiHidden="0" w:name="Light Shading Accent 4"/>
+    <w:lsdException w:unhideWhenUsed="0" w:uiPriority="61" w:semiHidden="0" w:name="Light List Accent 4"/>
+    <w:lsdException w:unhideWhenUsed="0" w:uiPriority="62" w:semiHidden="0" w:name="Light Grid Accent 4"/>
+    <w:lsdException w:unhideWhenUsed="0" w:uiPriority="63" w:semiHidden="0" w:name="Medium Shading 1 Accent 4"/>
+    <w:lsdException w:unhideWhenUsed="0" w:uiPriority="64" w:semiHidden="0" w:name="Medium Shading 2 Accent 4"/>
+    <w:lsdException w:unhideWhenUsed="0" w:uiPriority="65" w:semiHidden="0" w:name="Medium List 1 Accent 4"/>
+    <w:lsdException w:unhideWhenUsed="0" w:uiPriority="66" w:semiHidden="0" w:name="Medium List 2 Accent 4"/>
+    <w:lsdException w:unhideWhenUsed="0" w:uiPriority="67" w:semiHidden="0" w:name="Medium Grid 1 Accent 4"/>
+    <w:lsdException w:unhideWhenUsed="0" w:uiPriority="68" w:semiHidden="0" w:name="Medium Grid 2 Accent 4"/>
+    <w:lsdException w:unhideWhenUsed="0" w:uiPriority="69" w:semiHidden="0" w:name="Medium Grid 3 Accent 4"/>
+    <w:lsdException w:unhideWhenUsed="0" w:uiPriority="70" w:semiHidden="0" w:name="Dark List Accent 4"/>
+    <w:lsdException w:unhideWhenUsed="0" w:uiPriority="71" w:semiHidden="0" w:name="Colorful Shading Accent 4"/>
+    <w:lsdException w:unhideWhenUsed="0" w:uiPriority="72" w:semiHidden="0" w:name="Colorful List Accent 4"/>
+    <w:lsdException w:unhideWhenUsed="0" w:uiPriority="73" w:semiHidden="0" w:name="Colorful Grid Accent 4"/>
+    <w:lsdException w:unhideWhenUsed="0" w:uiPriority="60" w:semiHidden="0" w:name="Light Shading Accent 5"/>
+    <w:lsdException w:unhideWhenUsed="0" w:uiPriority="61" w:semiHidden="0" w:name="Light List Accent 5"/>
+    <w:lsdException w:unhideWhenUsed="0" w:uiPriority="62" w:semiHidden="0" w:name="Light Grid Accent 5"/>
+    <w:lsdException w:unhideWhenUsed="0" w:uiPriority="63" w:semiHidden="0" w:name="Medium Shading 1 Accent 5"/>
+    <w:lsdException w:unhideWhenUsed="0" w:uiPriority="64" w:semiHidden="0" w:name="Medium Shading 2 Accent 5"/>
+    <w:lsdException w:unhideWhenUsed="0" w:uiPriority="65" w:semiHidden="0" w:name="Medium List 1 Accent 5"/>
+    <w:lsdException w:unhideWhenUsed="0" w:uiPriority="66" w:semiHidden="0" w:name="Medium List 2 Accent 5"/>
+    <w:lsdException w:unhideWhenUsed="0" w:uiPriority="67" w:semiHidden="0" w:name="Medium Grid 1 Accent 5"/>
+    <w:lsdException w:unhideWhenUsed="0" w:uiPriority="68" w:semiHidden="0" w:name="Medium Grid 2 Accent 5"/>
+    <w:lsdException w:unhideWhenUsed="0" w:uiPriority="69" w:semiHidden="0" w:name="Medium Grid 3 Accent 5"/>
+    <w:lsdException w:unhideWhenUsed="0" w:uiPriority="70" w:semiHidden="0" w:name="Dark List Accent 5"/>
+    <w:lsdException w:unhideWhenUsed="0" w:uiPriority="71" w:semiHidden="0" w:name="Colorful Shading Accent 5"/>
+    <w:lsdException w:unhideWhenUsed="0" w:uiPriority="72" w:semiHidden="0" w:name="Colorful List Accent 5"/>
+    <w:lsdException w:unhideWhenUsed="0" w:uiPriority="73" w:semiHidden="0" w:name="Colorful Grid Accent 5"/>
+    <w:lsdException w:unhideWhenUsed="0" w:uiPriority="60" w:semiHidden="0" w:name="Light Shading Accent 6"/>
+    <w:lsdException w:unhideWhenUsed="0" w:uiPriority="61" w:semiHidden="0" w:name="Light List Accent 6"/>
+    <w:lsdException w:unhideWhenUsed="0" w:uiPriority="62" w:semiHidden="0" w:name="Light Grid Accent 6"/>
+    <w:lsdException w:unhideWhenUsed="0" w:uiPriority="63" w:semiHidden="0" w:name="Medium Shading 1 Accent 6"/>
+    <w:lsdException w:unhideWhenUsed="0" w:uiPriority="64" w:semiHidden="0" w:name="Medium Shading 2 Accent 6"/>
+    <w:lsdException w:unhideWhenUsed="0" w:uiPriority="65" w:semiHidden="0" w:name="Medium List 1 Accent 6"/>
+    <w:lsdException w:unhideWhenUsed="0" w:uiPriority="66" w:semiHidden="0" w:name="Medium List 2 Accent 6"/>
+    <w:lsdException w:unhideWhenUsed="0" w:uiPriority="67" w:semiHidden="0" w:name="Medium Grid 1 Accent 6"/>
+    <w:lsdException w:unhideWhenUsed="0" w:uiPriority="68" w:semiHidden="0" w:name="Medium Grid 2 Accent 6"/>
+    <w:lsdException w:unhideWhenUsed="0" w:uiPriority="69" w:semiHidden="0" w:name="Medium Grid 3 Accent 6"/>
+    <w:lsdException w:unhideWhenUsed="0" w:uiPriority="70" w:semiHidden="0" w:name="Dark List Accent 6"/>
+    <w:lsdException w:unhideWhenUsed="0" w:uiPriority="71" w:semiHidden="0" w:name="Colorful Shading Accent 6"/>
+    <w:lsdException w:unhideWhenUsed="0" w:uiPriority="72" w:semiHidden="0" w:name="Colorful List Accent 6"/>
+    <w:lsdException w:unhideWhenUsed="0" w:uiPriority="73" w:semiHidden="0" w:name="Colorful Grid Accent 6"/>
   </w:latentStyles>
-  <w:style w:type="paragraph" w:default="1" w:styleId="Normal">
+  <w:style w:type="paragraph" w:default="1" w:styleId="1">
     <w:name w:val="Normal"/>
     <w:qFormat/>
+    <w:uiPriority w:val="0"/>
     <w:pPr>
       <w:kinsoku w:val="0"/>
       <w:autoSpaceDE w:val="0"/>
@@ -8033,7 +8153,7 @@
       <w:textAlignment w:val="baseline"/>
     </w:pPr>
     <w:rPr>
-      <w:rFonts w:ascii="Arial" w:eastAsia="宋体" w:hAnsi="Arial" w:cs="Arial"/>
+      <w:rFonts w:ascii="Arial" w:hAnsi="Arial" w:eastAsia="宋体" w:cs="Arial"/>
       <w:snapToGrid w:val="0"/>
       <w:color w:val="000000"/>
       <w:kern w:val="0"/>
@@ -8042,11 +8162,12 @@
       <w:lang w:val="en-US" w:eastAsia="en-US" w:bidi="ar-SA"/>
     </w:rPr>
   </w:style>
-  <w:style w:type="paragraph" w:styleId="Heading1">
+  <w:style w:type="paragraph" w:styleId="2">
     <w:name w:val="heading 1"/>
-    <w:basedOn w:val="Normal"/>
-    <w:next w:val="Normal"/>
+    <w:basedOn w:val="1"/>
+    <w:next w:val="1"/>
     <w:qFormat/>
+    <w:uiPriority w:val="0"/>
     <w:pPr>
       <w:keepNext/>
       <w:keepLines/>
@@ -8064,12 +8185,13 @@
       <w:sz w:val="44"/>
     </w:rPr>
   </w:style>
-  <w:style w:type="paragraph" w:styleId="Heading2">
+  <w:style w:type="paragraph" w:styleId="3">
     <w:name w:val="heading 2"/>
-    <w:basedOn w:val="Normal"/>
-    <w:next w:val="Normal"/>
+    <w:basedOn w:val="1"/>
+    <w:next w:val="1"/>
     <w:unhideWhenUsed/>
     <w:qFormat/>
+    <w:uiPriority w:val="0"/>
     <w:pPr>
       <w:keepNext/>
       <w:keepLines/>
@@ -8082,18 +8204,19 @@
       <w:outlineLvl w:val="1"/>
     </w:pPr>
     <w:rPr>
-      <w:rFonts w:ascii="Arial" w:eastAsia="黑体" w:hAnsi="Arial"/>
+      <w:rFonts w:ascii="Arial" w:hAnsi="Arial" w:eastAsia="黑体"/>
       <w:b/>
       <w:sz w:val="32"/>
     </w:rPr>
   </w:style>
-  <w:style w:type="paragraph" w:styleId="Heading3">
+  <w:style w:type="paragraph" w:styleId="4">
     <w:name w:val="heading 3"/>
-    <w:basedOn w:val="Normal"/>
-    <w:next w:val="Normal"/>
+    <w:basedOn w:val="1"/>
+    <w:next w:val="1"/>
     <w:semiHidden/>
     <w:unhideWhenUsed/>
     <w:qFormat/>
+    <w:uiPriority w:val="0"/>
     <w:pPr>
       <w:keepNext/>
       <w:keepLines/>
@@ -8110,12 +8233,13 @@
       <w:sz w:val="32"/>
     </w:rPr>
   </w:style>
-  <w:style w:type="paragraph" w:styleId="Heading4">
+  <w:style w:type="paragraph" w:styleId="5">
     <w:name w:val="heading 4"/>
-    <w:basedOn w:val="Normal"/>
-    <w:next w:val="Normal"/>
+    <w:basedOn w:val="1"/>
+    <w:next w:val="1"/>
     <w:unhideWhenUsed/>
     <w:qFormat/>
+    <w:uiPriority w:val="0"/>
     <w:pPr>
       <w:keepNext/>
       <w:keepLines/>
@@ -8128,18 +8252,19 @@
       <w:outlineLvl w:val="3"/>
     </w:pPr>
     <w:rPr>
-      <w:rFonts w:ascii="Arial" w:eastAsia="黑体" w:hAnsi="Arial"/>
+      <w:rFonts w:ascii="Arial" w:hAnsi="Arial" w:eastAsia="黑体"/>
       <w:b/>
       <w:sz w:val="28"/>
     </w:rPr>
   </w:style>
-  <w:style w:type="paragraph" w:styleId="Heading5">
+  <w:style w:type="paragraph" w:styleId="6">
     <w:name w:val="heading 5"/>
-    <w:basedOn w:val="Normal"/>
-    <w:next w:val="Normal"/>
+    <w:basedOn w:val="1"/>
+    <w:next w:val="1"/>
     <w:semiHidden/>
     <w:unhideWhenUsed/>
     <w:qFormat/>
+    <w:uiPriority w:val="0"/>
     <w:pPr>
       <w:keepNext/>
       <w:keepLines/>
@@ -8156,13 +8281,14 @@
       <w:sz w:val="28"/>
     </w:rPr>
   </w:style>
-  <w:style w:type="paragraph" w:styleId="Heading6">
+  <w:style w:type="paragraph" w:styleId="7">
     <w:name w:val="heading 6"/>
-    <w:basedOn w:val="Normal"/>
-    <w:next w:val="Normal"/>
+    <w:basedOn w:val="1"/>
+    <w:next w:val="1"/>
     <w:semiHidden/>
     <w:unhideWhenUsed/>
     <w:qFormat/>
+    <w:uiPriority w:val="0"/>
     <w:pPr>
       <w:keepNext/>
       <w:keepLines/>
@@ -8175,18 +8301,19 @@
       <w:outlineLvl w:val="5"/>
     </w:pPr>
     <w:rPr>
-      <w:rFonts w:ascii="Arial" w:eastAsia="黑体" w:hAnsi="Arial"/>
+      <w:rFonts w:ascii="Arial" w:hAnsi="Arial" w:eastAsia="黑体"/>
       <w:b/>
       <w:sz w:val="24"/>
     </w:rPr>
   </w:style>
-  <w:style w:type="paragraph" w:styleId="Heading7">
+  <w:style w:type="paragraph" w:styleId="8">
     <w:name w:val="heading 7"/>
-    <w:basedOn w:val="Normal"/>
-    <w:next w:val="Normal"/>
+    <w:basedOn w:val="1"/>
+    <w:next w:val="1"/>
     <w:semiHidden/>
     <w:unhideWhenUsed/>
     <w:qFormat/>
+    <w:uiPriority w:val="0"/>
     <w:pPr>
       <w:keepNext/>
       <w:keepLines/>
@@ -8203,13 +8330,14 @@
       <w:sz w:val="24"/>
     </w:rPr>
   </w:style>
-  <w:style w:type="paragraph" w:styleId="Heading8">
+  <w:style w:type="paragraph" w:styleId="9">
     <w:name w:val="heading 8"/>
-    <w:basedOn w:val="Normal"/>
-    <w:next w:val="Normal"/>
+    <w:basedOn w:val="1"/>
+    <w:next w:val="1"/>
     <w:semiHidden/>
     <w:unhideWhenUsed/>
     <w:qFormat/>
+    <w:uiPriority w:val="0"/>
     <w:pPr>
       <w:keepNext/>
       <w:keepLines/>
@@ -8222,17 +8350,18 @@
       <w:outlineLvl w:val="7"/>
     </w:pPr>
     <w:rPr>
-      <w:rFonts w:ascii="Arial" w:eastAsia="黑体" w:hAnsi="Arial"/>
+      <w:rFonts w:ascii="Arial" w:hAnsi="Arial" w:eastAsia="黑体"/>
       <w:sz w:val="24"/>
     </w:rPr>
   </w:style>
-  <w:style w:type="paragraph" w:styleId="Heading9">
+  <w:style w:type="paragraph" w:styleId="10">
     <w:name w:val="heading 9"/>
-    <w:basedOn w:val="Normal"/>
-    <w:next w:val="Normal"/>
+    <w:basedOn w:val="1"/>
+    <w:next w:val="1"/>
     <w:semiHidden/>
     <w:unhideWhenUsed/>
     <w:qFormat/>
+    <w:uiPriority w:val="0"/>
     <w:pPr>
       <w:keepNext/>
       <w:keepLines/>
@@ -8245,19 +8374,21 @@
       <w:outlineLvl w:val="8"/>
     </w:pPr>
     <w:rPr>
-      <w:rFonts w:ascii="Arial" w:eastAsia="黑体" w:hAnsi="Arial"/>
+      <w:rFonts w:ascii="Arial" w:hAnsi="Arial" w:eastAsia="黑体"/>
       <w:sz w:val="21"/>
     </w:rPr>
   </w:style>
-  <w:style w:type="character" w:default="1" w:styleId="DefaultParagraphFont">
+  <w:style w:type="character" w:default="1" w:styleId="22">
     <w:name w:val="Default Paragraph Font"/>
     <w:semiHidden/>
     <w:qFormat/>
+    <w:uiPriority w:val="0"/>
   </w:style>
-  <w:style w:type="table" w:default="1" w:styleId="TableNormal">
+  <w:style w:type="table" w:default="1" w:styleId="20">
     <w:name w:val="Normal Table"/>
     <w:semiHidden/>
     <w:qFormat/>
+    <w:uiPriority w:val="0"/>
     <w:tblPr>
       <w:tblCellMar>
         <w:top w:w="0" w:type="dxa"/>
@@ -8267,39 +8398,43 @@
       </w:tblCellMar>
     </w:tblPr>
   </w:style>
-  <w:style w:type="paragraph" w:styleId="CommentText">
+  <w:style w:type="paragraph" w:styleId="11">
     <w:name w:val="annotation text"/>
-    <w:basedOn w:val="Normal"/>
+    <w:basedOn w:val="1"/>
     <w:qFormat/>
+    <w:uiPriority w:val="0"/>
     <w:pPr>
       <w:jc w:val="left"/>
     </w:pPr>
   </w:style>
-  <w:style w:type="paragraph" w:styleId="BodyText">
+  <w:style w:type="paragraph" w:styleId="12">
     <w:name w:val="Body Text"/>
-    <w:basedOn w:val="Normal"/>
+    <w:basedOn w:val="1"/>
     <w:semiHidden/>
     <w:qFormat/>
+    <w:uiPriority w:val="0"/>
     <w:rPr>
-      <w:rFonts w:ascii="Arial" w:eastAsia="Arial" w:hAnsi="Arial" w:cs="Arial"/>
+      <w:rFonts w:ascii="Arial" w:hAnsi="Arial" w:eastAsia="Arial" w:cs="Arial"/>
       <w:sz w:val="21"/>
       <w:szCs w:val="21"/>
       <w:lang w:val="en-US" w:eastAsia="en-US" w:bidi="ar-SA"/>
     </w:rPr>
   </w:style>
-  <w:style w:type="paragraph" w:styleId="TOC3">
+  <w:style w:type="paragraph" w:styleId="13">
     <w:name w:val="toc 3"/>
-    <w:basedOn w:val="Normal"/>
-    <w:next w:val="Normal"/>
+    <w:basedOn w:val="1"/>
+    <w:next w:val="1"/>
     <w:qFormat/>
+    <w:uiPriority w:val="0"/>
     <w:pPr>
       <w:ind w:left="840" w:leftChars="400"/>
     </w:pPr>
   </w:style>
-  <w:style w:type="paragraph" w:styleId="Footer">
+  <w:style w:type="paragraph" w:styleId="14">
     <w:name w:val="footer"/>
-    <w:basedOn w:val="Normal"/>
+    <w:basedOn w:val="1"/>
     <w:qFormat/>
+    <w:uiPriority w:val="0"/>
     <w:pPr>
       <w:tabs>
         <w:tab w:val="center" w:pos="4153"/>
@@ -8312,16 +8447,17 @@
       <w:sz w:val="18"/>
     </w:rPr>
   </w:style>
-  <w:style w:type="paragraph" w:styleId="Header">
+  <w:style w:type="paragraph" w:styleId="15">
     <w:name w:val="header"/>
-    <w:basedOn w:val="Normal"/>
+    <w:basedOn w:val="1"/>
     <w:qFormat/>
+    <w:uiPriority w:val="0"/>
     <w:pPr>
       <w:pBdr>
-        <w:top w:val="nil"/>
-        <w:left w:val="nil"/>
-        <w:bottom w:val="nil"/>
-        <w:right w:val="nil"/>
+        <w:top w:val="none" w:color="auto" w:sz="0" w:space="0"/>
+        <w:left w:val="none" w:color="auto" w:sz="0" w:space="0"/>
+        <w:bottom w:val="none" w:color="auto" w:sz="0" w:space="0"/>
+        <w:right w:val="none" w:color="auto" w:sz="0" w:space="0"/>
       </w:pBdr>
       <w:tabs>
         <w:tab w:val="center" w:pos="4153"/>
@@ -8336,37 +8472,41 @@
       <w:sz w:val="18"/>
     </w:rPr>
   </w:style>
-  <w:style w:type="paragraph" w:styleId="TOC1">
+  <w:style w:type="paragraph" w:styleId="16">
     <w:name w:val="toc 1"/>
-    <w:basedOn w:val="Normal"/>
-    <w:next w:val="Normal"/>
+    <w:basedOn w:val="1"/>
+    <w:next w:val="1"/>
     <w:qFormat/>
+    <w:uiPriority w:val="0"/>
     <w:rPr>
-      <w:rFonts w:ascii="Arial" w:eastAsia="Microsoft JhengHei" w:hAnsi="Arial"/>
+      <w:rFonts w:ascii="Arial" w:hAnsi="Arial" w:eastAsia="Microsoft JhengHei"/>
       <w:sz w:val="24"/>
     </w:rPr>
   </w:style>
-  <w:style w:type="paragraph" w:styleId="TOC2">
+  <w:style w:type="paragraph" w:styleId="17">
     <w:name w:val="toc 2"/>
-    <w:basedOn w:val="Normal"/>
-    <w:next w:val="Normal"/>
+    <w:basedOn w:val="1"/>
+    <w:next w:val="1"/>
     <w:qFormat/>
+    <w:uiPriority w:val="0"/>
     <w:pPr>
       <w:ind w:left="420" w:leftChars="200"/>
     </w:pPr>
   </w:style>
-  <w:style w:type="paragraph" w:styleId="NormalWeb">
+  <w:style w:type="paragraph" w:styleId="18">
     <w:name w:val="Normal (Web)"/>
-    <w:basedOn w:val="Normal"/>
+    <w:basedOn w:val="1"/>
     <w:qFormat/>
+    <w:uiPriority w:val="0"/>
     <w:rPr>
       <w:sz w:val="24"/>
     </w:rPr>
   </w:style>
-  <w:style w:type="paragraph" w:styleId="Title">
+  <w:style w:type="paragraph" w:styleId="19">
     <w:name w:val="Title"/>
-    <w:basedOn w:val="Normal"/>
+    <w:basedOn w:val="1"/>
     <w:qFormat/>
+    <w:uiPriority w:val="0"/>
     <w:pPr>
       <w:spacing w:before="240" w:beforeLines="0" w:beforeAutospacing="0" w:after="60" w:afterLines="0" w:afterAutospacing="0"/>
       <w:jc w:val="center"/>
@@ -8378,76 +8518,82 @@
       <w:sz w:val="32"/>
     </w:rPr>
   </w:style>
-  <w:style w:type="table" w:styleId="TableGrid">
+  <w:style w:type="table" w:styleId="21">
     <w:name w:val="Table Grid"/>
-    <w:basedOn w:val="TableNormal"/>
+    <w:basedOn w:val="20"/>
     <w:qFormat/>
+    <w:uiPriority w:val="0"/>
     <w:pPr>
       <w:widowControl w:val="0"/>
       <w:jc w:val="both"/>
     </w:pPr>
     <w:tblPr>
       <w:tblBorders>
-        <w:top w:val="single" w:sz="4" w:space="0" w:color="auto"/>
-        <w:left w:val="single" w:sz="4" w:space="0" w:color="auto"/>
-        <w:bottom w:val="single" w:sz="4" w:space="0" w:color="auto"/>
-        <w:right w:val="single" w:sz="4" w:space="0" w:color="auto"/>
-        <w:insideH w:val="single" w:sz="4" w:space="0" w:color="auto"/>
-        <w:insideV w:val="single" w:sz="4" w:space="0" w:color="auto"/>
+        <w:top w:val="single" w:color="auto" w:sz="4" w:space="0"/>
+        <w:left w:val="single" w:color="auto" w:sz="4" w:space="0"/>
+        <w:bottom w:val="single" w:color="auto" w:sz="4" w:space="0"/>
+        <w:right w:val="single" w:color="auto" w:sz="4" w:space="0"/>
+        <w:insideH w:val="single" w:color="auto" w:sz="4" w:space="0"/>
+        <w:insideV w:val="single" w:color="auto" w:sz="4" w:space="0"/>
       </w:tblBorders>
     </w:tblPr>
   </w:style>
-  <w:style w:type="character" w:styleId="Strong">
+  <w:style w:type="character" w:styleId="23">
     <w:name w:val="Strong"/>
-    <w:basedOn w:val="DefaultParagraphFont"/>
+    <w:basedOn w:val="22"/>
     <w:qFormat/>
+    <w:uiPriority w:val="0"/>
     <w:rPr>
       <w:b/>
     </w:rPr>
   </w:style>
-  <w:style w:type="character" w:styleId="Emphasis">
+  <w:style w:type="character" w:styleId="24">
     <w:name w:val="Emphasis"/>
-    <w:basedOn w:val="DefaultParagraphFont"/>
+    <w:basedOn w:val="22"/>
     <w:qFormat/>
+    <w:uiPriority w:val="0"/>
     <w:rPr>
       <w:i/>
     </w:rPr>
   </w:style>
-  <w:style w:type="paragraph" w:customStyle="1" w:styleId="a">
+  <w:style w:type="paragraph" w:customStyle="1" w:styleId="25">
     <w:name w:val="柴_公司名"/>
-    <w:basedOn w:val="Title"/>
+    <w:basedOn w:val="19"/>
     <w:qFormat/>
+    <w:uiPriority w:val="0"/>
     <w:pPr>
       <w:spacing w:after="600" w:afterLines="600"/>
     </w:pPr>
     <w:rPr>
-      <w:rFonts w:ascii="宋体" w:eastAsia="宋体" w:hAnsi="宋体" w:cs="宋体" w:hint="eastAsia"/>
+      <w:rFonts w:hint="eastAsia" w:ascii="宋体" w:hAnsi="宋体" w:eastAsia="宋体" w:cs="宋体"/>
       <w:bCs/>
       <w:spacing w:val="-6"/>
       <w:sz w:val="52"/>
       <w:szCs w:val="52"/>
     </w:rPr>
   </w:style>
-  <w:style w:type="paragraph" w:customStyle="1" w:styleId="a0">
+  <w:style w:type="paragraph" w:customStyle="1" w:styleId="26">
     <w:name w:val="柴_文档名"/>
-    <w:basedOn w:val="Title"/>
+    <w:basedOn w:val="19"/>
     <w:qFormat/>
+    <w:uiPriority w:val="0"/>
     <w:pPr>
       <w:spacing w:after="900" w:afterLines="900"/>
     </w:pPr>
     <w:rPr>
-      <w:rFonts w:ascii="黑体" w:eastAsia="黑体" w:hAnsi="黑体" w:cs="黑体"/>
+      <w:rFonts w:ascii="黑体" w:hAnsi="黑体" w:eastAsia="黑体" w:cs="黑体"/>
       <w:bCs/>
       <w:spacing w:val="-7"/>
       <w:sz w:val="52"/>
       <w:szCs w:val="52"/>
     </w:rPr>
   </w:style>
-  <w:style w:type="table" w:customStyle="1" w:styleId="TableNormal0">
+  <w:style w:type="table" w:customStyle="1" w:styleId="27">
     <w:name w:val="Table Normal_0"/>
     <w:semiHidden/>
     <w:unhideWhenUsed/>
     <w:qFormat/>
+    <w:uiPriority w:val="0"/>
     <w:tblPr>
       <w:tblCellMar>
         <w:top w:w="0" w:type="dxa"/>
@@ -8457,81 +8603,87 @@
       </w:tblCellMar>
     </w:tblPr>
   </w:style>
-  <w:style w:type="paragraph" w:customStyle="1" w:styleId="TableText">
+  <w:style w:type="paragraph" w:customStyle="1" w:styleId="28">
     <w:name w:val="Table Text"/>
-    <w:basedOn w:val="Normal"/>
+    <w:basedOn w:val="1"/>
     <w:semiHidden/>
     <w:qFormat/>
+    <w:uiPriority w:val="0"/>
     <w:rPr>
-      <w:rFonts w:ascii="宋体" w:eastAsia="宋体" w:hAnsi="宋体" w:cs="宋体"/>
+      <w:rFonts w:ascii="宋体" w:hAnsi="宋体" w:eastAsia="宋体" w:cs="宋体"/>
       <w:sz w:val="21"/>
       <w:szCs w:val="21"/>
       <w:lang w:val="en-US" w:eastAsia="en-US" w:bidi="ar-SA"/>
     </w:rPr>
   </w:style>
-  <w:style w:type="paragraph" w:customStyle="1" w:styleId="1">
+  <w:style w:type="paragraph" w:customStyle="1" w:styleId="29">
     <w:name w:val="柴_标题1"/>
-    <w:basedOn w:val="Heading1"/>
-    <w:next w:val="a1"/>
-    <w:link w:val="1Char"/>
+    <w:basedOn w:val="2"/>
+    <w:next w:val="30"/>
+    <w:link w:val="39"/>
     <w:qFormat/>
+    <w:uiPriority w:val="0"/>
     <w:pPr>
       <w:spacing w:before="100" w:after="90" w:line="360" w:lineRule="auto"/>
     </w:pPr>
     <w:rPr>
-      <w:rFonts w:ascii="Arial" w:eastAsia="宋体" w:hAnsi="Arial"/>
+      <w:rFonts w:ascii="Arial" w:hAnsi="Arial" w:eastAsia="宋体"/>
       <w:sz w:val="32"/>
     </w:rPr>
   </w:style>
-  <w:style w:type="paragraph" w:customStyle="1" w:styleId="a1">
+  <w:style w:type="paragraph" w:customStyle="1" w:styleId="30">
     <w:name w:val="柴_正文"/>
-    <w:basedOn w:val="BodyText"/>
-    <w:link w:val="Char"/>
+    <w:basedOn w:val="12"/>
+    <w:link w:val="42"/>
     <w:qFormat/>
+    <w:uiPriority w:val="0"/>
     <w:pPr>
       <w:spacing w:line="360" w:lineRule="auto"/>
       <w:ind w:firstLine="470" w:firstLineChars="200"/>
     </w:pPr>
     <w:rPr>
-      <w:rFonts w:ascii="Arial" w:eastAsia="宋体" w:hAnsi="Arial"/>
+      <w:rFonts w:ascii="Arial" w:hAnsi="Arial" w:eastAsia="宋体"/>
       <w:sz w:val="24"/>
       <w:lang w:eastAsia="zh-CN"/>
     </w:rPr>
   </w:style>
-  <w:style w:type="paragraph" w:customStyle="1" w:styleId="2">
+  <w:style w:type="paragraph" w:customStyle="1" w:styleId="31">
     <w:name w:val="柴_标题2"/>
-    <w:basedOn w:val="Heading2"/>
-    <w:next w:val="a1"/>
+    <w:basedOn w:val="3"/>
+    <w:next w:val="30"/>
     <w:qFormat/>
+    <w:uiPriority w:val="0"/>
     <w:pPr>
       <w:spacing w:line="360" w:lineRule="auto"/>
     </w:pPr>
     <w:rPr>
-      <w:rFonts w:ascii="Arial" w:eastAsia="宋体" w:hAnsi="Arial"/>
+      <w:rFonts w:ascii="Arial" w:hAnsi="Arial" w:eastAsia="宋体"/>
       <w:sz w:val="28"/>
     </w:rPr>
   </w:style>
-  <w:style w:type="paragraph" w:customStyle="1" w:styleId="3">
+  <w:style w:type="paragraph" w:customStyle="1" w:styleId="32">
     <w:name w:val="柴_标题3"/>
-    <w:basedOn w:val="Heading3"/>
-    <w:next w:val="a1"/>
+    <w:basedOn w:val="4"/>
+    <w:next w:val="30"/>
     <w:qFormat/>
+    <w:uiPriority w:val="0"/>
     <w:pPr>
       <w:spacing w:line="360" w:lineRule="auto"/>
       <w:ind w:left="0" w:firstLine="472" w:firstLineChars="200"/>
     </w:pPr>
     <w:rPr>
-      <w:rFonts w:ascii="宋体" w:eastAsia="宋体" w:hAnsi="宋体" w:cs="宋体"/>
+      <w:rFonts w:ascii="宋体" w:hAnsi="宋体" w:eastAsia="宋体" w:cs="宋体"/>
       <w:spacing w:val="-2"/>
       <w:sz w:val="24"/>
       <w:szCs w:val="24"/>
     </w:rPr>
   </w:style>
-  <w:style w:type="paragraph" w:customStyle="1" w:styleId="a2">
+  <w:style w:type="paragraph" w:customStyle="1" w:styleId="33">
     <w:name w:val="柴_目录"/>
-    <w:basedOn w:val="Normal"/>
-    <w:next w:val="BodyText"/>
+    <w:basedOn w:val="1"/>
+    <w:next w:val="12"/>
     <w:qFormat/>
+    <w:uiPriority w:val="0"/>
     <w:pPr>
       <w:tabs>
         <w:tab w:val="right" w:leader="dot" w:pos="8442"/>
@@ -8539,59 +8691,64 @@
       <w:ind w:left="0" w:leftChars="0"/>
     </w:pPr>
     <w:rPr>
-      <w:rFonts w:ascii="Arial" w:eastAsia="Microsoft JhengHei" w:hAnsi="Arial"/>
+      <w:rFonts w:ascii="Arial" w:hAnsi="Arial" w:eastAsia="Microsoft JhengHei"/>
       <w:sz w:val="24"/>
     </w:rPr>
   </w:style>
-  <w:style w:type="paragraph" w:customStyle="1" w:styleId="WPSOffice1">
+  <w:style w:type="paragraph" w:customStyle="1" w:styleId="34">
     <w:name w:val="WPSOffice手动目录 1"/>
     <w:qFormat/>
+    <w:uiPriority w:val="0"/>
     <w:pPr>
       <w:ind w:leftChars="0"/>
     </w:pPr>
     <w:rPr>
-      <w:rFonts w:ascii="Times New Roman" w:eastAsia="宋体" w:hAnsi="Times New Roman" w:cs="Times New Roman"/>
+      <w:rFonts w:ascii="Times New Roman" w:hAnsi="Times New Roman" w:eastAsia="宋体" w:cs="Times New Roman"/>
       <w:sz w:val="20"/>
       <w:szCs w:val="20"/>
     </w:rPr>
   </w:style>
-  <w:style w:type="paragraph" w:customStyle="1" w:styleId="WPSOffice2">
+  <w:style w:type="paragraph" w:customStyle="1" w:styleId="35">
     <w:name w:val="WPSOffice手动目录 2"/>
     <w:qFormat/>
+    <w:uiPriority w:val="0"/>
     <w:pPr>
       <w:ind w:leftChars="200"/>
     </w:pPr>
     <w:rPr>
-      <w:rFonts w:ascii="Times New Roman" w:eastAsia="宋体" w:hAnsi="Times New Roman" w:cs="Times New Roman"/>
+      <w:rFonts w:ascii="Times New Roman" w:hAnsi="Times New Roman" w:eastAsia="宋体" w:cs="Times New Roman"/>
       <w:sz w:val="20"/>
       <w:szCs w:val="20"/>
     </w:rPr>
   </w:style>
-  <w:style w:type="paragraph" w:customStyle="1" w:styleId="WPSOffice3">
+  <w:style w:type="paragraph" w:customStyle="1" w:styleId="36">
     <w:name w:val="WPSOffice手动目录 3"/>
     <w:qFormat/>
+    <w:uiPriority w:val="0"/>
     <w:pPr>
       <w:ind w:leftChars="400"/>
     </w:pPr>
     <w:rPr>
-      <w:rFonts w:ascii="Times New Roman" w:eastAsia="宋体" w:hAnsi="Times New Roman" w:cs="Times New Roman"/>
+      <w:rFonts w:ascii="Times New Roman" w:hAnsi="Times New Roman" w:eastAsia="宋体" w:cs="Times New Roman"/>
       <w:sz w:val="20"/>
       <w:szCs w:val="20"/>
     </w:rPr>
   </w:style>
-  <w:style w:type="paragraph" w:customStyle="1" w:styleId="Compact">
+  <w:style w:type="paragraph" w:customStyle="1" w:styleId="37">
     <w:name w:val="Compact"/>
-    <w:basedOn w:val="BodyText"/>
+    <w:basedOn w:val="12"/>
     <w:qFormat/>
+    <w:uiPriority w:val="0"/>
     <w:pPr>
       <w:spacing w:before="36" w:after="36"/>
     </w:pPr>
   </w:style>
-  <w:style w:type="table" w:customStyle="1" w:styleId="Table">
+  <w:style w:type="table" w:customStyle="1" w:styleId="38">
     <w:name w:val="Table"/>
     <w:semiHidden/>
     <w:unhideWhenUsed/>
     <w:qFormat/>
+    <w:uiPriority w:val="0"/>
     <w:tblPr>
       <w:tblCellMar>
         <w:top w:w="0" w:type="dxa"/>
@@ -8603,25 +8760,27 @@
     <w:tblStylePr w:type="firstRow">
       <w:tcPr>
         <w:tcBorders>
-          <w:bottom w:val="single" w:sz="0" w:space="0" w:color="auto"/>
+          <w:bottom w:val="single" w:color="auto" w:sz="0" w:space="0"/>
         </w:tcBorders>
         <w:vAlign w:val="bottom"/>
       </w:tcPr>
     </w:tblStylePr>
   </w:style>
-  <w:style w:type="character" w:customStyle="1" w:styleId="1Char">
+  <w:style w:type="character" w:customStyle="1" w:styleId="39">
     <w:name w:val="柴_标题1 Char"/>
-    <w:link w:val="1"/>
+    <w:link w:val="29"/>
     <w:qFormat/>
+    <w:uiPriority w:val="0"/>
     <w:rPr>
-      <w:rFonts w:ascii="Arial" w:eastAsia="宋体" w:hAnsi="Arial"/>
+      <w:rFonts w:ascii="Arial" w:hAnsi="Arial" w:eastAsia="宋体"/>
       <w:sz w:val="32"/>
     </w:rPr>
   </w:style>
-  <w:style w:type="paragraph" w:customStyle="1" w:styleId="a3">
+  <w:style w:type="paragraph" w:customStyle="1" w:styleId="40">
     <w:name w:val="柴_正文_无缩进"/>
-    <w:basedOn w:val="Normal"/>
+    <w:basedOn w:val="1"/>
     <w:qFormat/>
+    <w:uiPriority w:val="0"/>
     <w:pPr>
       <w:ind w:firstLine="0" w:firstLineChars="0"/>
     </w:pPr>
@@ -8631,38 +8790,41 @@
       <w:lang w:eastAsia="zh-CN"/>
     </w:rPr>
   </w:style>
-  <w:style w:type="paragraph" w:customStyle="1" w:styleId="4">
+  <w:style w:type="paragraph" w:customStyle="1" w:styleId="41">
     <w:name w:val="柴_标题4"/>
-    <w:basedOn w:val="Heading4"/>
-    <w:next w:val="Normal"/>
+    <w:basedOn w:val="5"/>
+    <w:next w:val="1"/>
     <w:qFormat/>
+    <w:uiPriority w:val="0"/>
     <w:pPr>
       <w:widowControl w:val="0"/>
       <w:spacing w:before="160" w:line="360" w:lineRule="auto"/>
-      <w:ind w:left="981" w:hanging="862" w:leftChars="300"/>
+      <w:ind w:left="981" w:leftChars="300" w:hanging="862"/>
     </w:pPr>
     <w:rPr>
-      <w:rFonts w:ascii="Calibri" w:eastAsia="宋体" w:hAnsi="Calibri" w:cs="宋体" w:hint="eastAsia"/>
+      <w:rFonts w:hint="eastAsia" w:ascii="Calibri" w:hAnsi="Calibri" w:eastAsia="宋体" w:cs="宋体"/>
       <w:sz w:val="24"/>
       <w:szCs w:val="24"/>
       <w:lang w:eastAsia="zh-CN" w:bidi="zh-CN"/>
     </w:rPr>
   </w:style>
-  <w:style w:type="character" w:customStyle="1" w:styleId="Char">
+  <w:style w:type="character" w:customStyle="1" w:styleId="42">
     <w:name w:val="柴_正文 Char"/>
-    <w:link w:val="a1"/>
+    <w:link w:val="30"/>
     <w:qFormat/>
+    <w:uiPriority w:val="0"/>
     <w:rPr>
-      <w:rFonts w:ascii="Arial" w:eastAsia="宋体" w:hAnsi="Arial"/>
+      <w:rFonts w:ascii="Arial" w:hAnsi="Arial" w:eastAsia="宋体"/>
       <w:sz w:val="24"/>
       <w:lang w:eastAsia="zh-CN"/>
     </w:rPr>
   </w:style>
-  <w:style w:type="table" w:customStyle="1" w:styleId="TableNormal00">
+  <w:style w:type="table" w:customStyle="1" w:styleId="43">
     <w:name w:val="Table Normal_0_0"/>
     <w:semiHidden/>
     <w:unhideWhenUsed/>
     <w:qFormat/>
+    <w:uiPriority w:val="0"/>
     <w:tblPr>
       <w:tblCellMar>
         <w:top w:w="0" w:type="dxa"/>

--- a/8.资源管理/1.流程制度规范类文件/HXDL-ITSS-0805 最终软件库管理制度.docx
+++ b/8.资源管理/1.流程制度规范类文件/HXDL-ITSS-0805 最终软件库管理制度.docx
@@ -26,7 +26,7 @@
           <w:lang w:val="en-US" w:eastAsia="zh-CN"/>
         </w:rPr>
       </w:pPr>
-      <w:bookmarkStart w:id="0" w:name="_Toc20517"/>
+      <w:bookmarkStart w:id="0" w:name="_Toc23588"/>
       <w:r>
         <w:drawing>
           <wp:anchor distT="0" distB="0" distL="114300" distR="114300" simplePos="0" relativeHeight="251659264" behindDoc="1" locked="0" layoutInCell="1" allowOverlap="1">
@@ -112,7 +112,7 @@
           <w:lang w:val="en-US" w:eastAsia="zh-CN"/>
         </w:rPr>
       </w:pPr>
-      <w:bookmarkStart w:id="1" w:name="_Toc29916"/>
+      <w:bookmarkStart w:id="1" w:name="_Toc3526"/>
       <w:r>
         <w:rPr>
           <w:rFonts w:hint="eastAsia"/>
@@ -147,7 +147,7 @@
           <w:lang w:val="en-US" w:eastAsia="zh-CN"/>
         </w:rPr>
       </w:pPr>
-      <w:bookmarkStart w:id="2" w:name="_Toc9073"/>
+      <w:bookmarkStart w:id="2" w:name="_Toc13492"/>
       <w:r>
         <w:rPr>
           <w:rFonts w:hint="eastAsia"/>
@@ -680,7 +680,7 @@
           <w:szCs w:val="30"/>
         </w:rPr>
       </w:pPr>
-      <w:bookmarkStart w:id="3" w:name="_Toc24632"/>
+      <w:bookmarkStart w:id="3" w:name="_Toc8285"/>
       <w:r>
         <w:rPr>
           <w:rFonts w:ascii="宋体" w:hAnsi="宋体" w:eastAsia="宋体" w:cs="宋体"/>
@@ -2217,8 +2217,8 @@
               <w:tab w:val="right" w:leader="dot" w:pos="8306"/>
             </w:tabs>
           </w:pPr>
-          <w:bookmarkStart w:id="38" w:name="_GoBack"/>
-          <w:bookmarkEnd w:id="38"/>
+          <w:bookmarkStart w:id="43" w:name="_GoBack"/>
+          <w:bookmarkEnd w:id="43"/>
           <w:r>
             <w:fldChar w:fldCharType="begin"/>
           </w:r>
@@ -2232,7 +2232,7 @@
             <w:fldChar w:fldCharType="begin"/>
           </w:r>
           <w:r>
-            <w:instrText xml:space="preserve"> HYPERLINK \l _Toc20517 </w:instrText>
+            <w:instrText xml:space="preserve"> HYPERLINK \l _Toc23588 </w:instrText>
           </w:r>
           <w:r>
             <w:fldChar w:fldCharType="separate"/>
@@ -2251,7 +2251,7 @@
             <w:fldChar w:fldCharType="begin"/>
           </w:r>
           <w:r>
-            <w:instrText xml:space="preserve"> PAGEREF _Toc20517 \h </w:instrText>
+            <w:instrText xml:space="preserve"> PAGEREF _Toc23588 \h </w:instrText>
           </w:r>
           <w:r>
             <w:fldChar w:fldCharType="separate"/>
@@ -2277,7 +2277,7 @@
             <w:fldChar w:fldCharType="begin"/>
           </w:r>
           <w:r>
-            <w:instrText xml:space="preserve"> HYPERLINK \l _Toc29916 </w:instrText>
+            <w:instrText xml:space="preserve"> HYPERLINK \l _Toc3526 </w:instrText>
           </w:r>
           <w:r>
             <w:fldChar w:fldCharType="separate"/>
@@ -2296,7 +2296,7 @@
             <w:fldChar w:fldCharType="begin"/>
           </w:r>
           <w:r>
-            <w:instrText xml:space="preserve"> PAGEREF _Toc29916 \h </w:instrText>
+            <w:instrText xml:space="preserve"> PAGEREF _Toc3526 \h </w:instrText>
           </w:r>
           <w:r>
             <w:fldChar w:fldCharType="separate"/>
@@ -2322,7 +2322,7 @@
             <w:fldChar w:fldCharType="begin"/>
           </w:r>
           <w:r>
-            <w:instrText xml:space="preserve"> HYPERLINK \l _Toc9073 </w:instrText>
+            <w:instrText xml:space="preserve"> HYPERLINK \l _Toc13492 </w:instrText>
           </w:r>
           <w:r>
             <w:fldChar w:fldCharType="separate"/>
@@ -2341,7 +2341,7 @@
             <w:fldChar w:fldCharType="begin"/>
           </w:r>
           <w:r>
-            <w:instrText xml:space="preserve"> PAGEREF _Toc9073 \h </w:instrText>
+            <w:instrText xml:space="preserve"> PAGEREF _Toc13492 \h </w:instrText>
           </w:r>
           <w:r>
             <w:fldChar w:fldCharType="separate"/>
@@ -2367,7 +2367,7 @@
             <w:fldChar w:fldCharType="begin"/>
           </w:r>
           <w:r>
-            <w:instrText xml:space="preserve"> HYPERLINK \l _Toc24632 </w:instrText>
+            <w:instrText xml:space="preserve"> HYPERLINK \l _Toc8285 </w:instrText>
           </w:r>
           <w:r>
             <w:fldChar w:fldCharType="separate"/>
@@ -2388,7 +2388,7 @@
             <w:fldChar w:fldCharType="begin"/>
           </w:r>
           <w:r>
-            <w:instrText xml:space="preserve"> PAGEREF _Toc24632 \h </w:instrText>
+            <w:instrText xml:space="preserve"> PAGEREF _Toc8285 \h </w:instrText>
           </w:r>
           <w:r>
             <w:fldChar w:fldCharType="separate"/>
@@ -2414,7 +2414,7 @@
             <w:fldChar w:fldCharType="begin"/>
           </w:r>
           <w:r>
-            <w:instrText xml:space="preserve"> HYPERLINK \l _Toc13370 </w:instrText>
+            <w:instrText xml:space="preserve"> HYPERLINK \l _Toc16440 </w:instrText>
           </w:r>
           <w:r>
             <w:fldChar w:fldCharType="separate"/>
@@ -2435,13 +2435,13 @@
             <w:fldChar w:fldCharType="begin"/>
           </w:r>
           <w:r>
-            <w:instrText xml:space="preserve"> PAGEREF _Toc13370 \h </w:instrText>
+            <w:instrText xml:space="preserve"> PAGEREF _Toc16440 \h </w:instrText>
           </w:r>
           <w:r>
             <w:fldChar w:fldCharType="separate"/>
           </w:r>
           <w:r>
-            <w:t>4</w:t>
+            <w:t>5</w:t>
           </w:r>
           <w:r>
             <w:fldChar w:fldCharType="end"/>
@@ -2461,7 +2461,7 @@
             <w:fldChar w:fldCharType="begin"/>
           </w:r>
           <w:r>
-            <w:instrText xml:space="preserve"> HYPERLINK \l _Toc11615 </w:instrText>
+            <w:instrText xml:space="preserve"> HYPERLINK \l _Toc27541 </w:instrText>
           </w:r>
           <w:r>
             <w:fldChar w:fldCharType="separate"/>
@@ -2482,13 +2482,13 @@
             <w:fldChar w:fldCharType="begin"/>
           </w:r>
           <w:r>
-            <w:instrText xml:space="preserve"> PAGEREF _Toc11615 \h </w:instrText>
+            <w:instrText xml:space="preserve"> PAGEREF _Toc27541 \h </w:instrText>
           </w:r>
           <w:r>
             <w:fldChar w:fldCharType="separate"/>
           </w:r>
           <w:r>
-            <w:t>4</w:t>
+            <w:t>5</w:t>
           </w:r>
           <w:r>
             <w:fldChar w:fldCharType="end"/>
@@ -2508,7 +2508,7 @@
             <w:fldChar w:fldCharType="begin"/>
           </w:r>
           <w:r>
-            <w:instrText xml:space="preserve"> HYPERLINK \l _Toc26082 </w:instrText>
+            <w:instrText xml:space="preserve"> HYPERLINK \l _Toc28259 </w:instrText>
           </w:r>
           <w:r>
             <w:fldChar w:fldCharType="separate"/>
@@ -2529,13 +2529,13 @@
             <w:fldChar w:fldCharType="begin"/>
           </w:r>
           <w:r>
-            <w:instrText xml:space="preserve"> PAGEREF _Toc26082 \h </w:instrText>
+            <w:instrText xml:space="preserve"> PAGEREF _Toc28259 \h </w:instrText>
           </w:r>
           <w:r>
             <w:fldChar w:fldCharType="separate"/>
           </w:r>
           <w:r>
-            <w:t>4</w:t>
+            <w:t>5</w:t>
           </w:r>
           <w:r>
             <w:fldChar w:fldCharType="end"/>
@@ -2555,7 +2555,7 @@
             <w:fldChar w:fldCharType="begin"/>
           </w:r>
           <w:r>
-            <w:instrText xml:space="preserve"> HYPERLINK \l _Toc1589 </w:instrText>
+            <w:instrText xml:space="preserve"> HYPERLINK \l _Toc9781 </w:instrText>
           </w:r>
           <w:r>
             <w:fldChar w:fldCharType="separate"/>
@@ -2576,13 +2576,13 @@
             <w:fldChar w:fldCharType="begin"/>
           </w:r>
           <w:r>
-            <w:instrText xml:space="preserve"> PAGEREF _Toc1589 \h </w:instrText>
+            <w:instrText xml:space="preserve"> PAGEREF _Toc9781 \h </w:instrText>
           </w:r>
           <w:r>
             <w:fldChar w:fldCharType="separate"/>
           </w:r>
           <w:r>
-            <w:t>4</w:t>
+            <w:t>5</w:t>
           </w:r>
           <w:r>
             <w:fldChar w:fldCharType="end"/>
@@ -2602,7 +2602,7 @@
             <w:fldChar w:fldCharType="begin"/>
           </w:r>
           <w:r>
-            <w:instrText xml:space="preserve"> HYPERLINK \l _Toc26265 </w:instrText>
+            <w:instrText xml:space="preserve"> HYPERLINK \l _Toc4415 </w:instrText>
           </w:r>
           <w:r>
             <w:fldChar w:fldCharType="separate"/>
@@ -2623,13 +2623,268 @@
             <w:fldChar w:fldCharType="begin"/>
           </w:r>
           <w:r>
-            <w:instrText xml:space="preserve"> PAGEREF _Toc26265 \h </w:instrText>
+            <w:instrText xml:space="preserve"> PAGEREF _Toc4415 \h </w:instrText>
           </w:r>
           <w:r>
             <w:fldChar w:fldCharType="separate"/>
           </w:r>
           <w:r>
-            <w:t>5</w:t>
+            <w:t>6</w:t>
+          </w:r>
+          <w:r>
+            <w:fldChar w:fldCharType="end"/>
+          </w:r>
+          <w:r>
+            <w:fldChar w:fldCharType="end"/>
+          </w:r>
+        </w:p>
+        <w:p>
+          <w:pPr>
+            <w:pStyle w:val="17"/>
+            <w:tabs>
+              <w:tab w:val="right" w:leader="dot" w:pos="8306"/>
+            </w:tabs>
+          </w:pPr>
+          <w:r>
+            <w:fldChar w:fldCharType="begin"/>
+          </w:r>
+          <w:r>
+            <w:instrText xml:space="preserve"> HYPERLINK \l _Toc24339 </w:instrText>
+          </w:r>
+          <w:r>
+            <w:fldChar w:fldCharType="separate"/>
+          </w:r>
+          <w:r>
+            <w:rPr>
+              <w:rFonts w:hint="default"/>
+              <w:lang w:val="en-US" w:eastAsia="zh-CN"/>
+            </w:rPr>
+            <w:t xml:space="preserve">5.1. </w:t>
+          </w:r>
+          <w:r>
+            <w:rPr>
+              <w:rFonts w:hint="eastAsia"/>
+              <w:lang w:val="en-US" w:eastAsia="zh-CN"/>
+            </w:rPr>
+            <w:t>总体建设要求</w:t>
+          </w:r>
+          <w:r>
+            <w:tab/>
+          </w:r>
+          <w:r>
+            <w:fldChar w:fldCharType="begin"/>
+          </w:r>
+          <w:r>
+            <w:instrText xml:space="preserve"> PAGEREF _Toc24339 \h </w:instrText>
+          </w:r>
+          <w:r>
+            <w:fldChar w:fldCharType="separate"/>
+          </w:r>
+          <w:r>
+            <w:t>6</w:t>
+          </w:r>
+          <w:r>
+            <w:fldChar w:fldCharType="end"/>
+          </w:r>
+          <w:r>
+            <w:fldChar w:fldCharType="end"/>
+          </w:r>
+        </w:p>
+        <w:p>
+          <w:pPr>
+            <w:pStyle w:val="17"/>
+            <w:tabs>
+              <w:tab w:val="right" w:leader="dot" w:pos="8306"/>
+            </w:tabs>
+          </w:pPr>
+          <w:r>
+            <w:fldChar w:fldCharType="begin"/>
+          </w:r>
+          <w:r>
+            <w:instrText xml:space="preserve"> HYPERLINK \l _Toc13677 </w:instrText>
+          </w:r>
+          <w:r>
+            <w:fldChar w:fldCharType="separate"/>
+          </w:r>
+          <w:r>
+            <w:rPr>
+              <w:rFonts w:hint="default"/>
+              <w:lang w:val="en-US" w:eastAsia="zh-CN"/>
+            </w:rPr>
+            <w:t xml:space="preserve">5.2. </w:t>
+          </w:r>
+          <w:r>
+            <w:rPr>
+              <w:rFonts w:hint="eastAsia"/>
+              <w:lang w:val="en-US" w:eastAsia="zh-CN"/>
+            </w:rPr>
+            <w:t>管理系统要求</w:t>
+          </w:r>
+          <w:r>
+            <w:tab/>
+          </w:r>
+          <w:r>
+            <w:fldChar w:fldCharType="begin"/>
+          </w:r>
+          <w:r>
+            <w:instrText xml:space="preserve"> PAGEREF _Toc13677 \h </w:instrText>
+          </w:r>
+          <w:r>
+            <w:fldChar w:fldCharType="separate"/>
+          </w:r>
+          <w:r>
+            <w:t>7</w:t>
+          </w:r>
+          <w:r>
+            <w:fldChar w:fldCharType="end"/>
+          </w:r>
+          <w:r>
+            <w:fldChar w:fldCharType="end"/>
+          </w:r>
+        </w:p>
+        <w:p>
+          <w:pPr>
+            <w:pStyle w:val="17"/>
+            <w:tabs>
+              <w:tab w:val="right" w:leader="dot" w:pos="8306"/>
+            </w:tabs>
+          </w:pPr>
+          <w:r>
+            <w:fldChar w:fldCharType="begin"/>
+          </w:r>
+          <w:r>
+            <w:instrText xml:space="preserve"> HYPERLINK \l _Toc27855 </w:instrText>
+          </w:r>
+          <w:r>
+            <w:fldChar w:fldCharType="separate"/>
+          </w:r>
+          <w:r>
+            <w:rPr>
+              <w:rFonts w:hint="default"/>
+            </w:rPr>
+            <w:t xml:space="preserve">5.3. </w:t>
+          </w:r>
+          <w:r>
+            <w:t>日常维护规范</w:t>
+          </w:r>
+          <w:r>
+            <w:tab/>
+          </w:r>
+          <w:r>
+            <w:fldChar w:fldCharType="begin"/>
+          </w:r>
+          <w:r>
+            <w:instrText xml:space="preserve"> PAGEREF _Toc27855 \h </w:instrText>
+          </w:r>
+          <w:r>
+            <w:fldChar w:fldCharType="separate"/>
+          </w:r>
+          <w:r>
+            <w:t>7</w:t>
+          </w:r>
+          <w:r>
+            <w:fldChar w:fldCharType="end"/>
+          </w:r>
+          <w:r>
+            <w:fldChar w:fldCharType="end"/>
+          </w:r>
+        </w:p>
+        <w:p>
+          <w:pPr>
+            <w:pStyle w:val="17"/>
+            <w:tabs>
+              <w:tab w:val="right" w:leader="dot" w:pos="8306"/>
+            </w:tabs>
+          </w:pPr>
+          <w:r>
+            <w:fldChar w:fldCharType="begin"/>
+          </w:r>
+          <w:r>
+            <w:instrText xml:space="preserve"> HYPERLINK \l _Toc27019 </w:instrText>
+          </w:r>
+          <w:r>
+            <w:fldChar w:fldCharType="separate"/>
+          </w:r>
+          <w:r>
+            <w:rPr>
+              <w:rFonts w:hint="default"/>
+              <w:lang w:val="en-US" w:eastAsia="zh-CN"/>
+            </w:rPr>
+            <w:t xml:space="preserve">5.4. </w:t>
+          </w:r>
+          <w:r>
+            <w:rPr>
+              <w:rFonts w:hint="eastAsia"/>
+              <w:lang w:val="en-US" w:eastAsia="zh-CN"/>
+            </w:rPr>
+            <w:t>权限控制要求</w:t>
+          </w:r>
+          <w:r>
+            <w:tab/>
+          </w:r>
+          <w:r>
+            <w:fldChar w:fldCharType="begin"/>
+          </w:r>
+          <w:r>
+            <w:instrText xml:space="preserve"> PAGEREF _Toc27019 \h </w:instrText>
+          </w:r>
+          <w:r>
+            <w:fldChar w:fldCharType="separate"/>
+          </w:r>
+          <w:r>
+            <w:t>7</w:t>
+          </w:r>
+          <w:r>
+            <w:fldChar w:fldCharType="end"/>
+          </w:r>
+          <w:r>
+            <w:fldChar w:fldCharType="end"/>
+          </w:r>
+        </w:p>
+        <w:p>
+          <w:pPr>
+            <w:pStyle w:val="17"/>
+            <w:tabs>
+              <w:tab w:val="right" w:leader="dot" w:pos="8306"/>
+            </w:tabs>
+          </w:pPr>
+          <w:r>
+            <w:fldChar w:fldCharType="begin"/>
+          </w:r>
+          <w:r>
+            <w:instrText xml:space="preserve"> HYPERLINK \l _Toc21534 </w:instrText>
+          </w:r>
+          <w:r>
+            <w:fldChar w:fldCharType="separate"/>
+          </w:r>
+          <w:r>
+            <w:rPr>
+              <w:rFonts w:hint="default"/>
+              <w:lang w:val="en-US" w:eastAsia="zh-CN"/>
+            </w:rPr>
+            <w:t xml:space="preserve">5.5. </w:t>
+          </w:r>
+          <w:r>
+            <w:rPr>
+              <w:rFonts w:hint="eastAsia"/>
+              <w:lang w:val="en-US" w:eastAsia="zh-CN"/>
+            </w:rPr>
+            <w:t>备份策略要求</w:t>
+          </w:r>
+          <w:r>
+            <w:tab/>
+          </w:r>
+          <w:r>
+            <w:fldChar w:fldCharType="begin"/>
+          </w:r>
+          <w:r>
+            <w:instrText xml:space="preserve"> PAGEREF _Toc21534 \h </w:instrText>
+          </w:r>
+          <w:r>
+            <w:fldChar w:fldCharType="separate"/>
+          </w:r>
+          <w:r>
+            <w:t>8</w:t>
           </w:r>
           <w:r>
             <w:fldChar w:fldCharType="end"/>
@@ -2649,7 +2904,7 @@
             <w:fldChar w:fldCharType="begin"/>
           </w:r>
           <w:r>
-            <w:instrText xml:space="preserve"> HYPERLINK \l _Toc25729 </w:instrText>
+            <w:instrText xml:space="preserve"> HYPERLINK \l _Toc21956 </w:instrText>
           </w:r>
           <w:r>
             <w:fldChar w:fldCharType="separate"/>
@@ -2670,13 +2925,13 @@
             <w:fldChar w:fldCharType="begin"/>
           </w:r>
           <w:r>
-            <w:instrText xml:space="preserve"> PAGEREF _Toc25729 \h </w:instrText>
+            <w:instrText xml:space="preserve"> PAGEREF _Toc21956 \h </w:instrText>
           </w:r>
           <w:r>
             <w:fldChar w:fldCharType="separate"/>
           </w:r>
           <w:r>
-            <w:t>6</w:t>
+            <w:t>8</w:t>
           </w:r>
           <w:r>
             <w:fldChar w:fldCharType="end"/>
@@ -2696,7 +2951,7 @@
             <w:fldChar w:fldCharType="begin"/>
           </w:r>
           <w:r>
-            <w:instrText xml:space="preserve"> HYPERLINK \l _Toc9216 </w:instrText>
+            <w:instrText xml:space="preserve"> HYPERLINK \l _Toc8609 </w:instrText>
           </w:r>
           <w:r>
             <w:fldChar w:fldCharType="separate"/>
@@ -2717,13 +2972,13 @@
             <w:fldChar w:fldCharType="begin"/>
           </w:r>
           <w:r>
-            <w:instrText xml:space="preserve"> PAGEREF _Toc9216 \h </w:instrText>
+            <w:instrText xml:space="preserve"> PAGEREF _Toc8609 \h </w:instrText>
           </w:r>
           <w:r>
             <w:fldChar w:fldCharType="separate"/>
           </w:r>
           <w:r>
-            <w:t>6</w:t>
+            <w:t>8</w:t>
           </w:r>
           <w:r>
             <w:fldChar w:fldCharType="end"/>
@@ -2743,7 +2998,7 @@
             <w:fldChar w:fldCharType="begin"/>
           </w:r>
           <w:r>
-            <w:instrText xml:space="preserve"> HYPERLINK \l _Toc13965 </w:instrText>
+            <w:instrText xml:space="preserve"> HYPERLINK \l _Toc19663 </w:instrText>
           </w:r>
           <w:r>
             <w:fldChar w:fldCharType="separate"/>
@@ -2764,13 +3019,13 @@
             <w:fldChar w:fldCharType="begin"/>
           </w:r>
           <w:r>
-            <w:instrText xml:space="preserve"> PAGEREF _Toc13965 \h </w:instrText>
+            <w:instrText xml:space="preserve"> PAGEREF _Toc19663 \h </w:instrText>
           </w:r>
           <w:r>
             <w:fldChar w:fldCharType="separate"/>
           </w:r>
           <w:r>
-            <w:t>6</w:t>
+            <w:t>9</w:t>
           </w:r>
           <w:r>
             <w:fldChar w:fldCharType="end"/>
@@ -2790,7 +3045,7 @@
             <w:fldChar w:fldCharType="begin"/>
           </w:r>
           <w:r>
-            <w:instrText xml:space="preserve"> HYPERLINK \l _Toc21945 </w:instrText>
+            <w:instrText xml:space="preserve"> HYPERLINK \l _Toc23400 </w:instrText>
           </w:r>
           <w:r>
             <w:fldChar w:fldCharType="separate"/>
@@ -2811,13 +3066,13 @@
             <w:fldChar w:fldCharType="begin"/>
           </w:r>
           <w:r>
-            <w:instrText xml:space="preserve"> PAGEREF _Toc21945 \h </w:instrText>
+            <w:instrText xml:space="preserve"> PAGEREF _Toc23400 \h </w:instrText>
           </w:r>
           <w:r>
             <w:fldChar w:fldCharType="separate"/>
           </w:r>
           <w:r>
-            <w:t>7</w:t>
+            <w:t>9</w:t>
           </w:r>
           <w:r>
             <w:fldChar w:fldCharType="end"/>
@@ -2837,7 +3092,7 @@
             <w:fldChar w:fldCharType="begin"/>
           </w:r>
           <w:r>
-            <w:instrText xml:space="preserve"> HYPERLINK \l _Toc21998 </w:instrText>
+            <w:instrText xml:space="preserve"> HYPERLINK \l _Toc2532 </w:instrText>
           </w:r>
           <w:r>
             <w:fldChar w:fldCharType="separate"/>
@@ -2858,13 +3113,13 @@
             <w:fldChar w:fldCharType="begin"/>
           </w:r>
           <w:r>
-            <w:instrText xml:space="preserve"> PAGEREF _Toc21998 \h </w:instrText>
+            <w:instrText xml:space="preserve"> PAGEREF _Toc2532 \h </w:instrText>
           </w:r>
           <w:r>
             <w:fldChar w:fldCharType="separate"/>
           </w:r>
           <w:r>
-            <w:t>7</w:t>
+            <w:t>10</w:t>
           </w:r>
           <w:r>
             <w:fldChar w:fldCharType="end"/>
@@ -2884,7 +3139,7 @@
             <w:fldChar w:fldCharType="begin"/>
           </w:r>
           <w:r>
-            <w:instrText xml:space="preserve"> HYPERLINK \l _Toc21911 </w:instrText>
+            <w:instrText xml:space="preserve"> HYPERLINK \l _Toc3978 </w:instrText>
           </w:r>
           <w:r>
             <w:fldChar w:fldCharType="separate"/>
@@ -2905,13 +3160,13 @@
             <w:fldChar w:fldCharType="begin"/>
           </w:r>
           <w:r>
-            <w:instrText xml:space="preserve"> PAGEREF _Toc21911 \h </w:instrText>
+            <w:instrText xml:space="preserve"> PAGEREF _Toc3978 \h </w:instrText>
           </w:r>
           <w:r>
             <w:fldChar w:fldCharType="separate"/>
           </w:r>
           <w:r>
-            <w:t>7</w:t>
+            <w:t>10</w:t>
           </w:r>
           <w:r>
             <w:fldChar w:fldCharType="end"/>
@@ -2931,7 +3186,7 @@
             <w:fldChar w:fldCharType="begin"/>
           </w:r>
           <w:r>
-            <w:instrText xml:space="preserve"> HYPERLINK \l _Toc18800 </w:instrText>
+            <w:instrText xml:space="preserve"> HYPERLINK \l _Toc11129 </w:instrText>
           </w:r>
           <w:r>
             <w:fldChar w:fldCharType="separate"/>
@@ -2952,13 +3207,13 @@
             <w:fldChar w:fldCharType="begin"/>
           </w:r>
           <w:r>
-            <w:instrText xml:space="preserve"> PAGEREF _Toc18800 \h </w:instrText>
+            <w:instrText xml:space="preserve"> PAGEREF _Toc11129 \h </w:instrText>
           </w:r>
           <w:r>
             <w:fldChar w:fldCharType="separate"/>
           </w:r>
           <w:r>
-            <w:t>8</w:t>
+            <w:t>10</w:t>
           </w:r>
           <w:r>
             <w:fldChar w:fldCharType="end"/>
@@ -2978,7 +3233,7 @@
             <w:fldChar w:fldCharType="begin"/>
           </w:r>
           <w:r>
-            <w:instrText xml:space="preserve"> HYPERLINK \l _Toc31321 </w:instrText>
+            <w:instrText xml:space="preserve"> HYPERLINK \l _Toc28794 </w:instrText>
           </w:r>
           <w:r>
             <w:fldChar w:fldCharType="separate"/>
@@ -2999,13 +3254,13 @@
             <w:fldChar w:fldCharType="begin"/>
           </w:r>
           <w:r>
-            <w:instrText xml:space="preserve"> PAGEREF _Toc31321 \h </w:instrText>
+            <w:instrText xml:space="preserve"> PAGEREF _Toc28794 \h </w:instrText>
           </w:r>
           <w:r>
             <w:fldChar w:fldCharType="separate"/>
           </w:r>
           <w:r>
-            <w:t>8</w:t>
+            <w:t>11</w:t>
           </w:r>
           <w:r>
             <w:fldChar w:fldCharType="end"/>
@@ -3025,7 +3280,7 @@
             <w:fldChar w:fldCharType="begin"/>
           </w:r>
           <w:r>
-            <w:instrText xml:space="preserve"> HYPERLINK \l _Toc21366 </w:instrText>
+            <w:instrText xml:space="preserve"> HYPERLINK \l _Toc14529 </w:instrText>
           </w:r>
           <w:r>
             <w:fldChar w:fldCharType="separate"/>
@@ -3046,13 +3301,13 @@
             <w:fldChar w:fldCharType="begin"/>
           </w:r>
           <w:r>
-            <w:instrText xml:space="preserve"> PAGEREF _Toc21366 \h </w:instrText>
+            <w:instrText xml:space="preserve"> PAGEREF _Toc14529 \h </w:instrText>
           </w:r>
           <w:r>
             <w:fldChar w:fldCharType="separate"/>
           </w:r>
           <w:r>
-            <w:t>9</w:t>
+            <w:t>11</w:t>
           </w:r>
           <w:r>
             <w:fldChar w:fldCharType="end"/>
@@ -3072,7 +3327,7 @@
             <w:fldChar w:fldCharType="begin"/>
           </w:r>
           <w:r>
-            <w:instrText xml:space="preserve"> HYPERLINK \l _Toc4357 </w:instrText>
+            <w:instrText xml:space="preserve"> HYPERLINK \l _Toc13565 </w:instrText>
           </w:r>
           <w:r>
             <w:fldChar w:fldCharType="separate"/>
@@ -3093,13 +3348,13 @@
             <w:fldChar w:fldCharType="begin"/>
           </w:r>
           <w:r>
-            <w:instrText xml:space="preserve"> PAGEREF _Toc4357 \h </w:instrText>
+            <w:instrText xml:space="preserve"> PAGEREF _Toc13565 \h </w:instrText>
           </w:r>
           <w:r>
             <w:fldChar w:fldCharType="separate"/>
           </w:r>
           <w:r>
-            <w:t>9</w:t>
+            <w:t>12</w:t>
           </w:r>
           <w:r>
             <w:fldChar w:fldCharType="end"/>
@@ -3119,7 +3374,7 @@
             <w:fldChar w:fldCharType="begin"/>
           </w:r>
           <w:r>
-            <w:instrText xml:space="preserve"> HYPERLINK \l _Toc6227 </w:instrText>
+            <w:instrText xml:space="preserve"> HYPERLINK \l _Toc12353 </w:instrText>
           </w:r>
           <w:r>
             <w:fldChar w:fldCharType="separate"/>
@@ -3140,13 +3395,13 @@
             <w:fldChar w:fldCharType="begin"/>
           </w:r>
           <w:r>
-            <w:instrText xml:space="preserve"> PAGEREF _Toc6227 \h </w:instrText>
+            <w:instrText xml:space="preserve"> PAGEREF _Toc12353 \h </w:instrText>
           </w:r>
           <w:r>
             <w:fldChar w:fldCharType="separate"/>
           </w:r>
           <w:r>
-            <w:t>10</w:t>
+            <w:t>13</w:t>
           </w:r>
           <w:r>
             <w:fldChar w:fldCharType="end"/>
@@ -3166,7 +3421,7 @@
             <w:fldChar w:fldCharType="begin"/>
           </w:r>
           <w:r>
-            <w:instrText xml:space="preserve"> HYPERLINK \l _Toc12902 </w:instrText>
+            <w:instrText xml:space="preserve"> HYPERLINK \l _Toc24824 </w:instrText>
           </w:r>
           <w:r>
             <w:fldChar w:fldCharType="separate"/>
@@ -3187,13 +3442,13 @@
             <w:fldChar w:fldCharType="begin"/>
           </w:r>
           <w:r>
-            <w:instrText xml:space="preserve"> PAGEREF _Toc12902 \h </w:instrText>
+            <w:instrText xml:space="preserve"> PAGEREF _Toc24824 \h </w:instrText>
           </w:r>
           <w:r>
             <w:fldChar w:fldCharType="separate"/>
           </w:r>
           <w:r>
-            <w:t>10</w:t>
+            <w:t>13</w:t>
           </w:r>
           <w:r>
             <w:fldChar w:fldCharType="end"/>
@@ -3233,7 +3488,7 @@
         <w:snapToGrid w:val="0"/>
         <w:textAlignment w:val="baseline"/>
       </w:pPr>
-      <w:bookmarkStart w:id="5" w:name="_Toc13370"/>
+      <w:bookmarkStart w:id="5" w:name="_Toc16440"/>
       <w:r>
         <w:t>目的</w:t>
       </w:r>
@@ -3303,7 +3558,7 @@
         <w:textAlignment w:val="baseline"/>
       </w:pPr>
       <w:bookmarkStart w:id="6" w:name="heading_3"/>
-      <w:bookmarkStart w:id="7" w:name="_Toc11615"/>
+      <w:bookmarkStart w:id="7" w:name="_Toc27541"/>
       <w:r>
         <w:t>适用范围</w:t>
       </w:r>
@@ -3373,7 +3628,7 @@
         <w:textAlignment w:val="baseline"/>
       </w:pPr>
       <w:bookmarkStart w:id="8" w:name="heading_4"/>
-      <w:bookmarkStart w:id="9" w:name="_Toc26082"/>
+      <w:bookmarkStart w:id="9" w:name="_Toc28259"/>
       <w:r>
         <w:t>术语与定义</w:t>
       </w:r>
@@ -3509,7 +3764,7 @@
         <w:textAlignment w:val="baseline"/>
       </w:pPr>
       <w:bookmarkStart w:id="10" w:name="heading_5"/>
-      <w:bookmarkStart w:id="11" w:name="_Toc1589"/>
+      <w:bookmarkStart w:id="11" w:name="_Toc9781"/>
       <w:r>
         <w:t>角色与职责</w:t>
       </w:r>
@@ -5148,12 +5403,99 @@
         <w:textAlignment w:val="baseline"/>
       </w:pPr>
       <w:bookmarkStart w:id="12" w:name="heading_6"/>
-      <w:bookmarkStart w:id="13" w:name="_Toc26265"/>
+      <w:bookmarkStart w:id="13" w:name="_Toc4415"/>
       <w:r>
         <w:t>最终软件库的建设与维护</w:t>
       </w:r>
       <w:bookmarkEnd w:id="12"/>
       <w:bookmarkEnd w:id="13"/>
+    </w:p>
+    <w:p>
+      <w:pPr>
+        <w:pStyle w:val="31"/>
+        <w:bidi w:val="0"/>
+        <w:rPr>
+          <w:rFonts w:hint="default"/>
+          <w:lang w:val="en-US" w:eastAsia="zh-CN"/>
+        </w:rPr>
+      </w:pPr>
+      <w:bookmarkStart w:id="14" w:name="_Toc24339"/>
+      <w:r>
+        <w:rPr>
+          <w:rFonts w:hint="eastAsia"/>
+          <w:lang w:val="en-US" w:eastAsia="zh-CN"/>
+        </w:rPr>
+        <w:t>总体建设要求</w:t>
+      </w:r>
+      <w:bookmarkEnd w:id="14"/>
+    </w:p>
+    <w:p>
+      <w:pPr>
+        <w:pStyle w:val="30"/>
+        <w:rPr>
+          <w:rFonts w:ascii="Segoe UI" w:hAnsi="Segoe UI" w:eastAsia="Segoe UI" w:cs="Segoe UI"/>
+          <w:i w:val="0"/>
+          <w:iCs w:val="0"/>
+          <w:caps w:val="0"/>
+          <w:color w:val="0F1115"/>
+          <w:spacing w:val="0"/>
+          <w:sz w:val="24"/>
+          <w:szCs w:val="24"/>
+          <w:shd w:val="clear" w:fill="FFFFFF"/>
+        </w:rPr>
+      </w:pPr>
+      <w:r>
+        <w:rPr>
+          <w:rFonts w:ascii="Segoe UI" w:hAnsi="Segoe UI" w:eastAsia="Segoe UI" w:cs="Segoe UI"/>
+          <w:i w:val="0"/>
+          <w:iCs w:val="0"/>
+          <w:caps w:val="0"/>
+          <w:color w:val="0F1115"/>
+          <w:spacing w:val="0"/>
+          <w:sz w:val="24"/>
+          <w:szCs w:val="24"/>
+          <w:shd w:val="clear" w:fill="FFFFFF"/>
+        </w:rPr>
+        <w:t>DSL需部署在专用服务器或存储设备上，具备独立的网络环境和访问控制机制，确保物理安全与网络安全。库体需划分不同存储区域，实现分类管理。</w:t>
+      </w:r>
+    </w:p>
+    <w:p>
+      <w:pPr>
+        <w:pStyle w:val="30"/>
+        <w:rPr>
+          <w:rFonts w:ascii="Segoe UI" w:hAnsi="Segoe UI" w:eastAsia="Segoe UI" w:cs="Segoe UI"/>
+          <w:i w:val="0"/>
+          <w:iCs w:val="0"/>
+          <w:caps w:val="0"/>
+          <w:color w:val="0F1115"/>
+          <w:spacing w:val="0"/>
+          <w:sz w:val="24"/>
+          <w:szCs w:val="24"/>
+          <w:shd w:val="clear" w:fill="FFFFFF"/>
+        </w:rPr>
+      </w:pPr>
+      <w:r>
+        <w:t>最终软件库需部署在专用服务器或存储设备上，具备独立的网络环境和访问控制机制，确保物理安全与网络安全。库体需划分不同存储区域，分别存放系统软件、应用软件、补丁程序、文档资料等，实现分类管理。</w:t>
+      </w:r>
+    </w:p>
+    <w:p>
+      <w:pPr>
+        <w:pStyle w:val="31"/>
+        <w:bidi w:val="0"/>
+        <w:rPr>
+          <w:rFonts w:hint="default"/>
+          <w:lang w:val="en-US" w:eastAsia="zh-CN"/>
+        </w:rPr>
+      </w:pPr>
+      <w:bookmarkStart w:id="15" w:name="_Toc13677"/>
+      <w:r>
+        <w:rPr>
+          <w:rFonts w:hint="eastAsia"/>
+          <w:lang w:val="en-US" w:eastAsia="zh-CN"/>
+        </w:rPr>
+        <w:t>管理系统要求</w:t>
+      </w:r>
+      <w:bookmarkEnd w:id="15"/>
     </w:p>
     <w:p>
       <w:pPr>
@@ -5174,15 +5516,19 @@
         <w:textAlignment w:val="baseline"/>
       </w:pPr>
       <w:r>
-        <w:rPr>
-          <w:rFonts w:hint="eastAsia"/>
-          <w:lang w:val="en-US" w:eastAsia="zh-CN"/>
-        </w:rPr>
-        <w:t>总</w:t>
+        <w:t>应采用专用的软件资产管理系统或配置管理工具对DSL进行管理，支持软件版本控制、权限管理、操作日志记录、查询统计、自动备份等功能，确保软件资产的全生命周期可追溯。</w:t>
       </w:r>
+    </w:p>
+    <w:p>
+      <w:pPr>
+        <w:pStyle w:val="31"/>
+        <w:bidi w:val="0"/>
+      </w:pPr>
+      <w:bookmarkStart w:id="16" w:name="_Toc27855"/>
       <w:r>
-        <w:t>体建设要求：最终软件库需部署在专用服务器或存储设备上，具备独立的网络环境和访问控制机制，确保物理安全与网络安全。库体需划分不同存储区域，分别存放系统软件、应用软件、补丁程序、文档资料等，实现分类管理。</w:t>
+        <w:t>日常维护规范</w:t>
       </w:r>
+      <w:bookmarkEnd w:id="16"/>
     </w:p>
     <w:p>
       <w:pPr>
@@ -5202,34 +5548,6 @@
         <w:snapToGrid w:val="0"/>
         <w:textAlignment w:val="baseline"/>
       </w:pPr>
-      <w:r>
-        <w:t>管理系统要求：应采用专用的软件资产管理系统或配置管理工具对DSL进行管理，支持软件版本控制、权限管理、操作日志记录、查询统计、自动备份等功能，确保软件资产的全生命周期可追溯。</w:t>
-      </w:r>
-    </w:p>
-    <w:p>
-      <w:pPr>
-        <w:pStyle w:val="30"/>
-        <w:keepNext w:val="0"/>
-        <w:keepLines w:val="0"/>
-        <w:pageBreakBefore w:val="0"/>
-        <w:widowControl w:val="0"/>
-        <w:kinsoku w:val="0"/>
-        <w:wordWrap/>
-        <w:overflowPunct/>
-        <w:topLinePunct w:val="0"/>
-        <w:autoSpaceDE w:val="0"/>
-        <w:autoSpaceDN w:val="0"/>
-        <w:bidi w:val="0"/>
-        <w:adjustRightInd w:val="0"/>
-        <w:snapToGrid w:val="0"/>
-        <w:textAlignment w:val="baseline"/>
-      </w:pPr>
-      <w:r>
-        <w:t>日常维护规范：</w:t>
-      </w:r>
-      <w:r>
-        <w:br w:type="textWrapping"/>
-      </w:r>
       <w:r>
         <w:t>每日对库体运行状态进行巡检，包括存储容量、服务器性能、网络连接等，确保库体正常运行；</w:t>
       </w:r>
@@ -5302,6 +5620,2959 @@
     </w:p>
     <w:p>
       <w:pPr>
+        <w:pStyle w:val="31"/>
+        <w:bidi w:val="0"/>
+        <w:rPr>
+          <w:rFonts w:hint="default"/>
+          <w:lang w:val="en-US" w:eastAsia="zh-CN"/>
+        </w:rPr>
+      </w:pPr>
+      <w:bookmarkStart w:id="17" w:name="_Toc27019"/>
+      <w:r>
+        <w:rPr>
+          <w:rFonts w:hint="eastAsia"/>
+          <w:lang w:val="en-US" w:eastAsia="zh-CN"/>
+        </w:rPr>
+        <w:t>权限控制要求</w:t>
+      </w:r>
+      <w:bookmarkEnd w:id="17"/>
+    </w:p>
+    <w:tbl>
+      <w:tblPr>
+        <w:tblW w:w="8522" w:type="dxa"/>
+        <w:jc w:val="center"/>
+        <w:tblBorders>
+          <w:top w:val="none" w:color="auto" w:sz="0" w:space="0"/>
+          <w:left w:val="none" w:color="auto" w:sz="0" w:space="0"/>
+          <w:bottom w:val="none" w:color="auto" w:sz="0" w:space="0"/>
+          <w:right w:val="none" w:color="auto" w:sz="0" w:space="0"/>
+          <w:insideH w:val="none" w:color="auto" w:sz="0" w:space="0"/>
+          <w:insideV w:val="none" w:color="auto" w:sz="0" w:space="0"/>
+        </w:tblBorders>
+        <w:shd w:val="clear" w:color="auto" w:fill="FFFFFF"/>
+        <w:tblLayout w:type="autofit"/>
+        <w:tblCellMar>
+          <w:top w:w="15" w:type="dxa"/>
+          <w:left w:w="15" w:type="dxa"/>
+          <w:bottom w:w="15" w:type="dxa"/>
+          <w:right w:w="15" w:type="dxa"/>
+        </w:tblCellMar>
+      </w:tblPr>
+      <w:tblGrid>
+        <w:gridCol w:w="1125"/>
+        <w:gridCol w:w="1301"/>
+        <w:gridCol w:w="3675"/>
+        <w:gridCol w:w="2421"/>
+      </w:tblGrid>
+      <w:tr>
+        <w:tblPrEx>
+          <w:tblBorders>
+            <w:top w:val="none" w:color="auto" w:sz="0" w:space="0"/>
+            <w:left w:val="none" w:color="auto" w:sz="0" w:space="0"/>
+            <w:bottom w:val="none" w:color="auto" w:sz="0" w:space="0"/>
+            <w:right w:val="none" w:color="auto" w:sz="0" w:space="0"/>
+            <w:insideH w:val="none" w:color="auto" w:sz="0" w:space="0"/>
+            <w:insideV w:val="none" w:color="auto" w:sz="0" w:space="0"/>
+          </w:tblBorders>
+          <w:shd w:val="clear" w:color="auto" w:fill="FFFFFF"/>
+          <w:tblCellMar>
+            <w:top w:w="15" w:type="dxa"/>
+            <w:left w:w="15" w:type="dxa"/>
+            <w:bottom w:w="15" w:type="dxa"/>
+            <w:right w:w="15" w:type="dxa"/>
+          </w:tblCellMar>
+        </w:tblPrEx>
+        <w:trPr>
+          <w:trHeight w:val="0" w:hRule="atLeast"/>
+          <w:tblHeader/>
+          <w:jc w:val="center"/>
+        </w:trPr>
+        <w:tc>
+          <w:tcPr>
+            <w:tcW w:w="1126" w:type="dxa"/>
+            <w:tcBorders>
+              <w:top w:val="single" w:color="auto" w:sz="12" w:space="0"/>
+              <w:left w:val="single" w:color="auto" w:sz="12" w:space="0"/>
+              <w:bottom w:val="nil"/>
+              <w:right w:val="nil"/>
+            </w:tcBorders>
+            <w:shd w:val="clear" w:color="auto" w:fill="FFFFFF"/>
+            <w:noWrap w:val="0"/>
+            <w:tcMar>
+              <w:top w:w="150" w:type="dxa"/>
+              <w:left w:w="-1" w:type="dxa"/>
+              <w:bottom w:w="150" w:type="dxa"/>
+              <w:right w:w="240" w:type="dxa"/>
+            </w:tcMar>
+            <w:vAlign w:val="center"/>
+          </w:tcPr>
+          <w:p>
+            <w:pPr>
+              <w:keepNext w:val="0"/>
+              <w:keepLines w:val="0"/>
+              <w:widowControl/>
+              <w:suppressLineNumbers w:val="0"/>
+              <w:snapToGrid w:val="0"/>
+              <w:spacing w:line="240" w:lineRule="auto"/>
+              <w:ind w:left="0" w:leftChars="0" w:right="0" w:rightChars="0" w:firstLine="0" w:firstLineChars="0"/>
+              <w:jc w:val="center"/>
+              <w:rPr>
+                <w:rFonts w:ascii="Segoe UI" w:hAnsi="Segoe UI" w:eastAsia="Segoe UI" w:cs="Segoe UI"/>
+                <w:b/>
+                <w:i w:val="0"/>
+                <w:iCs w:val="0"/>
+                <w:caps w:val="0"/>
+                <w:color w:val="0F1115"/>
+                <w:spacing w:val="0"/>
+                <w:sz w:val="22"/>
+                <w:szCs w:val="22"/>
+              </w:rPr>
+            </w:pPr>
+            <w:r>
+              <w:rPr>
+                <w:rFonts w:hint="default" w:ascii="Segoe UI" w:hAnsi="Segoe UI" w:eastAsia="Segoe UI" w:cs="Segoe UI"/>
+                <w:b/>
+                <w:i w:val="0"/>
+                <w:iCs w:val="0"/>
+                <w:caps w:val="0"/>
+                <w:snapToGrid w:val="0"/>
+                <w:color w:val="000000"/>
+                <w:spacing w:val="0"/>
+                <w:kern w:val="0"/>
+                <w:sz w:val="22"/>
+                <w:szCs w:val="22"/>
+                <w:bdr w:val="none" w:color="auto" w:sz="0" w:space="0"/>
+                <w:lang w:val="en-US" w:eastAsia="zh-CN" w:bidi="ar"/>
+              </w:rPr>
+              <w:t>权限等级</w:t>
+            </w:r>
+          </w:p>
+        </w:tc>
+        <w:tc>
+          <w:tcPr>
+            <w:tcW w:w="1301" w:type="dxa"/>
+            <w:tcBorders>
+              <w:top w:val="single" w:color="auto" w:sz="12" w:space="0"/>
+              <w:left w:val="single" w:color="auto" w:sz="4" w:space="0"/>
+              <w:bottom w:val="nil"/>
+              <w:right w:val="nil"/>
+            </w:tcBorders>
+            <w:shd w:val="clear" w:color="auto" w:fill="FFFFFF"/>
+            <w:noWrap w:val="0"/>
+            <w:tcMar>
+              <w:top w:w="150" w:type="dxa"/>
+              <w:left w:w="240" w:type="dxa"/>
+              <w:bottom w:w="150" w:type="dxa"/>
+              <w:right w:w="240" w:type="dxa"/>
+            </w:tcMar>
+            <w:vAlign w:val="center"/>
+          </w:tcPr>
+          <w:p>
+            <w:pPr>
+              <w:keepNext w:val="0"/>
+              <w:keepLines w:val="0"/>
+              <w:widowControl/>
+              <w:suppressLineNumbers w:val="0"/>
+              <w:snapToGrid w:val="0"/>
+              <w:spacing w:line="240" w:lineRule="auto"/>
+              <w:ind w:left="0" w:leftChars="0" w:right="0" w:rightChars="0" w:firstLine="0" w:firstLineChars="0"/>
+              <w:jc w:val="center"/>
+              <w:rPr>
+                <w:rFonts w:hint="default" w:ascii="Segoe UI" w:hAnsi="Segoe UI" w:eastAsia="Segoe UI" w:cs="Segoe UI"/>
+                <w:b/>
+                <w:i w:val="0"/>
+                <w:iCs w:val="0"/>
+                <w:caps w:val="0"/>
+                <w:color w:val="0F1115"/>
+                <w:spacing w:val="0"/>
+                <w:sz w:val="22"/>
+                <w:szCs w:val="22"/>
+              </w:rPr>
+            </w:pPr>
+            <w:r>
+              <w:rPr>
+                <w:rFonts w:hint="default" w:ascii="Segoe UI" w:hAnsi="Segoe UI" w:eastAsia="Segoe UI" w:cs="Segoe UI"/>
+                <w:b/>
+                <w:i w:val="0"/>
+                <w:iCs w:val="0"/>
+                <w:caps w:val="0"/>
+                <w:snapToGrid w:val="0"/>
+                <w:color w:val="000000"/>
+                <w:spacing w:val="0"/>
+                <w:kern w:val="0"/>
+                <w:sz w:val="22"/>
+                <w:szCs w:val="22"/>
+                <w:bdr w:val="none" w:color="auto" w:sz="0" w:space="0"/>
+                <w:lang w:val="en-US" w:eastAsia="zh-CN" w:bidi="ar"/>
+              </w:rPr>
+              <w:t>角色</w:t>
+            </w:r>
+          </w:p>
+        </w:tc>
+        <w:tc>
+          <w:tcPr>
+            <w:tcW w:w="3675" w:type="dxa"/>
+            <w:tcBorders>
+              <w:top w:val="single" w:color="auto" w:sz="12" w:space="0"/>
+              <w:left w:val="single" w:color="auto" w:sz="4" w:space="0"/>
+              <w:bottom w:val="nil"/>
+              <w:right w:val="nil"/>
+            </w:tcBorders>
+            <w:shd w:val="clear" w:color="auto" w:fill="FFFFFF"/>
+            <w:noWrap w:val="0"/>
+            <w:tcMar>
+              <w:top w:w="150" w:type="dxa"/>
+              <w:left w:w="240" w:type="dxa"/>
+              <w:bottom w:w="150" w:type="dxa"/>
+              <w:right w:w="240" w:type="dxa"/>
+            </w:tcMar>
+            <w:vAlign w:val="center"/>
+          </w:tcPr>
+          <w:p>
+            <w:pPr>
+              <w:keepNext w:val="0"/>
+              <w:keepLines w:val="0"/>
+              <w:widowControl/>
+              <w:suppressLineNumbers w:val="0"/>
+              <w:snapToGrid w:val="0"/>
+              <w:spacing w:line="240" w:lineRule="auto"/>
+              <w:ind w:left="0" w:leftChars="0" w:right="0" w:rightChars="0" w:firstLine="0" w:firstLineChars="0"/>
+              <w:jc w:val="center"/>
+              <w:rPr>
+                <w:rFonts w:hint="default" w:ascii="Segoe UI" w:hAnsi="Segoe UI" w:eastAsia="Segoe UI" w:cs="Segoe UI"/>
+                <w:b/>
+                <w:i w:val="0"/>
+                <w:iCs w:val="0"/>
+                <w:caps w:val="0"/>
+                <w:color w:val="0F1115"/>
+                <w:spacing w:val="0"/>
+                <w:sz w:val="22"/>
+                <w:szCs w:val="22"/>
+              </w:rPr>
+            </w:pPr>
+            <w:r>
+              <w:rPr>
+                <w:rFonts w:hint="default" w:ascii="Segoe UI" w:hAnsi="Segoe UI" w:eastAsia="Segoe UI" w:cs="Segoe UI"/>
+                <w:b/>
+                <w:i w:val="0"/>
+                <w:iCs w:val="0"/>
+                <w:caps w:val="0"/>
+                <w:snapToGrid w:val="0"/>
+                <w:color w:val="000000"/>
+                <w:spacing w:val="0"/>
+                <w:kern w:val="0"/>
+                <w:sz w:val="22"/>
+                <w:szCs w:val="22"/>
+                <w:bdr w:val="none" w:color="auto" w:sz="0" w:space="0"/>
+                <w:lang w:val="en-US" w:eastAsia="zh-CN" w:bidi="ar"/>
+              </w:rPr>
+              <w:t>可操作功能</w:t>
+            </w:r>
+          </w:p>
+        </w:tc>
+        <w:tc>
+          <w:tcPr>
+            <w:tcW w:w="2421" w:type="dxa"/>
+            <w:tcBorders>
+              <w:top w:val="single" w:color="auto" w:sz="12" w:space="0"/>
+              <w:left w:val="single" w:color="auto" w:sz="4" w:space="0"/>
+              <w:bottom w:val="nil"/>
+              <w:right w:val="single" w:color="auto" w:sz="12" w:space="0"/>
+            </w:tcBorders>
+            <w:shd w:val="clear" w:color="auto" w:fill="FFFFFF"/>
+            <w:noWrap w:val="0"/>
+            <w:tcMar>
+              <w:top w:w="150" w:type="dxa"/>
+              <w:left w:w="240" w:type="dxa"/>
+              <w:bottom w:w="150" w:type="dxa"/>
+              <w:right w:w="240" w:type="dxa"/>
+            </w:tcMar>
+            <w:vAlign w:val="center"/>
+          </w:tcPr>
+          <w:p>
+            <w:pPr>
+              <w:keepNext w:val="0"/>
+              <w:keepLines w:val="0"/>
+              <w:widowControl/>
+              <w:suppressLineNumbers w:val="0"/>
+              <w:snapToGrid w:val="0"/>
+              <w:spacing w:line="240" w:lineRule="auto"/>
+              <w:ind w:left="0" w:leftChars="0" w:right="0" w:rightChars="0" w:firstLine="0" w:firstLineChars="0"/>
+              <w:jc w:val="center"/>
+              <w:rPr>
+                <w:rFonts w:hint="default" w:ascii="Segoe UI" w:hAnsi="Segoe UI" w:eastAsia="Segoe UI" w:cs="Segoe UI"/>
+                <w:b/>
+                <w:i w:val="0"/>
+                <w:iCs w:val="0"/>
+                <w:caps w:val="0"/>
+                <w:color w:val="0F1115"/>
+                <w:spacing w:val="0"/>
+                <w:sz w:val="22"/>
+                <w:szCs w:val="22"/>
+              </w:rPr>
+            </w:pPr>
+            <w:r>
+              <w:rPr>
+                <w:rFonts w:hint="default" w:ascii="Segoe UI" w:hAnsi="Segoe UI" w:eastAsia="Segoe UI" w:cs="Segoe UI"/>
+                <w:b/>
+                <w:i w:val="0"/>
+                <w:iCs w:val="0"/>
+                <w:caps w:val="0"/>
+                <w:snapToGrid w:val="0"/>
+                <w:color w:val="000000"/>
+                <w:spacing w:val="0"/>
+                <w:kern w:val="0"/>
+                <w:sz w:val="22"/>
+                <w:szCs w:val="22"/>
+                <w:bdr w:val="none" w:color="auto" w:sz="0" w:space="0"/>
+                <w:lang w:val="en-US" w:eastAsia="zh-CN" w:bidi="ar"/>
+              </w:rPr>
+              <w:t>说明</w:t>
+            </w:r>
+          </w:p>
+        </w:tc>
+      </w:tr>
+      <w:tr>
+        <w:tblPrEx>
+          <w:tblBorders>
+            <w:top w:val="none" w:color="auto" w:sz="0" w:space="0"/>
+            <w:left w:val="none" w:color="auto" w:sz="0" w:space="0"/>
+            <w:bottom w:val="none" w:color="auto" w:sz="0" w:space="0"/>
+            <w:right w:val="none" w:color="auto" w:sz="0" w:space="0"/>
+            <w:insideH w:val="none" w:color="auto" w:sz="0" w:space="0"/>
+            <w:insideV w:val="none" w:color="auto" w:sz="0" w:space="0"/>
+          </w:tblBorders>
+          <w:tblCellMar>
+            <w:top w:w="15" w:type="dxa"/>
+            <w:left w:w="15" w:type="dxa"/>
+            <w:bottom w:w="15" w:type="dxa"/>
+            <w:right w:w="15" w:type="dxa"/>
+          </w:tblCellMar>
+        </w:tblPrEx>
+        <w:trPr>
+          <w:trHeight w:val="0" w:hRule="atLeast"/>
+          <w:jc w:val="center"/>
+        </w:trPr>
+        <w:tc>
+          <w:tcPr>
+            <w:tcW w:w="1126" w:type="dxa"/>
+            <w:tcBorders>
+              <w:top w:val="single" w:color="auto" w:sz="4" w:space="0"/>
+              <w:left w:val="single" w:color="auto" w:sz="12" w:space="0"/>
+              <w:bottom w:val="nil"/>
+              <w:right w:val="nil"/>
+            </w:tcBorders>
+            <w:shd w:val="clear" w:color="auto" w:fill="FFFFFF"/>
+            <w:noWrap w:val="0"/>
+            <w:tcMar>
+              <w:top w:w="150" w:type="dxa"/>
+              <w:left w:w="-1" w:type="dxa"/>
+              <w:bottom w:w="150" w:type="dxa"/>
+              <w:right w:w="240" w:type="dxa"/>
+            </w:tcMar>
+            <w:vAlign w:val="center"/>
+          </w:tcPr>
+          <w:p>
+            <w:pPr>
+              <w:keepNext w:val="0"/>
+              <w:keepLines w:val="0"/>
+              <w:widowControl/>
+              <w:suppressLineNumbers w:val="0"/>
+              <w:snapToGrid w:val="0"/>
+              <w:spacing w:line="240" w:lineRule="auto"/>
+              <w:ind w:left="0" w:leftChars="0" w:right="0" w:rightChars="0" w:firstLine="0" w:firstLineChars="0"/>
+              <w:jc w:val="center"/>
+              <w:rPr>
+                <w:rFonts w:hint="default" w:ascii="Segoe UI" w:hAnsi="Segoe UI" w:eastAsia="Segoe UI" w:cs="Segoe UI"/>
+                <w:i w:val="0"/>
+                <w:iCs w:val="0"/>
+                <w:caps w:val="0"/>
+                <w:color w:val="0F1115"/>
+                <w:spacing w:val="0"/>
+                <w:sz w:val="22"/>
+                <w:szCs w:val="22"/>
+              </w:rPr>
+            </w:pPr>
+            <w:r>
+              <w:rPr>
+                <w:rFonts w:hint="default" w:ascii="Segoe UI" w:hAnsi="Segoe UI" w:eastAsia="Segoe UI" w:cs="Segoe UI"/>
+                <w:i w:val="0"/>
+                <w:iCs w:val="0"/>
+                <w:caps w:val="0"/>
+                <w:snapToGrid w:val="0"/>
+                <w:color w:val="000000"/>
+                <w:spacing w:val="0"/>
+                <w:kern w:val="0"/>
+                <w:sz w:val="22"/>
+                <w:szCs w:val="22"/>
+                <w:bdr w:val="none" w:color="auto" w:sz="0" w:space="0"/>
+                <w:lang w:val="en-US" w:eastAsia="zh-CN" w:bidi="ar"/>
+              </w:rPr>
+              <w:t>系统级</w:t>
+            </w:r>
+          </w:p>
+        </w:tc>
+        <w:tc>
+          <w:tcPr>
+            <w:tcW w:w="1301" w:type="dxa"/>
+            <w:tcBorders>
+              <w:top w:val="single" w:color="auto" w:sz="4" w:space="0"/>
+              <w:left w:val="single" w:color="auto" w:sz="4" w:space="0"/>
+              <w:bottom w:val="nil"/>
+              <w:right w:val="nil"/>
+            </w:tcBorders>
+            <w:shd w:val="clear" w:color="auto" w:fill="FFFFFF"/>
+            <w:noWrap w:val="0"/>
+            <w:tcMar>
+              <w:top w:w="150" w:type="dxa"/>
+              <w:left w:w="240" w:type="dxa"/>
+              <w:bottom w:w="150" w:type="dxa"/>
+              <w:right w:w="240" w:type="dxa"/>
+            </w:tcMar>
+            <w:vAlign w:val="center"/>
+          </w:tcPr>
+          <w:p>
+            <w:pPr>
+              <w:keepNext w:val="0"/>
+              <w:keepLines w:val="0"/>
+              <w:widowControl/>
+              <w:suppressLineNumbers w:val="0"/>
+              <w:snapToGrid w:val="0"/>
+              <w:spacing w:line="240" w:lineRule="auto"/>
+              <w:ind w:left="0" w:leftChars="0" w:right="0" w:rightChars="0" w:firstLine="0" w:firstLineChars="0"/>
+              <w:jc w:val="center"/>
+              <w:rPr>
+                <w:rFonts w:hint="default" w:ascii="Segoe UI" w:hAnsi="Segoe UI" w:eastAsia="Segoe UI" w:cs="Segoe UI"/>
+                <w:i w:val="0"/>
+                <w:iCs w:val="0"/>
+                <w:caps w:val="0"/>
+                <w:color w:val="0F1115"/>
+                <w:spacing w:val="0"/>
+                <w:sz w:val="22"/>
+                <w:szCs w:val="22"/>
+              </w:rPr>
+            </w:pPr>
+            <w:r>
+              <w:rPr>
+                <w:rFonts w:hint="default" w:ascii="Segoe UI" w:hAnsi="Segoe UI" w:eastAsia="Segoe UI" w:cs="Segoe UI"/>
+                <w:i w:val="0"/>
+                <w:iCs w:val="0"/>
+                <w:caps w:val="0"/>
+                <w:snapToGrid w:val="0"/>
+                <w:color w:val="000000"/>
+                <w:spacing w:val="0"/>
+                <w:kern w:val="0"/>
+                <w:sz w:val="22"/>
+                <w:szCs w:val="22"/>
+                <w:bdr w:val="none" w:color="auto" w:sz="0" w:space="0"/>
+                <w:lang w:val="en-US" w:eastAsia="zh-CN" w:bidi="ar"/>
+              </w:rPr>
+              <w:t>系统管理员</w:t>
+            </w:r>
+          </w:p>
+        </w:tc>
+        <w:tc>
+          <w:tcPr>
+            <w:tcW w:w="3675" w:type="dxa"/>
+            <w:tcBorders>
+              <w:top w:val="single" w:color="auto" w:sz="4" w:space="0"/>
+              <w:left w:val="single" w:color="auto" w:sz="4" w:space="0"/>
+              <w:bottom w:val="nil"/>
+              <w:right w:val="nil"/>
+            </w:tcBorders>
+            <w:shd w:val="clear" w:color="auto" w:fill="FFFFFF"/>
+            <w:noWrap w:val="0"/>
+            <w:tcMar>
+              <w:top w:w="150" w:type="dxa"/>
+              <w:left w:w="240" w:type="dxa"/>
+              <w:bottom w:w="150" w:type="dxa"/>
+              <w:right w:w="240" w:type="dxa"/>
+            </w:tcMar>
+            <w:vAlign w:val="center"/>
+          </w:tcPr>
+          <w:p>
+            <w:pPr>
+              <w:keepNext w:val="0"/>
+              <w:keepLines w:val="0"/>
+              <w:widowControl/>
+              <w:suppressLineNumbers w:val="0"/>
+              <w:snapToGrid w:val="0"/>
+              <w:spacing w:line="240" w:lineRule="auto"/>
+              <w:ind w:left="0" w:leftChars="0" w:right="0" w:rightChars="0" w:firstLine="0" w:firstLineChars="0"/>
+              <w:jc w:val="center"/>
+              <w:rPr>
+                <w:rFonts w:hint="default" w:ascii="Segoe UI" w:hAnsi="Segoe UI" w:eastAsia="Segoe UI" w:cs="Segoe UI"/>
+                <w:i w:val="0"/>
+                <w:iCs w:val="0"/>
+                <w:caps w:val="0"/>
+                <w:color w:val="0F1115"/>
+                <w:spacing w:val="0"/>
+                <w:sz w:val="22"/>
+                <w:szCs w:val="22"/>
+              </w:rPr>
+            </w:pPr>
+            <w:r>
+              <w:rPr>
+                <w:rFonts w:hint="default" w:ascii="Segoe UI" w:hAnsi="Segoe UI" w:eastAsia="Segoe UI" w:cs="Segoe UI"/>
+                <w:i w:val="0"/>
+                <w:iCs w:val="0"/>
+                <w:caps w:val="0"/>
+                <w:snapToGrid w:val="0"/>
+                <w:color w:val="000000"/>
+                <w:spacing w:val="0"/>
+                <w:kern w:val="0"/>
+                <w:sz w:val="22"/>
+                <w:szCs w:val="22"/>
+                <w:bdr w:val="none" w:color="auto" w:sz="0" w:space="0"/>
+                <w:lang w:val="en-US" w:eastAsia="zh-CN" w:bidi="ar"/>
+              </w:rPr>
+              <w:t>账号管理、权限分配、系统配置、日志审计</w:t>
+            </w:r>
+          </w:p>
+        </w:tc>
+        <w:tc>
+          <w:tcPr>
+            <w:tcW w:w="2421" w:type="dxa"/>
+            <w:tcBorders>
+              <w:top w:val="single" w:color="auto" w:sz="4" w:space="0"/>
+              <w:left w:val="single" w:color="auto" w:sz="4" w:space="0"/>
+              <w:bottom w:val="nil"/>
+              <w:right w:val="single" w:color="auto" w:sz="12" w:space="0"/>
+            </w:tcBorders>
+            <w:shd w:val="clear" w:color="auto" w:fill="FFFFFF"/>
+            <w:noWrap w:val="0"/>
+            <w:tcMar>
+              <w:top w:w="150" w:type="dxa"/>
+              <w:left w:w="240" w:type="dxa"/>
+              <w:bottom w:w="150" w:type="dxa"/>
+              <w:right w:w="-1" w:type="dxa"/>
+            </w:tcMar>
+            <w:vAlign w:val="center"/>
+          </w:tcPr>
+          <w:p>
+            <w:pPr>
+              <w:keepNext w:val="0"/>
+              <w:keepLines w:val="0"/>
+              <w:widowControl/>
+              <w:suppressLineNumbers w:val="0"/>
+              <w:snapToGrid w:val="0"/>
+              <w:spacing w:line="240" w:lineRule="auto"/>
+              <w:ind w:left="0" w:leftChars="0" w:right="0" w:rightChars="0" w:firstLine="0" w:firstLineChars="0"/>
+              <w:jc w:val="left"/>
+              <w:rPr>
+                <w:rFonts w:hint="default" w:ascii="Segoe UI" w:hAnsi="Segoe UI" w:eastAsia="Segoe UI" w:cs="Segoe UI"/>
+                <w:i w:val="0"/>
+                <w:iCs w:val="0"/>
+                <w:caps w:val="0"/>
+                <w:color w:val="0F1115"/>
+                <w:spacing w:val="0"/>
+                <w:sz w:val="22"/>
+                <w:szCs w:val="22"/>
+              </w:rPr>
+            </w:pPr>
+            <w:r>
+              <w:rPr>
+                <w:rFonts w:hint="default" w:ascii="Segoe UI" w:hAnsi="Segoe UI" w:eastAsia="Segoe UI" w:cs="Segoe UI"/>
+                <w:i w:val="0"/>
+                <w:iCs w:val="0"/>
+                <w:caps w:val="0"/>
+                <w:snapToGrid w:val="0"/>
+                <w:color w:val="000000"/>
+                <w:spacing w:val="0"/>
+                <w:kern w:val="0"/>
+                <w:sz w:val="22"/>
+                <w:szCs w:val="22"/>
+                <w:bdr w:val="none" w:color="auto" w:sz="0" w:space="0"/>
+                <w:lang w:val="en-US" w:eastAsia="zh-CN" w:bidi="ar"/>
+              </w:rPr>
+              <w:t>仅限运维部指定人员</w:t>
+            </w:r>
+          </w:p>
+        </w:tc>
+      </w:tr>
+      <w:tr>
+        <w:tblPrEx>
+          <w:tblBorders>
+            <w:top w:val="none" w:color="auto" w:sz="0" w:space="0"/>
+            <w:left w:val="none" w:color="auto" w:sz="0" w:space="0"/>
+            <w:bottom w:val="none" w:color="auto" w:sz="0" w:space="0"/>
+            <w:right w:val="none" w:color="auto" w:sz="0" w:space="0"/>
+            <w:insideH w:val="none" w:color="auto" w:sz="0" w:space="0"/>
+            <w:insideV w:val="none" w:color="auto" w:sz="0" w:space="0"/>
+          </w:tblBorders>
+          <w:tblCellMar>
+            <w:top w:w="15" w:type="dxa"/>
+            <w:left w:w="15" w:type="dxa"/>
+            <w:bottom w:w="15" w:type="dxa"/>
+            <w:right w:w="15" w:type="dxa"/>
+          </w:tblCellMar>
+        </w:tblPrEx>
+        <w:trPr>
+          <w:trHeight w:val="0" w:hRule="atLeast"/>
+          <w:jc w:val="center"/>
+        </w:trPr>
+        <w:tc>
+          <w:tcPr>
+            <w:tcW w:w="1126" w:type="dxa"/>
+            <w:tcBorders>
+              <w:top w:val="single" w:color="auto" w:sz="4" w:space="0"/>
+              <w:left w:val="single" w:color="auto" w:sz="12" w:space="0"/>
+              <w:bottom w:val="nil"/>
+              <w:right w:val="nil"/>
+            </w:tcBorders>
+            <w:shd w:val="clear" w:color="auto" w:fill="FFFFFF"/>
+            <w:noWrap w:val="0"/>
+            <w:tcMar>
+              <w:top w:w="150" w:type="dxa"/>
+              <w:left w:w="-1" w:type="dxa"/>
+              <w:bottom w:w="150" w:type="dxa"/>
+              <w:right w:w="240" w:type="dxa"/>
+            </w:tcMar>
+            <w:vAlign w:val="center"/>
+          </w:tcPr>
+          <w:p>
+            <w:pPr>
+              <w:keepNext w:val="0"/>
+              <w:keepLines w:val="0"/>
+              <w:widowControl/>
+              <w:suppressLineNumbers w:val="0"/>
+              <w:snapToGrid w:val="0"/>
+              <w:spacing w:line="240" w:lineRule="auto"/>
+              <w:ind w:left="0" w:leftChars="0" w:right="0" w:rightChars="0" w:firstLine="0" w:firstLineChars="0"/>
+              <w:jc w:val="center"/>
+              <w:rPr>
+                <w:rFonts w:hint="default" w:ascii="Segoe UI" w:hAnsi="Segoe UI" w:eastAsia="Segoe UI" w:cs="Segoe UI"/>
+                <w:i w:val="0"/>
+                <w:iCs w:val="0"/>
+                <w:caps w:val="0"/>
+                <w:color w:val="0F1115"/>
+                <w:spacing w:val="0"/>
+                <w:sz w:val="22"/>
+                <w:szCs w:val="22"/>
+              </w:rPr>
+            </w:pPr>
+            <w:r>
+              <w:rPr>
+                <w:rFonts w:hint="default" w:ascii="Segoe UI" w:hAnsi="Segoe UI" w:eastAsia="Segoe UI" w:cs="Segoe UI"/>
+                <w:i w:val="0"/>
+                <w:iCs w:val="0"/>
+                <w:caps w:val="0"/>
+                <w:snapToGrid w:val="0"/>
+                <w:color w:val="000000"/>
+                <w:spacing w:val="0"/>
+                <w:kern w:val="0"/>
+                <w:sz w:val="22"/>
+                <w:szCs w:val="22"/>
+                <w:bdr w:val="none" w:color="auto" w:sz="0" w:space="0"/>
+                <w:lang w:val="en-US" w:eastAsia="zh-CN" w:bidi="ar"/>
+              </w:rPr>
+              <w:t>管理级</w:t>
+            </w:r>
+          </w:p>
+        </w:tc>
+        <w:tc>
+          <w:tcPr>
+            <w:tcW w:w="1301" w:type="dxa"/>
+            <w:tcBorders>
+              <w:top w:val="single" w:color="auto" w:sz="4" w:space="0"/>
+              <w:left w:val="single" w:color="auto" w:sz="4" w:space="0"/>
+              <w:bottom w:val="nil"/>
+              <w:right w:val="nil"/>
+            </w:tcBorders>
+            <w:shd w:val="clear" w:color="auto" w:fill="FFFFFF"/>
+            <w:noWrap w:val="0"/>
+            <w:tcMar>
+              <w:top w:w="150" w:type="dxa"/>
+              <w:left w:w="240" w:type="dxa"/>
+              <w:bottom w:w="150" w:type="dxa"/>
+              <w:right w:w="240" w:type="dxa"/>
+            </w:tcMar>
+            <w:vAlign w:val="center"/>
+          </w:tcPr>
+          <w:p>
+            <w:pPr>
+              <w:keepNext w:val="0"/>
+              <w:keepLines w:val="0"/>
+              <w:widowControl/>
+              <w:suppressLineNumbers w:val="0"/>
+              <w:snapToGrid w:val="0"/>
+              <w:spacing w:line="240" w:lineRule="auto"/>
+              <w:ind w:left="0" w:leftChars="0" w:right="0" w:rightChars="0" w:firstLine="0" w:firstLineChars="0"/>
+              <w:jc w:val="center"/>
+              <w:rPr>
+                <w:rFonts w:hint="default" w:ascii="Segoe UI" w:hAnsi="Segoe UI" w:eastAsia="Segoe UI" w:cs="Segoe UI"/>
+                <w:i w:val="0"/>
+                <w:iCs w:val="0"/>
+                <w:caps w:val="0"/>
+                <w:color w:val="0F1115"/>
+                <w:spacing w:val="0"/>
+                <w:sz w:val="22"/>
+                <w:szCs w:val="22"/>
+              </w:rPr>
+            </w:pPr>
+            <w:r>
+              <w:rPr>
+                <w:rFonts w:hint="default" w:ascii="Segoe UI" w:hAnsi="Segoe UI" w:eastAsia="Segoe UI" w:cs="Segoe UI"/>
+                <w:i w:val="0"/>
+                <w:iCs w:val="0"/>
+                <w:caps w:val="0"/>
+                <w:snapToGrid w:val="0"/>
+                <w:color w:val="000000"/>
+                <w:spacing w:val="0"/>
+                <w:kern w:val="0"/>
+                <w:sz w:val="22"/>
+                <w:szCs w:val="22"/>
+                <w:bdr w:val="none" w:color="auto" w:sz="0" w:space="0"/>
+                <w:lang w:val="en-US" w:eastAsia="zh-CN" w:bidi="ar"/>
+              </w:rPr>
+              <w:t>软件审核人</w:t>
+            </w:r>
+          </w:p>
+        </w:tc>
+        <w:tc>
+          <w:tcPr>
+            <w:tcW w:w="3675" w:type="dxa"/>
+            <w:tcBorders>
+              <w:top w:val="single" w:color="auto" w:sz="4" w:space="0"/>
+              <w:left w:val="single" w:color="auto" w:sz="4" w:space="0"/>
+              <w:bottom w:val="nil"/>
+              <w:right w:val="nil"/>
+            </w:tcBorders>
+            <w:shd w:val="clear" w:color="auto" w:fill="FFFFFF"/>
+            <w:noWrap w:val="0"/>
+            <w:tcMar>
+              <w:top w:w="150" w:type="dxa"/>
+              <w:left w:w="240" w:type="dxa"/>
+              <w:bottom w:w="150" w:type="dxa"/>
+              <w:right w:w="240" w:type="dxa"/>
+            </w:tcMar>
+            <w:vAlign w:val="center"/>
+          </w:tcPr>
+          <w:p>
+            <w:pPr>
+              <w:keepNext w:val="0"/>
+              <w:keepLines w:val="0"/>
+              <w:widowControl/>
+              <w:suppressLineNumbers w:val="0"/>
+              <w:snapToGrid w:val="0"/>
+              <w:spacing w:line="240" w:lineRule="auto"/>
+              <w:ind w:left="0" w:leftChars="0" w:right="0" w:rightChars="0" w:firstLine="0" w:firstLineChars="0"/>
+              <w:jc w:val="center"/>
+              <w:rPr>
+                <w:rFonts w:hint="default" w:ascii="Segoe UI" w:hAnsi="Segoe UI" w:eastAsia="Segoe UI" w:cs="Segoe UI"/>
+                <w:i w:val="0"/>
+                <w:iCs w:val="0"/>
+                <w:caps w:val="0"/>
+                <w:color w:val="0F1115"/>
+                <w:spacing w:val="0"/>
+                <w:sz w:val="22"/>
+                <w:szCs w:val="22"/>
+              </w:rPr>
+            </w:pPr>
+            <w:r>
+              <w:rPr>
+                <w:rFonts w:hint="default" w:ascii="Segoe UI" w:hAnsi="Segoe UI" w:eastAsia="Segoe UI" w:cs="Segoe UI"/>
+                <w:i w:val="0"/>
+                <w:iCs w:val="0"/>
+                <w:caps w:val="0"/>
+                <w:snapToGrid w:val="0"/>
+                <w:color w:val="000000"/>
+                <w:spacing w:val="0"/>
+                <w:kern w:val="0"/>
+                <w:sz w:val="22"/>
+                <w:szCs w:val="22"/>
+                <w:bdr w:val="none" w:color="auto" w:sz="0" w:space="0"/>
+                <w:lang w:val="en-US" w:eastAsia="zh-CN" w:bidi="ar"/>
+              </w:rPr>
+              <w:t>软件入库审批、版本变更审批、基线确认</w:t>
+            </w:r>
+          </w:p>
+        </w:tc>
+        <w:tc>
+          <w:tcPr>
+            <w:tcW w:w="2421" w:type="dxa"/>
+            <w:tcBorders>
+              <w:top w:val="single" w:color="auto" w:sz="4" w:space="0"/>
+              <w:left w:val="single" w:color="auto" w:sz="4" w:space="0"/>
+              <w:bottom w:val="nil"/>
+              <w:right w:val="single" w:color="auto" w:sz="12" w:space="0"/>
+            </w:tcBorders>
+            <w:shd w:val="clear" w:color="auto" w:fill="FFFFFF"/>
+            <w:noWrap w:val="0"/>
+            <w:tcMar>
+              <w:top w:w="150" w:type="dxa"/>
+              <w:left w:w="240" w:type="dxa"/>
+              <w:bottom w:w="150" w:type="dxa"/>
+              <w:right w:w="-1" w:type="dxa"/>
+            </w:tcMar>
+            <w:vAlign w:val="center"/>
+          </w:tcPr>
+          <w:p>
+            <w:pPr>
+              <w:keepNext w:val="0"/>
+              <w:keepLines w:val="0"/>
+              <w:widowControl/>
+              <w:suppressLineNumbers w:val="0"/>
+              <w:snapToGrid w:val="0"/>
+              <w:spacing w:line="240" w:lineRule="auto"/>
+              <w:ind w:left="0" w:leftChars="0" w:right="0" w:rightChars="0" w:firstLine="0" w:firstLineChars="0"/>
+              <w:jc w:val="left"/>
+              <w:rPr>
+                <w:rFonts w:hint="default" w:ascii="Segoe UI" w:hAnsi="Segoe UI" w:eastAsia="Segoe UI" w:cs="Segoe UI"/>
+                <w:i w:val="0"/>
+                <w:iCs w:val="0"/>
+                <w:caps w:val="0"/>
+                <w:color w:val="0F1115"/>
+                <w:spacing w:val="0"/>
+                <w:sz w:val="22"/>
+                <w:szCs w:val="22"/>
+              </w:rPr>
+            </w:pPr>
+            <w:r>
+              <w:rPr>
+                <w:rFonts w:hint="default" w:ascii="Segoe UI" w:hAnsi="Segoe UI" w:eastAsia="Segoe UI" w:cs="Segoe UI"/>
+                <w:i w:val="0"/>
+                <w:iCs w:val="0"/>
+                <w:caps w:val="0"/>
+                <w:snapToGrid w:val="0"/>
+                <w:color w:val="000000"/>
+                <w:spacing w:val="0"/>
+                <w:kern w:val="0"/>
+                <w:sz w:val="22"/>
+                <w:szCs w:val="22"/>
+                <w:bdr w:val="none" w:color="auto" w:sz="0" w:space="0"/>
+                <w:lang w:val="en-US" w:eastAsia="zh-CN" w:bidi="ar"/>
+              </w:rPr>
+              <w:t>由研发部经理或技术负责人担任</w:t>
+            </w:r>
+          </w:p>
+        </w:tc>
+      </w:tr>
+      <w:tr>
+        <w:tblPrEx>
+          <w:tblBorders>
+            <w:top w:val="none" w:color="auto" w:sz="0" w:space="0"/>
+            <w:left w:val="none" w:color="auto" w:sz="0" w:space="0"/>
+            <w:bottom w:val="none" w:color="auto" w:sz="0" w:space="0"/>
+            <w:right w:val="none" w:color="auto" w:sz="0" w:space="0"/>
+            <w:insideH w:val="none" w:color="auto" w:sz="0" w:space="0"/>
+            <w:insideV w:val="none" w:color="auto" w:sz="0" w:space="0"/>
+          </w:tblBorders>
+          <w:tblCellMar>
+            <w:top w:w="15" w:type="dxa"/>
+            <w:left w:w="15" w:type="dxa"/>
+            <w:bottom w:w="15" w:type="dxa"/>
+            <w:right w:w="15" w:type="dxa"/>
+          </w:tblCellMar>
+        </w:tblPrEx>
+        <w:trPr>
+          <w:trHeight w:val="0" w:hRule="atLeast"/>
+          <w:jc w:val="center"/>
+        </w:trPr>
+        <w:tc>
+          <w:tcPr>
+            <w:tcW w:w="1126" w:type="dxa"/>
+            <w:tcBorders>
+              <w:top w:val="single" w:color="auto" w:sz="4" w:space="0"/>
+              <w:left w:val="single" w:color="auto" w:sz="12" w:space="0"/>
+              <w:bottom w:val="nil"/>
+              <w:right w:val="nil"/>
+            </w:tcBorders>
+            <w:shd w:val="clear" w:color="auto" w:fill="FFFFFF"/>
+            <w:noWrap w:val="0"/>
+            <w:tcMar>
+              <w:top w:w="150" w:type="dxa"/>
+              <w:left w:w="-1" w:type="dxa"/>
+              <w:bottom w:w="150" w:type="dxa"/>
+              <w:right w:w="240" w:type="dxa"/>
+            </w:tcMar>
+            <w:vAlign w:val="center"/>
+          </w:tcPr>
+          <w:p>
+            <w:pPr>
+              <w:keepNext w:val="0"/>
+              <w:keepLines w:val="0"/>
+              <w:widowControl/>
+              <w:suppressLineNumbers w:val="0"/>
+              <w:snapToGrid w:val="0"/>
+              <w:spacing w:line="240" w:lineRule="auto"/>
+              <w:ind w:left="0" w:leftChars="0" w:right="0" w:rightChars="0" w:firstLine="0" w:firstLineChars="0"/>
+              <w:jc w:val="center"/>
+              <w:rPr>
+                <w:rFonts w:hint="default" w:ascii="Segoe UI" w:hAnsi="Segoe UI" w:eastAsia="Segoe UI" w:cs="Segoe UI"/>
+                <w:i w:val="0"/>
+                <w:iCs w:val="0"/>
+                <w:caps w:val="0"/>
+                <w:color w:val="0F1115"/>
+                <w:spacing w:val="0"/>
+                <w:sz w:val="22"/>
+                <w:szCs w:val="22"/>
+              </w:rPr>
+            </w:pPr>
+            <w:r>
+              <w:rPr>
+                <w:rFonts w:hint="default" w:ascii="Segoe UI" w:hAnsi="Segoe UI" w:eastAsia="Segoe UI" w:cs="Segoe UI"/>
+                <w:i w:val="0"/>
+                <w:iCs w:val="0"/>
+                <w:caps w:val="0"/>
+                <w:snapToGrid w:val="0"/>
+                <w:color w:val="000000"/>
+                <w:spacing w:val="0"/>
+                <w:kern w:val="0"/>
+                <w:sz w:val="22"/>
+                <w:szCs w:val="22"/>
+                <w:bdr w:val="none" w:color="auto" w:sz="0" w:space="0"/>
+                <w:lang w:val="en-US" w:eastAsia="zh-CN" w:bidi="ar"/>
+              </w:rPr>
+              <w:t>操作级</w:t>
+            </w:r>
+          </w:p>
+        </w:tc>
+        <w:tc>
+          <w:tcPr>
+            <w:tcW w:w="1301" w:type="dxa"/>
+            <w:tcBorders>
+              <w:top w:val="single" w:color="auto" w:sz="4" w:space="0"/>
+              <w:left w:val="single" w:color="auto" w:sz="4" w:space="0"/>
+              <w:bottom w:val="nil"/>
+              <w:right w:val="nil"/>
+            </w:tcBorders>
+            <w:shd w:val="clear" w:color="auto" w:fill="FFFFFF"/>
+            <w:noWrap w:val="0"/>
+            <w:tcMar>
+              <w:top w:w="150" w:type="dxa"/>
+              <w:left w:w="240" w:type="dxa"/>
+              <w:bottom w:w="150" w:type="dxa"/>
+              <w:right w:w="240" w:type="dxa"/>
+            </w:tcMar>
+            <w:vAlign w:val="center"/>
+          </w:tcPr>
+          <w:p>
+            <w:pPr>
+              <w:keepNext w:val="0"/>
+              <w:keepLines w:val="0"/>
+              <w:widowControl/>
+              <w:suppressLineNumbers w:val="0"/>
+              <w:snapToGrid w:val="0"/>
+              <w:spacing w:line="240" w:lineRule="auto"/>
+              <w:ind w:left="0" w:leftChars="0" w:right="0" w:rightChars="0" w:firstLine="0" w:firstLineChars="0"/>
+              <w:jc w:val="center"/>
+              <w:rPr>
+                <w:rFonts w:hint="default" w:ascii="Segoe UI" w:hAnsi="Segoe UI" w:eastAsia="Segoe UI" w:cs="Segoe UI"/>
+                <w:i w:val="0"/>
+                <w:iCs w:val="0"/>
+                <w:caps w:val="0"/>
+                <w:color w:val="0F1115"/>
+                <w:spacing w:val="0"/>
+                <w:sz w:val="22"/>
+                <w:szCs w:val="22"/>
+              </w:rPr>
+            </w:pPr>
+            <w:r>
+              <w:rPr>
+                <w:rFonts w:hint="default" w:ascii="Segoe UI" w:hAnsi="Segoe UI" w:eastAsia="Segoe UI" w:cs="Segoe UI"/>
+                <w:i w:val="0"/>
+                <w:iCs w:val="0"/>
+                <w:caps w:val="0"/>
+                <w:snapToGrid w:val="0"/>
+                <w:color w:val="000000"/>
+                <w:spacing w:val="0"/>
+                <w:kern w:val="0"/>
+                <w:sz w:val="22"/>
+                <w:szCs w:val="22"/>
+                <w:bdr w:val="none" w:color="auto" w:sz="0" w:space="0"/>
+                <w:lang w:val="en-US" w:eastAsia="zh-CN" w:bidi="ar"/>
+              </w:rPr>
+              <w:t>运维专员</w:t>
+            </w:r>
+          </w:p>
+        </w:tc>
+        <w:tc>
+          <w:tcPr>
+            <w:tcW w:w="3675" w:type="dxa"/>
+            <w:tcBorders>
+              <w:top w:val="single" w:color="auto" w:sz="4" w:space="0"/>
+              <w:left w:val="single" w:color="auto" w:sz="4" w:space="0"/>
+              <w:bottom w:val="nil"/>
+              <w:right w:val="nil"/>
+            </w:tcBorders>
+            <w:shd w:val="clear" w:color="auto" w:fill="FFFFFF"/>
+            <w:noWrap w:val="0"/>
+            <w:tcMar>
+              <w:top w:w="150" w:type="dxa"/>
+              <w:left w:w="240" w:type="dxa"/>
+              <w:bottom w:w="150" w:type="dxa"/>
+              <w:right w:w="240" w:type="dxa"/>
+            </w:tcMar>
+            <w:vAlign w:val="center"/>
+          </w:tcPr>
+          <w:p>
+            <w:pPr>
+              <w:keepNext w:val="0"/>
+              <w:keepLines w:val="0"/>
+              <w:widowControl/>
+              <w:suppressLineNumbers w:val="0"/>
+              <w:snapToGrid w:val="0"/>
+              <w:spacing w:line="240" w:lineRule="auto"/>
+              <w:ind w:left="0" w:leftChars="0" w:right="0" w:rightChars="0" w:firstLine="0" w:firstLineChars="0"/>
+              <w:jc w:val="center"/>
+              <w:rPr>
+                <w:rFonts w:hint="default" w:ascii="Segoe UI" w:hAnsi="Segoe UI" w:eastAsia="Segoe UI" w:cs="Segoe UI"/>
+                <w:i w:val="0"/>
+                <w:iCs w:val="0"/>
+                <w:caps w:val="0"/>
+                <w:color w:val="0F1115"/>
+                <w:spacing w:val="0"/>
+                <w:sz w:val="22"/>
+                <w:szCs w:val="22"/>
+              </w:rPr>
+            </w:pPr>
+            <w:r>
+              <w:rPr>
+                <w:rFonts w:hint="default" w:ascii="Segoe UI" w:hAnsi="Segoe UI" w:eastAsia="Segoe UI" w:cs="Segoe UI"/>
+                <w:i w:val="0"/>
+                <w:iCs w:val="0"/>
+                <w:caps w:val="0"/>
+                <w:snapToGrid w:val="0"/>
+                <w:color w:val="000000"/>
+                <w:spacing w:val="0"/>
+                <w:kern w:val="0"/>
+                <w:sz w:val="22"/>
+                <w:szCs w:val="22"/>
+                <w:bdr w:val="none" w:color="auto" w:sz="0" w:space="0"/>
+                <w:lang w:val="en-US" w:eastAsia="zh-CN" w:bidi="ar"/>
+              </w:rPr>
+              <w:t>入库/出库操作、台账更新、备份执行、巡检记录</w:t>
+            </w:r>
+          </w:p>
+        </w:tc>
+        <w:tc>
+          <w:tcPr>
+            <w:tcW w:w="2421" w:type="dxa"/>
+            <w:tcBorders>
+              <w:top w:val="single" w:color="auto" w:sz="4" w:space="0"/>
+              <w:left w:val="single" w:color="auto" w:sz="4" w:space="0"/>
+              <w:bottom w:val="nil"/>
+              <w:right w:val="single" w:color="auto" w:sz="12" w:space="0"/>
+            </w:tcBorders>
+            <w:shd w:val="clear" w:color="auto" w:fill="FFFFFF"/>
+            <w:noWrap w:val="0"/>
+            <w:tcMar>
+              <w:top w:w="150" w:type="dxa"/>
+              <w:left w:w="240" w:type="dxa"/>
+              <w:bottom w:w="150" w:type="dxa"/>
+              <w:right w:w="-1" w:type="dxa"/>
+            </w:tcMar>
+            <w:vAlign w:val="center"/>
+          </w:tcPr>
+          <w:p>
+            <w:pPr>
+              <w:keepNext w:val="0"/>
+              <w:keepLines w:val="0"/>
+              <w:widowControl/>
+              <w:suppressLineNumbers w:val="0"/>
+              <w:snapToGrid w:val="0"/>
+              <w:spacing w:line="240" w:lineRule="auto"/>
+              <w:ind w:left="0" w:leftChars="0" w:right="0" w:rightChars="0" w:firstLine="0" w:firstLineChars="0"/>
+              <w:jc w:val="left"/>
+              <w:rPr>
+                <w:rFonts w:hint="default" w:ascii="Segoe UI" w:hAnsi="Segoe UI" w:eastAsia="Segoe UI" w:cs="Segoe UI"/>
+                <w:i w:val="0"/>
+                <w:iCs w:val="0"/>
+                <w:caps w:val="0"/>
+                <w:color w:val="0F1115"/>
+                <w:spacing w:val="0"/>
+                <w:sz w:val="22"/>
+                <w:szCs w:val="22"/>
+              </w:rPr>
+            </w:pPr>
+            <w:r>
+              <w:rPr>
+                <w:rFonts w:hint="default" w:ascii="Segoe UI" w:hAnsi="Segoe UI" w:eastAsia="Segoe UI" w:cs="Segoe UI"/>
+                <w:i w:val="0"/>
+                <w:iCs w:val="0"/>
+                <w:caps w:val="0"/>
+                <w:snapToGrid w:val="0"/>
+                <w:color w:val="000000"/>
+                <w:spacing w:val="0"/>
+                <w:kern w:val="0"/>
+                <w:sz w:val="22"/>
+                <w:szCs w:val="22"/>
+                <w:bdr w:val="none" w:color="auto" w:sz="0" w:space="0"/>
+                <w:lang w:val="en-US" w:eastAsia="zh-CN" w:bidi="ar"/>
+              </w:rPr>
+              <w:t>负责日常操作</w:t>
+            </w:r>
+          </w:p>
+        </w:tc>
+      </w:tr>
+      <w:tr>
+        <w:tblPrEx>
+          <w:tblBorders>
+            <w:top w:val="none" w:color="auto" w:sz="0" w:space="0"/>
+            <w:left w:val="none" w:color="auto" w:sz="0" w:space="0"/>
+            <w:bottom w:val="none" w:color="auto" w:sz="0" w:space="0"/>
+            <w:right w:val="none" w:color="auto" w:sz="0" w:space="0"/>
+            <w:insideH w:val="none" w:color="auto" w:sz="0" w:space="0"/>
+            <w:insideV w:val="none" w:color="auto" w:sz="0" w:space="0"/>
+          </w:tblBorders>
+          <w:tblCellMar>
+            <w:top w:w="15" w:type="dxa"/>
+            <w:left w:w="15" w:type="dxa"/>
+            <w:bottom w:w="15" w:type="dxa"/>
+            <w:right w:w="15" w:type="dxa"/>
+          </w:tblCellMar>
+        </w:tblPrEx>
+        <w:trPr>
+          <w:trHeight w:val="0" w:hRule="atLeast"/>
+          <w:jc w:val="center"/>
+        </w:trPr>
+        <w:tc>
+          <w:tcPr>
+            <w:tcW w:w="1126" w:type="dxa"/>
+            <w:tcBorders>
+              <w:top w:val="single" w:color="auto" w:sz="4" w:space="0"/>
+              <w:left w:val="single" w:color="auto" w:sz="12" w:space="0"/>
+              <w:bottom w:val="nil"/>
+              <w:right w:val="nil"/>
+            </w:tcBorders>
+            <w:shd w:val="clear" w:color="auto" w:fill="FFFFFF"/>
+            <w:noWrap w:val="0"/>
+            <w:tcMar>
+              <w:top w:w="150" w:type="dxa"/>
+              <w:left w:w="-1" w:type="dxa"/>
+              <w:bottom w:w="150" w:type="dxa"/>
+              <w:right w:w="240" w:type="dxa"/>
+            </w:tcMar>
+            <w:vAlign w:val="center"/>
+          </w:tcPr>
+          <w:p>
+            <w:pPr>
+              <w:keepNext w:val="0"/>
+              <w:keepLines w:val="0"/>
+              <w:widowControl/>
+              <w:suppressLineNumbers w:val="0"/>
+              <w:snapToGrid w:val="0"/>
+              <w:spacing w:line="240" w:lineRule="auto"/>
+              <w:ind w:left="0" w:leftChars="0" w:right="0" w:rightChars="0" w:firstLine="0" w:firstLineChars="0"/>
+              <w:jc w:val="center"/>
+              <w:rPr>
+                <w:rFonts w:hint="default" w:ascii="Segoe UI" w:hAnsi="Segoe UI" w:eastAsia="Segoe UI" w:cs="Segoe UI"/>
+                <w:i w:val="0"/>
+                <w:iCs w:val="0"/>
+                <w:caps w:val="0"/>
+                <w:color w:val="0F1115"/>
+                <w:spacing w:val="0"/>
+                <w:sz w:val="22"/>
+                <w:szCs w:val="22"/>
+              </w:rPr>
+            </w:pPr>
+            <w:r>
+              <w:rPr>
+                <w:rFonts w:hint="default" w:ascii="Segoe UI" w:hAnsi="Segoe UI" w:eastAsia="Segoe UI" w:cs="Segoe UI"/>
+                <w:i w:val="0"/>
+                <w:iCs w:val="0"/>
+                <w:caps w:val="0"/>
+                <w:snapToGrid w:val="0"/>
+                <w:color w:val="000000"/>
+                <w:spacing w:val="0"/>
+                <w:kern w:val="0"/>
+                <w:sz w:val="22"/>
+                <w:szCs w:val="22"/>
+                <w:bdr w:val="none" w:color="auto" w:sz="0" w:space="0"/>
+                <w:lang w:val="en-US" w:eastAsia="zh-CN" w:bidi="ar"/>
+              </w:rPr>
+              <w:t>申请级</w:t>
+            </w:r>
+          </w:p>
+        </w:tc>
+        <w:tc>
+          <w:tcPr>
+            <w:tcW w:w="1301" w:type="dxa"/>
+            <w:tcBorders>
+              <w:top w:val="single" w:color="auto" w:sz="4" w:space="0"/>
+              <w:left w:val="single" w:color="auto" w:sz="4" w:space="0"/>
+              <w:bottom w:val="nil"/>
+              <w:right w:val="nil"/>
+            </w:tcBorders>
+            <w:shd w:val="clear" w:color="auto" w:fill="FFFFFF"/>
+            <w:noWrap w:val="0"/>
+            <w:tcMar>
+              <w:top w:w="150" w:type="dxa"/>
+              <w:left w:w="240" w:type="dxa"/>
+              <w:bottom w:w="150" w:type="dxa"/>
+              <w:right w:w="240" w:type="dxa"/>
+            </w:tcMar>
+            <w:vAlign w:val="center"/>
+          </w:tcPr>
+          <w:p>
+            <w:pPr>
+              <w:keepNext w:val="0"/>
+              <w:keepLines w:val="0"/>
+              <w:widowControl/>
+              <w:suppressLineNumbers w:val="0"/>
+              <w:snapToGrid w:val="0"/>
+              <w:spacing w:line="240" w:lineRule="auto"/>
+              <w:ind w:left="0" w:leftChars="0" w:right="0" w:rightChars="0" w:firstLine="0" w:firstLineChars="0"/>
+              <w:jc w:val="center"/>
+              <w:rPr>
+                <w:rFonts w:hint="default" w:ascii="Segoe UI" w:hAnsi="Segoe UI" w:eastAsia="Segoe UI" w:cs="Segoe UI"/>
+                <w:i w:val="0"/>
+                <w:iCs w:val="0"/>
+                <w:caps w:val="0"/>
+                <w:color w:val="0F1115"/>
+                <w:spacing w:val="0"/>
+                <w:sz w:val="22"/>
+                <w:szCs w:val="22"/>
+              </w:rPr>
+            </w:pPr>
+            <w:r>
+              <w:rPr>
+                <w:rFonts w:hint="default" w:ascii="Segoe UI" w:hAnsi="Segoe UI" w:eastAsia="Segoe UI" w:cs="Segoe UI"/>
+                <w:i w:val="0"/>
+                <w:iCs w:val="0"/>
+                <w:caps w:val="0"/>
+                <w:snapToGrid w:val="0"/>
+                <w:color w:val="000000"/>
+                <w:spacing w:val="0"/>
+                <w:kern w:val="0"/>
+                <w:sz w:val="22"/>
+                <w:szCs w:val="22"/>
+                <w:bdr w:val="none" w:color="auto" w:sz="0" w:space="0"/>
+                <w:lang w:val="en-US" w:eastAsia="zh-CN" w:bidi="ar"/>
+              </w:rPr>
+              <w:t>软件申请人</w:t>
+            </w:r>
+          </w:p>
+        </w:tc>
+        <w:tc>
+          <w:tcPr>
+            <w:tcW w:w="3675" w:type="dxa"/>
+            <w:tcBorders>
+              <w:top w:val="single" w:color="auto" w:sz="4" w:space="0"/>
+              <w:left w:val="single" w:color="auto" w:sz="4" w:space="0"/>
+              <w:bottom w:val="nil"/>
+              <w:right w:val="nil"/>
+            </w:tcBorders>
+            <w:shd w:val="clear" w:color="auto" w:fill="FFFFFF"/>
+            <w:noWrap w:val="0"/>
+            <w:tcMar>
+              <w:top w:w="150" w:type="dxa"/>
+              <w:left w:w="240" w:type="dxa"/>
+              <w:bottom w:w="150" w:type="dxa"/>
+              <w:right w:w="240" w:type="dxa"/>
+            </w:tcMar>
+            <w:vAlign w:val="center"/>
+          </w:tcPr>
+          <w:p>
+            <w:pPr>
+              <w:keepNext w:val="0"/>
+              <w:keepLines w:val="0"/>
+              <w:widowControl/>
+              <w:suppressLineNumbers w:val="0"/>
+              <w:snapToGrid w:val="0"/>
+              <w:spacing w:line="240" w:lineRule="auto"/>
+              <w:ind w:left="0" w:leftChars="0" w:right="0" w:rightChars="0" w:firstLine="0" w:firstLineChars="0"/>
+              <w:jc w:val="center"/>
+              <w:rPr>
+                <w:rFonts w:hint="default" w:ascii="Segoe UI" w:hAnsi="Segoe UI" w:eastAsia="Segoe UI" w:cs="Segoe UI"/>
+                <w:i w:val="0"/>
+                <w:iCs w:val="0"/>
+                <w:caps w:val="0"/>
+                <w:color w:val="0F1115"/>
+                <w:spacing w:val="0"/>
+                <w:sz w:val="22"/>
+                <w:szCs w:val="22"/>
+              </w:rPr>
+            </w:pPr>
+            <w:r>
+              <w:rPr>
+                <w:rFonts w:hint="default" w:ascii="Segoe UI" w:hAnsi="Segoe UI" w:eastAsia="Segoe UI" w:cs="Segoe UI"/>
+                <w:i w:val="0"/>
+                <w:iCs w:val="0"/>
+                <w:caps w:val="0"/>
+                <w:snapToGrid w:val="0"/>
+                <w:color w:val="000000"/>
+                <w:spacing w:val="0"/>
+                <w:kern w:val="0"/>
+                <w:sz w:val="22"/>
+                <w:szCs w:val="22"/>
+                <w:bdr w:val="none" w:color="auto" w:sz="0" w:space="0"/>
+                <w:lang w:val="en-US" w:eastAsia="zh-CN" w:bidi="ar"/>
+              </w:rPr>
+              <w:t>提交入库/出库申请、查询软件信息</w:t>
+            </w:r>
+          </w:p>
+        </w:tc>
+        <w:tc>
+          <w:tcPr>
+            <w:tcW w:w="2421" w:type="dxa"/>
+            <w:tcBorders>
+              <w:top w:val="single" w:color="auto" w:sz="4" w:space="0"/>
+              <w:left w:val="single" w:color="auto" w:sz="4" w:space="0"/>
+              <w:bottom w:val="nil"/>
+              <w:right w:val="single" w:color="auto" w:sz="12" w:space="0"/>
+            </w:tcBorders>
+            <w:shd w:val="clear" w:color="auto" w:fill="FFFFFF"/>
+            <w:noWrap w:val="0"/>
+            <w:tcMar>
+              <w:top w:w="150" w:type="dxa"/>
+              <w:left w:w="240" w:type="dxa"/>
+              <w:bottom w:w="150" w:type="dxa"/>
+              <w:right w:w="-1" w:type="dxa"/>
+            </w:tcMar>
+            <w:vAlign w:val="center"/>
+          </w:tcPr>
+          <w:p>
+            <w:pPr>
+              <w:keepNext w:val="0"/>
+              <w:keepLines w:val="0"/>
+              <w:widowControl/>
+              <w:suppressLineNumbers w:val="0"/>
+              <w:snapToGrid w:val="0"/>
+              <w:spacing w:line="240" w:lineRule="auto"/>
+              <w:ind w:left="0" w:leftChars="0" w:right="0" w:rightChars="0" w:firstLine="0" w:firstLineChars="0"/>
+              <w:jc w:val="left"/>
+              <w:rPr>
+                <w:rFonts w:hint="default" w:ascii="Segoe UI" w:hAnsi="Segoe UI" w:eastAsia="Segoe UI" w:cs="Segoe UI"/>
+                <w:i w:val="0"/>
+                <w:iCs w:val="0"/>
+                <w:caps w:val="0"/>
+                <w:color w:val="0F1115"/>
+                <w:spacing w:val="0"/>
+                <w:sz w:val="22"/>
+                <w:szCs w:val="22"/>
+              </w:rPr>
+            </w:pPr>
+            <w:r>
+              <w:rPr>
+                <w:rFonts w:hint="default" w:ascii="Segoe UI" w:hAnsi="Segoe UI" w:eastAsia="Segoe UI" w:cs="Segoe UI"/>
+                <w:i w:val="0"/>
+                <w:iCs w:val="0"/>
+                <w:caps w:val="0"/>
+                <w:snapToGrid w:val="0"/>
+                <w:color w:val="000000"/>
+                <w:spacing w:val="0"/>
+                <w:kern w:val="0"/>
+                <w:sz w:val="22"/>
+                <w:szCs w:val="22"/>
+                <w:bdr w:val="none" w:color="auto" w:sz="0" w:space="0"/>
+                <w:lang w:val="en-US" w:eastAsia="zh-CN" w:bidi="ar"/>
+              </w:rPr>
+              <w:t>无权直接修改或删除库内内容</w:t>
+            </w:r>
+          </w:p>
+        </w:tc>
+      </w:tr>
+      <w:tr>
+        <w:tblPrEx>
+          <w:tblBorders>
+            <w:top w:val="none" w:color="auto" w:sz="0" w:space="0"/>
+            <w:left w:val="none" w:color="auto" w:sz="0" w:space="0"/>
+            <w:bottom w:val="none" w:color="auto" w:sz="0" w:space="0"/>
+            <w:right w:val="none" w:color="auto" w:sz="0" w:space="0"/>
+            <w:insideH w:val="none" w:color="auto" w:sz="0" w:space="0"/>
+            <w:insideV w:val="none" w:color="auto" w:sz="0" w:space="0"/>
+          </w:tblBorders>
+          <w:tblCellMar>
+            <w:top w:w="15" w:type="dxa"/>
+            <w:left w:w="15" w:type="dxa"/>
+            <w:bottom w:w="15" w:type="dxa"/>
+            <w:right w:w="15" w:type="dxa"/>
+          </w:tblCellMar>
+        </w:tblPrEx>
+        <w:trPr>
+          <w:trHeight w:val="0" w:hRule="atLeast"/>
+          <w:jc w:val="center"/>
+        </w:trPr>
+        <w:tc>
+          <w:tcPr>
+            <w:tcW w:w="1126" w:type="dxa"/>
+            <w:tcBorders>
+              <w:top w:val="single" w:color="auto" w:sz="4" w:space="0"/>
+              <w:left w:val="single" w:color="auto" w:sz="12" w:space="0"/>
+              <w:bottom w:val="single" w:color="auto" w:sz="12" w:space="0"/>
+              <w:right w:val="nil"/>
+            </w:tcBorders>
+            <w:shd w:val="clear" w:color="auto" w:fill="FFFFFF"/>
+            <w:noWrap w:val="0"/>
+            <w:tcMar>
+              <w:top w:w="150" w:type="dxa"/>
+              <w:left w:w="-1" w:type="dxa"/>
+              <w:bottom w:w="150" w:type="dxa"/>
+              <w:right w:w="240" w:type="dxa"/>
+            </w:tcMar>
+            <w:vAlign w:val="center"/>
+          </w:tcPr>
+          <w:p>
+            <w:pPr>
+              <w:keepNext w:val="0"/>
+              <w:keepLines w:val="0"/>
+              <w:widowControl/>
+              <w:suppressLineNumbers w:val="0"/>
+              <w:snapToGrid w:val="0"/>
+              <w:spacing w:line="240" w:lineRule="auto"/>
+              <w:ind w:left="0" w:leftChars="0" w:right="0" w:rightChars="0" w:firstLine="0" w:firstLineChars="0"/>
+              <w:jc w:val="center"/>
+              <w:rPr>
+                <w:rFonts w:hint="default" w:ascii="Segoe UI" w:hAnsi="Segoe UI" w:eastAsia="Segoe UI" w:cs="Segoe UI"/>
+                <w:i w:val="0"/>
+                <w:iCs w:val="0"/>
+                <w:caps w:val="0"/>
+                <w:color w:val="0F1115"/>
+                <w:spacing w:val="0"/>
+                <w:sz w:val="22"/>
+                <w:szCs w:val="22"/>
+              </w:rPr>
+            </w:pPr>
+            <w:r>
+              <w:rPr>
+                <w:rFonts w:hint="default" w:ascii="Segoe UI" w:hAnsi="Segoe UI" w:eastAsia="Segoe UI" w:cs="Segoe UI"/>
+                <w:i w:val="0"/>
+                <w:iCs w:val="0"/>
+                <w:caps w:val="0"/>
+                <w:snapToGrid w:val="0"/>
+                <w:color w:val="000000"/>
+                <w:spacing w:val="0"/>
+                <w:kern w:val="0"/>
+                <w:sz w:val="22"/>
+                <w:szCs w:val="22"/>
+                <w:bdr w:val="none" w:color="auto" w:sz="0" w:space="0"/>
+                <w:lang w:val="en-US" w:eastAsia="zh-CN" w:bidi="ar"/>
+              </w:rPr>
+              <w:t>审计级</w:t>
+            </w:r>
+          </w:p>
+        </w:tc>
+        <w:tc>
+          <w:tcPr>
+            <w:tcW w:w="1301" w:type="dxa"/>
+            <w:tcBorders>
+              <w:top w:val="single" w:color="auto" w:sz="4" w:space="0"/>
+              <w:left w:val="single" w:color="auto" w:sz="4" w:space="0"/>
+              <w:bottom w:val="single" w:color="auto" w:sz="12" w:space="0"/>
+              <w:right w:val="nil"/>
+            </w:tcBorders>
+            <w:shd w:val="clear" w:color="auto" w:fill="FFFFFF"/>
+            <w:noWrap w:val="0"/>
+            <w:tcMar>
+              <w:top w:w="150" w:type="dxa"/>
+              <w:left w:w="240" w:type="dxa"/>
+              <w:bottom w:w="150" w:type="dxa"/>
+              <w:right w:w="240" w:type="dxa"/>
+            </w:tcMar>
+            <w:vAlign w:val="center"/>
+          </w:tcPr>
+          <w:p>
+            <w:pPr>
+              <w:keepNext w:val="0"/>
+              <w:keepLines w:val="0"/>
+              <w:widowControl/>
+              <w:suppressLineNumbers w:val="0"/>
+              <w:snapToGrid w:val="0"/>
+              <w:spacing w:line="240" w:lineRule="auto"/>
+              <w:ind w:left="0" w:leftChars="0" w:right="0" w:rightChars="0" w:firstLine="0" w:firstLineChars="0"/>
+              <w:jc w:val="center"/>
+              <w:rPr>
+                <w:rFonts w:hint="default" w:ascii="Segoe UI" w:hAnsi="Segoe UI" w:eastAsia="Segoe UI" w:cs="Segoe UI"/>
+                <w:i w:val="0"/>
+                <w:iCs w:val="0"/>
+                <w:caps w:val="0"/>
+                <w:color w:val="0F1115"/>
+                <w:spacing w:val="0"/>
+                <w:sz w:val="22"/>
+                <w:szCs w:val="22"/>
+              </w:rPr>
+            </w:pPr>
+            <w:r>
+              <w:rPr>
+                <w:rFonts w:hint="default" w:ascii="Segoe UI" w:hAnsi="Segoe UI" w:eastAsia="Segoe UI" w:cs="Segoe UI"/>
+                <w:i w:val="0"/>
+                <w:iCs w:val="0"/>
+                <w:caps w:val="0"/>
+                <w:snapToGrid w:val="0"/>
+                <w:color w:val="000000"/>
+                <w:spacing w:val="0"/>
+                <w:kern w:val="0"/>
+                <w:sz w:val="22"/>
+                <w:szCs w:val="22"/>
+                <w:bdr w:val="none" w:color="auto" w:sz="0" w:space="0"/>
+                <w:lang w:val="en-US" w:eastAsia="zh-CN" w:bidi="ar"/>
+              </w:rPr>
+              <w:t>审计监督人</w:t>
+            </w:r>
+          </w:p>
+        </w:tc>
+        <w:tc>
+          <w:tcPr>
+            <w:tcW w:w="3675" w:type="dxa"/>
+            <w:tcBorders>
+              <w:top w:val="single" w:color="auto" w:sz="4" w:space="0"/>
+              <w:left w:val="single" w:color="auto" w:sz="4" w:space="0"/>
+              <w:bottom w:val="single" w:color="auto" w:sz="12" w:space="0"/>
+              <w:right w:val="nil"/>
+            </w:tcBorders>
+            <w:shd w:val="clear" w:color="auto" w:fill="FFFFFF"/>
+            <w:noWrap w:val="0"/>
+            <w:tcMar>
+              <w:top w:w="150" w:type="dxa"/>
+              <w:left w:w="240" w:type="dxa"/>
+              <w:bottom w:w="150" w:type="dxa"/>
+              <w:right w:w="240" w:type="dxa"/>
+            </w:tcMar>
+            <w:vAlign w:val="center"/>
+          </w:tcPr>
+          <w:p>
+            <w:pPr>
+              <w:keepNext w:val="0"/>
+              <w:keepLines w:val="0"/>
+              <w:widowControl/>
+              <w:suppressLineNumbers w:val="0"/>
+              <w:snapToGrid w:val="0"/>
+              <w:spacing w:line="240" w:lineRule="auto"/>
+              <w:ind w:left="0" w:leftChars="0" w:right="0" w:rightChars="0" w:firstLine="0" w:firstLineChars="0"/>
+              <w:jc w:val="center"/>
+              <w:rPr>
+                <w:rFonts w:hint="default" w:ascii="Segoe UI" w:hAnsi="Segoe UI" w:eastAsia="Segoe UI" w:cs="Segoe UI"/>
+                <w:i w:val="0"/>
+                <w:iCs w:val="0"/>
+                <w:caps w:val="0"/>
+                <w:color w:val="0F1115"/>
+                <w:spacing w:val="0"/>
+                <w:sz w:val="22"/>
+                <w:szCs w:val="22"/>
+              </w:rPr>
+            </w:pPr>
+            <w:r>
+              <w:rPr>
+                <w:rFonts w:hint="default" w:ascii="Segoe UI" w:hAnsi="Segoe UI" w:eastAsia="Segoe UI" w:cs="Segoe UI"/>
+                <w:i w:val="0"/>
+                <w:iCs w:val="0"/>
+                <w:caps w:val="0"/>
+                <w:snapToGrid w:val="0"/>
+                <w:color w:val="000000"/>
+                <w:spacing w:val="0"/>
+                <w:kern w:val="0"/>
+                <w:sz w:val="22"/>
+                <w:szCs w:val="22"/>
+                <w:bdr w:val="none" w:color="auto" w:sz="0" w:space="0"/>
+                <w:lang w:val="en-US" w:eastAsia="zh-CN" w:bidi="ar"/>
+              </w:rPr>
+              <w:t>查看所有操作日志、导出审计报告</w:t>
+            </w:r>
+          </w:p>
+        </w:tc>
+        <w:tc>
+          <w:tcPr>
+            <w:tcW w:w="2421" w:type="dxa"/>
+            <w:tcBorders>
+              <w:top w:val="single" w:color="auto" w:sz="4" w:space="0"/>
+              <w:left w:val="single" w:color="auto" w:sz="4" w:space="0"/>
+              <w:bottom w:val="single" w:color="auto" w:sz="12" w:space="0"/>
+              <w:right w:val="single" w:color="auto" w:sz="12" w:space="0"/>
+            </w:tcBorders>
+            <w:shd w:val="clear" w:color="auto" w:fill="FFFFFF"/>
+            <w:noWrap w:val="0"/>
+            <w:tcMar>
+              <w:top w:w="150" w:type="dxa"/>
+              <w:left w:w="240" w:type="dxa"/>
+              <w:bottom w:w="150" w:type="dxa"/>
+              <w:right w:w="-1" w:type="dxa"/>
+            </w:tcMar>
+            <w:vAlign w:val="center"/>
+          </w:tcPr>
+          <w:p>
+            <w:pPr>
+              <w:keepNext w:val="0"/>
+              <w:keepLines w:val="0"/>
+              <w:widowControl/>
+              <w:suppressLineNumbers w:val="0"/>
+              <w:snapToGrid w:val="0"/>
+              <w:spacing w:line="240" w:lineRule="auto"/>
+              <w:ind w:left="0" w:leftChars="0" w:right="0" w:rightChars="0" w:firstLine="0" w:firstLineChars="0"/>
+              <w:jc w:val="left"/>
+              <w:rPr>
+                <w:rFonts w:hint="default" w:ascii="Segoe UI" w:hAnsi="Segoe UI" w:eastAsia="Segoe UI" w:cs="Segoe UI"/>
+                <w:i w:val="0"/>
+                <w:iCs w:val="0"/>
+                <w:caps w:val="0"/>
+                <w:color w:val="0F1115"/>
+                <w:spacing w:val="0"/>
+                <w:sz w:val="22"/>
+                <w:szCs w:val="22"/>
+              </w:rPr>
+            </w:pPr>
+            <w:r>
+              <w:rPr>
+                <w:rFonts w:hint="default" w:ascii="Segoe UI" w:hAnsi="Segoe UI" w:eastAsia="Segoe UI" w:cs="Segoe UI"/>
+                <w:i w:val="0"/>
+                <w:iCs w:val="0"/>
+                <w:caps w:val="0"/>
+                <w:snapToGrid w:val="0"/>
+                <w:color w:val="000000"/>
+                <w:spacing w:val="0"/>
+                <w:kern w:val="0"/>
+                <w:sz w:val="22"/>
+                <w:szCs w:val="22"/>
+                <w:bdr w:val="none" w:color="auto" w:sz="0" w:space="0"/>
+                <w:lang w:val="en-US" w:eastAsia="zh-CN" w:bidi="ar"/>
+              </w:rPr>
+              <w:t>只读权限，不能操作系统功能</w:t>
+            </w:r>
+          </w:p>
+        </w:tc>
+      </w:tr>
+    </w:tbl>
+    <w:p>
+      <w:pPr>
+        <w:pStyle w:val="30"/>
+        <w:rPr>
+          <w:rFonts w:ascii="Segoe UI" w:hAnsi="Segoe UI" w:eastAsia="Segoe UI" w:cs="Segoe UI"/>
+          <w:i w:val="0"/>
+          <w:iCs w:val="0"/>
+          <w:caps w:val="0"/>
+          <w:color w:val="0F1115"/>
+          <w:spacing w:val="0"/>
+          <w:sz w:val="24"/>
+          <w:szCs w:val="24"/>
+          <w:shd w:val="clear" w:fill="FFFFFF"/>
+        </w:rPr>
+      </w:pPr>
+      <w:r>
+        <w:rPr>
+          <w:rFonts w:ascii="Segoe UI" w:hAnsi="Segoe UI" w:eastAsia="Segoe UI" w:cs="Segoe UI"/>
+          <w:i w:val="0"/>
+          <w:iCs w:val="0"/>
+          <w:caps w:val="0"/>
+          <w:color w:val="0F1115"/>
+          <w:spacing w:val="0"/>
+          <w:sz w:val="24"/>
+          <w:szCs w:val="24"/>
+          <w:shd w:val="clear" w:fill="FFFFFF"/>
+        </w:rPr>
+        <w:t>权限分配遵循“最小必要”原则，所有操作使用个人账号，每季度复核权限分配情况。</w:t>
+      </w:r>
+    </w:p>
+    <w:p>
+      <w:pPr>
+        <w:pStyle w:val="31"/>
+        <w:bidi w:val="0"/>
+        <w:rPr>
+          <w:rFonts w:hint="eastAsia"/>
+          <w:lang w:val="en-US" w:eastAsia="zh-CN"/>
+        </w:rPr>
+      </w:pPr>
+      <w:bookmarkStart w:id="18" w:name="_Toc21534"/>
+      <w:r>
+        <w:rPr>
+          <w:rFonts w:hint="eastAsia"/>
+          <w:lang w:val="en-US" w:eastAsia="zh-CN"/>
+        </w:rPr>
+        <w:t>备份策略要求</w:t>
+      </w:r>
+      <w:bookmarkEnd w:id="18"/>
+    </w:p>
+    <w:tbl>
+      <w:tblPr>
+        <w:tblW w:w="8522" w:type="dxa"/>
+        <w:jc w:val="center"/>
+        <w:tblBorders>
+          <w:top w:val="none" w:color="auto" w:sz="0" w:space="0"/>
+          <w:left w:val="none" w:color="auto" w:sz="0" w:space="0"/>
+          <w:bottom w:val="none" w:color="auto" w:sz="0" w:space="0"/>
+          <w:right w:val="none" w:color="auto" w:sz="0" w:space="0"/>
+          <w:insideH w:val="none" w:color="auto" w:sz="0" w:space="0"/>
+          <w:insideV w:val="none" w:color="auto" w:sz="0" w:space="0"/>
+        </w:tblBorders>
+        <w:shd w:val="clear" w:color="auto" w:fill="FFFFFF"/>
+        <w:tblLayout w:type="autofit"/>
+        <w:tblCellMar>
+          <w:top w:w="15" w:type="dxa"/>
+          <w:left w:w="15" w:type="dxa"/>
+          <w:bottom w:w="15" w:type="dxa"/>
+          <w:right w:w="15" w:type="dxa"/>
+        </w:tblCellMar>
+      </w:tblPr>
+      <w:tblGrid>
+        <w:gridCol w:w="1582"/>
+        <w:gridCol w:w="6940"/>
+      </w:tblGrid>
+      <w:tr>
+        <w:tblPrEx>
+          <w:tblBorders>
+            <w:top w:val="none" w:color="auto" w:sz="0" w:space="0"/>
+            <w:left w:val="none" w:color="auto" w:sz="0" w:space="0"/>
+            <w:bottom w:val="none" w:color="auto" w:sz="0" w:space="0"/>
+            <w:right w:val="none" w:color="auto" w:sz="0" w:space="0"/>
+            <w:insideH w:val="none" w:color="auto" w:sz="0" w:space="0"/>
+            <w:insideV w:val="none" w:color="auto" w:sz="0" w:space="0"/>
+          </w:tblBorders>
+          <w:shd w:val="clear" w:color="auto" w:fill="FFFFFF"/>
+          <w:tblCellMar>
+            <w:top w:w="15" w:type="dxa"/>
+            <w:left w:w="15" w:type="dxa"/>
+            <w:bottom w:w="15" w:type="dxa"/>
+            <w:right w:w="15" w:type="dxa"/>
+          </w:tblCellMar>
+        </w:tblPrEx>
+        <w:trPr>
+          <w:trHeight w:val="0" w:hRule="atLeast"/>
+          <w:tblHeader/>
+          <w:jc w:val="center"/>
+        </w:trPr>
+        <w:tc>
+          <w:tcPr>
+            <w:tcW w:w="1582" w:type="dxa"/>
+            <w:tcBorders>
+              <w:top w:val="single" w:color="auto" w:sz="12" w:space="0"/>
+              <w:left w:val="single" w:color="auto" w:sz="12" w:space="0"/>
+              <w:bottom w:val="nil"/>
+              <w:right w:val="nil"/>
+            </w:tcBorders>
+            <w:shd w:val="clear" w:color="auto" w:fill="FFFFFF"/>
+            <w:noWrap w:val="0"/>
+            <w:tcMar>
+              <w:top w:w="150" w:type="dxa"/>
+              <w:left w:w="-1" w:type="dxa"/>
+              <w:bottom w:w="150" w:type="dxa"/>
+              <w:right w:w="240" w:type="dxa"/>
+            </w:tcMar>
+            <w:vAlign w:val="center"/>
+          </w:tcPr>
+          <w:p>
+            <w:pPr>
+              <w:keepNext w:val="0"/>
+              <w:keepLines w:val="0"/>
+              <w:widowControl/>
+              <w:suppressLineNumbers w:val="0"/>
+              <w:snapToGrid w:val="0"/>
+              <w:spacing w:line="240" w:lineRule="auto"/>
+              <w:ind w:left="0" w:leftChars="0" w:right="0" w:rightChars="0" w:firstLine="0" w:firstLineChars="0"/>
+              <w:jc w:val="center"/>
+              <w:rPr>
+                <w:rFonts w:ascii="Segoe UI" w:hAnsi="Segoe UI" w:eastAsia="Segoe UI" w:cs="Segoe UI"/>
+                <w:b/>
+                <w:i w:val="0"/>
+                <w:iCs w:val="0"/>
+                <w:caps w:val="0"/>
+                <w:color w:val="0F1115"/>
+                <w:spacing w:val="0"/>
+                <w:sz w:val="22"/>
+                <w:szCs w:val="22"/>
+              </w:rPr>
+            </w:pPr>
+            <w:r>
+              <w:rPr>
+                <w:rFonts w:hint="default" w:ascii="Segoe UI" w:hAnsi="Segoe UI" w:eastAsia="Segoe UI" w:cs="Segoe UI"/>
+                <w:b/>
+                <w:i w:val="0"/>
+                <w:iCs w:val="0"/>
+                <w:caps w:val="0"/>
+                <w:snapToGrid w:val="0"/>
+                <w:color w:val="000000"/>
+                <w:spacing w:val="0"/>
+                <w:kern w:val="0"/>
+                <w:sz w:val="22"/>
+                <w:szCs w:val="22"/>
+                <w:bdr w:val="none" w:color="auto" w:sz="0" w:space="0"/>
+                <w:lang w:val="en-US" w:eastAsia="zh-CN" w:bidi="ar"/>
+              </w:rPr>
+              <w:t>项目</w:t>
+            </w:r>
+          </w:p>
+        </w:tc>
+        <w:tc>
+          <w:tcPr>
+            <w:tcW w:w="6940" w:type="dxa"/>
+            <w:tcBorders>
+              <w:top w:val="single" w:color="auto" w:sz="12" w:space="0"/>
+              <w:left w:val="single" w:color="auto" w:sz="4" w:space="0"/>
+              <w:bottom w:val="nil"/>
+              <w:right w:val="single" w:color="auto" w:sz="12" w:space="0"/>
+            </w:tcBorders>
+            <w:shd w:val="clear" w:color="auto" w:fill="FFFFFF"/>
+            <w:noWrap w:val="0"/>
+            <w:tcMar>
+              <w:top w:w="150" w:type="dxa"/>
+              <w:left w:w="240" w:type="dxa"/>
+              <w:bottom w:w="150" w:type="dxa"/>
+              <w:right w:w="240" w:type="dxa"/>
+            </w:tcMar>
+            <w:vAlign w:val="center"/>
+          </w:tcPr>
+          <w:p>
+            <w:pPr>
+              <w:keepNext w:val="0"/>
+              <w:keepLines w:val="0"/>
+              <w:widowControl/>
+              <w:suppressLineNumbers w:val="0"/>
+              <w:snapToGrid w:val="0"/>
+              <w:spacing w:line="240" w:lineRule="auto"/>
+              <w:ind w:left="0" w:leftChars="0" w:right="0" w:rightChars="0" w:firstLine="0" w:firstLineChars="0"/>
+              <w:jc w:val="center"/>
+              <w:rPr>
+                <w:rFonts w:hint="default" w:ascii="Segoe UI" w:hAnsi="Segoe UI" w:eastAsia="Segoe UI" w:cs="Segoe UI"/>
+                <w:b/>
+                <w:i w:val="0"/>
+                <w:iCs w:val="0"/>
+                <w:caps w:val="0"/>
+                <w:color w:val="0F1115"/>
+                <w:spacing w:val="0"/>
+                <w:sz w:val="22"/>
+                <w:szCs w:val="22"/>
+              </w:rPr>
+            </w:pPr>
+            <w:r>
+              <w:rPr>
+                <w:rFonts w:hint="default" w:ascii="Segoe UI" w:hAnsi="Segoe UI" w:eastAsia="Segoe UI" w:cs="Segoe UI"/>
+                <w:b/>
+                <w:i w:val="0"/>
+                <w:iCs w:val="0"/>
+                <w:caps w:val="0"/>
+                <w:snapToGrid w:val="0"/>
+                <w:color w:val="000000"/>
+                <w:spacing w:val="0"/>
+                <w:kern w:val="0"/>
+                <w:sz w:val="22"/>
+                <w:szCs w:val="22"/>
+                <w:bdr w:val="none" w:color="auto" w:sz="0" w:space="0"/>
+                <w:lang w:val="en-US" w:eastAsia="zh-CN" w:bidi="ar"/>
+              </w:rPr>
+              <w:t>要求说明</w:t>
+            </w:r>
+          </w:p>
+        </w:tc>
+      </w:tr>
+      <w:tr>
+        <w:tblPrEx>
+          <w:tblBorders>
+            <w:top w:val="none" w:color="auto" w:sz="0" w:space="0"/>
+            <w:left w:val="none" w:color="auto" w:sz="0" w:space="0"/>
+            <w:bottom w:val="none" w:color="auto" w:sz="0" w:space="0"/>
+            <w:right w:val="none" w:color="auto" w:sz="0" w:space="0"/>
+            <w:insideH w:val="none" w:color="auto" w:sz="0" w:space="0"/>
+            <w:insideV w:val="none" w:color="auto" w:sz="0" w:space="0"/>
+          </w:tblBorders>
+          <w:shd w:val="clear" w:color="auto" w:fill="FFFFFF"/>
+          <w:tblCellMar>
+            <w:top w:w="15" w:type="dxa"/>
+            <w:left w:w="15" w:type="dxa"/>
+            <w:bottom w:w="15" w:type="dxa"/>
+            <w:right w:w="15" w:type="dxa"/>
+          </w:tblCellMar>
+        </w:tblPrEx>
+        <w:trPr>
+          <w:trHeight w:val="0" w:hRule="atLeast"/>
+          <w:jc w:val="center"/>
+        </w:trPr>
+        <w:tc>
+          <w:tcPr>
+            <w:tcW w:w="1582" w:type="dxa"/>
+            <w:tcBorders>
+              <w:top w:val="single" w:color="auto" w:sz="4" w:space="0"/>
+              <w:left w:val="single" w:color="auto" w:sz="12" w:space="0"/>
+              <w:bottom w:val="nil"/>
+              <w:right w:val="nil"/>
+            </w:tcBorders>
+            <w:shd w:val="clear" w:color="auto" w:fill="FFFFFF"/>
+            <w:noWrap w:val="0"/>
+            <w:tcMar>
+              <w:top w:w="150" w:type="dxa"/>
+              <w:left w:w="-1" w:type="dxa"/>
+              <w:bottom w:w="150" w:type="dxa"/>
+              <w:right w:w="240" w:type="dxa"/>
+            </w:tcMar>
+            <w:vAlign w:val="center"/>
+          </w:tcPr>
+          <w:p>
+            <w:pPr>
+              <w:keepNext w:val="0"/>
+              <w:keepLines w:val="0"/>
+              <w:widowControl/>
+              <w:suppressLineNumbers w:val="0"/>
+              <w:snapToGrid w:val="0"/>
+              <w:spacing w:line="240" w:lineRule="auto"/>
+              <w:ind w:left="0" w:leftChars="0" w:right="0" w:rightChars="0" w:firstLine="0" w:firstLineChars="0"/>
+              <w:jc w:val="center"/>
+              <w:rPr>
+                <w:rFonts w:hint="default" w:ascii="Segoe UI" w:hAnsi="Segoe UI" w:eastAsia="Segoe UI" w:cs="Segoe UI"/>
+                <w:i w:val="0"/>
+                <w:iCs w:val="0"/>
+                <w:caps w:val="0"/>
+                <w:color w:val="0F1115"/>
+                <w:spacing w:val="0"/>
+                <w:sz w:val="22"/>
+                <w:szCs w:val="22"/>
+              </w:rPr>
+            </w:pPr>
+            <w:r>
+              <w:rPr>
+                <w:rFonts w:hint="default" w:ascii="Segoe UI" w:hAnsi="Segoe UI" w:eastAsia="Segoe UI" w:cs="Segoe UI"/>
+                <w:i w:val="0"/>
+                <w:iCs w:val="0"/>
+                <w:caps w:val="0"/>
+                <w:snapToGrid w:val="0"/>
+                <w:color w:val="000000"/>
+                <w:spacing w:val="0"/>
+                <w:kern w:val="0"/>
+                <w:sz w:val="22"/>
+                <w:szCs w:val="22"/>
+                <w:bdr w:val="none" w:color="auto" w:sz="0" w:space="0"/>
+                <w:lang w:val="en-US" w:eastAsia="zh-CN" w:bidi="ar"/>
+              </w:rPr>
+              <w:t>备份类型</w:t>
+            </w:r>
+          </w:p>
+        </w:tc>
+        <w:tc>
+          <w:tcPr>
+            <w:tcW w:w="6940" w:type="dxa"/>
+            <w:tcBorders>
+              <w:top w:val="single" w:color="auto" w:sz="4" w:space="0"/>
+              <w:left w:val="single" w:color="auto" w:sz="4" w:space="0"/>
+              <w:bottom w:val="nil"/>
+              <w:right w:val="single" w:color="auto" w:sz="12" w:space="0"/>
+            </w:tcBorders>
+            <w:shd w:val="clear" w:color="auto" w:fill="FFFFFF"/>
+            <w:noWrap w:val="0"/>
+            <w:tcMar>
+              <w:top w:w="150" w:type="dxa"/>
+              <w:left w:w="240" w:type="dxa"/>
+              <w:bottom w:w="150" w:type="dxa"/>
+              <w:right w:w="-1" w:type="dxa"/>
+            </w:tcMar>
+            <w:vAlign w:val="center"/>
+          </w:tcPr>
+          <w:p>
+            <w:pPr>
+              <w:keepNext w:val="0"/>
+              <w:keepLines w:val="0"/>
+              <w:widowControl/>
+              <w:suppressLineNumbers w:val="0"/>
+              <w:snapToGrid w:val="0"/>
+              <w:spacing w:line="240" w:lineRule="auto"/>
+              <w:ind w:left="0" w:leftChars="0" w:right="0" w:rightChars="0" w:firstLine="0" w:firstLineChars="0"/>
+              <w:jc w:val="left"/>
+              <w:rPr>
+                <w:rFonts w:hint="default" w:ascii="Segoe UI" w:hAnsi="Segoe UI" w:eastAsia="Segoe UI" w:cs="Segoe UI"/>
+                <w:i w:val="0"/>
+                <w:iCs w:val="0"/>
+                <w:caps w:val="0"/>
+                <w:color w:val="0F1115"/>
+                <w:spacing w:val="0"/>
+                <w:sz w:val="22"/>
+                <w:szCs w:val="22"/>
+              </w:rPr>
+            </w:pPr>
+            <w:r>
+              <w:rPr>
+                <w:rFonts w:hint="default" w:ascii="Segoe UI" w:hAnsi="Segoe UI" w:eastAsia="Segoe UI" w:cs="Segoe UI"/>
+                <w:i w:val="0"/>
+                <w:iCs w:val="0"/>
+                <w:caps w:val="0"/>
+                <w:snapToGrid w:val="0"/>
+                <w:color w:val="000000"/>
+                <w:spacing w:val="0"/>
+                <w:kern w:val="0"/>
+                <w:sz w:val="22"/>
+                <w:szCs w:val="22"/>
+                <w:bdr w:val="none" w:color="auto" w:sz="0" w:space="0"/>
+                <w:lang w:val="en-US" w:eastAsia="zh-CN" w:bidi="ar"/>
+              </w:rPr>
+              <w:t>全量备份 + 增量备份</w:t>
+            </w:r>
+          </w:p>
+        </w:tc>
+      </w:tr>
+      <w:tr>
+        <w:tblPrEx>
+          <w:tblBorders>
+            <w:top w:val="none" w:color="auto" w:sz="0" w:space="0"/>
+            <w:left w:val="none" w:color="auto" w:sz="0" w:space="0"/>
+            <w:bottom w:val="none" w:color="auto" w:sz="0" w:space="0"/>
+            <w:right w:val="none" w:color="auto" w:sz="0" w:space="0"/>
+            <w:insideH w:val="none" w:color="auto" w:sz="0" w:space="0"/>
+            <w:insideV w:val="none" w:color="auto" w:sz="0" w:space="0"/>
+          </w:tblBorders>
+          <w:shd w:val="clear" w:color="auto" w:fill="FFFFFF"/>
+          <w:tblCellMar>
+            <w:top w:w="15" w:type="dxa"/>
+            <w:left w:w="15" w:type="dxa"/>
+            <w:bottom w:w="15" w:type="dxa"/>
+            <w:right w:w="15" w:type="dxa"/>
+          </w:tblCellMar>
+        </w:tblPrEx>
+        <w:trPr>
+          <w:trHeight w:val="0" w:hRule="atLeast"/>
+          <w:jc w:val="center"/>
+        </w:trPr>
+        <w:tc>
+          <w:tcPr>
+            <w:tcW w:w="1582" w:type="dxa"/>
+            <w:tcBorders>
+              <w:top w:val="single" w:color="auto" w:sz="4" w:space="0"/>
+              <w:left w:val="single" w:color="auto" w:sz="12" w:space="0"/>
+              <w:bottom w:val="nil"/>
+              <w:right w:val="nil"/>
+            </w:tcBorders>
+            <w:shd w:val="clear" w:color="auto" w:fill="FFFFFF"/>
+            <w:noWrap w:val="0"/>
+            <w:tcMar>
+              <w:top w:w="150" w:type="dxa"/>
+              <w:left w:w="-1" w:type="dxa"/>
+              <w:bottom w:w="150" w:type="dxa"/>
+              <w:right w:w="240" w:type="dxa"/>
+            </w:tcMar>
+            <w:vAlign w:val="center"/>
+          </w:tcPr>
+          <w:p>
+            <w:pPr>
+              <w:keepNext w:val="0"/>
+              <w:keepLines w:val="0"/>
+              <w:widowControl/>
+              <w:suppressLineNumbers w:val="0"/>
+              <w:snapToGrid w:val="0"/>
+              <w:spacing w:line="240" w:lineRule="auto"/>
+              <w:ind w:left="0" w:leftChars="0" w:right="0" w:rightChars="0" w:firstLine="0" w:firstLineChars="0"/>
+              <w:jc w:val="center"/>
+              <w:rPr>
+                <w:rFonts w:hint="default" w:ascii="Segoe UI" w:hAnsi="Segoe UI" w:eastAsia="Segoe UI" w:cs="Segoe UI"/>
+                <w:i w:val="0"/>
+                <w:iCs w:val="0"/>
+                <w:caps w:val="0"/>
+                <w:color w:val="0F1115"/>
+                <w:spacing w:val="0"/>
+                <w:sz w:val="22"/>
+                <w:szCs w:val="22"/>
+              </w:rPr>
+            </w:pPr>
+            <w:r>
+              <w:rPr>
+                <w:rFonts w:hint="default" w:ascii="Segoe UI" w:hAnsi="Segoe UI" w:eastAsia="Segoe UI" w:cs="Segoe UI"/>
+                <w:i w:val="0"/>
+                <w:iCs w:val="0"/>
+                <w:caps w:val="0"/>
+                <w:snapToGrid w:val="0"/>
+                <w:color w:val="000000"/>
+                <w:spacing w:val="0"/>
+                <w:kern w:val="0"/>
+                <w:sz w:val="22"/>
+                <w:szCs w:val="22"/>
+                <w:bdr w:val="none" w:color="auto" w:sz="0" w:space="0"/>
+                <w:lang w:val="en-US" w:eastAsia="zh-CN" w:bidi="ar"/>
+              </w:rPr>
+              <w:t>全量备份频率</w:t>
+            </w:r>
+          </w:p>
+        </w:tc>
+        <w:tc>
+          <w:tcPr>
+            <w:tcW w:w="6940" w:type="dxa"/>
+            <w:tcBorders>
+              <w:top w:val="single" w:color="auto" w:sz="4" w:space="0"/>
+              <w:left w:val="single" w:color="auto" w:sz="4" w:space="0"/>
+              <w:bottom w:val="nil"/>
+              <w:right w:val="single" w:color="auto" w:sz="12" w:space="0"/>
+            </w:tcBorders>
+            <w:shd w:val="clear" w:color="auto" w:fill="FFFFFF"/>
+            <w:noWrap w:val="0"/>
+            <w:tcMar>
+              <w:top w:w="150" w:type="dxa"/>
+              <w:left w:w="240" w:type="dxa"/>
+              <w:bottom w:w="150" w:type="dxa"/>
+              <w:right w:w="-1" w:type="dxa"/>
+            </w:tcMar>
+            <w:vAlign w:val="center"/>
+          </w:tcPr>
+          <w:p>
+            <w:pPr>
+              <w:keepNext w:val="0"/>
+              <w:keepLines w:val="0"/>
+              <w:widowControl/>
+              <w:suppressLineNumbers w:val="0"/>
+              <w:snapToGrid w:val="0"/>
+              <w:spacing w:line="240" w:lineRule="auto"/>
+              <w:ind w:left="0" w:leftChars="0" w:right="0" w:rightChars="0" w:firstLine="0" w:firstLineChars="0"/>
+              <w:jc w:val="left"/>
+              <w:rPr>
+                <w:rFonts w:hint="default" w:ascii="Segoe UI" w:hAnsi="Segoe UI" w:eastAsia="Segoe UI" w:cs="Segoe UI"/>
+                <w:i w:val="0"/>
+                <w:iCs w:val="0"/>
+                <w:caps w:val="0"/>
+                <w:color w:val="0F1115"/>
+                <w:spacing w:val="0"/>
+                <w:sz w:val="22"/>
+                <w:szCs w:val="22"/>
+              </w:rPr>
+            </w:pPr>
+            <w:r>
+              <w:rPr>
+                <w:rFonts w:hint="default" w:ascii="Segoe UI" w:hAnsi="Segoe UI" w:eastAsia="Segoe UI" w:cs="Segoe UI"/>
+                <w:i w:val="0"/>
+                <w:iCs w:val="0"/>
+                <w:caps w:val="0"/>
+                <w:snapToGrid w:val="0"/>
+                <w:color w:val="000000"/>
+                <w:spacing w:val="0"/>
+                <w:kern w:val="0"/>
+                <w:sz w:val="22"/>
+                <w:szCs w:val="22"/>
+                <w:bdr w:val="none" w:color="auto" w:sz="0" w:space="0"/>
+                <w:lang w:val="en-US" w:eastAsia="zh-CN" w:bidi="ar"/>
+              </w:rPr>
+              <w:t>每周一次（建议周末业务低峰期执行）</w:t>
+            </w:r>
+          </w:p>
+        </w:tc>
+      </w:tr>
+      <w:tr>
+        <w:tblPrEx>
+          <w:tblBorders>
+            <w:top w:val="none" w:color="auto" w:sz="0" w:space="0"/>
+            <w:left w:val="none" w:color="auto" w:sz="0" w:space="0"/>
+            <w:bottom w:val="none" w:color="auto" w:sz="0" w:space="0"/>
+            <w:right w:val="none" w:color="auto" w:sz="0" w:space="0"/>
+            <w:insideH w:val="none" w:color="auto" w:sz="0" w:space="0"/>
+            <w:insideV w:val="none" w:color="auto" w:sz="0" w:space="0"/>
+          </w:tblBorders>
+          <w:shd w:val="clear" w:color="auto" w:fill="FFFFFF"/>
+          <w:tblCellMar>
+            <w:top w:w="15" w:type="dxa"/>
+            <w:left w:w="15" w:type="dxa"/>
+            <w:bottom w:w="15" w:type="dxa"/>
+            <w:right w:w="15" w:type="dxa"/>
+          </w:tblCellMar>
+        </w:tblPrEx>
+        <w:trPr>
+          <w:trHeight w:val="0" w:hRule="atLeast"/>
+          <w:jc w:val="center"/>
+        </w:trPr>
+        <w:tc>
+          <w:tcPr>
+            <w:tcW w:w="1582" w:type="dxa"/>
+            <w:tcBorders>
+              <w:top w:val="single" w:color="auto" w:sz="4" w:space="0"/>
+              <w:left w:val="single" w:color="auto" w:sz="12" w:space="0"/>
+              <w:bottom w:val="nil"/>
+              <w:right w:val="nil"/>
+            </w:tcBorders>
+            <w:shd w:val="clear" w:color="auto" w:fill="FFFFFF"/>
+            <w:noWrap w:val="0"/>
+            <w:tcMar>
+              <w:top w:w="150" w:type="dxa"/>
+              <w:left w:w="-1" w:type="dxa"/>
+              <w:bottom w:w="150" w:type="dxa"/>
+              <w:right w:w="240" w:type="dxa"/>
+            </w:tcMar>
+            <w:vAlign w:val="center"/>
+          </w:tcPr>
+          <w:p>
+            <w:pPr>
+              <w:keepNext w:val="0"/>
+              <w:keepLines w:val="0"/>
+              <w:widowControl/>
+              <w:suppressLineNumbers w:val="0"/>
+              <w:snapToGrid w:val="0"/>
+              <w:spacing w:line="240" w:lineRule="auto"/>
+              <w:ind w:left="0" w:leftChars="0" w:right="0" w:rightChars="0" w:firstLine="0" w:firstLineChars="0"/>
+              <w:jc w:val="center"/>
+              <w:rPr>
+                <w:rFonts w:hint="default" w:ascii="Segoe UI" w:hAnsi="Segoe UI" w:eastAsia="Segoe UI" w:cs="Segoe UI"/>
+                <w:i w:val="0"/>
+                <w:iCs w:val="0"/>
+                <w:caps w:val="0"/>
+                <w:color w:val="0F1115"/>
+                <w:spacing w:val="0"/>
+                <w:sz w:val="22"/>
+                <w:szCs w:val="22"/>
+              </w:rPr>
+            </w:pPr>
+            <w:r>
+              <w:rPr>
+                <w:rFonts w:hint="default" w:ascii="Segoe UI" w:hAnsi="Segoe UI" w:eastAsia="Segoe UI" w:cs="Segoe UI"/>
+                <w:i w:val="0"/>
+                <w:iCs w:val="0"/>
+                <w:caps w:val="0"/>
+                <w:snapToGrid w:val="0"/>
+                <w:color w:val="000000"/>
+                <w:spacing w:val="0"/>
+                <w:kern w:val="0"/>
+                <w:sz w:val="22"/>
+                <w:szCs w:val="22"/>
+                <w:bdr w:val="none" w:color="auto" w:sz="0" w:space="0"/>
+                <w:lang w:val="en-US" w:eastAsia="zh-CN" w:bidi="ar"/>
+              </w:rPr>
+              <w:t>增量备份频率</w:t>
+            </w:r>
+          </w:p>
+        </w:tc>
+        <w:tc>
+          <w:tcPr>
+            <w:tcW w:w="6940" w:type="dxa"/>
+            <w:tcBorders>
+              <w:top w:val="single" w:color="auto" w:sz="4" w:space="0"/>
+              <w:left w:val="single" w:color="auto" w:sz="4" w:space="0"/>
+              <w:bottom w:val="nil"/>
+              <w:right w:val="single" w:color="auto" w:sz="12" w:space="0"/>
+            </w:tcBorders>
+            <w:shd w:val="clear" w:color="auto" w:fill="FFFFFF"/>
+            <w:noWrap w:val="0"/>
+            <w:tcMar>
+              <w:top w:w="150" w:type="dxa"/>
+              <w:left w:w="240" w:type="dxa"/>
+              <w:bottom w:w="150" w:type="dxa"/>
+              <w:right w:w="-1" w:type="dxa"/>
+            </w:tcMar>
+            <w:vAlign w:val="center"/>
+          </w:tcPr>
+          <w:p>
+            <w:pPr>
+              <w:keepNext w:val="0"/>
+              <w:keepLines w:val="0"/>
+              <w:widowControl/>
+              <w:suppressLineNumbers w:val="0"/>
+              <w:snapToGrid w:val="0"/>
+              <w:spacing w:line="240" w:lineRule="auto"/>
+              <w:ind w:left="0" w:leftChars="0" w:right="0" w:rightChars="0" w:firstLine="0" w:firstLineChars="0"/>
+              <w:jc w:val="left"/>
+              <w:rPr>
+                <w:rFonts w:hint="default" w:ascii="Segoe UI" w:hAnsi="Segoe UI" w:eastAsia="Segoe UI" w:cs="Segoe UI"/>
+                <w:i w:val="0"/>
+                <w:iCs w:val="0"/>
+                <w:caps w:val="0"/>
+                <w:color w:val="0F1115"/>
+                <w:spacing w:val="0"/>
+                <w:sz w:val="22"/>
+                <w:szCs w:val="22"/>
+              </w:rPr>
+            </w:pPr>
+            <w:r>
+              <w:rPr>
+                <w:rFonts w:hint="default" w:ascii="Segoe UI" w:hAnsi="Segoe UI" w:eastAsia="Segoe UI" w:cs="Segoe UI"/>
+                <w:i w:val="0"/>
+                <w:iCs w:val="0"/>
+                <w:caps w:val="0"/>
+                <w:snapToGrid w:val="0"/>
+                <w:color w:val="000000"/>
+                <w:spacing w:val="0"/>
+                <w:kern w:val="0"/>
+                <w:sz w:val="22"/>
+                <w:szCs w:val="22"/>
+                <w:bdr w:val="none" w:color="auto" w:sz="0" w:space="0"/>
+                <w:lang w:val="en-US" w:eastAsia="zh-CN" w:bidi="ar"/>
+              </w:rPr>
+              <w:t>每日一次，记录当日变更内容</w:t>
+            </w:r>
+          </w:p>
+        </w:tc>
+      </w:tr>
+      <w:tr>
+        <w:tblPrEx>
+          <w:tblBorders>
+            <w:top w:val="none" w:color="auto" w:sz="0" w:space="0"/>
+            <w:left w:val="none" w:color="auto" w:sz="0" w:space="0"/>
+            <w:bottom w:val="none" w:color="auto" w:sz="0" w:space="0"/>
+            <w:right w:val="none" w:color="auto" w:sz="0" w:space="0"/>
+            <w:insideH w:val="none" w:color="auto" w:sz="0" w:space="0"/>
+            <w:insideV w:val="none" w:color="auto" w:sz="0" w:space="0"/>
+          </w:tblBorders>
+          <w:shd w:val="clear" w:color="auto" w:fill="FFFFFF"/>
+          <w:tblCellMar>
+            <w:top w:w="15" w:type="dxa"/>
+            <w:left w:w="15" w:type="dxa"/>
+            <w:bottom w:w="15" w:type="dxa"/>
+            <w:right w:w="15" w:type="dxa"/>
+          </w:tblCellMar>
+        </w:tblPrEx>
+        <w:trPr>
+          <w:trHeight w:val="0" w:hRule="atLeast"/>
+          <w:jc w:val="center"/>
+        </w:trPr>
+        <w:tc>
+          <w:tcPr>
+            <w:tcW w:w="1582" w:type="dxa"/>
+            <w:tcBorders>
+              <w:top w:val="single" w:color="auto" w:sz="4" w:space="0"/>
+              <w:left w:val="single" w:color="auto" w:sz="12" w:space="0"/>
+              <w:bottom w:val="nil"/>
+              <w:right w:val="nil"/>
+            </w:tcBorders>
+            <w:shd w:val="clear" w:color="auto" w:fill="FFFFFF"/>
+            <w:noWrap w:val="0"/>
+            <w:tcMar>
+              <w:top w:w="150" w:type="dxa"/>
+              <w:left w:w="-1" w:type="dxa"/>
+              <w:bottom w:w="150" w:type="dxa"/>
+              <w:right w:w="240" w:type="dxa"/>
+            </w:tcMar>
+            <w:vAlign w:val="center"/>
+          </w:tcPr>
+          <w:p>
+            <w:pPr>
+              <w:keepNext w:val="0"/>
+              <w:keepLines w:val="0"/>
+              <w:widowControl/>
+              <w:suppressLineNumbers w:val="0"/>
+              <w:snapToGrid w:val="0"/>
+              <w:spacing w:line="240" w:lineRule="auto"/>
+              <w:ind w:left="0" w:leftChars="0" w:right="0" w:rightChars="0" w:firstLine="0" w:firstLineChars="0"/>
+              <w:jc w:val="center"/>
+              <w:rPr>
+                <w:rFonts w:hint="default" w:ascii="Segoe UI" w:hAnsi="Segoe UI" w:eastAsia="Segoe UI" w:cs="Segoe UI"/>
+                <w:i w:val="0"/>
+                <w:iCs w:val="0"/>
+                <w:caps w:val="0"/>
+                <w:color w:val="0F1115"/>
+                <w:spacing w:val="0"/>
+                <w:sz w:val="22"/>
+                <w:szCs w:val="22"/>
+              </w:rPr>
+            </w:pPr>
+            <w:r>
+              <w:rPr>
+                <w:rFonts w:hint="default" w:ascii="Segoe UI" w:hAnsi="Segoe UI" w:eastAsia="Segoe UI" w:cs="Segoe UI"/>
+                <w:i w:val="0"/>
+                <w:iCs w:val="0"/>
+                <w:caps w:val="0"/>
+                <w:snapToGrid w:val="0"/>
+                <w:color w:val="000000"/>
+                <w:spacing w:val="0"/>
+                <w:kern w:val="0"/>
+                <w:sz w:val="22"/>
+                <w:szCs w:val="22"/>
+                <w:bdr w:val="none" w:color="auto" w:sz="0" w:space="0"/>
+                <w:lang w:val="en-US" w:eastAsia="zh-CN" w:bidi="ar"/>
+              </w:rPr>
+              <w:t>备份存储</w:t>
+            </w:r>
+          </w:p>
+        </w:tc>
+        <w:tc>
+          <w:tcPr>
+            <w:tcW w:w="6940" w:type="dxa"/>
+            <w:tcBorders>
+              <w:top w:val="single" w:color="auto" w:sz="4" w:space="0"/>
+              <w:left w:val="single" w:color="auto" w:sz="4" w:space="0"/>
+              <w:bottom w:val="nil"/>
+              <w:right w:val="single" w:color="auto" w:sz="12" w:space="0"/>
+            </w:tcBorders>
+            <w:shd w:val="clear" w:color="auto" w:fill="FFFFFF"/>
+            <w:noWrap w:val="0"/>
+            <w:tcMar>
+              <w:top w:w="150" w:type="dxa"/>
+              <w:left w:w="240" w:type="dxa"/>
+              <w:bottom w:w="150" w:type="dxa"/>
+              <w:right w:w="-1" w:type="dxa"/>
+            </w:tcMar>
+            <w:vAlign w:val="center"/>
+          </w:tcPr>
+          <w:p>
+            <w:pPr>
+              <w:keepNext w:val="0"/>
+              <w:keepLines w:val="0"/>
+              <w:widowControl/>
+              <w:suppressLineNumbers w:val="0"/>
+              <w:snapToGrid w:val="0"/>
+              <w:spacing w:line="240" w:lineRule="auto"/>
+              <w:ind w:left="0" w:leftChars="0" w:right="0" w:rightChars="0" w:firstLine="0" w:firstLineChars="0"/>
+              <w:jc w:val="left"/>
+              <w:rPr>
+                <w:rFonts w:hint="default" w:ascii="Segoe UI" w:hAnsi="Segoe UI" w:eastAsia="Segoe UI" w:cs="Segoe UI"/>
+                <w:i w:val="0"/>
+                <w:iCs w:val="0"/>
+                <w:caps w:val="0"/>
+                <w:color w:val="0F1115"/>
+                <w:spacing w:val="0"/>
+                <w:sz w:val="22"/>
+                <w:szCs w:val="22"/>
+              </w:rPr>
+            </w:pPr>
+            <w:r>
+              <w:rPr>
+                <w:rFonts w:hint="default" w:ascii="Segoe UI" w:hAnsi="Segoe UI" w:eastAsia="Segoe UI" w:cs="Segoe UI"/>
+                <w:i w:val="0"/>
+                <w:iCs w:val="0"/>
+                <w:caps w:val="0"/>
+                <w:snapToGrid w:val="0"/>
+                <w:color w:val="000000"/>
+                <w:spacing w:val="0"/>
+                <w:kern w:val="0"/>
+                <w:sz w:val="22"/>
+                <w:szCs w:val="22"/>
+                <w:bdr w:val="none" w:color="auto" w:sz="0" w:space="0"/>
+                <w:lang w:val="en-US" w:eastAsia="zh-CN" w:bidi="ar"/>
+              </w:rPr>
+              <w:t>本地存储 + 异地存储（两地三中心或云端冷存储）</w:t>
+            </w:r>
+          </w:p>
+        </w:tc>
+      </w:tr>
+      <w:tr>
+        <w:tblPrEx>
+          <w:tblBorders>
+            <w:top w:val="none" w:color="auto" w:sz="0" w:space="0"/>
+            <w:left w:val="none" w:color="auto" w:sz="0" w:space="0"/>
+            <w:bottom w:val="none" w:color="auto" w:sz="0" w:space="0"/>
+            <w:right w:val="none" w:color="auto" w:sz="0" w:space="0"/>
+            <w:insideH w:val="none" w:color="auto" w:sz="0" w:space="0"/>
+            <w:insideV w:val="none" w:color="auto" w:sz="0" w:space="0"/>
+          </w:tblBorders>
+          <w:shd w:val="clear" w:color="auto" w:fill="FFFFFF"/>
+          <w:tblCellMar>
+            <w:top w:w="15" w:type="dxa"/>
+            <w:left w:w="15" w:type="dxa"/>
+            <w:bottom w:w="15" w:type="dxa"/>
+            <w:right w:w="15" w:type="dxa"/>
+          </w:tblCellMar>
+        </w:tblPrEx>
+        <w:trPr>
+          <w:trHeight w:val="0" w:hRule="atLeast"/>
+          <w:jc w:val="center"/>
+        </w:trPr>
+        <w:tc>
+          <w:tcPr>
+            <w:tcW w:w="1582" w:type="dxa"/>
+            <w:tcBorders>
+              <w:top w:val="single" w:color="auto" w:sz="4" w:space="0"/>
+              <w:left w:val="single" w:color="auto" w:sz="12" w:space="0"/>
+              <w:bottom w:val="nil"/>
+              <w:right w:val="nil"/>
+            </w:tcBorders>
+            <w:shd w:val="clear" w:color="auto" w:fill="FFFFFF"/>
+            <w:noWrap w:val="0"/>
+            <w:tcMar>
+              <w:top w:w="150" w:type="dxa"/>
+              <w:left w:w="-1" w:type="dxa"/>
+              <w:bottom w:w="150" w:type="dxa"/>
+              <w:right w:w="240" w:type="dxa"/>
+            </w:tcMar>
+            <w:vAlign w:val="center"/>
+          </w:tcPr>
+          <w:p>
+            <w:pPr>
+              <w:keepNext w:val="0"/>
+              <w:keepLines w:val="0"/>
+              <w:widowControl/>
+              <w:suppressLineNumbers w:val="0"/>
+              <w:snapToGrid w:val="0"/>
+              <w:spacing w:line="240" w:lineRule="auto"/>
+              <w:ind w:left="0" w:leftChars="0" w:right="0" w:rightChars="0" w:firstLine="0" w:firstLineChars="0"/>
+              <w:jc w:val="center"/>
+              <w:rPr>
+                <w:rFonts w:hint="default" w:ascii="Segoe UI" w:hAnsi="Segoe UI" w:eastAsia="Segoe UI" w:cs="Segoe UI"/>
+                <w:i w:val="0"/>
+                <w:iCs w:val="0"/>
+                <w:caps w:val="0"/>
+                <w:color w:val="0F1115"/>
+                <w:spacing w:val="0"/>
+                <w:sz w:val="22"/>
+                <w:szCs w:val="22"/>
+              </w:rPr>
+            </w:pPr>
+            <w:r>
+              <w:rPr>
+                <w:rFonts w:hint="default" w:ascii="Segoe UI" w:hAnsi="Segoe UI" w:eastAsia="Segoe UI" w:cs="Segoe UI"/>
+                <w:i w:val="0"/>
+                <w:iCs w:val="0"/>
+                <w:caps w:val="0"/>
+                <w:snapToGrid w:val="0"/>
+                <w:color w:val="000000"/>
+                <w:spacing w:val="0"/>
+                <w:kern w:val="0"/>
+                <w:sz w:val="22"/>
+                <w:szCs w:val="22"/>
+                <w:bdr w:val="none" w:color="auto" w:sz="0" w:space="0"/>
+                <w:lang w:val="en-US" w:eastAsia="zh-CN" w:bidi="ar"/>
+              </w:rPr>
+              <w:t>备份介质</w:t>
+            </w:r>
+          </w:p>
+        </w:tc>
+        <w:tc>
+          <w:tcPr>
+            <w:tcW w:w="6940" w:type="dxa"/>
+            <w:tcBorders>
+              <w:top w:val="single" w:color="auto" w:sz="4" w:space="0"/>
+              <w:left w:val="single" w:color="auto" w:sz="4" w:space="0"/>
+              <w:bottom w:val="nil"/>
+              <w:right w:val="single" w:color="auto" w:sz="12" w:space="0"/>
+            </w:tcBorders>
+            <w:shd w:val="clear" w:color="auto" w:fill="FFFFFF"/>
+            <w:noWrap w:val="0"/>
+            <w:tcMar>
+              <w:top w:w="150" w:type="dxa"/>
+              <w:left w:w="240" w:type="dxa"/>
+              <w:bottom w:w="150" w:type="dxa"/>
+              <w:right w:w="-1" w:type="dxa"/>
+            </w:tcMar>
+            <w:vAlign w:val="center"/>
+          </w:tcPr>
+          <w:p>
+            <w:pPr>
+              <w:keepNext w:val="0"/>
+              <w:keepLines w:val="0"/>
+              <w:widowControl/>
+              <w:suppressLineNumbers w:val="0"/>
+              <w:snapToGrid w:val="0"/>
+              <w:spacing w:line="240" w:lineRule="auto"/>
+              <w:ind w:left="0" w:leftChars="0" w:right="0" w:rightChars="0" w:firstLine="0" w:firstLineChars="0"/>
+              <w:jc w:val="left"/>
+              <w:rPr>
+                <w:rFonts w:hint="default" w:ascii="Segoe UI" w:hAnsi="Segoe UI" w:eastAsia="Segoe UI" w:cs="Segoe UI"/>
+                <w:i w:val="0"/>
+                <w:iCs w:val="0"/>
+                <w:caps w:val="0"/>
+                <w:color w:val="0F1115"/>
+                <w:spacing w:val="0"/>
+                <w:sz w:val="22"/>
+                <w:szCs w:val="22"/>
+              </w:rPr>
+            </w:pPr>
+            <w:r>
+              <w:rPr>
+                <w:rFonts w:hint="default" w:ascii="Segoe UI" w:hAnsi="Segoe UI" w:eastAsia="Segoe UI" w:cs="Segoe UI"/>
+                <w:i w:val="0"/>
+                <w:iCs w:val="0"/>
+                <w:caps w:val="0"/>
+                <w:snapToGrid w:val="0"/>
+                <w:color w:val="000000"/>
+                <w:spacing w:val="0"/>
+                <w:kern w:val="0"/>
+                <w:sz w:val="22"/>
+                <w:szCs w:val="22"/>
+                <w:bdr w:val="none" w:color="auto" w:sz="0" w:space="0"/>
+                <w:lang w:val="en-US" w:eastAsia="zh-CN" w:bidi="ar"/>
+              </w:rPr>
+              <w:t>企业级硬盘、磁带库或加密云存储</w:t>
+            </w:r>
+          </w:p>
+        </w:tc>
+      </w:tr>
+      <w:tr>
+        <w:tblPrEx>
+          <w:tblBorders>
+            <w:top w:val="none" w:color="auto" w:sz="0" w:space="0"/>
+            <w:left w:val="none" w:color="auto" w:sz="0" w:space="0"/>
+            <w:bottom w:val="none" w:color="auto" w:sz="0" w:space="0"/>
+            <w:right w:val="none" w:color="auto" w:sz="0" w:space="0"/>
+            <w:insideH w:val="none" w:color="auto" w:sz="0" w:space="0"/>
+            <w:insideV w:val="none" w:color="auto" w:sz="0" w:space="0"/>
+          </w:tblBorders>
+          <w:tblCellMar>
+            <w:top w:w="15" w:type="dxa"/>
+            <w:left w:w="15" w:type="dxa"/>
+            <w:bottom w:w="15" w:type="dxa"/>
+            <w:right w:w="15" w:type="dxa"/>
+          </w:tblCellMar>
+        </w:tblPrEx>
+        <w:trPr>
+          <w:trHeight w:val="0" w:hRule="atLeast"/>
+          <w:jc w:val="center"/>
+        </w:trPr>
+        <w:tc>
+          <w:tcPr>
+            <w:tcW w:w="1582" w:type="dxa"/>
+            <w:tcBorders>
+              <w:top w:val="single" w:color="auto" w:sz="4" w:space="0"/>
+              <w:left w:val="single" w:color="auto" w:sz="12" w:space="0"/>
+              <w:bottom w:val="nil"/>
+              <w:right w:val="nil"/>
+            </w:tcBorders>
+            <w:shd w:val="clear" w:color="auto" w:fill="FFFFFF"/>
+            <w:noWrap w:val="0"/>
+            <w:tcMar>
+              <w:top w:w="150" w:type="dxa"/>
+              <w:left w:w="-1" w:type="dxa"/>
+              <w:bottom w:w="150" w:type="dxa"/>
+              <w:right w:w="240" w:type="dxa"/>
+            </w:tcMar>
+            <w:vAlign w:val="center"/>
+          </w:tcPr>
+          <w:p>
+            <w:pPr>
+              <w:keepNext w:val="0"/>
+              <w:keepLines w:val="0"/>
+              <w:widowControl/>
+              <w:suppressLineNumbers w:val="0"/>
+              <w:snapToGrid w:val="0"/>
+              <w:spacing w:line="240" w:lineRule="auto"/>
+              <w:ind w:left="0" w:leftChars="0" w:right="0" w:rightChars="0" w:firstLine="0" w:firstLineChars="0"/>
+              <w:jc w:val="center"/>
+              <w:rPr>
+                <w:rFonts w:hint="default" w:ascii="Segoe UI" w:hAnsi="Segoe UI" w:eastAsia="Segoe UI" w:cs="Segoe UI"/>
+                <w:i w:val="0"/>
+                <w:iCs w:val="0"/>
+                <w:caps w:val="0"/>
+                <w:color w:val="0F1115"/>
+                <w:spacing w:val="0"/>
+                <w:sz w:val="22"/>
+                <w:szCs w:val="22"/>
+              </w:rPr>
+            </w:pPr>
+            <w:r>
+              <w:rPr>
+                <w:rFonts w:hint="default" w:ascii="Segoe UI" w:hAnsi="Segoe UI" w:eastAsia="Segoe UI" w:cs="Segoe UI"/>
+                <w:i w:val="0"/>
+                <w:iCs w:val="0"/>
+                <w:caps w:val="0"/>
+                <w:snapToGrid w:val="0"/>
+                <w:color w:val="000000"/>
+                <w:spacing w:val="0"/>
+                <w:kern w:val="0"/>
+                <w:sz w:val="22"/>
+                <w:szCs w:val="22"/>
+                <w:bdr w:val="none" w:color="auto" w:sz="0" w:space="0"/>
+                <w:lang w:val="en-US" w:eastAsia="zh-CN" w:bidi="ar"/>
+              </w:rPr>
+              <w:t>备份加密</w:t>
+            </w:r>
+          </w:p>
+        </w:tc>
+        <w:tc>
+          <w:tcPr>
+            <w:tcW w:w="6940" w:type="dxa"/>
+            <w:tcBorders>
+              <w:top w:val="single" w:color="auto" w:sz="4" w:space="0"/>
+              <w:left w:val="single" w:color="auto" w:sz="4" w:space="0"/>
+              <w:bottom w:val="nil"/>
+              <w:right w:val="single" w:color="auto" w:sz="12" w:space="0"/>
+            </w:tcBorders>
+            <w:shd w:val="clear" w:color="auto" w:fill="FFFFFF"/>
+            <w:noWrap w:val="0"/>
+            <w:tcMar>
+              <w:top w:w="150" w:type="dxa"/>
+              <w:left w:w="240" w:type="dxa"/>
+              <w:bottom w:w="150" w:type="dxa"/>
+              <w:right w:w="-1" w:type="dxa"/>
+            </w:tcMar>
+            <w:vAlign w:val="center"/>
+          </w:tcPr>
+          <w:p>
+            <w:pPr>
+              <w:keepNext w:val="0"/>
+              <w:keepLines w:val="0"/>
+              <w:widowControl/>
+              <w:suppressLineNumbers w:val="0"/>
+              <w:snapToGrid w:val="0"/>
+              <w:spacing w:line="240" w:lineRule="auto"/>
+              <w:ind w:left="0" w:leftChars="0" w:right="0" w:rightChars="0" w:firstLine="0" w:firstLineChars="0"/>
+              <w:jc w:val="left"/>
+              <w:rPr>
+                <w:rFonts w:hint="default" w:ascii="Segoe UI" w:hAnsi="Segoe UI" w:eastAsia="Segoe UI" w:cs="Segoe UI"/>
+                <w:i w:val="0"/>
+                <w:iCs w:val="0"/>
+                <w:caps w:val="0"/>
+                <w:color w:val="0F1115"/>
+                <w:spacing w:val="0"/>
+                <w:sz w:val="22"/>
+                <w:szCs w:val="22"/>
+              </w:rPr>
+            </w:pPr>
+            <w:r>
+              <w:rPr>
+                <w:rFonts w:hint="default" w:ascii="Segoe UI" w:hAnsi="Segoe UI" w:eastAsia="Segoe UI" w:cs="Segoe UI"/>
+                <w:i w:val="0"/>
+                <w:iCs w:val="0"/>
+                <w:caps w:val="0"/>
+                <w:snapToGrid w:val="0"/>
+                <w:color w:val="000000"/>
+                <w:spacing w:val="0"/>
+                <w:kern w:val="0"/>
+                <w:sz w:val="22"/>
+                <w:szCs w:val="22"/>
+                <w:bdr w:val="none" w:color="auto" w:sz="0" w:space="0"/>
+                <w:lang w:val="en-US" w:eastAsia="zh-CN" w:bidi="ar"/>
+              </w:rPr>
+              <w:t>所有备份数据需加密存储，密钥由运维部专人保管</w:t>
+            </w:r>
+          </w:p>
+        </w:tc>
+      </w:tr>
+      <w:tr>
+        <w:tblPrEx>
+          <w:tblBorders>
+            <w:top w:val="none" w:color="auto" w:sz="0" w:space="0"/>
+            <w:left w:val="none" w:color="auto" w:sz="0" w:space="0"/>
+            <w:bottom w:val="none" w:color="auto" w:sz="0" w:space="0"/>
+            <w:right w:val="none" w:color="auto" w:sz="0" w:space="0"/>
+            <w:insideH w:val="none" w:color="auto" w:sz="0" w:space="0"/>
+            <w:insideV w:val="none" w:color="auto" w:sz="0" w:space="0"/>
+          </w:tblBorders>
+          <w:shd w:val="clear" w:color="auto" w:fill="FFFFFF"/>
+          <w:tblCellMar>
+            <w:top w:w="15" w:type="dxa"/>
+            <w:left w:w="15" w:type="dxa"/>
+            <w:bottom w:w="15" w:type="dxa"/>
+            <w:right w:w="15" w:type="dxa"/>
+          </w:tblCellMar>
+        </w:tblPrEx>
+        <w:trPr>
+          <w:trHeight w:val="0" w:hRule="atLeast"/>
+          <w:jc w:val="center"/>
+        </w:trPr>
+        <w:tc>
+          <w:tcPr>
+            <w:tcW w:w="1582" w:type="dxa"/>
+            <w:tcBorders>
+              <w:top w:val="single" w:color="auto" w:sz="4" w:space="0"/>
+              <w:left w:val="single" w:color="auto" w:sz="12" w:space="0"/>
+              <w:bottom w:val="nil"/>
+              <w:right w:val="nil"/>
+            </w:tcBorders>
+            <w:shd w:val="clear" w:color="auto" w:fill="FFFFFF"/>
+            <w:noWrap w:val="0"/>
+            <w:tcMar>
+              <w:top w:w="150" w:type="dxa"/>
+              <w:left w:w="-1" w:type="dxa"/>
+              <w:bottom w:w="150" w:type="dxa"/>
+              <w:right w:w="240" w:type="dxa"/>
+            </w:tcMar>
+            <w:vAlign w:val="center"/>
+          </w:tcPr>
+          <w:p>
+            <w:pPr>
+              <w:keepNext w:val="0"/>
+              <w:keepLines w:val="0"/>
+              <w:widowControl/>
+              <w:suppressLineNumbers w:val="0"/>
+              <w:snapToGrid w:val="0"/>
+              <w:spacing w:line="240" w:lineRule="auto"/>
+              <w:ind w:left="0" w:leftChars="0" w:right="0" w:rightChars="0" w:firstLine="0" w:firstLineChars="0"/>
+              <w:jc w:val="center"/>
+              <w:rPr>
+                <w:rFonts w:hint="default" w:ascii="Segoe UI" w:hAnsi="Segoe UI" w:eastAsia="Segoe UI" w:cs="Segoe UI"/>
+                <w:i w:val="0"/>
+                <w:iCs w:val="0"/>
+                <w:caps w:val="0"/>
+                <w:color w:val="0F1115"/>
+                <w:spacing w:val="0"/>
+                <w:sz w:val="22"/>
+                <w:szCs w:val="22"/>
+              </w:rPr>
+            </w:pPr>
+            <w:r>
+              <w:rPr>
+                <w:rFonts w:hint="default" w:ascii="Segoe UI" w:hAnsi="Segoe UI" w:eastAsia="Segoe UI" w:cs="Segoe UI"/>
+                <w:i w:val="0"/>
+                <w:iCs w:val="0"/>
+                <w:caps w:val="0"/>
+                <w:snapToGrid w:val="0"/>
+                <w:color w:val="000000"/>
+                <w:spacing w:val="0"/>
+                <w:kern w:val="0"/>
+                <w:sz w:val="22"/>
+                <w:szCs w:val="22"/>
+                <w:bdr w:val="none" w:color="auto" w:sz="0" w:space="0"/>
+                <w:lang w:val="en-US" w:eastAsia="zh-CN" w:bidi="ar"/>
+              </w:rPr>
+              <w:t>备份验证</w:t>
+            </w:r>
+          </w:p>
+        </w:tc>
+        <w:tc>
+          <w:tcPr>
+            <w:tcW w:w="6940" w:type="dxa"/>
+            <w:tcBorders>
+              <w:top w:val="single" w:color="auto" w:sz="4" w:space="0"/>
+              <w:left w:val="single" w:color="auto" w:sz="4" w:space="0"/>
+              <w:bottom w:val="nil"/>
+              <w:right w:val="single" w:color="auto" w:sz="12" w:space="0"/>
+            </w:tcBorders>
+            <w:shd w:val="clear" w:color="auto" w:fill="FFFFFF"/>
+            <w:noWrap w:val="0"/>
+            <w:tcMar>
+              <w:top w:w="150" w:type="dxa"/>
+              <w:left w:w="240" w:type="dxa"/>
+              <w:bottom w:w="150" w:type="dxa"/>
+              <w:right w:w="-1" w:type="dxa"/>
+            </w:tcMar>
+            <w:vAlign w:val="center"/>
+          </w:tcPr>
+          <w:p>
+            <w:pPr>
+              <w:keepNext w:val="0"/>
+              <w:keepLines w:val="0"/>
+              <w:widowControl/>
+              <w:suppressLineNumbers w:val="0"/>
+              <w:snapToGrid w:val="0"/>
+              <w:spacing w:line="240" w:lineRule="auto"/>
+              <w:ind w:left="0" w:leftChars="0" w:right="0" w:rightChars="0" w:firstLine="0" w:firstLineChars="0"/>
+              <w:jc w:val="left"/>
+              <w:rPr>
+                <w:rFonts w:hint="default" w:ascii="Segoe UI" w:hAnsi="Segoe UI" w:eastAsia="Segoe UI" w:cs="Segoe UI"/>
+                <w:i w:val="0"/>
+                <w:iCs w:val="0"/>
+                <w:caps w:val="0"/>
+                <w:color w:val="0F1115"/>
+                <w:spacing w:val="0"/>
+                <w:sz w:val="22"/>
+                <w:szCs w:val="22"/>
+              </w:rPr>
+            </w:pPr>
+            <w:r>
+              <w:rPr>
+                <w:rFonts w:hint="default" w:ascii="Segoe UI" w:hAnsi="Segoe UI" w:eastAsia="Segoe UI" w:cs="Segoe UI"/>
+                <w:i w:val="0"/>
+                <w:iCs w:val="0"/>
+                <w:caps w:val="0"/>
+                <w:snapToGrid w:val="0"/>
+                <w:color w:val="000000"/>
+                <w:spacing w:val="0"/>
+                <w:kern w:val="0"/>
+                <w:sz w:val="22"/>
+                <w:szCs w:val="22"/>
+                <w:bdr w:val="none" w:color="auto" w:sz="0" w:space="0"/>
+                <w:lang w:val="en-US" w:eastAsia="zh-CN" w:bidi="ar"/>
+              </w:rPr>
+              <w:t>每月进行一次备份恢复演练，验证数据完整性与恢复时效性</w:t>
+            </w:r>
+          </w:p>
+        </w:tc>
+      </w:tr>
+      <w:tr>
+        <w:tblPrEx>
+          <w:tblBorders>
+            <w:top w:val="none" w:color="auto" w:sz="0" w:space="0"/>
+            <w:left w:val="none" w:color="auto" w:sz="0" w:space="0"/>
+            <w:bottom w:val="none" w:color="auto" w:sz="0" w:space="0"/>
+            <w:right w:val="none" w:color="auto" w:sz="0" w:space="0"/>
+            <w:insideH w:val="none" w:color="auto" w:sz="0" w:space="0"/>
+            <w:insideV w:val="none" w:color="auto" w:sz="0" w:space="0"/>
+          </w:tblBorders>
+          <w:shd w:val="clear" w:color="auto" w:fill="FFFFFF"/>
+          <w:tblCellMar>
+            <w:top w:w="15" w:type="dxa"/>
+            <w:left w:w="15" w:type="dxa"/>
+            <w:bottom w:w="15" w:type="dxa"/>
+            <w:right w:w="15" w:type="dxa"/>
+          </w:tblCellMar>
+        </w:tblPrEx>
+        <w:trPr>
+          <w:trHeight w:val="0" w:hRule="atLeast"/>
+          <w:jc w:val="center"/>
+        </w:trPr>
+        <w:tc>
+          <w:tcPr>
+            <w:tcW w:w="1582" w:type="dxa"/>
+            <w:tcBorders>
+              <w:top w:val="single" w:color="auto" w:sz="4" w:space="0"/>
+              <w:left w:val="single" w:color="auto" w:sz="12" w:space="0"/>
+              <w:bottom w:val="single" w:color="auto" w:sz="12" w:space="0"/>
+              <w:right w:val="nil"/>
+            </w:tcBorders>
+            <w:shd w:val="clear" w:color="auto" w:fill="FFFFFF"/>
+            <w:noWrap w:val="0"/>
+            <w:tcMar>
+              <w:top w:w="150" w:type="dxa"/>
+              <w:left w:w="-1" w:type="dxa"/>
+              <w:bottom w:w="150" w:type="dxa"/>
+              <w:right w:w="240" w:type="dxa"/>
+            </w:tcMar>
+            <w:vAlign w:val="center"/>
+          </w:tcPr>
+          <w:p>
+            <w:pPr>
+              <w:keepNext w:val="0"/>
+              <w:keepLines w:val="0"/>
+              <w:widowControl/>
+              <w:suppressLineNumbers w:val="0"/>
+              <w:snapToGrid w:val="0"/>
+              <w:spacing w:line="240" w:lineRule="auto"/>
+              <w:ind w:left="0" w:leftChars="0" w:right="0" w:rightChars="0" w:firstLine="0" w:firstLineChars="0"/>
+              <w:jc w:val="center"/>
+              <w:rPr>
+                <w:rFonts w:hint="default" w:ascii="Segoe UI" w:hAnsi="Segoe UI" w:eastAsia="Segoe UI" w:cs="Segoe UI"/>
+                <w:i w:val="0"/>
+                <w:iCs w:val="0"/>
+                <w:caps w:val="0"/>
+                <w:color w:val="0F1115"/>
+                <w:spacing w:val="0"/>
+                <w:sz w:val="22"/>
+                <w:szCs w:val="22"/>
+              </w:rPr>
+            </w:pPr>
+            <w:r>
+              <w:rPr>
+                <w:rFonts w:hint="default" w:ascii="Segoe UI" w:hAnsi="Segoe UI" w:eastAsia="Segoe UI" w:cs="Segoe UI"/>
+                <w:i w:val="0"/>
+                <w:iCs w:val="0"/>
+                <w:caps w:val="0"/>
+                <w:snapToGrid w:val="0"/>
+                <w:color w:val="000000"/>
+                <w:spacing w:val="0"/>
+                <w:kern w:val="0"/>
+                <w:sz w:val="22"/>
+                <w:szCs w:val="22"/>
+                <w:bdr w:val="none" w:color="auto" w:sz="0" w:space="0"/>
+                <w:lang w:val="en-US" w:eastAsia="zh-CN" w:bidi="ar"/>
+              </w:rPr>
+              <w:t>备份记录</w:t>
+            </w:r>
+          </w:p>
+        </w:tc>
+        <w:tc>
+          <w:tcPr>
+            <w:tcW w:w="6940" w:type="dxa"/>
+            <w:tcBorders>
+              <w:top w:val="single" w:color="auto" w:sz="4" w:space="0"/>
+              <w:left w:val="single" w:color="auto" w:sz="4" w:space="0"/>
+              <w:bottom w:val="single" w:color="auto" w:sz="12" w:space="0"/>
+              <w:right w:val="single" w:color="auto" w:sz="12" w:space="0"/>
+            </w:tcBorders>
+            <w:shd w:val="clear" w:color="auto" w:fill="FFFFFF"/>
+            <w:noWrap w:val="0"/>
+            <w:tcMar>
+              <w:top w:w="150" w:type="dxa"/>
+              <w:left w:w="240" w:type="dxa"/>
+              <w:bottom w:w="150" w:type="dxa"/>
+              <w:right w:w="-1" w:type="dxa"/>
+            </w:tcMar>
+            <w:vAlign w:val="center"/>
+          </w:tcPr>
+          <w:p>
+            <w:pPr>
+              <w:keepNext w:val="0"/>
+              <w:keepLines w:val="0"/>
+              <w:widowControl/>
+              <w:suppressLineNumbers w:val="0"/>
+              <w:snapToGrid w:val="0"/>
+              <w:spacing w:line="240" w:lineRule="auto"/>
+              <w:ind w:left="0" w:leftChars="0" w:right="0" w:rightChars="0" w:firstLine="0" w:firstLineChars="0"/>
+              <w:jc w:val="left"/>
+              <w:rPr>
+                <w:rFonts w:hint="default" w:ascii="Segoe UI" w:hAnsi="Segoe UI" w:eastAsia="Segoe UI" w:cs="Segoe UI"/>
+                <w:i w:val="0"/>
+                <w:iCs w:val="0"/>
+                <w:caps w:val="0"/>
+                <w:color w:val="0F1115"/>
+                <w:spacing w:val="0"/>
+                <w:sz w:val="22"/>
+                <w:szCs w:val="22"/>
+              </w:rPr>
+            </w:pPr>
+            <w:r>
+              <w:rPr>
+                <w:rFonts w:hint="default" w:ascii="Segoe UI" w:hAnsi="Segoe UI" w:eastAsia="Segoe UI" w:cs="Segoe UI"/>
+                <w:i w:val="0"/>
+                <w:iCs w:val="0"/>
+                <w:caps w:val="0"/>
+                <w:snapToGrid w:val="0"/>
+                <w:color w:val="000000"/>
+                <w:spacing w:val="0"/>
+                <w:kern w:val="0"/>
+                <w:sz w:val="22"/>
+                <w:szCs w:val="22"/>
+                <w:bdr w:val="none" w:color="auto" w:sz="0" w:space="0"/>
+                <w:lang w:val="en-US" w:eastAsia="zh-CN" w:bidi="ar"/>
+              </w:rPr>
+              <w:t>每次备份需记录备份时间、类型、大小、责任人、校验结果等，形成《DSL备份记录表》</w:t>
+            </w:r>
+          </w:p>
+        </w:tc>
+      </w:tr>
+    </w:tbl>
+    <w:p>
+      <w:pPr>
         <w:pStyle w:val="29"/>
         <w:keepNext w:val="0"/>
         <w:keepLines w:val="0"/>
@@ -5318,26 +8589,26 @@
         <w:snapToGrid w:val="0"/>
         <w:textAlignment w:val="baseline"/>
       </w:pPr>
-      <w:bookmarkStart w:id="14" w:name="heading_7"/>
-      <w:bookmarkStart w:id="15" w:name="_Toc25729"/>
+      <w:bookmarkStart w:id="19" w:name="heading_7"/>
+      <w:bookmarkStart w:id="20" w:name="_Toc21956"/>
       <w:r>
         <w:t>软件入库管理</w:t>
       </w:r>
-      <w:bookmarkEnd w:id="14"/>
-      <w:bookmarkEnd w:id="15"/>
+      <w:bookmarkEnd w:id="19"/>
+      <w:bookmarkEnd w:id="20"/>
     </w:p>
     <w:p>
       <w:pPr>
         <w:pStyle w:val="31"/>
         <w:bidi w:val="0"/>
       </w:pPr>
-      <w:bookmarkStart w:id="16" w:name="heading_8"/>
-      <w:bookmarkStart w:id="17" w:name="_Toc9216"/>
+      <w:bookmarkStart w:id="21" w:name="heading_8"/>
+      <w:bookmarkStart w:id="22" w:name="_Toc8609"/>
       <w:r>
         <w:t>入库条件</w:t>
       </w:r>
-      <w:bookmarkEnd w:id="16"/>
-      <w:bookmarkEnd w:id="17"/>
+      <w:bookmarkEnd w:id="21"/>
+      <w:bookmarkEnd w:id="22"/>
     </w:p>
     <w:p>
       <w:pPr>
@@ -5454,13 +8725,13 @@
         <w:pStyle w:val="31"/>
         <w:bidi w:val="0"/>
       </w:pPr>
-      <w:bookmarkStart w:id="18" w:name="heading_9"/>
-      <w:bookmarkStart w:id="19" w:name="_Toc13965"/>
+      <w:bookmarkStart w:id="23" w:name="heading_9"/>
+      <w:bookmarkStart w:id="24" w:name="_Toc19663"/>
       <w:r>
         <w:t>入库流程</w:t>
       </w:r>
-      <w:bookmarkEnd w:id="18"/>
-      <w:bookmarkEnd w:id="19"/>
+      <w:bookmarkEnd w:id="23"/>
+      <w:bookmarkEnd w:id="24"/>
     </w:p>
     <w:p>
       <w:pPr>
@@ -5587,13 +8858,13 @@
         <w:pStyle w:val="31"/>
         <w:bidi w:val="0"/>
       </w:pPr>
-      <w:bookmarkStart w:id="20" w:name="heading_10"/>
-      <w:bookmarkStart w:id="21" w:name="_Toc21945"/>
+      <w:bookmarkStart w:id="25" w:name="heading_10"/>
+      <w:bookmarkStart w:id="26" w:name="_Toc23400"/>
       <w:r>
         <w:t>入库检验</w:t>
       </w:r>
-      <w:bookmarkEnd w:id="20"/>
-      <w:bookmarkEnd w:id="21"/>
+      <w:bookmarkEnd w:id="25"/>
+      <w:bookmarkEnd w:id="26"/>
     </w:p>
     <w:p>
       <w:pPr>
@@ -6483,26 +9754,26 @@
         <w:snapToGrid w:val="0"/>
         <w:textAlignment w:val="baseline"/>
       </w:pPr>
-      <w:bookmarkStart w:id="22" w:name="heading_11"/>
-      <w:bookmarkStart w:id="23" w:name="_Toc21998"/>
+      <w:bookmarkStart w:id="27" w:name="heading_11"/>
+      <w:bookmarkStart w:id="28" w:name="_Toc2532"/>
       <w:r>
         <w:t>软件出库管理</w:t>
       </w:r>
-      <w:bookmarkEnd w:id="22"/>
-      <w:bookmarkEnd w:id="23"/>
+      <w:bookmarkEnd w:id="27"/>
+      <w:bookmarkEnd w:id="28"/>
     </w:p>
     <w:p>
       <w:pPr>
         <w:pStyle w:val="31"/>
         <w:bidi w:val="0"/>
       </w:pPr>
-      <w:bookmarkStart w:id="24" w:name="heading_12"/>
-      <w:bookmarkStart w:id="25" w:name="_Toc21911"/>
+      <w:bookmarkStart w:id="29" w:name="heading_12"/>
+      <w:bookmarkStart w:id="30" w:name="_Toc3978"/>
       <w:r>
         <w:t>出库条件</w:t>
       </w:r>
-      <w:bookmarkEnd w:id="24"/>
-      <w:bookmarkEnd w:id="25"/>
+      <w:bookmarkEnd w:id="29"/>
+      <w:bookmarkEnd w:id="30"/>
     </w:p>
     <w:p>
       <w:pPr>
@@ -6619,13 +9890,13 @@
         <w:pStyle w:val="31"/>
         <w:bidi w:val="0"/>
       </w:pPr>
-      <w:bookmarkStart w:id="26" w:name="heading_13"/>
-      <w:bookmarkStart w:id="27" w:name="_Toc18800"/>
+      <w:bookmarkStart w:id="31" w:name="heading_13"/>
+      <w:bookmarkStart w:id="32" w:name="_Toc11129"/>
       <w:r>
         <w:t>出库流程</w:t>
       </w:r>
-      <w:bookmarkEnd w:id="26"/>
-      <w:bookmarkEnd w:id="27"/>
+      <w:bookmarkEnd w:id="31"/>
+      <w:bookmarkEnd w:id="32"/>
     </w:p>
     <w:p>
       <w:pPr>
@@ -6815,13 +10086,13 @@
         <w:snapToGrid w:val="0"/>
         <w:textAlignment w:val="baseline"/>
       </w:pPr>
-      <w:bookmarkStart w:id="28" w:name="heading_14"/>
-      <w:bookmarkStart w:id="29" w:name="_Toc31321"/>
+      <w:bookmarkStart w:id="33" w:name="heading_14"/>
+      <w:bookmarkStart w:id="34" w:name="_Toc28794"/>
       <w:r>
         <w:t>软件版本管理</w:t>
       </w:r>
-      <w:bookmarkEnd w:id="28"/>
-      <w:bookmarkEnd w:id="29"/>
+      <w:bookmarkEnd w:id="33"/>
+      <w:bookmarkEnd w:id="34"/>
     </w:p>
     <w:p>
       <w:pPr>
@@ -6957,13 +10228,13 @@
         <w:snapToGrid w:val="0"/>
         <w:textAlignment w:val="baseline"/>
       </w:pPr>
-      <w:bookmarkStart w:id="30" w:name="heading_15"/>
-      <w:bookmarkStart w:id="31" w:name="_Toc21366"/>
+      <w:bookmarkStart w:id="35" w:name="heading_15"/>
+      <w:bookmarkStart w:id="36" w:name="_Toc14529"/>
       <w:r>
         <w:t>安全与保密管理</w:t>
       </w:r>
-      <w:bookmarkEnd w:id="30"/>
-      <w:bookmarkEnd w:id="31"/>
+      <w:bookmarkEnd w:id="35"/>
+      <w:bookmarkEnd w:id="36"/>
     </w:p>
     <w:p>
       <w:pPr>
@@ -7091,13 +10362,13 @@
         <w:snapToGrid w:val="0"/>
         <w:textAlignment w:val="baseline"/>
       </w:pPr>
-      <w:bookmarkStart w:id="32" w:name="heading_16"/>
-      <w:bookmarkStart w:id="33" w:name="_Toc4357"/>
+      <w:bookmarkStart w:id="37" w:name="heading_16"/>
+      <w:bookmarkStart w:id="38" w:name="_Toc13565"/>
       <w:r>
         <w:t>审计与监督</w:t>
       </w:r>
-      <w:bookmarkEnd w:id="32"/>
-      <w:bookmarkEnd w:id="33"/>
+      <w:bookmarkEnd w:id="37"/>
+      <w:bookmarkEnd w:id="38"/>
     </w:p>
     <w:p>
       <w:pPr>
@@ -7166,7 +10437,7 @@
       </w:r>
     </w:p>
     <w:p>
-      <w:bookmarkStart w:id="34" w:name="heading_17"/>
+      <w:bookmarkStart w:id="39" w:name="heading_17"/>
       <w:r>
         <w:br w:type="page"/>
       </w:r>
@@ -7189,12 +10460,12 @@
         <w:snapToGrid w:val="0"/>
         <w:textAlignment w:val="baseline"/>
       </w:pPr>
-      <w:bookmarkStart w:id="35" w:name="_Toc6227"/>
+      <w:bookmarkStart w:id="40" w:name="_Toc12353"/>
       <w:r>
         <w:t>KPI指标</w:t>
       </w:r>
-      <w:bookmarkEnd w:id="34"/>
-      <w:bookmarkEnd w:id="35"/>
+      <w:bookmarkEnd w:id="39"/>
+      <w:bookmarkEnd w:id="40"/>
     </w:p>
     <w:tbl>
       <w:tblPr>
@@ -7406,13 +10677,13 @@
         <w:snapToGrid w:val="0"/>
         <w:textAlignment w:val="baseline"/>
       </w:pPr>
-      <w:bookmarkStart w:id="36" w:name="heading_18"/>
-      <w:bookmarkStart w:id="37" w:name="_Toc12902"/>
+      <w:bookmarkStart w:id="41" w:name="heading_18"/>
+      <w:bookmarkStart w:id="42" w:name="_Toc24824"/>
       <w:r>
         <w:t>相关记录</w:t>
       </w:r>
-      <w:bookmarkEnd w:id="36"/>
-      <w:bookmarkEnd w:id="37"/>
+      <w:bookmarkEnd w:id="41"/>
+      <w:bookmarkEnd w:id="42"/>
     </w:p>
     <w:p>
       <w:pPr>
@@ -8651,6 +11922,7 @@
     <w:name w:val="柴_标题2"/>
     <w:basedOn w:val="3"/>
     <w:next w:val="30"/>
+    <w:link w:val="44"/>
     <w:qFormat/>
     <w:uiPriority w:val="0"/>
     <w:pPr>
@@ -8833,6 +12105,15 @@
         <w:right w:w="0" w:type="dxa"/>
       </w:tblCellMar>
     </w:tblPr>
+  </w:style>
+  <w:style w:type="character" w:customStyle="1" w:styleId="44">
+    <w:name w:val="柴_标题2 Char"/>
+    <w:link w:val="31"/>
+    <w:uiPriority w:val="0"/>
+    <w:rPr>
+      <w:rFonts w:ascii="Arial" w:hAnsi="Arial" w:eastAsia="宋体"/>
+      <w:sz w:val="28"/>
+    </w:rPr>
   </w:style>
 </w:styles>
 </file>
